--- a/CLAUDE.docx
+++ b/CLAUDE.docx
@@ -67,7 +67,7 @@
               <w:pStyle w:val="Compact"/>
             </w:pPr>
             <w:r>
-              <w:t xml:space="preserve">71</w:t>
+              <w:t xml:space="preserve">73</w:t>
             </w:r>
           </w:p>
         </w:tc>
@@ -115,7 +115,7 @@
               <w:pStyle w:val="Compact"/>
             </w:pPr>
             <w:r>
-              <w:t xml:space="preserve">2026-09-26T14:40:00Z</w:t>
+              <w:t xml:space="preserve">2026-10-03T20:53:21Z</w:t>
             </w:r>
           </w:p>
         </w:tc>
@@ -163,7 +163,61 @@
               <w:pStyle w:val="Compact"/>
             </w:pPr>
             <w:r>
-              <w:t xml:space="preserve">Amendment of 2026-09-26 — MODEL-SUBSTRATE CORRECTION (operator mandate 2026-09-26,</w:t>
+              <w:t xml:space="preserve">Amendment of 2026-10-04 (round 2, fix-forward on the independent Opus-xhigh review of 5fd59fa: NO-GO, 0 Blocking / 2 Important / 6 Minor) — §11.4.230(D) corrected in place: (D.3) §11.4.236 mandated validation is now AT MINIMUM source-GO + §11.4.235(A) pre/post-build gates PLUS every operator-declared QA-deploy-seam blocker (§11.4.236) and any touched §11.4.239 critical-invariant scenarios; (D.1)/(D.3)/(D.4) re-keyed from "trunk" to the increment's own INTEGRATION BRANCH, a QA build MAY be cut from a feat/product/flavor branch and for feat/ IS the §11.4.195(B) live-manual-QA vehicle (removes the trunk↔§11.4.195(B) circularity; product/flavor lines now covered); (D.3) builds coalesce (in-flight build covers prior increments) and a periodic interval must carry a recorded justification; (D.2) toggle-expiry extensions only via a §11.4.271 waiver; heading + preamble now name clause (D); next-clause-letter (E) note added; CM-QA-BUILD-CADENCE-DECLARED + CM-INCREMENT-DELIVERED-NOT-SPEC-WITHHELD contracts amended for coalescing (the latter not flagged by the review, aligned for the same false-positive reason); ledger rows OWED-GATE-107..110 formatting aligned. Constitution-submodule .html/.pdf/.docx twins NOT regenerated this round either (honestly stale per §11.4.106(E)); main-repo mirror twins regenerated in the paired main-repo commit. Prior round: Amendment of 2026-10-04 — §11.4.230 EXTENDED in place with clause (D) INCREMENTAL DELIVERY GRANULARITY + DECLARED QA-BUILD CADENCE (operator mandate 2026-10-04,</w:t>
+            </w:r>
+            <w:r>
+              <w:t xml:space="preserve"> </w:t>
+            </w:r>
+            <w:r>
+              <w:rPr>
+                <w:rStyle w:val="VerbatimChar"/>
+              </w:rPr>
+              <w:t xml:space="preserve">CRITICAL</w:t>
+            </w:r>
+            <w:r>
+              <w:t xml:space="preserve">: faster initial dev releases for every inheriting project — ship each already-source-proven-correct phase/story/task increment as it clears its own §11.4.235(A)/(D) bar instead of withholding delivery until the whole spec is done; (D.1) delivery unit = the increment; (D.2) incomplete spec stays safe via complete vertical slices or LATENT paths — release toggles permitted not mandated, each tracked with an expiry; (D.3) consumer-declared QA-build cadence</w:t>
+            </w:r>
+            <w:r>
+              <w:t xml:space="preserve"> </w:t>
+            </w:r>
+            <w:r>
+              <w:rPr>
+                <w:rStyle w:val="VerbatimChar"/>
+              </w:rPr>
+              <w:t xml:space="preserve">per-increment</w:t>
+            </w:r>
+            <w:r>
+              <w:t xml:space="preserve">/</w:t>
+            </w:r>
+            <w:r>
+              <w:rPr>
+                <w:rStyle w:val="VerbatimChar"/>
+              </w:rPr>
+              <w:t xml:space="preserve">periodic</w:t>
+            </w:r>
+            <w:r>
+              <w:t xml:space="preserve">/</w:t>
+            </w:r>
+            <w:r>
+              <w:rPr>
+                <w:rStyle w:val="VerbatimChar"/>
+              </w:rPr>
+              <w:t xml:space="preserve">whichever-first</w:t>
+            </w:r>
+            <w:r>
+              <w:t xml:space="preserve">, default</w:t>
+            </w:r>
+            <w:r>
+              <w:t xml:space="preserve"> </w:t>
+            </w:r>
+            <w:r>
+              <w:rPr>
+                <w:rStyle w:val="VerbatimChar"/>
+              </w:rPr>
+              <w:t xml:space="preserve">per-increment</w:t>
+            </w:r>
+            <w:r>
+              <w:t xml:space="preserve">, each build a §11.4.235(B) cycle boundary passing §11.4.236 on its own fingerprint, deliverable form = consumer DATA; (D.4) background hardening never gates the next increment, except shared-code source-defects and §11.4.129; (D.5) tracker/doc sync is a hand-off precondition, citing §11.4.106(F)/§11.4.229/§11.4.202/§11.4.208/§11.4.210/§11.4.197; (D.6) manual-QA finds on increment builds are still §11.4.238 coverage escapes). Extension, not a new anchor (§11.4.227 audit: §11.4.230(A) overlaps validation with ONE candidate's build, §11.4.235(A)/(D) define per-slice build-ELIGIBILITY; neither obliged an eligible increment to be DELIVERED, set a cadence, kept an incomplete spec safe, or bound hand-off to tracker truth). Research grounding cited in-text (DORA small batches, Hodgson feature toggles, branch-by-abstraction, SAFe develop-on-cadence, GitHub Next Continuous AI preview), with the honest note that no published methodology combining these was found. Recommended gates CM-INCREMENT-DELIVERED-NOT-SPEC-WITHHELD / CM-QA-BUILD-CADENCE-DECLARED / CM-RELEASE-TOGGLE-TRACKED-EXPIRY / CM-QA-HANDOFF-TRACKER-IN-SYNC registered as tracked deferrals OWED-GATE-107..110 (gate-code NOT claimed shipped). Clause text byte-identical across Constitution.md + the 4 mirrors (§11.4.157); §11.4.230 remains exactly one block-start per file (§11.4.227(B)). Generated twins: constitution-submodule twins NOT regenerated (honestly stale per §11.4.106(E), as in e44f22f); main-repo twins regenerated in e4c7b056eec. (The 2026-10-03 §11.4.235(D) amendment did not update this header; it is recorded in its own commit e44f22f.) Prior round: Amendment of 2026-09-26 — MODEL-SUBSTRATE CORRECTION (operator mandate 2026-09-26,</w:t>
             </w:r>
             <w:r>
               <w:t xml:space="preserve"> </w:t>
@@ -15235,7 +15289,7 @@
           <w:b/>
           <w:bCs/>
         </w:rPr>
-        <w:t xml:space="preserve">§11.4.230 — Parallelized-pipeline methodology: build↔validate overlap + affected-stages-only re-run + parallel multi-device testing/recording + fan-out-subagents-always (research-derived, 2026-07-26).</w:t>
+        <w:t xml:space="preserve">§11.4.230 — Parallelized-pipeline methodology: build↔validate overlap + affected-stages-only re-run + parallel multi-device testing/recording + fan-out-subagents-always + incremental delivery granularity with a declared QA-build cadence (research-derived, 2026-07-26; clause (D) added 2026-10-04).</w:t>
       </w:r>
     </w:p>
     <w:p>
@@ -15243,7 +15297,7 @@
         <w:pStyle w:val="BodyText"/>
       </w:pPr>
       <w:r>
-        <w:t xml:space="preserve">Forensic motivation (genericised): the sequential pipeline shape — build FULLY completes → THEN validation begins → on ANY discovery, restart the WHOLE cycle from scratch → all devices tested one-at-a-time — serialises the operator's wall-clock onto build latency + one-device-at-a-time evidence gathering, so a multi-hour containerised build followed by serial per-device validation and a from-scratch restart-on-discovery makes time-to-a-manual-QA-capable-release a multiple of what the genuinely-parallel work requires. §11.4.58's PWU pipeline already overlaps Stage 1 of round N+1 with Stages 4–5 of round N; §11.4.89 already backgrounds long tests; §11.4.103 already mandates ≥3 auto-backfilled parallel streams; §11.4.119 already partitions shared hardware by single-owner; §11.4.128/§11.4.144 already mandate always-on recording + availability-following. §11.4.230 BINDS those into one operating discipline and adds the three invariants they did not each state on their own: (A) the build↔validate CONCURRENCY seam + affected-stages-only re-run-on-discovery, (B) all-devices-concurrent + worker-pool recording/processing, (C) fan-out-subagents as the standing default. It is the parallelization capstone the way §11.4.103 is the continuous-parallel-stream capstone — a strengthening bind, never a weakening.</w:t>
+        <w:t xml:space="preserve">Forensic motivation (genericised): the sequential pipeline shape — build FULLY completes → THEN validation begins → on ANY discovery, restart the WHOLE cycle from scratch → all devices tested one-at-a-time — serialises the operator's wall-clock onto build latency + one-device-at-a-time evidence gathering, so a multi-hour containerised build followed by serial per-device validation and a from-scratch restart-on-discovery makes time-to-a-manual-QA-capable-release a multiple of what the genuinely-parallel work requires. §11.4.58's PWU pipeline already overlaps Stage 1 of round N+1 with Stages 4–5 of round N; §11.4.89 already backgrounds long tests; §11.4.103 already mandates ≥3 auto-backfilled parallel streams; §11.4.119 already partitions shared hardware by single-owner; §11.4.128/§11.4.144 already mandate always-on recording + availability-following. §11.4.230 BINDS those into one operating discipline and adds the four invariants they did not each state on their own: (A) the build↔validate CONCURRENCY seam + affected-stages-only re-run-on-discovery, (B) all-devices-concurrent + worker-pool recording/processing, (C) fan-out-subagents as the standing default, (D) incremental delivery granularity + a declared QA-build cadence (added 2026-10-04). It is the parallelization capstone the way §11.4.103 is the continuous-parallel-stream capstone — a strengthening bind, never a weakening.</w:t>
       </w:r>
     </w:p>
     <w:p>
@@ -15402,6 +15456,724 @@
       </w:r>
       <w:r>
         <w:t xml:space="preserve">thread headroom; (4) §11.4.58 ≤6 concurrent-agent cap; (5) §11.4.119 single-resource-owner (two subagents may not both drive one exclusive device); (6) critical-state sequencing (commits/pushes/tags stay serial per §11.4.88/§11.4.113). The bar is maximum USEFUL parallel throughput, never agent count; fan-out that exceeds a host-safety ceiling or contends a single resource is a violation, not compliance.</w:t>
+      </w:r>
+    </w:p>
+    <w:p>
+      <w:pPr>
+        <w:pStyle w:val="BodyText"/>
+      </w:pPr>
+      <w:r>
+        <w:rPr>
+          <w:b/>
+          <w:bCs/>
+        </w:rPr>
+        <w:t xml:space="preserve">(D) INCREMENTAL DELIVERY GRANULARITY + DECLARED QA-BUILD CADENCE — a long-running spec/feature ships every already-proven-correct increment as it clears its own bar, never withholding delivery until the WHOLE spec/feature is done (operator mandate, 2026-10-04,</w:t>
+      </w:r>
+      <w:r>
+        <w:rPr>
+          <w:b/>
+          <w:bCs/>
+        </w:rPr>
+        <w:t xml:space="preserve"> </w:t>
+      </w:r>
+      <w:r>
+        <w:rPr>
+          <w:rStyle w:val="VerbatimChar"/>
+          <w:b/>
+          <w:bCs/>
+        </w:rPr>
+        <w:t xml:space="preserve">CRITICAL</w:t>
+      </w:r>
+      <w:r>
+        <w:rPr>
+          <w:b/>
+          <w:bCs/>
+        </w:rPr>
+        <w:t xml:space="preserve">; research-derived; added 2026-10-04).</w:t>
+      </w:r>
+      <w:r>
+        <w:t xml:space="preserve"> </w:t>
+      </w:r>
+      <w:r>
+        <w:t xml:space="preserve">Verbatim operator mandate (2026-10-04): "All work we do, especially SpecKit specs, gets incorporated right away. Fully deterministic validation/verification tests of all supported test types relying on machine-produced evidence get incorporated too, aiming to cover everything critical. All intensive testing (gates, checks, fixing, polishing) keeps running in BACKGROUND continuously until fully done. IN PARALLEL we keep building specs one by one, phase by phase, story by story, task by task. We get fast delivery results and AS SOON AS POSSIBLE builds that can be handed to QA teams for manual testing RIGHT AWAY, while in parallel all testing/fixing/polishing/improvement continues exactly as it would anyway. We do NOT wait for all of that to finish first — that can take days [...]. QA reports discovered issues; background agents keep working until everything is absolutely flawless. As background work progresses and fixes/improvements land in the main codebase, we keep producing REGULAR builds periodically delivered to QA teams for ongoing full manual testing. It is critical that background agents keep ALL workable items, documentation, and other materials in sync so nothing ever goes out of date." Forensic anchor (genericised, FACT): in one consuming project a multi-phase spec had RED tests drafted for every phase and many source slices independently reviewed to a source-correctness GO, yet nothing reached QA for days, because delivery was implicitly held at the WHOLE-SPEC boundary while ONE slice's iterate-to-GO review loop ran past forty rounds — the finished, proven work of every other slice sat undelivered. The GAP this clause closes, stated precisely so it is not restated elsewhere (§11.4.227): clause (A) overlaps validation with the build of ONE candidate; §11.4.235(A) makes a batch build-eligible on source-correctness alone; §11.4.235(D) makes that eligibility PER SLICE inside a batched review — but none of them obliges an ELIGIBLE increment to actually be DELIVERED before the rest of its spec completes, none sets a delivery CADENCE, none says how an incomplete spec stays safe to ship, and none binds the hand-off to tracker truth. Build-eligibility that is never exercised is the same withheld delivery under a different name. ALL of the following hold:</w:t>
+      </w:r>
+    </w:p>
+    <w:p>
+      <w:pPr>
+        <w:pStyle w:val="BodyText"/>
+      </w:pPr>
+      <w:r>
+        <w:rPr>
+          <w:b/>
+          <w:bCs/>
+        </w:rPr>
+        <w:t xml:space="preserve">(D.1) THE DELIVERY UNIT IS THE INCREMENT, NOT THE SPEC.</w:t>
+      </w:r>
+      <w:r>
+        <w:t xml:space="preserve"> </w:t>
+      </w:r>
+      <w:r>
+        <w:t xml:space="preserve">A spec / feature / epic decomposed into phases / stories / tasks (vertical, independently testable slices per the §11.4.148 SLICING extension — Small + Testable) MUST integrate each increment into its INTEGRATION BRANCH — the trunk for</w:t>
+      </w:r>
+      <w:r>
+        <w:t xml:space="preserve"> </w:t>
+      </w:r>
+      <w:r>
+        <w:rPr>
+          <w:rStyle w:val="VerbatimChar"/>
+        </w:rPr>
+        <w:t xml:space="preserve">main</w:t>
+      </w:r>
+      <w:r>
+        <w:t xml:space="preserve">-targeted work, or the</w:t>
+      </w:r>
+      <w:r>
+        <w:t xml:space="preserve"> </w:t>
+      </w:r>
+      <w:r>
+        <w:rPr>
+          <w:rStyle w:val="VerbatimChar"/>
+        </w:rPr>
+        <w:t xml:space="preserve">feat/</w:t>
+      </w:r>
+      <w:r>
+        <w:t xml:space="preserve"> </w:t>
+      </w:r>
+      <w:r>
+        <w:t xml:space="preserve">/</w:t>
+      </w:r>
+      <w:r>
+        <w:t xml:space="preserve"> </w:t>
+      </w:r>
+      <w:r>
+        <w:rPr>
+          <w:rStyle w:val="VerbatimChar"/>
+        </w:rPr>
+        <w:t xml:space="preserve">product/</w:t>
+      </w:r>
+      <w:r>
+        <w:t xml:space="preserve"> </w:t>
+      </w:r>
+      <w:r>
+        <w:t xml:space="preserve">/</w:t>
+      </w:r>
+      <w:r>
+        <w:t xml:space="preserve"> </w:t>
+      </w:r>
+      <w:r>
+        <w:rPr>
+          <w:rStyle w:val="VerbatimChar"/>
+        </w:rPr>
+        <w:t xml:space="preserve">flavor/</w:t>
+      </w:r>
+      <w:r>
+        <w:t xml:space="preserve"> </w:t>
+      </w:r>
+      <w:r>
+        <w:t xml:space="preserve">branch (§11.4.195) the increment actually lives on for branch-scoped work — and make it part of the next QA deliverable (D.3) cut from that branch, the moment THAT increment holds its OWN source-correctness GO per §11.4.235(A)/(D). When an increment exists on MULTIPLE coexisting integration branches — for example both a</w:t>
+      </w:r>
+      <w:r>
+        <w:t xml:space="preserve"> </w:t>
+      </w:r>
+      <w:r>
+        <w:rPr>
+          <w:rStyle w:val="VerbatimChar"/>
+        </w:rPr>
+        <w:t xml:space="preserve">product/*</w:t>
+      </w:r>
+      <w:r>
+        <w:t xml:space="preserve"> </w:t>
+      </w:r>
+      <w:r>
+        <w:t xml:space="preserve">AND a</w:t>
+      </w:r>
+      <w:r>
+        <w:t xml:space="preserve"> </w:t>
+      </w:r>
+      <w:r>
+        <w:rPr>
+          <w:rStyle w:val="VerbatimChar"/>
+        </w:rPr>
+        <w:t xml:space="preserve">flavor/*</w:t>
+      </w:r>
+      <w:r>
+        <w:t xml:space="preserve"> </w:t>
+      </w:r>
+      <w:r>
+        <w:t xml:space="preserve">branch per §11.4.195(A) — EACH branch is independently obligated under (D.3)'s own per-branch cadence: the increment's delivery obligation is evaluated separately per branch it lives on, never as a single ambiguous "the branch". A QA build MAY be cut from a</w:t>
+      </w:r>
+      <w:r>
+        <w:t xml:space="preserve"> </w:t>
+      </w:r>
+      <w:r>
+        <w:rPr>
+          <w:rStyle w:val="VerbatimChar"/>
+        </w:rPr>
+        <w:t xml:space="preserve">feat/</w:t>
+      </w:r>
+      <w:r>
+        <w:t xml:space="preserve"> </w:t>
+      </w:r>
+      <w:r>
+        <w:t xml:space="preserve">/</w:t>
+      </w:r>
+      <w:r>
+        <w:t xml:space="preserve"> </w:t>
+      </w:r>
+      <w:r>
+        <w:rPr>
+          <w:rStyle w:val="VerbatimChar"/>
+        </w:rPr>
+        <w:t xml:space="preserve">product/</w:t>
+      </w:r>
+      <w:r>
+        <w:t xml:space="preserve"> </w:t>
+      </w:r>
+      <w:r>
+        <w:t xml:space="preserve">/</w:t>
+      </w:r>
+      <w:r>
+        <w:t xml:space="preserve"> </w:t>
+      </w:r>
+      <w:r>
+        <w:rPr>
+          <w:rStyle w:val="VerbatimChar"/>
+        </w:rPr>
+        <w:t xml:space="preserve">flavor/</w:t>
+      </w:r>
+      <w:r>
+        <w:t xml:space="preserve"> </w:t>
+      </w:r>
+      <w:r>
+        <w:t xml:space="preserve">branch. For a</w:t>
+      </w:r>
+      <w:r>
+        <w:t xml:space="preserve"> </w:t>
+      </w:r>
+      <w:r>
+        <w:rPr>
+          <w:rStyle w:val="VerbatimChar"/>
+        </w:rPr>
+        <w:t xml:space="preserve">feat/</w:t>
+      </w:r>
+      <w:r>
+        <w:t xml:space="preserve"> </w:t>
+      </w:r>
+      <w:r>
+        <w:t xml:space="preserve">branch that QA build IS the live-manual-testing vehicle §11.4.195(B) requires BEFORE the branch may merge to trunk, so the feature-branch QA build is the PRECURSOR to trunk-landing, never a consequence of it; a</w:t>
+      </w:r>
+      <w:r>
+        <w:t xml:space="preserve"> </w:t>
+      </w:r>
+      <w:r>
+        <w:rPr>
+          <w:rStyle w:val="VerbatimChar"/>
+        </w:rPr>
+        <w:t xml:space="preserve">product/</w:t>
+      </w:r>
+      <w:r>
+        <w:t xml:space="preserve"> </w:t>
+      </w:r>
+      <w:r>
+        <w:t xml:space="preserve">/</w:t>
+      </w:r>
+      <w:r>
+        <w:t xml:space="preserve"> </w:t>
+      </w:r>
+      <w:r>
+        <w:rPr>
+          <w:rStyle w:val="VerbatimChar"/>
+        </w:rPr>
+        <w:t xml:space="preserve">flavor/</w:t>
+      </w:r>
+      <w:r>
+        <w:t xml:space="preserve"> </w:t>
+      </w:r>
+      <w:r>
+        <w:t xml:space="preserve">line, which never merges to trunk the standard way (§11.4.195(C)), receives its cadence builds from its own branch. Clause (D) relaxes neither §11.4.195(B) (no</w:t>
+      </w:r>
+      <w:r>
+        <w:t xml:space="preserve"> </w:t>
+      </w:r>
+      <w:r>
+        <w:rPr>
+          <w:rStyle w:val="VerbatimChar"/>
+        </w:rPr>
+        <w:t xml:space="preserve">feat/</w:t>
+      </w:r>
+      <w:r>
+        <w:t xml:space="preserve"> </w:t>
+      </w:r>
+      <w:r>
+        <w:t xml:space="preserve">merge to trunk before live manual QA) nor §11.4.195(C), and a later merge of the branch to trunk still follows §11.4.195 / §11.4.188. Withholding an already-build-eligible increment solely because OTHER increments of the same spec are unfinished, or because its own or another increment's</w:t>
+      </w:r>
+      <w:r>
+        <w:t xml:space="preserve"> </w:t>
+      </w:r>
+      <w:r>
+        <w:rPr>
+          <w:rStyle w:val="VerbatimChar"/>
+        </w:rPr>
+        <w:t xml:space="preserve">test-instrumentation</w:t>
+      </w:r>
+      <w:r>
+        <w:t xml:space="preserve"> </w:t>
+      </w:r>
+      <w:r>
+        <w:t xml:space="preserve">/</w:t>
+      </w:r>
+      <w:r>
+        <w:t xml:space="preserve"> </w:t>
+      </w:r>
+      <w:r>
+        <w:rPr>
+          <w:rStyle w:val="VerbatimChar"/>
+        </w:rPr>
+        <w:t xml:space="preserve">process-doc</w:t>
+      </w:r>
+      <w:r>
+        <w:t xml:space="preserve"> </w:t>
+      </w:r>
+      <w:r>
+        <w:t xml:space="preserve">loops (§11.4.235(D)) are still open, is a §11.4.230(D) violation. An increment WITHOUT its own source-correctness GO is not deliverable — incremental delivery is never a licence to ship unreviewed or unproven work.</w:t>
+      </w:r>
+    </w:p>
+    <w:p>
+      <w:pPr>
+        <w:pStyle w:val="BodyText"/>
+      </w:pPr>
+      <w:r>
+        <w:rPr>
+          <w:b/>
+          <w:bCs/>
+        </w:rPr>
+        <w:t xml:space="preserve">(D.2) INCOMPLETE-SPEC, SAFE DELIVERABLE.</w:t>
+      </w:r>
+      <w:r>
+        <w:t xml:space="preserve"> </w:t>
+      </w:r>
+      <w:r>
+        <w:t xml:space="preserve">Shipping an increment while its spec is incomplete MUST leave the deliverable correct on every path a user or QA tester can reach: EITHER the increment is a complete, independently valuable vertical slice, OR the unfinished surface is LATENT — unreachable by construction, behind a release toggle (P. Hodgson, "Feature Toggles", martinfowler.com, 2017: "Release Toggles allow incomplete and un-tested codepaths to be shipped to production as latent code which may never be turned on"), or behind branch-by-abstraction (trunkbaseddevelopment.com: a technique "to effect a 'longer to complete' change in the trunk"). A toggle is a PERMITTED mechanism, never a mandated one (consistent with §11.4.265's own statement that it mandates none), and it is inventory with a carrying cost (Hodgson: "Savvy teams view their Feature Toggles as inventory which comes with a carrying cost"): every release toggle carries a tracked §11.4.197 removal item and a consumer-declared expiry (§11.4.35), and a toggle past its expiry is a §11.4.261 finding. A toggle that needs to outlive its expiry — for example because its latent path's (D.4) hardening loop legitimately runs many rounds — is extended ONLY through a §11.4.271 waiver (rostered non-producer authoriser, a new unelapsed expiry, a named tracked item), never by a silent expiry edit, by enabling the still-unproven path, or by deleting finished work. A latent path is NOT an advertised capability (§11.4.266) until it is enabled and proven.</w:t>
+      </w:r>
+    </w:p>
+    <w:p>
+      <w:pPr>
+        <w:pStyle w:val="BodyText"/>
+      </w:pPr>
+      <w:r>
+        <w:rPr>
+          <w:b/>
+          <w:bCs/>
+        </w:rPr>
+        <w:t xml:space="preserve">(D.3) A DECLARED QA-BUILD CADENCE, NOT A ONE-SHOT.</w:t>
+      </w:r>
+      <w:r>
+        <w:t xml:space="preserve"> </w:t>
+      </w:r>
+      <w:r>
+        <w:t xml:space="preserve">Every project declares as DATA (§11.4.35) its QA-build trigger:</w:t>
+      </w:r>
+      <w:r>
+        <w:t xml:space="preserve"> </w:t>
+      </w:r>
+      <w:r>
+        <w:rPr>
+          <w:rStyle w:val="VerbatimChar"/>
+        </w:rPr>
+        <w:t xml:space="preserve">per-increment</w:t>
+      </w:r>
+      <w:r>
+        <w:t xml:space="preserve"> </w:t>
+      </w:r>
+      <w:r>
+        <w:t xml:space="preserve">(each build-eligible increment landing on its integration branch, D.1),</w:t>
+      </w:r>
+      <w:r>
+        <w:t xml:space="preserve"> </w:t>
+      </w:r>
+      <w:r>
+        <w:rPr>
+          <w:rStyle w:val="VerbatimChar"/>
+        </w:rPr>
+        <w:t xml:space="preserve">periodic</w:t>
+      </w:r>
+      <w:r>
+        <w:t xml:space="preserve"> </w:t>
+      </w:r>
+      <w:r>
+        <w:t xml:space="preserve">(a fixed interval — the release-train pattern; SAFe's "Develop on Cadence. Release on Demand" separates the development rhythm from the release decision), or</w:t>
+      </w:r>
+      <w:r>
+        <w:t xml:space="preserve"> </w:t>
+      </w:r>
+      <w:r>
+        <w:rPr>
+          <w:rStyle w:val="VerbatimChar"/>
+        </w:rPr>
+        <w:t xml:space="preserve">whichever-first</w:t>
+      </w:r>
+      <w:r>
+        <w:t xml:space="preserve">; a project that declares nothing gets</w:t>
+      </w:r>
+      <w:r>
+        <w:t xml:space="preserve"> </w:t>
+      </w:r>
+      <w:r>
+        <w:rPr>
+          <w:rStyle w:val="VerbatimChar"/>
+        </w:rPr>
+        <w:t xml:space="preserve">per-increment</w:t>
+      </w:r>
+      <w:r>
+        <w:t xml:space="preserve">, the safe default (§11.4.101). A</w:t>
+      </w:r>
+      <w:r>
+        <w:t xml:space="preserve"> </w:t>
+      </w:r>
+      <w:r>
+        <w:rPr>
+          <w:rStyle w:val="VerbatimChar"/>
+        </w:rPr>
+        <w:t xml:space="preserve">periodic</w:t>
+      </w:r>
+      <w:r>
+        <w:t xml:space="preserve"> </w:t>
+      </w:r>
+      <w:r>
+        <w:t xml:space="preserve">or</w:t>
+      </w:r>
+      <w:r>
+        <w:t xml:space="preserve"> </w:t>
+      </w:r>
+      <w:r>
+        <w:rPr>
+          <w:rStyle w:val="VerbatimChar"/>
+        </w:rPr>
+        <w:t xml:space="preserve">whichever-first</w:t>
+      </w:r>
+      <w:r>
+        <w:t xml:space="preserve"> </w:t>
+      </w:r>
+      <w:r>
+        <w:t xml:space="preserve">interval MUST be recorded as DATA together with its written justification (§11.4.35) and stated in every QA hand-off record (D.5), so an interval long enough to defeat this clause is visible rather than silent; this clause sets no numeric maximum — any such cap is an operator decision (§11.4.66). Whenever an integration branch (D.1) holds build-eligible content not yet in a QA build cut from that branch and the declared trigger has fired, a QA deliverable MUST be cut from that branch and handed to QA for ongoing manual testing (§11.4.185). Builds COALESCE: a QA build already in flight covers every increment that had landed on its branch before that build started, and increments landing WHILE it is in flight roll into the NEXT build rather than each demanding a fresh one — the obligation is that eligible content never waits past the next build, not one build per increment. A build that FAILS, or is REFUSED at §11.4.236, covers NOTHING — its increments roll into the next build. "Completed" in this clause and in its two amended gate contracts (D's recommended gates, below) means HANDED TO QA: a build provides coverage only once it has genuinely been handed to QA for manual testing, never merely once the build process itself exits successfully. Each such deliverable is a §11.4.235(B) cycle boundary with its own monotonic version increment (§11.4.151), passing §11.4.236 readiness on its own candidate fingerprint, and built once then promoted (§11.4.264). The §11.4.236 "mandated validation" for a cadence build is AT MINIMUM the source-correctness GO plus the pre/post-build gates of §11.4.235(A), PLUS every operator-declared blocker bound to the QA-deploy seam per §11.4.236 and any §11.4.239 critical-invariant scenarios the increment touches — NOT the open background-hardening backlog, which by §11.4.235(A) never gates a build. "Deliverable" is project-defined DATA (§11.4.35): a binary, a container, a device image — or, for a dev-tooling / governance feature, the feature's own demonstrable, testable state at a fingerprinted commit; no artifact form is implied by this clause.</w:t>
+      </w:r>
+    </w:p>
+    <w:p>
+      <w:pPr>
+        <w:pStyle w:val="BodyText"/>
+      </w:pPr>
+      <w:r>
+        <w:rPr>
+          <w:b/>
+          <w:bCs/>
+        </w:rPr>
+        <w:t xml:space="preserve">(D.4) CONTINUOUS BACKGROUND HARDENING THAT NEVER BLOCKS THE NEXT INCREMENT.</w:t>
+      </w:r>
+      <w:r>
+        <w:t xml:space="preserve"> </w:t>
+      </w:r>
+      <w:r>
+        <w:t xml:space="preserve">Test-instrumentation hardening, gate / check / mutation authoring, polishing, and the fixes for QA-reported findings on ALREADY-delivered increments run as standing background streams (§11.4.103 / §11.4.192 / clause (C)), each a tracked item (§11.4.197) driven to its own zero-finding GO (§11.4.134 — not relaxed), landing on its integration branch (D.1) as it reaches GO and riding the NEXT cadence build cut from that branch. They never gate a LATER increment's build-eligibility, with two exceptions that follow from existing anchors rather than relax them: an open</w:t>
+      </w:r>
+      <w:r>
+        <w:t xml:space="preserve"> </w:t>
+      </w:r>
+      <w:r>
+        <w:rPr>
+          <w:rStyle w:val="VerbatimChar"/>
+        </w:rPr>
+        <w:t xml:space="preserve">source-defect</w:t>
+      </w:r>
+      <w:r>
+        <w:t xml:space="preserve"> </w:t>
+      </w:r>
+      <w:r>
+        <w:t xml:space="preserve">finding (§11.4.235(D)) in code the later increment touches or depends on is a</w:t>
+      </w:r>
+      <w:r>
+        <w:t xml:space="preserve"> </w:t>
+      </w:r>
+      <w:r>
+        <w:rPr>
+          <w:rStyle w:val="VerbatimChar"/>
+        </w:rPr>
+        <w:t xml:space="preserve">source-defect</w:t>
+      </w:r>
+      <w:r>
+        <w:t xml:space="preserve"> </w:t>
+      </w:r>
+      <w:r>
+        <w:t xml:space="preserve">of that later increment too; and a huge blocker still triggers §11.4.129 STOP → fix-all → full restart.</w:t>
+      </w:r>
+    </w:p>
+    <w:p>
+      <w:pPr>
+        <w:pStyle w:val="BodyText"/>
+      </w:pPr>
+      <w:r>
+        <w:rPr>
+          <w:b/>
+          <w:bCs/>
+        </w:rPr>
+        <w:t xml:space="preserve">(D.5) NEVER-STALE TRACKING IS A PRECONDITION OF EVERY HAND-OFF, NOT AN AFTERTHOUGHT.</w:t>
+      </w:r>
+      <w:r>
+        <w:t xml:space="preserve"> </w:t>
+      </w:r>
+      <w:r>
+        <w:t xml:space="preserve">With many increments and many background streams in flight at once, the existing sync machinery — §11.4.106(F) write-seam doc/DB sync, §11.4.229 live tracker, §11.4.202 / §11.4.208 / §11.4.210 intake and request history, §11.4.148 item integrity, §11.4.197 completion — applies at EVERY increment landing and EVERY cadence build (cited, not restated). Each QA hand-off records the deliverable's fingerprint and the exact set of tracked items it contains; a hand-off whose tracker or documents disagree with the deliverable (an item marked done whose fix is not in that build, or a fix in the build that no item records) is a §11.4 PASS-bluff at the delivery layer.</w:t>
+      </w:r>
+    </w:p>
+    <w:p>
+      <w:pPr>
+        <w:pStyle w:val="BodyText"/>
+      </w:pPr>
+      <w:r>
+        <w:rPr>
+          <w:b/>
+          <w:bCs/>
+        </w:rPr>
+        <w:t xml:space="preserve">(D.6) QA FINDINGS ON EARLY INCREMENTS ARE STILL COVERAGE ESCAPES.</w:t>
+      </w:r>
+      <w:r>
+        <w:t xml:space="preserve"> </w:t>
+      </w:r>
+      <w:r>
+        <w:t xml:space="preserve">Earlier, more frequent QA builds surface defects earlier; they do NOT make manual QA the discovery mechanism. Every defect manual QA finds on an increment build triggers the §11.4.238(C) coverage-escape audit and a new automated check, exactly as for a release candidate.</w:t>
+      </w:r>
+    </w:p>
+    <w:p>
+      <w:pPr>
+        <w:pStyle w:val="BodyText"/>
+      </w:pPr>
+      <w:r>
+        <w:rPr>
+          <w:b/>
+          <w:bCs/>
+        </w:rPr>
+        <w:t xml:space="preserve">(D) honest boundary, research grounding, and gates.</w:t>
+      </w:r>
+      <w:r>
+        <w:t xml:space="preserve"> </w:t>
+      </w:r>
+      <w:r>
+        <w:t xml:space="preserve">Honest boundary (§11.4.6): clause (D) changes WHEN and HOW OFTEN proven-correct work reaches QA; it does NOT change what gates a release candidate. It does not weaken §11.4.129 (huge-blocker full restart), §11.4.40 (full-suite retest before a release TAG — a cadence QA build is not a tag), §11.4.185 (manual-QA-final terminal gate for a release), §11.4.236 (readiness verdict per candidate), §11.4.264 / §11.4.265 (build once and promote; progressive delivery), §11.4.134 (every finding of every layer still driven to GO), or §11.4.235(D)'s conservative-safe default (an unclassifiable finding is a</w:t>
+      </w:r>
+      <w:r>
+        <w:t xml:space="preserve"> </w:t>
+      </w:r>
+      <w:r>
+        <w:rPr>
+          <w:rStyle w:val="VerbatimChar"/>
+        </w:rPr>
+        <w:t xml:space="preserve">source-defect</w:t>
+      </w:r>
+      <w:r>
+        <w:t xml:space="preserve"> </w:t>
+      </w:r>
+      <w:r>
+        <w:t xml:space="preserve">and does block). It does not prove any increment correct — that stays §11.4.108 / §11.4.235. Research grounding, stated honestly: DORA's "Working in small batches" capability (dora.dev) — "break them down into work units that can be completed independently and in short timeframes", with dark launching / feature toggles named as the way to deploy incomplete features hidden from users; Hodgson's toggle taxonomy and toggle-as-inventory discipline (quoted in D.2); branch-by-abstraction (quoted in D.2); SAFe's "Develop on Cadence. Release on Demand" (D.3); and GitHub Next's 2026 "Continuous AI" / Agentic Workflows technical preview, which its principal researcher calls "the agentic evolution of continuous integration" — scheduled or event-triggered agent loops for recurring work such as CI-failure investigation and documentation-drift fixing, cited here only as industry direction for (D.4)/(D.5), not as an adopted mechanism. No single published methodology was found that combines per-increment QA delivery with continuously running agent hardening streams; that composition is this clause's own synthesis, not a claim of prior art. Classification: universal (§11.4.17) — consumers supply the cadence trigger, interval, toggle mechanism and expiry policy, and the deliverable form as DATA per §11.4.35. Composes §11.4.101 / §11.4.103 / §11.4.106(F) / §11.4.129 / §11.4.134 / §11.4.148 / §11.4.151 / §11.4.185 / §11.4.188 / §11.4.192 / §11.4.195 / §11.4.197 / §11.4.202 / §11.4.208 / §11.4.210 / §11.4.229 / §11.4.235(A)(B)(D) / §11.4.236 / §11.4.238 / §11.4.239 / §11.4.261 / §11.4.264 / §11.4.265 / §11.4.266 / §11.4.271. Recommended gates</w:t>
+      </w:r>
+      <w:r>
+        <w:t xml:space="preserve"> </w:t>
+      </w:r>
+      <w:r>
+        <w:rPr>
+          <w:rStyle w:val="VerbatimChar"/>
+        </w:rPr>
+        <w:t xml:space="preserve">CM-INCREMENT-DELIVERED-NOT-SPEC-WITHHELD</w:t>
+      </w:r>
+      <w:r>
+        <w:t xml:space="preserve"> </w:t>
+      </w:r>
+      <w:r>
+        <w:t xml:space="preserve">(FAIL: an increment holding its source-correctness GO is absent from every completed-and-handed-to-QA or in-flight QA build from its integration branch (D.1) after the declared trigger fired while no build from that branch is in flight — coalescing per (D.3) so an increment waiting on an in-flight build's successor is never a FAIL, and a build that FAILED or was REFUSED at §11.4.236 counts as NEITHER completed NOR in-flight so it provides no coverage and the increment rolls to the next build; FAIL, the §11.4.201(1) dual guard: an increment WITHOUT that GO appears in a QA build) +</w:t>
+      </w:r>
+      <w:r>
+        <w:t xml:space="preserve"> </w:t>
+      </w:r>
+      <w:r>
+        <w:rPr>
+          <w:rStyle w:val="VerbatimChar"/>
+        </w:rPr>
+        <w:t xml:space="preserve">CM-QA-BUILD-CADENCE-DECLARED</w:t>
+      </w:r>
+      <w:r>
+        <w:t xml:space="preserve"> </w:t>
+      </w:r>
+      <w:r>
+        <w:t xml:space="preserve">(FAIL: an integration branch (D.1) holds build-eligible content that no completed-and-handed-to-QA or in-flight QA build from that branch covers, the declared trigger has fired, and no QA build from that branch is in flight; coalescing per (D.3) — a build in flight covers every increment that landed before it started and later increments roll into the NEXT build, so an in-flight build is never a FAIL and the gate never demands one build per increment; a build that FAILED or was REFUSED at §11.4.236 covers NOTHING and does not satisfy this gate; FAIL also: a</w:t>
+      </w:r>
+      <w:r>
+        <w:t xml:space="preserve"> </w:t>
+      </w:r>
+      <w:r>
+        <w:rPr>
+          <w:rStyle w:val="VerbatimChar"/>
+        </w:rPr>
+        <w:t xml:space="preserve">periodic</w:t>
+      </w:r>
+      <w:r>
+        <w:t xml:space="preserve"> </w:t>
+      </w:r>
+      <w:r>
+        <w:t xml:space="preserve">/</w:t>
+      </w:r>
+      <w:r>
+        <w:t xml:space="preserve"> </w:t>
+      </w:r>
+      <w:r>
+        <w:rPr>
+          <w:rStyle w:val="VerbatimChar"/>
+        </w:rPr>
+        <w:t xml:space="preserve">whichever-first</w:t>
+      </w:r>
+      <w:r>
+        <w:t xml:space="preserve"> </w:t>
+      </w:r>
+      <w:r>
+        <w:t xml:space="preserve">interval with no recorded justification; an absent declaration resolves to</w:t>
+      </w:r>
+      <w:r>
+        <w:t xml:space="preserve"> </w:t>
+      </w:r>
+      <w:r>
+        <w:rPr>
+          <w:rStyle w:val="VerbatimChar"/>
+        </w:rPr>
+        <w:t xml:space="preserve">per-increment</w:t>
+      </w:r>
+      <w:r>
+        <w:t xml:space="preserve">, never to "no cadence") +</w:t>
+      </w:r>
+      <w:r>
+        <w:t xml:space="preserve"> </w:t>
+      </w:r>
+      <w:r>
+        <w:rPr>
+          <w:rStyle w:val="VerbatimChar"/>
+        </w:rPr>
+        <w:t xml:space="preserve">CM-RELEASE-TOGGLE-TRACKED-EXPIRY</w:t>
+      </w:r>
+      <w:r>
+        <w:t xml:space="preserve"> </w:t>
+      </w:r>
+      <w:r>
+        <w:t xml:space="preserve">(FAIL: a release toggle with no tracked removal item or no expiry, or past its expiry) +</w:t>
+      </w:r>
+      <w:r>
+        <w:t xml:space="preserve"> </w:t>
+      </w:r>
+      <w:r>
+        <w:rPr>
+          <w:rStyle w:val="VerbatimChar"/>
+        </w:rPr>
+        <w:t xml:space="preserve">CM-QA-HANDOFF-TRACKER-IN-SYNC</w:t>
+      </w:r>
+      <w:r>
+        <w:t xml:space="preserve"> </w:t>
+      </w:r>
+      <w:r>
+        <w:t xml:space="preserve">(FAIL: a hand-off record whose item set disagrees with the deliverable's contents) + paired §1.1 mutations (withhold an eligible increment until spec completion; ship an increment lacking its GO; delete the cadence declaration and assert a "no cadence" reading; add a toggle with no expiry; mark an item done whose fix is absent from the build → each gate MUST FAIL; golden-FALSE: an increment shipped on the first trigger after its GO, behind a tracked unexpired toggle, with a matching hand-off record → none fires). Gate-code = separate work item, NOT claimed shipped (§11.4.6 / §11.4.227); the four gates are registered as tracked deferrals in</w:t>
+      </w:r>
+      <w:r>
+        <w:t xml:space="preserve"> </w:t>
+      </w:r>
+      <w:r>
+        <w:rPr>
+          <w:rStyle w:val="VerbatimChar"/>
+        </w:rPr>
+        <w:t xml:space="preserve">constitution/scripts/gates/gate_ledger_deferrals.tsv</w:t>
+      </w:r>
+      <w:r>
+        <w:t xml:space="preserve">. No escape hatch — no</w:t>
+      </w:r>
+      <w:r>
+        <w:t xml:space="preserve"> </w:t>
+      </w:r>
+      <w:r>
+        <w:rPr>
+          <w:rStyle w:val="VerbatimChar"/>
+        </w:rPr>
+        <w:t xml:space="preserve">--withhold-until-spec-complete</w:t>
+      </w:r>
+      <w:r>
+        <w:t xml:space="preserve">,</w:t>
+      </w:r>
+      <w:r>
+        <w:t xml:space="preserve"> </w:t>
+      </w:r>
+      <w:r>
+        <w:rPr>
+          <w:rStyle w:val="VerbatimChar"/>
+        </w:rPr>
+        <w:t xml:space="preserve">--hardening-gates-next-increment</w:t>
+      </w:r>
+      <w:r>
+        <w:t xml:space="preserve">,</w:t>
+      </w:r>
+      <w:r>
+        <w:t xml:space="preserve"> </w:t>
+      </w:r>
+      <w:r>
+        <w:rPr>
+          <w:rStyle w:val="VerbatimChar"/>
+        </w:rPr>
+        <w:t xml:space="preserve">--no-qa-cadence</w:t>
+      </w:r>
+      <w:r>
+        <w:t xml:space="preserve">,</w:t>
+      </w:r>
+      <w:r>
+        <w:t xml:space="preserve"> </w:t>
+      </w:r>
+      <w:r>
+        <w:rPr>
+          <w:rStyle w:val="VerbatimChar"/>
+        </w:rPr>
+        <w:t xml:space="preserve">--untracked-release-toggle</w:t>
+      </w:r>
+      <w:r>
+        <w:t xml:space="preserve">,</w:t>
+      </w:r>
+      <w:r>
+        <w:t xml:space="preserve"> </w:t>
+      </w:r>
+      <w:r>
+        <w:rPr>
+          <w:rStyle w:val="VerbatimChar"/>
+        </w:rPr>
+        <w:t xml:space="preserve">--stale-tracker-at-handoff</w:t>
+      </w:r>
+      <w:r>
+        <w:t xml:space="preserve">,</w:t>
+      </w:r>
+      <w:r>
+        <w:t xml:space="preserve"> </w:t>
+      </w:r>
+      <w:r>
+        <w:rPr>
+          <w:rStyle w:val="VerbatimChar"/>
+        </w:rPr>
+        <w:t xml:space="preserve">--manual-qa-as-discovery</w:t>
+      </w:r>
+      <w:r>
+        <w:t xml:space="preserve"> </w:t>
+      </w:r>
+      <w:r>
+        <w:t xml:space="preserve">flag.</w:t>
+      </w:r>
+    </w:p>
+    <w:p>
+      <w:pPr>
+        <w:pStyle w:val="BodyText"/>
+      </w:pPr>
+      <w:r>
+        <w:rPr>
+          <w:i/>
+          <w:iCs/>
+        </w:rPr>
+        <w:t xml:space="preserve">(Process note for future extenders: §11.4.230's next free clause letter is (E); never reuse (A)–(D).)</w:t>
       </w:r>
     </w:p>
     <w:p>
@@ -19472,25 +20244,202 @@
           <w:b/>
           <w:bCs/>
         </w:rPr>
-        <w:t xml:space="preserve">Honest boundary (§11.4.6):</w:t>
-      </w:r>
-      <w:r>
-        <w:t xml:space="preserve"> </w:t>
-      </w:r>
-      <w:r>
-        <w:t xml:space="preserve">relocates the TEST-INSTRUMENTATION re-review + gate/check hardening OFF the build critical path; does NOT weaken any substantive gate. The SOURCE-correctness review (§11.4.125/§11.4.142/§11.4.194 Opus-</w:t>
-      </w:r>
-      <w:r>
-        <w:rPr>
-          <w:rStyle w:val="VerbatimChar"/>
-        </w:rPr>
-        <w:t xml:space="preserve">xhigh</w:t>
-      </w:r>
-      <w:r>
-        <w:t xml:space="preserve"> </w:t>
-      </w:r>
-      <w:r>
-        <w:t xml:space="preserve">§11.4.209 → GO §11.4.134) STILL PRECEDES + gates the build (it IS "source proven-correct"); pre/post-build tests (§11.4.108 L1-2) run at their seams; §11.4.185 manual-QA-final un-weakened; §11.4.129/§11.4.40 un-weakened. "Test-side work is parallel, never a build gate" is bounded to future-regression instrumentation — a check that proves the SHIPPED artifact wrong is a source/artifact-correctness gate (§11.4.108 L1-2), stays on the critical path.</w:t>
+        <w:t xml:space="preserve">(D) FINDING-LAYER CLASSIFIER — the decidable split clause (A) relies on, mandatory at every §11.4.125/§11.4.142/§11.4.194 review verdict (added 2026-10-03; research-derived from the §11.4.230 four-agent audit of this project's own SpecKit-004 T048 remediation saga).</w:t>
+      </w:r>
+      <w:r>
+        <w:t xml:space="preserve"> </w:t>
+      </w:r>
+      <w:r>
+        <w:t xml:space="preserve">Every finding a code-review verdict records (§11.4.115(F) machine-written) MUST carry exactly one</w:t>
+      </w:r>
+      <w:r>
+        <w:t xml:space="preserve"> </w:t>
+      </w:r>
+      <w:r>
+        <w:rPr>
+          <w:rStyle w:val="VerbatimChar"/>
+        </w:rPr>
+        <w:t xml:space="preserve">finding_layer</w:t>
+      </w:r>
+      <w:r>
+        <w:t xml:space="preserve"> </w:t>
+      </w:r>
+      <w:r>
+        <w:t xml:space="preserve">from the closed set</w:t>
+      </w:r>
+      <w:r>
+        <w:t xml:space="preserve"> </w:t>
+      </w:r>
+      <w:r>
+        <w:rPr>
+          <w:rStyle w:val="VerbatimChar"/>
+        </w:rPr>
+        <w:t xml:space="preserve">{source-defect | test-instrumentation | process-doc}</w:t>
+      </w:r>
+      <w:r>
+        <w:t xml:space="preserve"> </w:t>
+      </w:r>
+      <w:r>
+        <w:t xml:space="preserve">(a field DISTINCT from any other per-finding classification the review record already carries — e.g. this project's own</w:t>
+      </w:r>
+      <w:r>
+        <w:t xml:space="preserve"> </w:t>
+      </w:r>
+      <w:r>
+        <w:rPr>
+          <w:rStyle w:val="VerbatimChar"/>
+        </w:rPr>
+        <w:t xml:space="preserve">review_record.py</w:t>
+      </w:r>
+      <w:r>
+        <w:t xml:space="preserve"> </w:t>
+      </w:r>
+      <w:r>
+        <w:t xml:space="preserve">pre-existing</w:t>
+      </w:r>
+      <w:r>
+        <w:t xml:space="preserve"> </w:t>
+      </w:r>
+      <w:r>
+        <w:rPr>
+          <w:rStyle w:val="VerbatimChar"/>
+        </w:rPr>
+        <w:t xml:space="preserve">"class"</w:t>
+      </w:r>
+      <w:r>
+        <w:t xml:space="preserve"> </w:t>
+      </w:r>
+      <w:r>
+        <w:t xml:space="preserve">field</w:t>
+      </w:r>
+      <w:r>
+        <w:t xml:space="preserve"> </w:t>
+      </w:r>
+      <w:r>
+        <w:rPr>
+          <w:rStyle w:val="VerbatimChar"/>
+        </w:rPr>
+        <w:t xml:space="preserve">{mechanical | judgment | false-positive}</w:t>
+      </w:r>
+      <w:r>
+        <w:t xml:space="preserve"> </w:t>
+      </w:r>
+      <w:r>
+        <w:t xml:space="preserve">is a different axis and is unaffected):</w:t>
+      </w:r>
+      <w:r>
+        <w:t xml:space="preserve"> </w:t>
+      </w:r>
+      <w:r>
+        <w:rPr>
+          <w:rStyle w:val="VerbatimChar"/>
+        </w:rPr>
+        <w:t xml:space="preserve">source-defect</w:t>
+      </w:r>
+      <w:r>
+        <w:t xml:space="preserve"> </w:t>
+      </w:r>
+      <w:r>
+        <w:t xml:space="preserve">— the finding shows the SHIPPED artifact's own behaviour wrong, unsafe or exploitable as it will actually run, OR invalidates the evidence that proves THIS batch's fixes correct (their §11.4.115 RED→GREEN guard, §11.4.108 runtime signature, or covering test per §11.4.125(6) — a proving guard that cannot fail or whose reviewer-authored mutation survives per §11.4.194(6)(d) means the source is NOT proven-correct);</w:t>
+      </w:r>
+      <w:r>
+        <w:t xml:space="preserve"> </w:t>
+      </w:r>
+      <w:r>
+        <w:rPr>
+          <w:rStyle w:val="VerbatimChar"/>
+        </w:rPr>
+        <w:t xml:space="preserve">test-instrumentation</w:t>
+      </w:r>
+      <w:r>
+        <w:t xml:space="preserve"> </w:t>
+      </w:r>
+      <w:r>
+        <w:t xml:space="preserve">— the finding concerns only future-regression coverage, mutation-guard robustness or detection completeness of a guard/gate/meta-test whose protected behaviour was ALREADY proven, with no production decision path shown wrong and no proof-of-this-batch evidence invalidated;</w:t>
+      </w:r>
+      <w:r>
+        <w:t xml:space="preserve"> </w:t>
+      </w:r>
+      <w:r>
+        <w:rPr>
+          <w:rStyle w:val="VerbatimChar"/>
+        </w:rPr>
+        <w:t xml:space="preserve">process-doc</w:t>
+      </w:r>
+      <w:r>
+        <w:t xml:space="preserve"> </w:t>
+      </w:r>
+      <w:r>
+        <w:t xml:space="preserve">— labels, comments, citations or prose with no behavioural effect. The layer is recorded by the REVIEWER (§11.4.240/§11.4.249 producer≠verifier) — the producer MAY contest it only via a fresh review round and MUST NOT lower it unilaterally. A finding that cannot be decidably classified defaults to</w:t>
+      </w:r>
+      <w:r>
+        <w:t xml:space="preserve"> </w:t>
+      </w:r>
+      <w:r>
+        <w:rPr>
+          <w:rStyle w:val="VerbatimChar"/>
+        </w:rPr>
+        <w:t xml:space="preserve">source-defect</w:t>
+      </w:r>
+      <w:r>
+        <w:t xml:space="preserve"> </w:t>
+      </w:r>
+      <w:r>
+        <w:t xml:space="preserve">(the conservative-safe default per §11.4.201(4); secondarily §11.4.101 safe-reversible). §11.4.134 is NOT relaxed: every finding of every layer is still driven to a zero-finding, zero-warning GO in its own loop; clause (D) decides only which GO is the build GO-signal — a batch/slice is BUILD-ELIGIBLE when its</w:t>
+      </w:r>
+      <w:r>
+        <w:t xml:space="preserve"> </w:t>
+      </w:r>
+      <w:r>
+        <w:rPr>
+          <w:rStyle w:val="VerbatimChar"/>
+        </w:rPr>
+        <w:t xml:space="preserve">source-defect</w:t>
+      </w:r>
+      <w:r>
+        <w:t xml:space="preserve"> </w:t>
+      </w:r>
+      <w:r>
+        <w:t xml:space="preserve">findings reach that GO, while outstanding</w:t>
+      </w:r>
+      <w:r>
+        <w:t xml:space="preserve"> </w:t>
+      </w:r>
+      <w:r>
+        <w:rPr>
+          <w:rStyle w:val="VerbatimChar"/>
+        </w:rPr>
+        <w:t xml:space="preserve">test-instrumentation</w:t>
+      </w:r>
+      <w:r>
+        <w:t xml:space="preserve">/</w:t>
+      </w:r>
+      <w:r>
+        <w:rPr>
+          <w:rStyle w:val="VerbatimChar"/>
+        </w:rPr>
+        <w:t xml:space="preserve">process-doc</w:t>
+      </w:r>
+      <w:r>
+        <w:t xml:space="preserve"> </w:t>
+      </w:r>
+      <w:r>
+        <w:t xml:space="preserve">findings continue as their own tracked §11.4.197 item on a §11.4.230(A)/§11.4.103 parallel stream. A BATCHED review (one review spanning many slices/files) MUST record its verdict PER SLICE/FILE, never one undifferentiated batch verdict, so one slice's unresolved</w:t>
+      </w:r>
+      <w:r>
+        <w:t xml:space="preserve"> </w:t>
+      </w:r>
+      <w:r>
+        <w:rPr>
+          <w:rStyle w:val="VerbatimChar"/>
+        </w:rPr>
+        <w:t xml:space="preserve">test-instrumentation</w:t>
+      </w:r>
+      <w:r>
+        <w:t xml:space="preserve"> </w:t>
+      </w:r>
+      <w:r>
+        <w:t xml:space="preserve">loop cannot withhold build-eligibility from the other slices. Clause (D) applies prospectively; recorded verdicts are never rewritten or reclassified (§11.4.6/§11.4.268). Honest boundary (§11.4.6): this clause does not make classification easy or infallible — it makes it a required, recorded, reviewer-owned decision instead of an implicit one.</w:t>
       </w:r>
     </w:p>
     <w:p>
@@ -19498,6 +20447,36 @@
         <w:pStyle w:val="BodyText"/>
       </w:pPr>
       <w:r>
+        <w:rPr>
+          <w:b/>
+          <w:bCs/>
+        </w:rPr>
+        <w:t xml:space="preserve">Honest boundary (§11.4.6):</w:t>
+      </w:r>
+      <w:r>
+        <w:t xml:space="preserve"> </w:t>
+      </w:r>
+      <w:r>
+        <w:t xml:space="preserve">relocates the TEST-INSTRUMENTATION re-review + gate/check hardening OFF the build critical path; does NOT weaken any substantive gate. The SOURCE-correctness review (§11.4.125/§11.4.142/§11.4.194 Opus-</w:t>
+      </w:r>
+      <w:r>
+        <w:rPr>
+          <w:rStyle w:val="VerbatimChar"/>
+        </w:rPr>
+        <w:t xml:space="preserve">xhigh</w:t>
+      </w:r>
+      <w:r>
+        <w:t xml:space="preserve"> </w:t>
+      </w:r>
+      <w:r>
+        <w:t xml:space="preserve">§11.4.209 → GO §11.4.134) STILL PRECEDES + gates the build (it IS "source proven-correct"); pre/post-build tests (§11.4.108 L1-2) run at their seams; §11.4.185 manual-QA-final un-weakened; §11.4.129/§11.4.40 un-weakened. "Test-side work is parallel, never a build gate" is bounded to future-regression instrumentation — a check that proves the SHIPPED artifact wrong is a source/artifact-correctness gate (§11.4.108 L1-2), stays on the critical path. Clause (D) supplies the mandatory classification mechanism this boundary's own test presupposes — a review that never classifies its findings has not actually applied this honest boundary, it has merely stated it.</w:t>
+      </w:r>
+    </w:p>
+    <w:p>
+      <w:pPr>
+        <w:pStyle w:val="BodyText"/>
+      </w:pPr>
+      <w:r>
         <w:t xml:space="preserve">Classification: universal (§11.4.17). Propagation gate</w:t>
       </w:r>
       <w:r>
@@ -19555,7 +20534,172 @@
         <w:t xml:space="preserve"> </w:t>
       </w:r>
       <w:r>
-        <w:t xml:space="preserve">(FAIL: new-artifact deploy shares a version id; FAIL: work of the cycle opened by a manual-QA deploy still targets the QA-deployed version id — the clause-(B) cycle-boundary increment skipped) + paired §1.1 mutations; gate-code = separate work item (§11.4.6/§11.4.227).</w:t>
+        <w:t xml:space="preserve">(FAIL: new-artifact deploy shares a version id; FAIL: work of the cycle opened by a manual-QA deploy still targets the QA-deployed version id — the clause-(B) cycle-boundary increment skipped) + paired §1.1 mutations.</w:t>
+      </w:r>
+      <w:r>
+        <w:t xml:space="preserve"> </w:t>
+      </w:r>
+      <w:r>
+        <w:rPr>
+          <w:rStyle w:val="VerbatimChar"/>
+        </w:rPr>
+        <w:t xml:space="preserve">CM-BUILD-ON-SOURCE-PROVEN-NOT-TEST-SIDE</w:t>
+      </w:r>
+      <w:r>
+        <w:t xml:space="preserve"> </w:t>
+      </w:r>
+      <w:r>
+        <w:t xml:space="preserve">is IMPLEMENTED (</w:t>
+      </w:r>
+      <w:r>
+        <w:rPr>
+          <w:rStyle w:val="VerbatimChar"/>
+        </w:rPr>
+        <w:t xml:space="preserve">constitution/scripts/gates/cm_build_on_source_proven_not_test_side.sh</w:t>
+      </w:r>
+      <w:r>
+        <w:t xml:space="preserve"> </w:t>
+      </w:r>
+      <w:r>
+        <w:t xml:space="preserve">+ its paired</w:t>
+      </w:r>
+      <w:r>
+        <w:t xml:space="preserve"> </w:t>
+      </w:r>
+      <w:r>
+        <w:rPr>
+          <w:rStyle w:val="VerbatimChar"/>
+        </w:rPr>
+        <w:t xml:space="preserve">_mutation_test.sh</w:t>
+      </w:r>
+      <w:r>
+        <w:t xml:space="preserve">), as is</w:t>
+      </w:r>
+      <w:r>
+        <w:t xml:space="preserve"> </w:t>
+      </w:r>
+      <w:r>
+        <w:rPr>
+          <w:rStyle w:val="VerbatimChar"/>
+        </w:rPr>
+        <w:t xml:space="preserve">CM-VERSION-INCREMENT-ON-DEPLOY</w:t>
+      </w:r>
+      <w:r>
+        <w:t xml:space="preserve"> </w:t>
+      </w:r>
+      <w:r>
+        <w:t xml:space="preserve">(</w:t>
+      </w:r>
+      <w:r>
+        <w:rPr>
+          <w:rStyle w:val="VerbatimChar"/>
+        </w:rPr>
+        <w:t xml:space="preserve">constitution/scripts/gates/cm_version_increment_on_deploy.sh</w:t>
+      </w:r>
+      <w:r>
+        <w:t xml:space="preserve"> </w:t>
+      </w:r>
+      <w:r>
+        <w:t xml:space="preserve">+ its paired mutation test) — the prior "gate-code = separate work item" disclaimer for those two was stale and is corrected here. NEW recommended gate</w:t>
+      </w:r>
+      <w:r>
+        <w:t xml:space="preserve"> </w:t>
+      </w:r>
+      <w:r>
+        <w:rPr>
+          <w:rStyle w:val="VerbatimChar"/>
+        </w:rPr>
+        <w:t xml:space="preserve">CM-REVIEW-FINDING-CLASS-RECORDED</w:t>
+      </w:r>
+      <w:r>
+        <w:t xml:space="preserve"> </w:t>
+      </w:r>
+      <w:r>
+        <w:t xml:space="preserve">for clause (D) (FAIL: a batched-review verdict covering more than one slice/file with no per-slice verdict or no per-finding</w:t>
+      </w:r>
+      <w:r>
+        <w:t xml:space="preserve"> </w:t>
+      </w:r>
+      <w:r>
+        <w:rPr>
+          <w:rStyle w:val="VerbatimChar"/>
+        </w:rPr>
+        <w:t xml:space="preserve">finding_layer</w:t>
+      </w:r>
+      <w:r>
+        <w:t xml:space="preserve"> </w:t>
+      </w:r>
+      <w:r>
+        <w:t xml:space="preserve">recorded; FAIL: a slice marked build-eligible while any</w:t>
+      </w:r>
+      <w:r>
+        <w:t xml:space="preserve"> </w:t>
+      </w:r>
+      <w:r>
+        <w:rPr>
+          <w:rStyle w:val="VerbatimChar"/>
+        </w:rPr>
+        <w:t xml:space="preserve">source-defect</w:t>
+      </w:r>
+      <w:r>
+        <w:t xml:space="preserve"> </w:t>
+      </w:r>
+      <w:r>
+        <w:t xml:space="preserve">finding in it has not reached GO; FAIL: a</w:t>
+      </w:r>
+      <w:r>
+        <w:t xml:space="preserve"> </w:t>
+      </w:r>
+      <w:r>
+        <w:rPr>
+          <w:rStyle w:val="VerbatimChar"/>
+        </w:rPr>
+        <w:t xml:space="preserve">finding_layer</w:t>
+      </w:r>
+      <w:r>
+        <w:t xml:space="preserve"> </w:t>
+      </w:r>
+      <w:r>
+        <w:t xml:space="preserve">lowered by the producer without a fresh review round) + paired §1.1 mutation — gate-code = separate work item, NOT claimed shipped (§11.4.6/§11.4.227), registered as a tracked deferral in</w:t>
+      </w:r>
+      <w:r>
+        <w:t xml:space="preserve"> </w:t>
+      </w:r>
+      <w:r>
+        <w:rPr>
+          <w:rStyle w:val="VerbatimChar"/>
+        </w:rPr>
+        <w:t xml:space="preserve">constitution/scripts/gates/gate_ledger_deferrals.tsv</w:t>
+      </w:r>
+      <w:r>
+        <w:t xml:space="preserve">; it binds ADDITIVELY by computing whether the existing</w:t>
+      </w:r>
+      <w:r>
+        <w:t xml:space="preserve"> </w:t>
+      </w:r>
+      <w:r>
+        <w:rPr>
+          <w:rStyle w:val="VerbatimChar"/>
+        </w:rPr>
+        <w:t xml:space="preserve">source_review_go</w:t>
+      </w:r>
+      <w:r>
+        <w:t xml:space="preserve"> </w:t>
+      </w:r>
+      <w:r>
+        <w:t xml:space="preserve">marker may be written, never by modifying</w:t>
+      </w:r>
+      <w:r>
+        <w:t xml:space="preserve"> </w:t>
+      </w:r>
+      <w:r>
+        <w:rPr>
+          <w:rStyle w:val="VerbatimChar"/>
+        </w:rPr>
+        <w:t xml:space="preserve">cm_build_on_source_proven_not_test_side.sh</w:t>
+      </w:r>
+      <w:r>
+        <w:t xml:space="preserve">'s own tested logic.</w:t>
       </w:r>
     </w:p>
     <w:p>

--- a/CLAUDE.docx
+++ b/CLAUDE.docx
@@ -67,7 +67,7 @@
               <w:pStyle w:val="Compact"/>
             </w:pPr>
             <w:r>
-              <w:t xml:space="preserve">73</w:t>
+              <w:t xml:space="preserve">75</w:t>
             </w:r>
           </w:p>
         </w:tc>
@@ -115,7 +115,7 @@
               <w:pStyle w:val="Compact"/>
             </w:pPr>
             <w:r>
-              <w:t xml:space="preserve">2026-10-03T20:53:21Z</w:t>
+              <w:t xml:space="preserve">2026-10-05T07:49:21Z</w:t>
             </w:r>
           </w:p>
         </w:tc>
@@ -163,7 +163,124 @@
               <w:pStyle w:val="Compact"/>
             </w:pPr>
             <w:r>
-              <w:t xml:space="preserve">Amendment of 2026-10-04 (round 2, fix-forward on the independent Opus-xhigh review of 5fd59fa: NO-GO, 0 Blocking / 2 Important / 6 Minor) — §11.4.230(D) corrected in place: (D.3) §11.4.236 mandated validation is now AT MINIMUM source-GO + §11.4.235(A) pre/post-build gates PLUS every operator-declared QA-deploy-seam blocker (§11.4.236) and any touched §11.4.239 critical-invariant scenarios; (D.1)/(D.3)/(D.4) re-keyed from "trunk" to the increment's own INTEGRATION BRANCH, a QA build MAY be cut from a feat/product/flavor branch and for feat/ IS the §11.4.195(B) live-manual-QA vehicle (removes the trunk↔§11.4.195(B) circularity; product/flavor lines now covered); (D.3) builds coalesce (in-flight build covers prior increments) and a periodic interval must carry a recorded justification; (D.2) toggle-expiry extensions only via a §11.4.271 waiver; heading + preamble now name clause (D); next-clause-letter (E) note added; CM-QA-BUILD-CADENCE-DECLARED + CM-INCREMENT-DELIVERED-NOT-SPEC-WITHHELD contracts amended for coalescing (the latter not flagged by the review, aligned for the same false-positive reason); ledger rows OWED-GATE-107..110 formatting aligned. Constitution-submodule .html/.pdf/.docx twins NOT regenerated this round either (honestly stale per §11.4.106(E)); main-repo mirror twins regenerated in the paired main-repo commit. Prior round: Amendment of 2026-10-04 — §11.4.230 EXTENDED in place with clause (D) INCREMENTAL DELIVERY GRANULARITY + DECLARED QA-BUILD CADENCE (operator mandate 2026-10-04,</w:t>
+              <w:t xml:space="preserve">Amendment of 2026-10-05 — NEW §11.4.276 (review-round budget, 5-7 max, operator CRITICAL mandate) landed, with reconciling extensions to §11.4.134 and §11.4.267(E); full detail in the canonical Constitution.md header (same date). Prior round: Amendment of 2026-10-04 (round 3, operator mandate</w:t>
+            </w:r>
+            <w:r>
+              <w:t xml:space="preserve"> </w:t>
+            </w:r>
+            <w:r>
+              <w:rPr>
+                <w:rStyle w:val="VerbatimChar"/>
+              </w:rPr>
+              <w:t xml:space="preserve">CRITICAL</w:t>
+            </w:r>
+            <w:r>
+              <w:t xml:space="preserve">, verbatim: "If we do not have access to Opus model for some reason but only to Sonnet, we MUST USE what we have! Reviews MUST BE done. Ideally with Opus model, however Sonet MUST BE used if Opus for any reason cannot be used! ... apply the rule asap so nothing is blocked with review which is not performed yet! We MUST BE maximally efficient!") — §11.4.209 + §11.4.211 AMENDED in place (extend-don't-restate per §11.4.227): both anchors' hard "Opus-xhigh-only, no fallback model, BLOCKED-on-unavailability" pin is relaxed to a PRIMARY-Opus-xhigh-plus-genuine-unavailability-SONNET-fallback pin — Fable/Haiku remain permanently forbidden in every role; a review/merge-conflict-resolution genuinely unable to reach Opus MUST now run on Sonnet (highest settable effort) rather than sit BLOCKED, with the Opus-unavailability FACT + the Sonnet substitution both recorded honestly in captured evidence (never presented as if Opus ran); BLOCKED-and-deferred now applies ONLY when BOTH Opus and Sonnet are genuinely unavailable. Both gate contracts (</w:t>
+            </w:r>
+            <w:r>
+              <w:rPr>
+                <w:rStyle w:val="VerbatimChar"/>
+              </w:rPr>
+              <w:t xml:space="preserve">CM-CODE-REVIEW-OPUS-XHIGH</w:t>
+            </w:r>
+            <w:r>
+              <w:t xml:space="preserve"> </w:t>
+            </w:r>
+            <w:r>
+              <w:t xml:space="preserve">/</w:t>
+            </w:r>
+            <w:r>
+              <w:t xml:space="preserve"> </w:t>
+            </w:r>
+            <w:r>
+              <w:rPr>
+                <w:rStyle w:val="VerbatimChar"/>
+              </w:rPr>
+              <w:t xml:space="preserve">CM-MERGE-CONFLICT-OPUS-XHIGH</w:t>
+            </w:r>
+            <w:r>
+              <w:t xml:space="preserve">) amended to accept the Sonnet-plus-fact pattern and FAIL on Fable/Haiku/any-other-model or on an unrecorded Sonnet substitution; propagated byte-identically to the compact-form mirrors (this file + AGENTS/QWEN/GEMINI.md in both the constitution submodule and the main repo +</w:t>
+            </w:r>
+            <w:r>
+              <w:t xml:space="preserve"> </w:t>
+            </w:r>
+            <w:r>
+              <w:rPr>
+                <w:rStyle w:val="VerbatimChar"/>
+              </w:rPr>
+              <w:t xml:space="preserve">docs/PROJECT_GOVERNANCE_ANCHORS.md</w:t>
+            </w:r>
+            <w:r>
+              <w:t xml:space="preserve">) and the main repo's</w:t>
+            </w:r>
+            <w:r>
+              <w:t xml:space="preserve"> </w:t>
+            </w:r>
+            <w:r>
+              <w:rPr>
+                <w:rStyle w:val="VerbatimChar"/>
+              </w:rPr>
+              <w:t xml:space="preserve">CLAUDE.md</w:t>
+            </w:r>
+            <w:r>
+              <w:t xml:space="preserve"> </w:t>
+            </w:r>
+            <w:r>
+              <w:t xml:space="preserve">one-line index entries updated to match. Gate CODE for</w:t>
+            </w:r>
+            <w:r>
+              <w:t xml:space="preserve"> </w:t>
+            </w:r>
+            <w:r>
+              <w:rPr>
+                <w:rStyle w:val="VerbatimChar"/>
+              </w:rPr>
+              <w:t xml:space="preserve">CM-CODE-REVIEW-OPUS-XHIGH</w:t>
+            </w:r>
+            <w:r>
+              <w:t xml:space="preserve">/</w:t>
+            </w:r>
+            <w:r>
+              <w:rPr>
+                <w:rStyle w:val="VerbatimChar"/>
+              </w:rPr>
+              <w:t xml:space="preserve">CM-MERGE-CONFLICT-OPUS-XHIGH</w:t>
+            </w:r>
+            <w:r>
+              <w:t xml:space="preserve"> </w:t>
+            </w:r>
+            <w:r>
+              <w:t xml:space="preserve">remains UNIMPLEMENTED (confirmed by grep: no implementation exists;</w:t>
+            </w:r>
+            <w:r>
+              <w:t xml:space="preserve"> </w:t>
+            </w:r>
+            <w:r>
+              <w:rPr>
+                <w:rStyle w:val="VerbatimChar"/>
+              </w:rPr>
+              <w:t xml:space="preserve">gate_ledger_removals.tsv</w:t>
+            </w:r>
+            <w:r>
+              <w:t xml:space="preserve"> </w:t>
+            </w:r>
+            <w:r>
+              <w:t xml:space="preserve">rows 95-96 already honestly record both successor tokens as "live, currently-UNIMPLEMENTED" entries counted by the §11.4.227(A) ratchet) — a dedicated</w:t>
+            </w:r>
+            <w:r>
+              <w:t xml:space="preserve"> </w:t>
+            </w:r>
+            <w:r>
+              <w:rPr>
+                <w:rStyle w:val="VerbatimChar"/>
+              </w:rPr>
+              <w:t xml:space="preserve">gate_ledger_deferrals.tsv</w:t>
+            </w:r>
+            <w:r>
+              <w:t xml:space="preserve"> </w:t>
+            </w:r>
+            <w:r>
+              <w:t xml:space="preserve">row for the amended Sonnet-fallback contract is separately OWED (a pre-existing §11.4.227(A) gap predating this amendment, tracked §11.4.197, never claimed shipped per §11.4.6). Prior round: Amendment of 2026-10-04 (round 2, fix-forward on the independent Opus-xhigh review of 5fd59fa: NO-GO, 0 Blocking / 2 Important / 6 Minor) — §11.4.230(D) corrected in place: (D.3) §11.4.236 mandated validation is now AT MINIMUM source-GO + §11.4.235(A) pre/post-build gates PLUS every operator-declared QA-deploy-seam blocker (§11.4.236) and any touched §11.4.239 critical-invariant scenarios; (D.1)/(D.3)/(D.4) re-keyed from "trunk" to the increment's own INTEGRATION BRANCH, a QA build MAY be cut from a feat/product/flavor branch and for feat/ IS the §11.4.195(B) live-manual-QA vehicle (removes the trunk↔§11.4.195(B) circularity; product/flavor lines now covered); (D.3) builds coalesce (in-flight build covers prior increments) and a periodic interval must carry a recorded justification; (D.2) toggle-expiry extensions only via a §11.4.271 waiver; heading + preamble now name clause (D); next-clause-letter (E) note added; CM-QA-BUILD-CADENCE-DECLARED + CM-INCREMENT-DELIVERED-NOT-SPEC-WITHHELD contracts amended for coalescing (the latter not flagged by the review, aligned for the same false-positive reason); ledger rows OWED-GATE-107..110 formatting aligned. Constitution-submodule .html/.pdf/.docx twins NOT regenerated this round either (honestly stale per §11.4.106(E)); main-repo mirror twins regenerated in the paired main-repo commit. Prior round: Amendment of 2026-10-04 — §11.4.230 EXTENDED in place with clause (D) INCREMENTAL DELIVERY GRANULARITY + DECLARED QA-BUILD CADENCE (operator mandate 2026-10-04,</w:t>
             </w:r>
             <w:r>
               <w:t xml:space="preserve"> </w:t>
@@ -8686,7 +8803,7 @@
           <w:b/>
           <w:bCs/>
         </w:rPr>
-        <w:t xml:space="preserve">§11.4.209 — Code-review MUST run on the Opus model at xhigh effort, ALWAYS — no Fable, no escalation tier, no fallback model (User mandate, 2026-09-26, supersedes 2026-09-15 and 2026-07-15).</w:t>
+        <w:t xml:space="preserve">§11.4.209 — Code-review MUST run on the Opus model at xhigh effort as PRIMARY substrate, with a genuine-unavailability Sonnet fallback — no Fable, no escalation tier (User mandate, 2026-09-26, supersedes 2026-09-15 and 2026-07-15; amended 2026-10-04 to add the Sonnet-fallback clause).</w:t>
       </w:r>
       <w:r>
         <w:t xml:space="preserve"> </w:t>
@@ -8704,7 +8821,45 @@
         <w:t xml:space="preserve">CRITICAL</w:t>
       </w:r>
       <w:r>
-        <w:t xml:space="preserve">): "Main model to use is Sonet, reviews and other heavy stuff have to be done by Opus instead of Fable!!! Fix this permanently on all levels!" Every mandatory independent code-review the constitution requires — the §11.4.125 code-review-agent gate before pre-build + main build, the §11.4.142 universal every-change-review (no exception), the §11.4.194 exhaustive all-scenario/all-angle review, iterated to a zero-finding GO per §11.4.134 — MUST be dispatched on the</w:t>
+        <w:t xml:space="preserve">): "Main model to use is Sonet, reviews and other heavy stuff have to be done by Opus instead of Fable!!! Fix this permanently on all levels!"</w:t>
+      </w:r>
+      <w:r>
+        <w:t xml:space="preserve"> </w:t>
+      </w:r>
+      <w:r>
+        <w:rPr>
+          <w:b/>
+          <w:bCs/>
+        </w:rPr>
+        <w:t xml:space="preserve">Verbatim operator mandate (2026-10-04,</w:t>
+      </w:r>
+      <w:r>
+        <w:rPr>
+          <w:b/>
+          <w:bCs/>
+        </w:rPr>
+        <w:t xml:space="preserve"> </w:t>
+      </w:r>
+      <w:r>
+        <w:rPr>
+          <w:rStyle w:val="VerbatimChar"/>
+          <w:b/>
+          <w:bCs/>
+        </w:rPr>
+        <w:t xml:space="preserve">CRITICAL</w:t>
+      </w:r>
+      <w:r>
+        <w:rPr>
+          <w:b/>
+          <w:bCs/>
+        </w:rPr>
+        <w:t xml:space="preserve">), amending clause (A) — adds a genuine-unavailability fallback, never changes the primary substrate:</w:t>
+      </w:r>
+      <w:r>
+        <w:t xml:space="preserve"> </w:t>
+      </w:r>
+      <w:r>
+        <w:t xml:space="preserve">"If we do not have access to Opus model for some reason but only to Sonnet, we MUST USE what we have! Reviews MUST BE done. Ideally with Opus model, however Sonet MUST BE used if Opus for any reason cannot be used! Add this / extend into main constiotution Submodule and apply the rule asap so nothing is blocked with review which is not performed yet! We MUST BE maximally efficient! Work MUST BE performed with all means we have at particular moment!" Every mandatory independent code-review the constitution requires — the §11.4.125 code-review-agent gate before pre-build + main build, the §11.4.142 universal every-change-review (no exception), the §11.4.194 exhaustive all-scenario/all-angle review, iterated to a zero-finding GO per §11.4.134 — MUST be dispatched on the</w:t>
       </w:r>
       <w:r>
         <w:t xml:space="preserve"> </w:t>
@@ -8746,23 +8901,26 @@
         <w:t xml:space="preserve">effort</w:t>
       </w:r>
       <w:r>
-        <w:t xml:space="preserve">, ALWAYS, whatever the size or complexity of the reviewed change. (A)</w:t>
-      </w:r>
-      <w:r>
-        <w:t xml:space="preserve"> </w:t>
-      </w:r>
-      <w:r>
-        <w:rPr>
-          <w:b/>
-          <w:bCs/>
-        </w:rPr>
-        <w:t xml:space="preserve">One substrate — no escalation tier, no fallback model</w:t>
-      </w:r>
-      <w:r>
-        <w:t xml:space="preserve"> </w:t>
-      </w:r>
-      <w:r>
-        <w:t xml:space="preserve">— Fable is NOT permitted in any role (default, escalation, or fallback: the 2026-09-15 Fable-escalation clause and the 2026-07-15 Fable-first mandate are WITHDRAWN, kept verbatim as lineage in</w:t>
+        <w:t xml:space="preserve"> </w:t>
+      </w:r>
+      <w:r>
+        <w:t xml:space="preserve">as PRIMARY substrate, whatever the size or complexity of the reviewed change. (A)</w:t>
+      </w:r>
+      <w:r>
+        <w:t xml:space="preserve"> </w:t>
+      </w:r>
+      <w:r>
+        <w:rPr>
+          <w:b/>
+          <w:bCs/>
+        </w:rPr>
+        <w:t xml:space="preserve">PRIMARY Opus-xhigh + genuine-unavailability Sonnet fallback (amended 2026-10-04) — no escalation tier, no Fable</w:t>
+      </w:r>
+      <w:r>
+        <w:t xml:space="preserve"> </w:t>
+      </w:r>
+      <w:r>
+        <w:t xml:space="preserve">— Fable is NOT permitted in any role, ever (the 2026-09-15 Fable-escalation clause and the 2026-07-15 Fable-first mandate remain WITHDRAWN, kept verbatim as lineage in</w:t>
       </w:r>
       <w:r>
         <w:t xml:space="preserve"> </w:t>
@@ -8774,7 +8932,23 @@
         <w:t xml:space="preserve">Constitution.md</w:t>
       </w:r>
       <w:r>
-        <w:t xml:space="preserve">); no other model, lower tier, or lower effort substitutes; when Opus-xhigh is genuinely unavailable (a captured FACT §11.4.6, never a guessed unavailability) the review is BLOCKED and deferred — the fact recorded, the owed review tracked (§11.4.197/§11.4.21) — and the change does NOT pass the review gate on a substitute model;</w:t>
+        <w:t xml:space="preserve">); no model other than Opus or the sanctioned Sonnet fallback below substitutes, and no lower effort for Opus itself is acceptable; when Opus-xhigh is genuinely unavailable (a captured FACT §11.4.6, never a guessed unavailability) the review MUST be dispatched on</w:t>
+      </w:r>
+      <w:r>
+        <w:t xml:space="preserve"> </w:t>
+      </w:r>
+      <w:r>
+        <w:rPr>
+          <w:b/>
+          <w:bCs/>
+        </w:rPr>
+        <w:t xml:space="preserve">Sonnet</w:t>
+      </w:r>
+      <w:r>
+        <w:t xml:space="preserve"> </w:t>
+      </w:r>
+      <w:r>
+        <w:t xml:space="preserve">(at the highest effort the dispatch path can set) rather than blocked — the sole sanctioned fallback, per the verbatim 2026-10-04 mandate above: reviews MUST be done with whatever capable means are actually available, Opus ideally, Sonnet when Opus genuinely cannot be used; the Opus-unavailability FACT and the Sonnet substitution MUST both be recorded honestly in the review's captured evidence (§11.4.5/.69) — a Sonnet-fallback review is NEVER silently presented as if it ran on Opus; a review is NEVER left undone / blocked solely because Opus is unavailable while Sonnet is reachable (§11.4.183 maximal multi-agent utilization). ONLY when BOTH Opus and Sonnet are genuinely unavailable (each established as its own captured FACT per §11.4.6, never guessed) is the review BLOCKED and deferred — the fact recorded, the owed review tracked (§11.4.197/§11.4.21);</w:t>
       </w:r>
       <w:r>
         <w:t xml:space="preserve"> </w:t>
@@ -8789,7 +8963,7 @@
         <w:t xml:space="preserve"> </w:t>
       </w:r>
       <w:r>
-        <w:t xml:space="preserve">is REQUIRED (the §11.4.194 all-angle depth is unreachable lower). (B)</w:t>
+        <w:t xml:space="preserve">is REQUIRED on whichever substrate actually runs WHERE THE DISPATCH PATH CAN SET IT (the §11.4.194 all-angle depth is unreachable lower) — where it cannot (the pre-existing §11.4.231(F.2) harness gap), clause (C)'s honesty rule governs: the gap is recorded, never silently claimed as xhigh unverified. (B)</w:t>
       </w:r>
       <w:r>
         <w:t xml:space="preserve"> </w:t>
@@ -8805,7 +8979,7 @@
         <w:t xml:space="preserve"> </w:t>
       </w:r>
       <w:r>
-        <w:t xml:space="preserve">— the Opus-xhigh model is the structurally-separated reviewer, never the author; §11.4.209 sets the review's MODEL + EFFORT, not its independence / iterate-until-GO (§11.4.134) / captured-evidence (§11.4.5/.69/.107). (C)</w:t>
+        <w:t xml:space="preserve">— the reviewing model (Opus or the sanctioned Sonnet fallback) is the structurally-separated reviewer, never the author; §11.4.209 sets the review's MODEL + EFFORT, not its independence / iterate-until-GO (§11.4.134) / captured-evidence (§11.4.5/.69/.107). (C)</w:t>
       </w:r>
       <w:r>
         <w:t xml:space="preserve"> </w:t>
@@ -8821,7 +8995,7 @@
         <w:t xml:space="preserve"> </w:t>
       </w:r>
       <w:r>
-        <w:t xml:space="preserve">— a review claimed done that ran on any non-Opus model or below</w:t>
+        <w:t xml:space="preserve">— a review claimed done that ran on Fable, Haiku, or any model other than Opus or the sanctioned Sonnet fallback, or below</w:t>
       </w:r>
       <w:r>
         <w:t xml:space="preserve"> </w:t>
@@ -8833,10 +9007,7 @@
         <w:t xml:space="preserve">xhigh</w:t>
       </w:r>
       <w:r>
-        <w:t xml:space="preserve"> </w:t>
-      </w:r>
-      <w:r>
-        <w:t xml:space="preserve">is a §11.4 bluff at the review-substrate layer; the review's captured evidence records which model + effort actually performed it (where the dispatch path cannot set or report effort, §11.4.231(F.2), that gap is recorded instead of a claimed</w:t>
+        <w:t xml:space="preserve">, or on Sonnet with no recorded Opus-unavailability fact, is a §11.4 bluff at the review-substrate layer; the review's captured evidence records which model + effort actually performed it (where the dispatch path cannot set or report effort, §11.4.231(F.2), that gap is recorded instead of a claimed</w:t>
       </w:r>
       <w:r>
         <w:t xml:space="preserve"> </w:t>
@@ -8864,7 +9035,22 @@
         <w:t xml:space="preserve"> </w:t>
       </w:r>
       <w:r>
-        <w:t xml:space="preserve">— any plaintext credential value that has appeared in documentation, a spec, or commit history is compromised from the moment of commit; an illustration never embeds a real-looking username/password pair without stating it is compromised-by-disclosure. STRENGTHENS §11.4.125/.142/.194/.134 — does NOT replace them; it pins the review's execution substrate. Classification: universal (§11.4.17). Composes §11.4.125/.134/.142/.194/.6/.10/.20/.21/.70/.196/.197/.231. Propagation gate</w:t>
+        <w:t xml:space="preserve">— any plaintext credential value that has appeared in documentation, a spec, or commit history is compromised from the moment of commit; an illustration never embeds a real-looking username/password pair without stating it is compromised-by-disclosure. STRENGTHENS §11.4.125/.142/.194/.134 — does NOT replace them; it pins the review's execution substrate, now a PRIMARY-plus-sanctioned-fallback pin rather than a single-model pin. Classification: universal (§11.4.17). Composes §11.4.125/.134/.142/.194/.6/.10/.20/.21/.70/.183/.196/.197/.231(A — the</w:t>
+      </w:r>
+      <w:r>
+        <w:t xml:space="preserve"> </w:t>
+      </w:r>
+      <w:r>
+        <w:rPr>
+          <w:rStyle w:val="VerbatimChar"/>
+        </w:rPr>
+        <w:t xml:space="preserve">sonnet</w:t>
+      </w:r>
+      <w:r>
+        <w:t xml:space="preserve"> </w:t>
+      </w:r>
+      <w:r>
+        <w:t xml:space="preserve">rung this fallback draws on). Propagation gate</w:t>
       </w:r>
       <w:r>
         <w:t xml:space="preserve"> </w:t>
@@ -8906,7 +9092,7 @@
         <w:t xml:space="preserve"> </w:t>
       </w:r>
       <w:r>
-        <w:t xml:space="preserve">+ paired §1.1 mutation.</w:t>
+        <w:t xml:space="preserve">(amended 2026-10-04: now accepts model=Opus+xhigh OR model=Sonnet carrying a captured Opus-unavailability fact; FAILs on Fable/Haiku/any other model, or on Sonnet with no recorded fact; gate-code = separate work item, NOT claimed shipped §11.4.6) + paired §1.1 mutation.</w:t>
       </w:r>
       <w:r>
         <w:t xml:space="preserve"> </w:t>
@@ -8939,7 +9125,7 @@
         <w:t xml:space="preserve"> </w:t>
       </w:r>
       <w:r>
-        <w:t xml:space="preserve">§11.4.209. Non-compliance is a release blocker. No escape hatch — no</w:t>
+        <w:t xml:space="preserve">§11.4.209. Non-compliance is a release blocker. No escape hatch beyond the sanctioned (A) Sonnet fallback (itself requiring a captured Opus-unavailability FACT, never a guess) — no</w:t>
       </w:r>
       <w:r>
         <w:t xml:space="preserve"> </w:t>
@@ -8996,19 +9182,31 @@
         <w:rPr>
           <w:rStyle w:val="VerbatimChar"/>
         </w:rPr>
-        <w:t xml:space="preserve">--escalate-to-other-model</w:t>
-      </w:r>
-      <w:r>
-        <w:t xml:space="preserve">,</w:t>
-      </w:r>
-      <w:r>
-        <w:t xml:space="preserve"> </w:t>
-      </w:r>
-      <w:r>
-        <w:rPr>
-          <w:rStyle w:val="VerbatimChar"/>
-        </w:rPr>
-        <w:t xml:space="preserve">--substitute-model-on-unavailability</w:t>
+        <w:t xml:space="preserve">--escalate-to-fable-or-haiku</w:t>
+      </w:r>
+      <w:r>
+        <w:t xml:space="preserve">,</w:t>
+      </w:r>
+      <w:r>
+        <w:t xml:space="preserve"> </w:t>
+      </w:r>
+      <w:r>
+        <w:rPr>
+          <w:rStyle w:val="VerbatimChar"/>
+        </w:rPr>
+        <w:t xml:space="preserve">--sonnet-fallback-without-recorded-fact</w:t>
+      </w:r>
+      <w:r>
+        <w:t xml:space="preserve">,</w:t>
+      </w:r>
+      <w:r>
+        <w:t xml:space="preserve"> </w:t>
+      </w:r>
+      <w:r>
+        <w:rPr>
+          <w:rStyle w:val="VerbatimChar"/>
+        </w:rPr>
+        <w:t xml:space="preserve">--leave-review-blocked-while-sonnet-reachable</w:t>
       </w:r>
       <w:r>
         <w:t xml:space="preserve"> </w:t>
@@ -9197,7 +9395,7 @@
           <w:b/>
           <w:bCs/>
         </w:rPr>
-        <w:t xml:space="preserve">§11.4.211 — Merge-conflict resolution during main→feature/product/flavor merges MUST run on the Opus model at xhigh effort, ALWAYS — no Fable, no fallback model (User mandate, 2026-07-16; amended 2026-09-26).</w:t>
+        <w:t xml:space="preserve">§11.4.211 — Merge-conflict resolution during main→feature/product/flavor merges MUST run on the Opus model at xhigh effort as PRIMARY substrate, with a genuine-unavailability Sonnet fallback — no Fable (User mandate, 2026-07-16; amended 2026-09-26; amended again 2026-10-04 to add the Sonnet-fallback clause).</w:t>
       </w:r>
       <w:r>
         <w:t xml:space="preserve"> </w:t>
@@ -9215,7 +9413,45 @@
         <w:t xml:space="preserve">CRITICAL</w:t>
       </w:r>
       <w:r>
-        <w:t xml:space="preserve">), superseding the model choice of the 2026-07-16 mandate: "Main model to use is Sonet, reviews and other heavy stuff have to be done by Opus instead of Fable!!! Fix this permanently on all levels!" The 2026-07-16 mandate ("During the merge of main branch to all feature/product/flavor branches of tracks 2 - 4, if conflicts happen they MUST BE resolved using Fable model with xhigh effort! If Fable is not available, then with Opus with xhigh!") is WITHDRAWN as to its model choice and kept as lineage; its scope and its</w:t>
+        <w:t xml:space="preserve">), superseding the model choice of the 2026-07-16 mandate: "Main model to use is Sonet, reviews and other heavy stuff have to be done by Opus instead of Fable!!! Fix this permanently on all levels!"</w:t>
+      </w:r>
+      <w:r>
+        <w:t xml:space="preserve"> </w:t>
+      </w:r>
+      <w:r>
+        <w:rPr>
+          <w:b/>
+          <w:bCs/>
+        </w:rPr>
+        <w:t xml:space="preserve">Verbatim operator mandate (2026-10-04,</w:t>
+      </w:r>
+      <w:r>
+        <w:rPr>
+          <w:b/>
+          <w:bCs/>
+        </w:rPr>
+        <w:t xml:space="preserve"> </w:t>
+      </w:r>
+      <w:r>
+        <w:rPr>
+          <w:rStyle w:val="VerbatimChar"/>
+          <w:b/>
+          <w:bCs/>
+        </w:rPr>
+        <w:t xml:space="preserve">CRITICAL</w:t>
+      </w:r>
+      <w:r>
+        <w:rPr>
+          <w:b/>
+          <w:bCs/>
+        </w:rPr>
+        <w:t xml:space="preserve">), amending clause (A) — adds a genuine-unavailability fallback, never changes the primary substrate:</w:t>
+      </w:r>
+      <w:r>
+        <w:t xml:space="preserve"> </w:t>
+      </w:r>
+      <w:r>
+        <w:t xml:space="preserve">"If we do not have access to Opus model for some reason but only to Sonnet, we MUST USE what we have! Reviews MUST BE done. Ideally with Opus model, however Sonet MUST BE used if Opus for any reason cannot be used! Add this / extend into main constiotution Submodule and apply the rule asap so nothing is blocked with review which is not performed yet! We MUST BE maximally efficient! Work MUST BE performed with all means we have at particular moment!" The 2026-07-16 mandate ("During the merge of main branch to all feature/product/flavor branches of tracks 2 - 4, if conflicts happen they MUST BE resolved using Fable model with xhigh effort! If Fable is not available, then with Opus with xhigh!") remains WITHDRAWN as to its model choice and kept as lineage; its scope and its</w:t>
       </w:r>
       <w:r>
         <w:t xml:space="preserve"> </w:t>
@@ -9290,23 +9526,42 @@
         <w:t xml:space="preserve">effort</w:t>
       </w:r>
       <w:r>
-        <w:t xml:space="preserve">, ALWAYS; the merge-resolution analogue of §11.4.209 (which pins the same model + effort for code-REVIEW), pinning it for the DECISION-MAKING of conflict resolution (which side to keep, how to UNION both sides without loss, marker removal, semantic reconciliation of divergent edits).</w:t>
-      </w:r>
-      <w:r>
-        <w:t xml:space="preserve"> </w:t>
-      </w:r>
-      <w:r>
-        <w:rPr>
-          <w:b/>
-          <w:bCs/>
-        </w:rPr>
-        <w:t xml:space="preserve">(A) One substrate — no fallback model:</w:t>
-      </w:r>
-      <w:r>
-        <w:t xml:space="preserve"> </w:t>
-      </w:r>
-      <w:r>
-        <w:t xml:space="preserve">Fable is NOT permitted in any role and no lower-effort or other model is an acceptable substrate; when Opus-xhigh is genuinely unavailable (not configured / rate-limited / unreachable, established as FACT §11.4.6 — never a guessed unavailability) the conflict resolution is BLOCKED and deferred — the fact recorded, the merge NOT completed on a substitute model, the branch left quiescent with no conflict marker committed;</w:t>
+        <w:t xml:space="preserve"> </w:t>
+      </w:r>
+      <w:r>
+        <w:t xml:space="preserve">as PRIMARY substrate; the merge-resolution analogue of §11.4.209, pinning it for the DECISION-MAKING of conflict resolution (which side to keep, how to UNION both sides without loss, marker removal, semantic reconciliation of divergent edits).</w:t>
+      </w:r>
+      <w:r>
+        <w:t xml:space="preserve"> </w:t>
+      </w:r>
+      <w:r>
+        <w:rPr>
+          <w:b/>
+          <w:bCs/>
+        </w:rPr>
+        <w:t xml:space="preserve">(A) PRIMARY Opus-xhigh + genuine-unavailability Sonnet fallback (amended 2026-10-04) — no Fable:</w:t>
+      </w:r>
+      <w:r>
+        <w:t xml:space="preserve"> </w:t>
+      </w:r>
+      <w:r>
+        <w:t xml:space="preserve">Fable is NOT permitted in any role, ever, and no lower effort for Opus itself is acceptable; when Opus-xhigh is genuinely unavailable (not configured / rate-limited / unreachable, established as FACT §11.4.6 — never a guessed unavailability) the conflict resolution MUST be carried out on</w:t>
+      </w:r>
+      <w:r>
+        <w:t xml:space="preserve"> </w:t>
+      </w:r>
+      <w:r>
+        <w:rPr>
+          <w:b/>
+          <w:bCs/>
+        </w:rPr>
+        <w:t xml:space="preserve">Sonnet</w:t>
+      </w:r>
+      <w:r>
+        <w:t xml:space="preserve"> </w:t>
+      </w:r>
+      <w:r>
+        <w:t xml:space="preserve">(at the highest effort the dispatch path can set) rather than blocked — the sole sanctioned fallback, per the verbatim 2026-10-04 mandate above; the Opus-unavailability FACT and the Sonnet substitution MUST both be recorded honestly in the merge's captured evidence (§11.4.5/.69) — a Sonnet-resolved merge is NEVER silently presented as if Opus resolved it. ONLY when BOTH Opus and Sonnet are genuinely unavailable (each established as its own captured FACT per §11.4.6, never guessed) is the resolution BLOCKED and deferred — the fact recorded, the merge NOT completed, the branch left quiescent with no conflict marker committed;</w:t>
       </w:r>
       <w:r>
         <w:t xml:space="preserve"> </w:t>
@@ -9321,7 +9576,7 @@
         <w:t xml:space="preserve"> </w:t>
       </w:r>
       <w:r>
-        <w:t xml:space="preserve">REQUIRED (a careless resolution silently drops a commit or commits a marker).</w:t>
+        <w:t xml:space="preserve">REQUIRED on whichever substrate actually runs WHERE THE DISPATCH PATH CAN SET IT (a careless resolution silently drops a commit or commits a marker) — where it cannot (the pre-existing §11.4.231(F.2) harness gap), clause (D)'s honesty rule governs: the gap is recorded, never silently claimed as xhigh unverified.</w:t>
       </w:r>
       <w:r>
         <w:t xml:space="preserve"> </w:t>
@@ -9396,7 +9651,7 @@
         <w:t xml:space="preserve"> </w:t>
       </w:r>
       <w:r>
-        <w:t xml:space="preserve">a merge whose conflicts were resolved on any non-Opus model or below</w:t>
+        <w:t xml:space="preserve">a merge whose conflicts were resolved on Fable or any model other than Opus or the sanctioned Sonnet fallback, or below</w:t>
       </w:r>
       <w:r>
         <w:t xml:space="preserve"> </w:t>
@@ -9408,10 +9663,37 @@
         <w:t xml:space="preserve">xhigh</w:t>
       </w:r>
       <w:r>
-        <w:t xml:space="preserve"> </w:t>
-      </w:r>
-      <w:r>
-        <w:t xml:space="preserve">is a §11.4 bluff at the merge-resolution-substrate layer — the merge's captured evidence records which model + effort resolved the conflicts (and, when blocked, the FACT of Opus's unavailability). STRICT EXTENSION of §11.4.209 to merge-CONFLICT resolution; STRENGTHENS §11.4.188/§11.4.195/§11.4.41 by pinning the substrate of their conflict-resolution step. Classification: universal (§11.4.17). Composes §11.4.209/.188/.195/.41/.113/§9/§9.2/.6/.167(D)(I)/.84/.37/.71/.196. Propagation gate</w:t>
+        <w:t xml:space="preserve">, or on Sonnet with no recorded Opus-unavailability fact, is a §11.4 bluff at the merge-resolution-substrate layer — the merge's captured evidence records which model + effort resolved the conflicts (and, when blocked, the FACT that both Opus and Sonnet were unavailable). Where the dispatch path cannot set or report the effort (the §11.4.231(F.2) harness gap), the evidence records that gap honestly and the merge is never claimed to have run at</w:t>
+      </w:r>
+      <w:r>
+        <w:t xml:space="preserve"> </w:t>
+      </w:r>
+      <w:r>
+        <w:rPr>
+          <w:rStyle w:val="VerbatimChar"/>
+        </w:rPr>
+        <w:t xml:space="preserve">xhigh</w:t>
+      </w:r>
+      <w:r>
+        <w:t xml:space="preserve"> </w:t>
+      </w:r>
+      <w:r>
+        <w:t xml:space="preserve">on an unverified basis. STRICT EXTENSION of §11.4.209 to merge-CONFLICT resolution; STRENGTHENS §11.4.188/§11.4.195/§11.4.41 by pinning the substrate of their conflict-resolution step. Classification: universal (§11.4.17). Composes §11.4.209/.183/.188/.195/.41/.113/§9/§9.2/.6/.167(D)(I)/.84/.37/.71/.196/.231(A — the</w:t>
+      </w:r>
+      <w:r>
+        <w:t xml:space="preserve"> </w:t>
+      </w:r>
+      <w:r>
+        <w:rPr>
+          <w:rStyle w:val="VerbatimChar"/>
+        </w:rPr>
+        <w:t xml:space="preserve">sonnet</w:t>
+      </w:r>
+      <w:r>
+        <w:t xml:space="preserve"> </w:t>
+      </w:r>
+      <w:r>
+        <w:t xml:space="preserve">rung this fallback draws on). Propagation gate</w:t>
       </w:r>
       <w:r>
         <w:t xml:space="preserve"> </w:t>
@@ -9453,7 +9735,7 @@
         <w:t xml:space="preserve"> </w:t>
       </w:r>
       <w:r>
-        <w:t xml:space="preserve">+ paired §1.1 mutation.</w:t>
+        <w:t xml:space="preserve">(amended 2026-10-04: now accepts model=Opus+xhigh OR model=Sonnet carrying a captured Opus-unavailability fact; FAILs on Fable/any other model, or on Sonnet with no recorded fact; gate-code = separate work item, NOT claimed shipped §11.4.6) + paired §1.1 mutation.</w:t>
       </w:r>
       <w:r>
         <w:t xml:space="preserve"> </w:t>
@@ -9486,7 +9768,7 @@
         <w:t xml:space="preserve"> </w:t>
       </w:r>
       <w:r>
-        <w:t xml:space="preserve">§11.4.211. Non-compliance is a release blocker. No escape hatch — no</w:t>
+        <w:t xml:space="preserve">§11.4.211. Non-compliance is a release blocker. No escape hatch beyond the sanctioned (A) Sonnet fallback (itself requiring a captured Opus-unavailability FACT, never a guess) — no</w:t>
       </w:r>
       <w:r>
         <w:t xml:space="preserve"> </w:t>
@@ -9543,7 +9825,31 @@
         <w:rPr>
           <w:rStyle w:val="VerbatimChar"/>
         </w:rPr>
-        <w:t xml:space="preserve">--substitute-model-on-unavailability</w:t>
+        <w:t xml:space="preserve">--escalate-to-fable</w:t>
+      </w:r>
+      <w:r>
+        <w:t xml:space="preserve">,</w:t>
+      </w:r>
+      <w:r>
+        <w:t xml:space="preserve"> </w:t>
+      </w:r>
+      <w:r>
+        <w:rPr>
+          <w:rStyle w:val="VerbatimChar"/>
+        </w:rPr>
+        <w:t xml:space="preserve">--sonnet-fallback-without-recorded-fact</w:t>
+      </w:r>
+      <w:r>
+        <w:t xml:space="preserve">,</w:t>
+      </w:r>
+      <w:r>
+        <w:t xml:space="preserve"> </w:t>
+      </w:r>
+      <w:r>
+        <w:rPr>
+          <w:rStyle w:val="VerbatimChar"/>
+        </w:rPr>
+        <w:t xml:space="preserve">--leave-merge-blocked-while-sonnet-reachable</w:t>
       </w:r>
       <w:r>
         <w:t xml:space="preserve"> </w:t>
@@ -16997,7 +17303,10 @@
         <w:t xml:space="preserve">effort</w:t>
       </w:r>
       <w:r>
-        <w:t xml:space="preserve">, ALWAYS — no Fable, no fallback model; genuine Opus-unavailability BLOCKS the review, NEVER a lower tier, another model, or a lower effort) and §11.4.211 (every main→feature/product/flavor merge-CONFLICT resolution runs on the SAME Opus-xhigh substrate, blocked — never substituted — on unavailability). Those two anchors are STRICTER, SCOPE-SPECIFIC pins that this anchor's general ladder does not reach — review and merge-conflict-resolution are NOT eligible for sonnet/opus-by-complexity dispatch; they run on their pinned substrate ALWAYS, regardless of how "simple" the reviewed change or the conflict appears. A review or merge-conflict resolution dispatched on anything other than the §11.4.209/§11.4.211 Opus-xhigh pin is a violation of THOSE anchors, not a valid application of §11.4.231's general ladder.</w:t>
+        <w:t xml:space="preserve"> </w:t>
+      </w:r>
+      <w:r>
+        <w:t xml:space="preserve">as PRIMARY substrate, with a genuine-unavailability SONNET fallback, amended 2026-10-04 — no Fable, no Haiku, no other fallback model; BLOCKED only when BOTH Opus and Sonnet are genuinely unavailable, NEVER a lower tier or any other model) and §11.4.211 (every main→feature/product/flavor merge-CONFLICT resolution runs on the SAME Opus-xhigh-primary-plus-Sonnet-fallback substrate, blocked only when both Opus and Sonnet are genuinely unavailable). Those two anchors are STRICTER, SCOPE-SPECIFIC pins that this anchor's general ladder does not reach — review and merge-conflict-resolution are NOT eligible for sonnet/opus-by-complexity dispatch; they run on their pinned substrate ALWAYS, regardless of how "simple" the reviewed change or the conflict appears. A review or merge-conflict resolution dispatched on anything other than the §11.4.209/§11.4.211 Opus-xhigh-primary-plus-sanctioned-Sonnet-fallback substrate (amended 2026-10-04) is a violation of THOSE anchors, not a valid application of §11.4.231's general ladder.</w:t>
       </w:r>
     </w:p>
     <w:p>
@@ -17281,7 +17590,7 @@
         <w:t xml:space="preserve"> </w:t>
       </w:r>
       <w:r>
-        <w:t xml:space="preserve">effort on Opus (no fallback model), and this general effort ladder NEVER tiers those two scopes below</w:t>
+        <w:t xml:space="preserve">effort on Opus as PRIMARY substrate (or, on a captured genuine Opus-unavailability FACT, on the §11.4.209/§11.4.211 sanctioned Sonnet fallback, amended 2026-10-04 — Fable and Haiku remain forbidden in every role), and this general effort ladder NEVER tiers those two scopes below</w:t>
       </w:r>
       <w:r>
         <w:t xml:space="preserve"> </w:t>
@@ -17296,7 +17605,7 @@
         <w:t xml:space="preserve"> </w:t>
       </w:r>
       <w:r>
-        <w:t xml:space="preserve">regardless of how "simple" the reviewed change or the conflict appears — a review / merge-conflict resolution run below</w:t>
+        <w:t xml:space="preserve">where the dispatch path can set it, regardless of how "simple" the reviewed change or the conflict appears — a review / merge-conflict resolution run below</w:t>
       </w:r>
       <w:r>
         <w:t xml:space="preserve"> </w:t>
@@ -17311,7 +17620,7 @@
         <w:t xml:space="preserve"> </w:t>
       </w:r>
       <w:r>
-        <w:t xml:space="preserve">is a §11.4.209 / §11.4.211 violation, not a valid application of this ladder. (F.4) HONEST BOUNDARY (§11.4.6) — "lightest capable effort" is a CONJUNCTION, not a discount: an effort setting that yields a shallow / guessed / under-verified result is UNDER-POWERED, a FALSE ECONOMY, and a §11.4 violation of PASS-bluff severity, exactly as an under-powered MODEL tier is per clause (D); capability determinations are evidence-based, never guessed (§11.4.6).</w:t>
+        <w:t xml:space="preserve">on a path that COULD set it, or run on a model other than Opus or the sanctioned Sonnet fallback, is a §11.4.209 / §11.4.211 violation, not a valid application of this ladder. (F.4) HONEST BOUNDARY (§11.4.6) — "lightest capable effort" is a CONJUNCTION, not a discount: an effort setting that yields a shallow / guessed / under-verified result is UNDER-POWERED, a FALSE ECONOMY, and a §11.4 violation of PASS-bluff severity, exactly as an under-powered MODEL tier is per clause (D); capability determinations are evidence-based, never guessed (§11.4.6).</w:t>
       </w:r>
     </w:p>
     <w:p>
@@ -22258,7 +22567,10 @@
         <w:t xml:space="preserve">xhigh</w:t>
       </w:r>
       <w:r>
-        <w:t xml:space="preserve">, no fallback model) both remain in force unmodified for their own domains.</w:t>
+        <w:t xml:space="preserve"> </w:t>
+      </w:r>
+      <w:r>
+        <w:t xml:space="preserve">as PRIMARY substrate, with a genuine-unavailability Sonnet fallback, amended 2026-10-04; Fable and Haiku remain forbidden in every role) both remain in force unmodified for their own domains.</w:t>
       </w:r>
       <w:r>
         <w:t xml:space="preserve"> </w:t>
@@ -31797,46 +32109,52 @@
           <w:b/>
           <w:bCs/>
         </w:rPr>
-        <w:t xml:space="preserve">§11.4.275 — Semantic (Lumen) index + indexing-efficiency gate + universal agent/subagent accessibility (research-derived, 2026-09-24).</w:t>
-      </w:r>
-      <w:r>
-        <w:t xml:space="preserve"> </w:t>
-      </w:r>
-      <w:r>
-        <w:t xml:space="preserve">Compact summary: every code index the project maintains — the structural CodeGraph index (§11.4.78) AND the semantic Lumen index, and any future code index — MUST (A) be reachable by EVERY agent AND every dispatched subagent through a server definition they can actually resolve (committed project config or installed plugin); a config that ENABLES a server nothing DECLARES is a violation; proof = a real tool call from a dispatched subagent returning an index-only fact (§11.4.78(4) unforgeable challenge), un-drivable agents = documented §11.4.3 SKIP; (B) for the semantic index: embedding model provisioned rootless (§11.4.161) and proven by a real embed call returning the declared dimensions, scope GENERATED from the same class source as the structural scope (</w:t>
-      </w:r>
-      <w:r>
-        <w:rPr>
-          <w:rStyle w:val="VerbatimChar"/>
-        </w:rPr>
-        <w:t xml:space="preserve">&lt;constitution&gt;/scripts/lumen/gen_lumenignore.py</w:t>
-      </w:r>
-      <w:r>
-        <w:t xml:space="preserve">), health = files AND chunks non-zero + known-symbol hit + negative control + freshness within consumer TTL; (C) be called ready ONLY when pending work == 0, state complete, file count within consumer tolerance of the accepted count, schema indexes present — every count/empty result control-needled (§11.4.273); (D) earn its place by a DETERMINISTIC benchmark (fixed queries + golden answers, index route vs grep+read, N≥3 identical canonical hashes per §11.4.50, bytes/est-tokens/p50/p95/correctness per query), reduction computed ONLY over queries both routes answered correctly, wrong answers listed BY ID and never averaged away, thresholds = consumer DATA (§11.4.35); (E) route structural→CodeGraph, conceptual→Lumen before grep+read (§11.4.141) except measured-wrong query classes (fall back + tracked); (F) root-cause + patch performance defects in the version-keyed runner with RED→GREEN + paired mutation + byte-copy equivalence proof; (G) writes via the single writer entry (§11.4.80(5)), live reads read-only. Forensic FACTS (genericised): a configured semantic server reported 0 files / no model / never indexed; the structural index cut tokens 69.2% over 8 both-correct fixture queries yet answered 5 of 15 fixture queries WRONG (grep+read 2 of 15); one uncached full-table file-list query was 93.4% of resolve time; an FK-cascade stalled the bulk window; a launcher classifying</w:t>
-      </w:r>
-      <w:r>
-        <w:t xml:space="preserve"> </w:t>
-      </w:r>
-      <w:r>
-        <w:rPr>
-          <w:rStyle w:val="VerbatimChar"/>
-        </w:rPr>
-        <w:t xml:space="preserve">sync</w:t>
-      </w:r>
-      <w:r>
-        <w:t xml:space="preserve"> </w:t>
-      </w:r>
-      <w:r>
-        <w:t xml:space="preserve">by stored rows instead of pending backlog ran a tens-of-millions-reference bulk job stock + foreground + unsupervised; the vendor reaps locks by age not liveness and a writable open recreates dropped indexes without the lock; an errored instrument's empty result was nearly read as absence. Latent binding (§11.4.96 pattern): a project with no semantic index is bound only for the indexes it maintains; the semantic clauses bind the moment it adds one. Honest boundary (§11.4.6): proves reachable/complete/scoped/measured, not every answer correct; never licenses narrowing scope to hit a threshold (§11.4.66); the reference benchmark harness is still a prototype outside the constitution tree (landing = owed work). Classification: universal (§11.4.17). Propagation gate</w:t>
-      </w:r>
-      <w:r>
-        <w:t xml:space="preserve"> </w:t>
-      </w:r>
-      <w:r>
-        <w:rPr>
-          <w:rStyle w:val="VerbatimChar"/>
-        </w:rPr>
-        <w:t xml:space="preserve">CM-COVENANT-114-275-PROPAGATION</w:t>
+        <w:t xml:space="preserve">§11.4.272 — Dynamic, on-demand skill/extension activation: the active capability surface is the MINIMUM needed now, everything else stays DISCOVERABLE and one command away (User mandate, 2026-09-07).</w:t>
+      </w:r>
+      <w:r>
+        <w:t xml:space="preserve"> </w:t>
+      </w:r>
+      <w:r>
+        <w:t xml:space="preserve">Compact summary: verbatim operator mandate ("We MUST use activelly only Skills we need at particular moment! ... fully dynamic so token use is ALWAYS at the minimum and any of Skills and the extensions activated / deactivated as they are needed / used!"); forensic case study (measured 2026-09-07, Claude Code 2.1.263): a 955-skill host pool renders 29,153 B (~7,288 tok) of NAMES every turn, 101,279 B (~25,319 tok/turn) with description fields — a 3.5x render-mode cliff. Every project whose agent platform exposes a capability surface MUST keep the ACTIVE surface at the minimum genuinely needed, everything else activatable on demand: (A) minimal declared</w:t>
+      </w:r>
+      <w:r>
+        <w:t xml:space="preserve"> </w:t>
+      </w:r>
+      <w:r>
+        <w:rPr>
+          <w:rStyle w:val="VerbatimChar"/>
+        </w:rPr>
+        <w:t xml:space="preserve">core</w:t>
+      </w:r>
+      <w:r>
+        <w:t xml:space="preserve"> </w:t>
+      </w:r>
+      <w:r>
+        <w:t xml:space="preserve">set always active, everything else inactive-by-default; (B) discoverability NEVER traded for tokens — a deactivated capability stays findable via an always-available index, §11.4.102(B) binds unconditionally; (C) fail SAFE never silent (§11.4.201) — a failed activation exits non-zero + rolls back, never leaves a dangling/unusable claim; (D) concurrency-safe by reference counting (§11.4.119/§11.4.176) — one session's deactivation never strips a capability another session is using; (E) honest asymmetry (§11.4.6) — measured first-hand that activation hot-loads but deactivation does NOT hot-unload in the live session, so the saving is a minimal session-start baseline plus on-demand growth, never an in-session token-freeing claim; the platform's own</w:t>
+      </w:r>
+      <w:r>
+        <w:t xml:space="preserve"> </w:t>
+      </w:r>
+      <w:r>
+        <w:rPr>
+          <w:rStyle w:val="VerbatimChar"/>
+        </w:rPr>
+        <w:t xml:space="preserve">permissions.deny Skill(name)</w:t>
+      </w:r>
+      <w:r>
+        <w:t xml:space="preserve"> </w:t>
+      </w:r>
+      <w:r>
+        <w:t xml:space="preserve">blocks invocation without removing the rendered entry, saving ZERO tokens; (F) a budget gate guards BOTH the name-only and description-eager render modes; (G) works with AND without the constitution submodule vendored — an explicit resolution order ending in honest, loud degradation, never a silent no-op; (H) PRUNE-TO-CORE is the default (operator decision 2026-09-07) and is NOT a §11.4.122 silent removal — structurally reversible+visible by construction (LISTED in the core catalogue, ACTIVATABLE by one command, NOT DELETED — moved/linked not destroyed), with an explicit opt-out at session+project scope, refusing loudly rather than risking content on any unsafe demotion. Honest boundary (§11.4.6): reduces per-turn capability-LIST cost only, never a skill's invoked body cost, never a substitute for §11.4.102(B) discovery, never a licence to hide a needed capability. Classification: universal (§11.4.17). Composes §9.2/§11.4.6/§11.4.28/§11.4.35/§11.4.74/§11.4.80/§11.4.102(B)/§11.4.119/§11.4.122/§11.4.141/§11.4.164/§11.4.174/§11.4.176/§11.4.177/§11.4.180/§11.4.201/§1.1. Propagation gate</w:t>
+      </w:r>
+      <w:r>
+        <w:t xml:space="preserve"> </w:t>
+      </w:r>
+      <w:r>
+        <w:rPr>
+          <w:rStyle w:val="VerbatimChar"/>
+        </w:rPr>
+        <w:t xml:space="preserve">CM-COVENANT-114-272-PROPAGATION</w:t>
       </w:r>
       <w:r>
         <w:t xml:space="preserve"> </w:t>
@@ -31851,7 +32169,7 @@
         <w:rPr>
           <w:rStyle w:val="VerbatimChar"/>
         </w:rPr>
-        <w:t xml:space="preserve">11.4.275</w:t>
+        <w:t xml:space="preserve">11.4.272</w:t>
       </w:r>
       <w:r>
         <w:t xml:space="preserve">) + recommended gates</w:t>
@@ -31863,7 +32181,7 @@
         <w:rPr>
           <w:rStyle w:val="VerbatimChar"/>
         </w:rPr>
-        <w:t xml:space="preserve">CM-CODE-INDEX-AGENT-ACCESSIBLE</w:t>
+        <w:t xml:space="preserve">CM-SKILL-SURFACE-BUDGET</w:t>
       </w:r>
       <w:r>
         <w:t xml:space="preserve"> </w:t>
@@ -31878,7 +32196,7 @@
         <w:rPr>
           <w:rStyle w:val="VerbatimChar"/>
         </w:rPr>
-        <w:t xml:space="preserve">CM-CODE-INDEX-COMPLETE-BEFORE-READY</w:t>
+        <w:t xml:space="preserve">CM-SKILL-ACTIVATION-FAIL-SAFE</w:t>
       </w:r>
       <w:r>
         <w:t xml:space="preserve"> </w:t>
@@ -31893,118 +32211,13 @@
         <w:rPr>
           <w:rStyle w:val="VerbatimChar"/>
         </w:rPr>
-        <w:t xml:space="preserve">CM-LUMEN-MODEL-PROVEN</w:t>
-      </w:r>
-      <w:r>
-        <w:t xml:space="preserve"> </w:t>
-      </w:r>
-      <w:r>
-        <w:t xml:space="preserve">/</w:t>
-      </w:r>
-      <w:r>
-        <w:t xml:space="preserve"> </w:t>
-      </w:r>
-      <w:r>
-        <w:rPr>
-          <w:rStyle w:val="VerbatimChar"/>
-        </w:rPr>
-        <w:t xml:space="preserve">CM-LUMEN-SCOPED-FRESH</w:t>
-      </w:r>
-      <w:r>
-        <w:t xml:space="preserve"> </w:t>
-      </w:r>
-      <w:r>
-        <w:t xml:space="preserve">/</w:t>
-      </w:r>
-      <w:r>
-        <w:t xml:space="preserve"> </w:t>
-      </w:r>
-      <w:r>
-        <w:rPr>
-          <w:rStyle w:val="VerbatimChar"/>
-        </w:rPr>
-        <w:t xml:space="preserve">CM-CODE-INDEX-BENCH</w:t>
-      </w:r>
-      <w:r>
-        <w:t xml:space="preserve"> </w:t>
-      </w:r>
-      <w:r>
-        <w:t xml:space="preserve">/</w:t>
-      </w:r>
-      <w:r>
-        <w:t xml:space="preserve"> </w:t>
-      </w:r>
-      <w:r>
-        <w:rPr>
-          <w:rStyle w:val="VerbatimChar"/>
-        </w:rPr>
-        <w:t xml:space="preserve">CM-CODEGRAPH-SCOPE-PROOF</w:t>
-      </w:r>
-      <w:r>
-        <w:t xml:space="preserve"> </w:t>
-      </w:r>
-      <w:r>
-        <w:t xml:space="preserve">/</w:t>
-      </w:r>
-      <w:r>
-        <w:t xml:space="preserve"> </w:t>
-      </w:r>
-      <w:r>
-        <w:rPr>
-          <w:rStyle w:val="VerbatimChar"/>
-        </w:rPr>
-        <w:t xml:space="preserve">CM-CODEGRAPH-UPGRADE-PROBE-GATED</w:t>
-      </w:r>
-      <w:r>
-        <w:t xml:space="preserve"> </w:t>
-      </w:r>
-      <w:r>
-        <w:t xml:space="preserve">/</w:t>
-      </w:r>
-      <w:r>
-        <w:t xml:space="preserve"> </w:t>
-      </w:r>
-      <w:r>
-        <w:rPr>
-          <w:rStyle w:val="VerbatimChar"/>
-        </w:rPr>
-        <w:t xml:space="preserve">CM-CODEGRAPH-WRITER-EXCLUSIVE</w:t>
-      </w:r>
-      <w:r>
-        <w:t xml:space="preserve"> </w:t>
-      </w:r>
-      <w:r>
-        <w:t xml:space="preserve">/</w:t>
-      </w:r>
-      <w:r>
-        <w:t xml:space="preserve"> </w:t>
-      </w:r>
-      <w:r>
-        <w:rPr>
-          <w:rStyle w:val="VerbatimChar"/>
-        </w:rPr>
-        <w:t xml:space="preserve">CM-CODEGRAPH-BULK-BY-BACKLOG</w:t>
-      </w:r>
-      <w:r>
-        <w:t xml:space="preserve"> </w:t>
-      </w:r>
-      <w:r>
-        <w:t xml:space="preserve">/</w:t>
-      </w:r>
-      <w:r>
-        <w:t xml:space="preserve"> </w:t>
-      </w:r>
-      <w:r>
-        <w:rPr>
-          <w:rStyle w:val="VerbatimChar"/>
-        </w:rPr>
-        <w:t xml:space="preserve">CM-CODEGRAPH-STALL-WATCHDOG</w:t>
-      </w:r>
-      <w:r>
-        <w:t xml:space="preserve"> </w:t>
-      </w:r>
-      <w:r>
-        <w:t xml:space="preserve">+ paired §1.1 mutations (enabled-undeclared server, ready with pending &gt; 0, reduction without wrong-answer list, unloaded model, bulk-by-rows, dropped liveness check → each gate MUST FAIL; golden-FALSE: unchanged complete reachable index fires none). Gate CODE = separate work item, NOT claimed shipped (§11.4.6 / §11.4.227).</w:t>
+        <w:t xml:space="preserve">CM-SKILL-PRUNE-PRESERVES-CONTENT</w:t>
+      </w:r>
+      <w:r>
+        <w:t xml:space="preserve"> </w:t>
+      </w:r>
+      <w:r>
+        <w:t xml:space="preserve">+ paired §1.1 mutation (squeeze the budget below the real surface, break an activation target, remove the engine without the distinct engine-absent exit code, or make a demotion destructive/strip its relocation-safety or other-live-session check → the gates MUST FAIL). Gate-code beyond the shipped scripts = separate work item, NOT claimed shipped (§11.4.6/§11.4.227).</w:t>
       </w:r>
       <w:r>
         <w:t xml:space="preserve"> </w:t>
@@ -32037,6 +32250,834 @@
         <w:t xml:space="preserve"> </w:t>
       </w:r>
       <w:r>
+        <w:t xml:space="preserve">§11.4.272. Non-compliance is a release blocker. No escape hatch — no</w:t>
+      </w:r>
+      <w:r>
+        <w:t xml:space="preserve"> </w:t>
+      </w:r>
+      <w:r>
+        <w:rPr>
+          <w:rStyle w:val="VerbatimChar"/>
+        </w:rPr>
+        <w:t xml:space="preserve">--all-skills-always-on</w:t>
+      </w:r>
+      <w:r>
+        <w:t xml:space="preserve">,</w:t>
+      </w:r>
+      <w:r>
+        <w:t xml:space="preserve"> </w:t>
+      </w:r>
+      <w:r>
+        <w:rPr>
+          <w:rStyle w:val="VerbatimChar"/>
+        </w:rPr>
+        <w:t xml:space="preserve">--skip-activation-engine</w:t>
+      </w:r>
+      <w:r>
+        <w:t xml:space="preserve">,</w:t>
+      </w:r>
+      <w:r>
+        <w:t xml:space="preserve"> </w:t>
+      </w:r>
+      <w:r>
+        <w:rPr>
+          <w:rStyle w:val="VerbatimChar"/>
+        </w:rPr>
+        <w:t xml:space="preserve">--hide-inactive-skills</w:t>
+      </w:r>
+      <w:r>
+        <w:t xml:space="preserve">,</w:t>
+      </w:r>
+      <w:r>
+        <w:t xml:space="preserve"> </w:t>
+      </w:r>
+      <w:r>
+        <w:rPr>
+          <w:rStyle w:val="VerbatimChar"/>
+        </w:rPr>
+        <w:t xml:space="preserve">--silent-activation-failure</w:t>
+      </w:r>
+      <w:r>
+        <w:t xml:space="preserve">,</w:t>
+      </w:r>
+      <w:r>
+        <w:t xml:space="preserve"> </w:t>
+      </w:r>
+      <w:r>
+        <w:rPr>
+          <w:rStyle w:val="VerbatimChar"/>
+        </w:rPr>
+        <w:t xml:space="preserve">--ignore-surface-budget</w:t>
+      </w:r>
+      <w:r>
+        <w:t xml:space="preserve">,</w:t>
+      </w:r>
+      <w:r>
+        <w:t xml:space="preserve"> </w:t>
+      </w:r>
+      <w:r>
+        <w:rPr>
+          <w:rStyle w:val="VerbatimChar"/>
+        </w:rPr>
+        <w:t xml:space="preserve">--assume-skill-loaded</w:t>
+      </w:r>
+      <w:r>
+        <w:t xml:space="preserve"> </w:t>
+      </w:r>
+      <w:r>
+        <w:t xml:space="preserve">flag.</w:t>
+      </w:r>
+    </w:p>
+    <w:p>
+      <w:pPr>
+        <w:pStyle w:val="BodyText"/>
+      </w:pPr>
+      <w:r>
+        <w:rPr>
+          <w:b/>
+          <w:bCs/>
+        </w:rPr>
+        <w:t xml:space="preserve">§11.4.273 — Measuring-instrument verification: a census that INFORMS a decision must be control-needled before its result is believed (research-derived, 2026-09-08).</w:t>
+      </w:r>
+      <w:r>
+        <w:t xml:space="preserve"> </w:t>
+      </w:r>
+      <w:r>
+        <w:t xml:space="preserve">Compact summary: forensic anchor — FIFTEEN distinct ad-hoc-measurement instrument failures in one working session (2026-09-08), each returning a confident, plausible, actionable-looking result that was an artefact of the instrument, not a property of the system: a block-opener regex missing a second heading form manufactured 24 phantom dangling anchors;</w:t>
+      </w:r>
+      <w:r>
+        <w:t xml:space="preserve"> </w:t>
+      </w:r>
+      <w:r>
+        <w:rPr>
+          <w:rStyle w:val="VerbatimChar"/>
+        </w:rPr>
+        <w:t xml:space="preserve">comm</w:t>
+      </w:r>
+      <w:r>
+        <w:t xml:space="preserve"> </w:t>
+      </w:r>
+      <w:r>
+        <w:t xml:space="preserve">on non-lexicographically-sorted input reported all 34 anchors missing from a file containing none missing;</w:t>
+      </w:r>
+      <w:r>
+        <w:t xml:space="preserve"> </w:t>
+      </w:r>
+      <w:r>
+        <w:rPr>
+          <w:rStyle w:val="VerbatimChar"/>
+        </w:rPr>
+        <w:t xml:space="preserve">$?</w:t>
+      </w:r>
+      <w:r>
+        <w:t xml:space="preserve"> </w:t>
+      </w:r>
+      <w:r>
+        <w:t xml:space="preserve">read after a pipeline reported the pipeline's LAST stage, turning exit 1 into reported exit 0; a field-name typo returned</w:t>
+      </w:r>
+      <w:r>
+        <w:t xml:space="preserve"> </w:t>
+      </w:r>
+      <w:r>
+        <w:rPr>
+          <w:rStyle w:val="VerbatimChar"/>
+        </w:rPr>
+        <w:t xml:space="preserve">&lt;none&gt;</w:t>
+      </w:r>
+      <w:r>
+        <w:t xml:space="preserve"> </w:t>
+      </w:r>
+      <w:r>
+        <w:t xml:space="preserve">for every record;</w:t>
+      </w:r>
+      <w:r>
+        <w:t xml:space="preserve"> </w:t>
+      </w:r>
+      <w:r>
+        <w:rPr>
+          <w:rStyle w:val="VerbatimChar"/>
+        </w:rPr>
+        <w:t xml:space="preserve">grep -w</w:t>
+      </w:r>
+      <w:r>
+        <w:t xml:space="preserve"> </w:t>
+      </w:r>
+      <w:r>
+        <w:t xml:space="preserve">treated</w:t>
+      </w:r>
+      <w:r>
+        <w:t xml:space="preserve"> </w:t>
+      </w:r>
+      <w:r>
+        <w:rPr>
+          <w:rStyle w:val="VerbatimChar"/>
+        </w:rPr>
+        <w:t xml:space="preserve">-</w:t>
+      </w:r>
+      <w:r>
+        <w:t xml:space="preserve"> </w:t>
+      </w:r>
+      <w:r>
+        <w:t xml:space="preserve">as a word boundary and silently reclassified a record; a summary-line grep assumed field order that flips on failure, reading a real failure as merely quiet;</w:t>
+      </w:r>
+      <w:r>
+        <w:t xml:space="preserve"> </w:t>
+      </w:r>
+      <w:r>
+        <w:rPr>
+          <w:rStyle w:val="VerbatimChar"/>
+        </w:rPr>
+        <w:t xml:space="preserve">while read</w:t>
+      </w:r>
+      <w:r>
+        <w:t xml:space="preserve"> </w:t>
+      </w:r>
+      <w:r>
+        <w:t xml:space="preserve">silently dropped a final no-trailing-newline line; a mutation was applied via the WRONG env knob so the real (unmutated) tree was tested and the green was meaningless; a guard-probe used a command the guard does not target, proving nothing either way; a test fixture aliased two columns to the same string so a real column-swap mutation survived 52/0 undetected; a positive control chosen OUTSIDE the instrument's declared scope reported a working instrument as broken; a positive control that WAS the very question under test could not discriminate anything; an</w:t>
+      </w:r>
+      <w:r>
+        <w:t xml:space="preserve"> </w:t>
+      </w:r>
+      <w:r>
+        <w:rPr>
+          <w:rStyle w:val="VerbatimChar"/>
+        </w:rPr>
+        <w:t xml:space="preserve">awk</w:t>
+      </w:r>
+      <w:r>
+        <w:t xml:space="preserve"> </w:t>
+      </w:r>
+      <w:r>
+        <w:t xml:space="preserve">range mis-escape reported 838 rows where the live system held 134 (6x wrong), nearly gating a destructive DB recreate; a denylist with TWO needles was searched with only ONE, so "zero remaining" was blind to the first while a live credential was still present in four copy-pasteable lines per file;</w:t>
+      </w:r>
+      <w:r>
+        <w:t xml:space="preserve"> </w:t>
+      </w:r>
+      <w:r>
+        <w:rPr>
+          <w:rStyle w:val="VerbatimChar"/>
+        </w:rPr>
+        <w:t xml:space="preserve">$?</w:t>
+      </w:r>
+      <w:r>
+        <w:t xml:space="preserve"> </w:t>
+      </w:r>
+      <w:r>
+        <w:t xml:space="preserve">was clobbered by a command substitution sitting earlier in the SAME statement, reporting a failed</w:t>
+      </w:r>
+      <w:r>
+        <w:t xml:space="preserve"> </w:t>
+      </w:r>
+      <w:r>
+        <w:rPr>
+          <w:rStyle w:val="VerbatimChar"/>
+        </w:rPr>
+        <w:t xml:space="preserve">pandoc</w:t>
+      </w:r>
+      <w:r>
+        <w:t xml:space="preserve"> </w:t>
+      </w:r>
+      <w:r>
+        <w:t xml:space="preserve">run (exit 64, nothing written) as exit=0. The gap: §11.4.201 governs guards/gates (block/pass), §11.4.107(10) governs calibrated analyzers — neither covers the far more common ad-hoc census (a grep, a set-diff, an exit-code read, a field lookup, a row count) whose output is a FACT a decision/fix/classification/report is then built on, written inline, used once, trusted implicitly, never itself tested. The mandate: any decision/claim/classification/report-bearing measurement MUST be control-needled BEFORE acting on or communicating its result — (a) POSITIVE control (a known-present value must be found, catching too-narrow patterns/wrong fields/wrong knobs/silent no-output stages); (b) NEGATIVE control (a known-absent fabricated needle must NOT be found, catching too-broad patterns/accidental substring-or-word-boundary matches); (c) an EMPTY result is NEVER a finding on its own — genuinely-absent / instrument-blind / wrong-location / wrong-output-shape are four distinct states an empty result cannot by itself distinguish, reportable only AFTER (a) proves the instrument can see a positive; (d) a result CONTRADICTING directly-observed evidence presumes the INSTRUMENT is at fault first; (e) the instrument that established a FACT is itself part of the evidence — captured claims cite the producing command; (f) when the criterion is a SET (a denylist, a taxonomy, a multi-column key), the control MUST cover EVERY member — needling one member proves only that member is searchable, the instance-14 failure mode, the most dangerous on the list because both controls PASS while the answer is wrong; (g) capture an exit status BEFORE any other expansion can overwrite it — assign</w:t>
+      </w:r>
+      <w:r>
+        <w:t xml:space="preserve"> </w:t>
+      </w:r>
+      <w:r>
+        <w:rPr>
+          <w:rStyle w:val="VerbatimChar"/>
+        </w:rPr>
+        <w:t xml:space="preserve">$?</w:t>
+      </w:r>
+      <w:r>
+        <w:t xml:space="preserve"> </w:t>
+      </w:r>
+      <w:r>
+        <w:t xml:space="preserve">to a variable on its own line immediately after the command, never read it after a pipeline or a same-statement command substitution. Honest boundary (§11.4.6): control needles prove an instrument distinguishes present-from-absent, never that it measures the RIGHT property, and never that it is correct for inputs unlike the needles chosen. Classification: universal (§11.4.17). Composes §11.4.2/§11.4.5/§11.4.6/§11.4.107(10)/§11.4.118/§11.4.201/§1.1. Propagation gate</w:t>
+      </w:r>
+      <w:r>
+        <w:t xml:space="preserve"> </w:t>
+      </w:r>
+      <w:r>
+        <w:rPr>
+          <w:rStyle w:val="VerbatimChar"/>
+        </w:rPr>
+        <w:t xml:space="preserve">CM-COVENANT-114-273-PROPAGATION</w:t>
+      </w:r>
+      <w:r>
+        <w:t xml:space="preserve"> </w:t>
+      </w:r>
+      <w:r>
+        <w:t xml:space="preserve">(literal</w:t>
+      </w:r>
+      <w:r>
+        <w:t xml:space="preserve"> </w:t>
+      </w:r>
+      <w:r>
+        <w:rPr>
+          <w:rStyle w:val="VerbatimChar"/>
+        </w:rPr>
+        <w:t xml:space="preserve">11.4.273</w:t>
+      </w:r>
+      <w:r>
+        <w:t xml:space="preserve">) + recommended gate</w:t>
+      </w:r>
+      <w:r>
+        <w:t xml:space="preserve"> </w:t>
+      </w:r>
+      <w:r>
+        <w:rPr>
+          <w:rStyle w:val="VerbatimChar"/>
+        </w:rPr>
+        <w:t xml:space="preserve">CM-CENSUS-CONTROL-NEEDLED</w:t>
+      </w:r>
+      <w:r>
+        <w:t xml:space="preserve"> </w:t>
+      </w:r>
+      <w:r>
+        <w:t xml:space="preserve">(a decision-bearing census cites its positive and negative control) + paired §1.1 mutation (accept a decision-bearing census with no control → the gate MUST FAIL). Gate-code = separate work item, NOT claimed shipped (§11.4.6/§11.4.227).</w:t>
+      </w:r>
+      <w:r>
+        <w:t xml:space="preserve"> </w:t>
+      </w:r>
+      <w:r>
+        <w:rPr>
+          <w:b/>
+          <w:bCs/>
+        </w:rPr>
+        <w:t xml:space="preserve">Canonical authority:</w:t>
+      </w:r>
+      <w:r>
+        <w:t xml:space="preserve"> </w:t>
+      </w:r>
+      <w:r>
+        <w:t xml:space="preserve">constitution submodule</w:t>
+      </w:r>
+      <w:r>
+        <w:t xml:space="preserve"> </w:t>
+      </w:r>
+      <w:hyperlink r:id="rId13">
+        <w:r>
+          <w:rPr>
+            <w:rStyle w:val="VerbatimChar"/>
+          </w:rPr>
+          <w:t xml:space="preserve">Constitution.md</w:t>
+        </w:r>
+      </w:hyperlink>
+      <w:r>
+        <w:t xml:space="preserve"> </w:t>
+      </w:r>
+      <w:r>
+        <w:t xml:space="preserve">§11.4.273. Non-compliance is a release blocker. No escape hatch — no</w:t>
+      </w:r>
+      <w:r>
+        <w:t xml:space="preserve"> </w:t>
+      </w:r>
+      <w:r>
+        <w:rPr>
+          <w:rStyle w:val="VerbatimChar"/>
+        </w:rPr>
+        <w:t xml:space="preserve">--skip-control-needle</w:t>
+      </w:r>
+      <w:r>
+        <w:t xml:space="preserve">,</w:t>
+      </w:r>
+      <w:r>
+        <w:t xml:space="preserve"> </w:t>
+      </w:r>
+      <w:r>
+        <w:rPr>
+          <w:rStyle w:val="VerbatimChar"/>
+        </w:rPr>
+        <w:t xml:space="preserve">--empty-is-absent</w:t>
+      </w:r>
+      <w:r>
+        <w:t xml:space="preserve">,</w:t>
+      </w:r>
+      <w:r>
+        <w:t xml:space="preserve"> </w:t>
+      </w:r>
+      <w:r>
+        <w:rPr>
+          <w:rStyle w:val="VerbatimChar"/>
+        </w:rPr>
+        <w:t xml:space="preserve">--trust-the-grep</w:t>
+      </w:r>
+      <w:r>
+        <w:t xml:space="preserve">,</w:t>
+      </w:r>
+      <w:r>
+        <w:t xml:space="preserve"> </w:t>
+      </w:r>
+      <w:r>
+        <w:rPr>
+          <w:rStyle w:val="VerbatimChar"/>
+        </w:rPr>
+        <w:t xml:space="preserve">--census-needs-no-proof</w:t>
+      </w:r>
+      <w:r>
+        <w:t xml:space="preserve">,</w:t>
+      </w:r>
+      <w:r>
+        <w:t xml:space="preserve"> </w:t>
+      </w:r>
+      <w:r>
+        <w:rPr>
+          <w:rStyle w:val="VerbatimChar"/>
+        </w:rPr>
+        <w:t xml:space="preserve">--obvious-result-exempt</w:t>
+      </w:r>
+      <w:r>
+        <w:t xml:space="preserve">,</w:t>
+      </w:r>
+      <w:r>
+        <w:t xml:space="preserve"> </w:t>
+      </w:r>
+      <w:r>
+        <w:rPr>
+          <w:rStyle w:val="VerbatimChar"/>
+        </w:rPr>
+        <w:t xml:space="preserve">--one-needle-covers-the-set</w:t>
+      </w:r>
+      <w:r>
+        <w:t xml:space="preserve">,</w:t>
+      </w:r>
+      <w:r>
+        <w:t xml:space="preserve"> </w:t>
+      </w:r>
+      <w:r>
+        <w:rPr>
+          <w:rStyle w:val="VerbatimChar"/>
+        </w:rPr>
+        <w:t xml:space="preserve">--read-status-after-substitution</w:t>
+      </w:r>
+      <w:r>
+        <w:t xml:space="preserve"> </w:t>
+      </w:r>
+      <w:r>
+        <w:t xml:space="preserve">flag.</w:t>
+      </w:r>
+    </w:p>
+    <w:p>
+      <w:pPr>
+        <w:pStyle w:val="BodyText"/>
+      </w:pPr>
+      <w:r>
+        <w:rPr>
+          <w:b/>
+          <w:bCs/>
+        </w:rPr>
+        <w:t xml:space="preserve">§11.4.274 — Mechanical work belongs in a script, not in an agent's context: extract it, test it, and re-scan for it on a cadence (User mandate, 2026-09-08).</w:t>
+      </w:r>
+      <w:r>
+        <w:t xml:space="preserve"> </w:t>
+      </w:r>
+      <w:r>
+        <w:t xml:space="preserve">Compact summary: forensic anchor — in one working session five independent review agents consumed roughly 400,000–450,000 tokens EACH, with the dominant cost being MECHANICS (copy a tree to scratch, apply a one-line mutation, run a suite, read the summary, restore, verify the restore byte-identical, compare counts, repeat per mutation) — a deterministic, fixed-input/fixed-output, zero-judgment loop executed one tool call at a time by a language model at roughly four orders of magnitude the cost of a script, with a fresh transcription-error opportunity at every step (the session recorded ten such instrument errors, §11.4.273). The rule: work that is DETERMINISTIC, REPEATABLE and contains NO JUDGMENT MUST be delegated to a properly written script/utility and invoked, never performed turn-by-turn inside an agent's context — concretely mutation apply/run/restore/verify loops, suite fan-outs + result tabulation, before/after comparisons, scratch-tree setup/teardown, residue/quiescence scans, census/inventory queries, artifact fingerprinting, evidence collection/layout, and any already-fixed recipe. (a) EXTRACT — a mechanical sequence performed by hand more than twice is a tooling defect, not a task; the bar is behavioural (if the steps can be written down exactly, they can be executed exactly, and hand-execution is the wrong instrument). (b) THE EXTRACTED TOOL IS ITSELF GOVERNED — ships documentation (§11.4.18), an operator-facing guide where applicable, and tests proving its behaviour + failure paths + exit-code semantics (§11.4.201) + its own control needles (§11.4.273) with deterministic machine evidence (§11.4.50/§11.4.5); a fast-but-unproven extraction is a regression, not an optimisation. (c) RE-SCAN ON A CADENCE — every project periodically scans itself (transcripts/logs/repeated inline recipes/"run these commands in order" docs) for mechanical work still performed by agents and refactors it out; a STANDING recurring obligation, never a one-off cleanup. (d) HONEST BOUNDARY (§11.4.6) — JUDGMENT MUST NOT be scripted: root-cause determination (§11.4.102), review verdicts (§11.4.125/§11.4.142/§11.4.194), the decision a fix is correct, the choice of what to measure, whether captured evidence actually supports a claim — a script that renders a verdict is itself a bluff gate (§11.4.201); the division is SCRIPT gathers+executes deterministically and cheaply, AGENT decides what it means; cost is never a reason to move a decision into a script. Classification: universal (§11.4.17). Composes §11.4.5/§11.4.18/§11.4.50/§11.4.124/§11.4.141/§11.4.201/§11.4.273/§1.1. Propagation gate</w:t>
+      </w:r>
+      <w:r>
+        <w:t xml:space="preserve"> </w:t>
+      </w:r>
+      <w:r>
+        <w:rPr>
+          <w:rStyle w:val="VerbatimChar"/>
+        </w:rPr>
+        <w:t xml:space="preserve">CM-COVENANT-114-274-PROPAGATION</w:t>
+      </w:r>
+      <w:r>
+        <w:t xml:space="preserve"> </w:t>
+      </w:r>
+      <w:r>
+        <w:t xml:space="preserve">(literal</w:t>
+      </w:r>
+      <w:r>
+        <w:t xml:space="preserve"> </w:t>
+      </w:r>
+      <w:r>
+        <w:rPr>
+          <w:rStyle w:val="VerbatimChar"/>
+        </w:rPr>
+        <w:t xml:space="preserve">11.4.274</w:t>
+      </w:r>
+      <w:r>
+        <w:t xml:space="preserve">) + recommended gates</w:t>
+      </w:r>
+      <w:r>
+        <w:t xml:space="preserve"> </w:t>
+      </w:r>
+      <w:r>
+        <w:rPr>
+          <w:rStyle w:val="VerbatimChar"/>
+        </w:rPr>
+        <w:t xml:space="preserve">CM-MECHANICAL-WORK-EXTRACTED</w:t>
+      </w:r>
+      <w:r>
+        <w:t xml:space="preserve"> </w:t>
+      </w:r>
+      <w:r>
+        <w:t xml:space="preserve">(a hand-performed mechanical sequence used more than twice has an extraction item) /</w:t>
+      </w:r>
+      <w:r>
+        <w:t xml:space="preserve"> </w:t>
+      </w:r>
+      <w:r>
+        <w:rPr>
+          <w:rStyle w:val="VerbatimChar"/>
+        </w:rPr>
+        <w:t xml:space="preserve">CM-EXTRACTED-TOOL-DOCUMENTED-AND-TESTED</w:t>
+      </w:r>
+      <w:r>
+        <w:t xml:space="preserve"> </w:t>
+      </w:r>
+      <w:r>
+        <w:t xml:space="preserve">(every extracted tool carries docs + tests + deterministic machine evidence) + paired §1.1 mutation. Gate-code = separate work item, NOT claimed shipped (§11.4.6/§11.4.227).</w:t>
+      </w:r>
+      <w:r>
+        <w:t xml:space="preserve"> </w:t>
+      </w:r>
+      <w:r>
+        <w:rPr>
+          <w:b/>
+          <w:bCs/>
+        </w:rPr>
+        <w:t xml:space="preserve">Canonical authority:</w:t>
+      </w:r>
+      <w:r>
+        <w:t xml:space="preserve"> </w:t>
+      </w:r>
+      <w:r>
+        <w:t xml:space="preserve">constitution submodule</w:t>
+      </w:r>
+      <w:r>
+        <w:t xml:space="preserve"> </w:t>
+      </w:r>
+      <w:hyperlink r:id="rId13">
+        <w:r>
+          <w:rPr>
+            <w:rStyle w:val="VerbatimChar"/>
+          </w:rPr>
+          <w:t xml:space="preserve">Constitution.md</w:t>
+        </w:r>
+      </w:hyperlink>
+      <w:r>
+        <w:t xml:space="preserve"> </w:t>
+      </w:r>
+      <w:r>
+        <w:t xml:space="preserve">§11.4.274. Non-compliance is a release blocker. No escape hatch — no</w:t>
+      </w:r>
+      <w:r>
+        <w:t xml:space="preserve"> </w:t>
+      </w:r>
+      <w:r>
+        <w:rPr>
+          <w:rStyle w:val="VerbatimChar"/>
+        </w:rPr>
+        <w:t xml:space="preserve">--skip-extraction</w:t>
+      </w:r>
+      <w:r>
+        <w:t xml:space="preserve">,</w:t>
+      </w:r>
+      <w:r>
+        <w:t xml:space="preserve"> </w:t>
+      </w:r>
+      <w:r>
+        <w:rPr>
+          <w:rStyle w:val="VerbatimChar"/>
+        </w:rPr>
+        <w:t xml:space="preserve">--agent-can-do-it</w:t>
+      </w:r>
+      <w:r>
+        <w:t xml:space="preserve">,</w:t>
+      </w:r>
+      <w:r>
+        <w:t xml:space="preserve"> </w:t>
+      </w:r>
+      <w:r>
+        <w:rPr>
+          <w:rStyle w:val="VerbatimChar"/>
+        </w:rPr>
+        <w:t xml:space="preserve">--one-off-is-fine</w:t>
+      </w:r>
+      <w:r>
+        <w:t xml:space="preserve">,</w:t>
+      </w:r>
+      <w:r>
+        <w:t xml:space="preserve"> </w:t>
+      </w:r>
+      <w:r>
+        <w:rPr>
+          <w:rStyle w:val="VerbatimChar"/>
+        </w:rPr>
+        <w:t xml:space="preserve">--script-the-review</w:t>
+      </w:r>
+      <w:r>
+        <w:t xml:space="preserve">,</w:t>
+      </w:r>
+      <w:r>
+        <w:t xml:space="preserve"> </w:t>
+      </w:r>
+      <w:r>
+        <w:rPr>
+          <w:rStyle w:val="VerbatimChar"/>
+        </w:rPr>
+        <w:t xml:space="preserve">--extract-without-tests</w:t>
+      </w:r>
+      <w:r>
+        <w:t xml:space="preserve"> </w:t>
+      </w:r>
+      <w:r>
+        <w:t xml:space="preserve">flag.</w:t>
+      </w:r>
+    </w:p>
+    <w:p>
+      <w:pPr>
+        <w:pStyle w:val="BodyText"/>
+      </w:pPr>
+      <w:r>
+        <w:rPr>
+          <w:b/>
+          <w:bCs/>
+        </w:rPr>
+        <w:t xml:space="preserve">§11.4.275 — Semantic (Lumen) index + indexing-efficiency gate + universal agent/subagent accessibility (research-derived, 2026-09-24).</w:t>
+      </w:r>
+      <w:r>
+        <w:t xml:space="preserve"> </w:t>
+      </w:r>
+      <w:r>
+        <w:t xml:space="preserve">Compact summary: every code index the project maintains — the structural CodeGraph index (§11.4.78) AND the semantic Lumen index, and any future code index — MUST (A) be reachable by EVERY agent AND every dispatched subagent through a server definition they can actually resolve (committed project config or installed plugin); a config that ENABLES a server nothing DECLARES is a violation; proof = a real tool call from a dispatched subagent returning an index-only fact (§11.4.78(4) unforgeable challenge), un-drivable agents = documented §11.4.3 SKIP; (B) for the semantic index: embedding model provisioned rootless (§11.4.161) and proven by a real embed call returning the declared dimensions, scope GENERATED from the same class source as the structural scope (</w:t>
+      </w:r>
+      <w:r>
+        <w:rPr>
+          <w:rStyle w:val="VerbatimChar"/>
+        </w:rPr>
+        <w:t xml:space="preserve">&lt;constitution&gt;/scripts/lumen/gen_lumenignore.py</w:t>
+      </w:r>
+      <w:r>
+        <w:t xml:space="preserve">), health = files AND chunks non-zero + known-symbol hit + negative control + freshness within consumer TTL; (C) be called ready ONLY when pending work == 0, state complete, file count within consumer tolerance of the accepted count, schema indexes present — every count/empty result control-needled (§11.4.273); (D) earn its place by a DETERMINISTIC benchmark (fixed queries + golden answers, index route vs grep+read, N≥3 identical canonical hashes per §11.4.50, bytes/est-tokens/p50/p95/correctness per query), reduction computed ONLY over queries both routes answered correctly, wrong answers listed BY ID and never averaged away, thresholds = consumer DATA (§11.4.35); (E) route structural→CodeGraph, conceptual→Lumen before grep+read (§11.4.141) except measured-wrong query classes (fall back + tracked); (F) root-cause + patch performance defects in the version-keyed runner with RED→GREEN + paired mutation + byte-copy equivalence proof; (G) writes via the single writer entry (§11.4.80(5)), live reads read-only. Forensic FACTS (genericised): a configured semantic server reported 0 files / no model / never indexed; the structural index cut tokens 69.2% over 8 both-correct fixture queries yet answered 5 of 15 fixture queries WRONG (grep+read 2 of 15); one uncached full-table file-list query was 93.4% of resolve time; an FK-cascade stalled the bulk window; a launcher classifying</w:t>
+      </w:r>
+      <w:r>
+        <w:t xml:space="preserve"> </w:t>
+      </w:r>
+      <w:r>
+        <w:rPr>
+          <w:rStyle w:val="VerbatimChar"/>
+        </w:rPr>
+        <w:t xml:space="preserve">sync</w:t>
+      </w:r>
+      <w:r>
+        <w:t xml:space="preserve"> </w:t>
+      </w:r>
+      <w:r>
+        <w:t xml:space="preserve">by stored rows instead of pending backlog ran a tens-of-millions-reference bulk job stock + foreground + unsupervised; the vendor reaps locks by age not liveness and a writable open recreates dropped indexes without the lock; an errored instrument's empty result was nearly read as absence. Latent binding (§11.4.96 pattern): a project with no semantic index is bound only for the indexes it maintains; the semantic clauses bind the moment it adds one. Honest boundary (§11.4.6): proves reachable/complete/scoped/measured, not every answer correct; never licenses narrowing scope to hit a threshold (§11.4.66); the reference benchmark harness is still a prototype outside the constitution tree (landing = owed work). Classification: universal (§11.4.17). Propagation gate</w:t>
+      </w:r>
+      <w:r>
+        <w:t xml:space="preserve"> </w:t>
+      </w:r>
+      <w:r>
+        <w:rPr>
+          <w:rStyle w:val="VerbatimChar"/>
+        </w:rPr>
+        <w:t xml:space="preserve">CM-COVENANT-114-275-PROPAGATION</w:t>
+      </w:r>
+      <w:r>
+        <w:t xml:space="preserve"> </w:t>
+      </w:r>
+      <w:r>
+        <w:t xml:space="preserve">(literal</w:t>
+      </w:r>
+      <w:r>
+        <w:t xml:space="preserve"> </w:t>
+      </w:r>
+      <w:r>
+        <w:rPr>
+          <w:rStyle w:val="VerbatimChar"/>
+        </w:rPr>
+        <w:t xml:space="preserve">11.4.275</w:t>
+      </w:r>
+      <w:r>
+        <w:t xml:space="preserve">) + recommended gates</w:t>
+      </w:r>
+      <w:r>
+        <w:t xml:space="preserve"> </w:t>
+      </w:r>
+      <w:r>
+        <w:rPr>
+          <w:rStyle w:val="VerbatimChar"/>
+        </w:rPr>
+        <w:t xml:space="preserve">CM-CODE-INDEX-AGENT-ACCESSIBLE</w:t>
+      </w:r>
+      <w:r>
+        <w:t xml:space="preserve"> </w:t>
+      </w:r>
+      <w:r>
+        <w:t xml:space="preserve">/</w:t>
+      </w:r>
+      <w:r>
+        <w:t xml:space="preserve"> </w:t>
+      </w:r>
+      <w:r>
+        <w:rPr>
+          <w:rStyle w:val="VerbatimChar"/>
+        </w:rPr>
+        <w:t xml:space="preserve">CM-CODE-INDEX-COMPLETE-BEFORE-READY</w:t>
+      </w:r>
+      <w:r>
+        <w:t xml:space="preserve"> </w:t>
+      </w:r>
+      <w:r>
+        <w:t xml:space="preserve">/</w:t>
+      </w:r>
+      <w:r>
+        <w:t xml:space="preserve"> </w:t>
+      </w:r>
+      <w:r>
+        <w:rPr>
+          <w:rStyle w:val="VerbatimChar"/>
+        </w:rPr>
+        <w:t xml:space="preserve">CM-LUMEN-MODEL-PROVEN</w:t>
+      </w:r>
+      <w:r>
+        <w:t xml:space="preserve"> </w:t>
+      </w:r>
+      <w:r>
+        <w:t xml:space="preserve">/</w:t>
+      </w:r>
+      <w:r>
+        <w:t xml:space="preserve"> </w:t>
+      </w:r>
+      <w:r>
+        <w:rPr>
+          <w:rStyle w:val="VerbatimChar"/>
+        </w:rPr>
+        <w:t xml:space="preserve">CM-LUMEN-SCOPED-FRESH</w:t>
+      </w:r>
+      <w:r>
+        <w:t xml:space="preserve"> </w:t>
+      </w:r>
+      <w:r>
+        <w:t xml:space="preserve">/</w:t>
+      </w:r>
+      <w:r>
+        <w:t xml:space="preserve"> </w:t>
+      </w:r>
+      <w:r>
+        <w:rPr>
+          <w:rStyle w:val="VerbatimChar"/>
+        </w:rPr>
+        <w:t xml:space="preserve">CM-CODE-INDEX-BENCH</w:t>
+      </w:r>
+      <w:r>
+        <w:t xml:space="preserve"> </w:t>
+      </w:r>
+      <w:r>
+        <w:t xml:space="preserve">/</w:t>
+      </w:r>
+      <w:r>
+        <w:t xml:space="preserve"> </w:t>
+      </w:r>
+      <w:r>
+        <w:rPr>
+          <w:rStyle w:val="VerbatimChar"/>
+        </w:rPr>
+        <w:t xml:space="preserve">CM-CODEGRAPH-SCOPE-PROOF</w:t>
+      </w:r>
+      <w:r>
+        <w:t xml:space="preserve"> </w:t>
+      </w:r>
+      <w:r>
+        <w:t xml:space="preserve">/</w:t>
+      </w:r>
+      <w:r>
+        <w:t xml:space="preserve"> </w:t>
+      </w:r>
+      <w:r>
+        <w:rPr>
+          <w:rStyle w:val="VerbatimChar"/>
+        </w:rPr>
+        <w:t xml:space="preserve">CM-CODEGRAPH-UPGRADE-PROBE-GATED</w:t>
+      </w:r>
+      <w:r>
+        <w:t xml:space="preserve"> </w:t>
+      </w:r>
+      <w:r>
+        <w:t xml:space="preserve">/</w:t>
+      </w:r>
+      <w:r>
+        <w:t xml:space="preserve"> </w:t>
+      </w:r>
+      <w:r>
+        <w:rPr>
+          <w:rStyle w:val="VerbatimChar"/>
+        </w:rPr>
+        <w:t xml:space="preserve">CM-CODEGRAPH-WRITER-EXCLUSIVE</w:t>
+      </w:r>
+      <w:r>
+        <w:t xml:space="preserve"> </w:t>
+      </w:r>
+      <w:r>
+        <w:t xml:space="preserve">/</w:t>
+      </w:r>
+      <w:r>
+        <w:t xml:space="preserve"> </w:t>
+      </w:r>
+      <w:r>
+        <w:rPr>
+          <w:rStyle w:val="VerbatimChar"/>
+        </w:rPr>
+        <w:t xml:space="preserve">CM-CODEGRAPH-BULK-BY-BACKLOG</w:t>
+      </w:r>
+      <w:r>
+        <w:t xml:space="preserve"> </w:t>
+      </w:r>
+      <w:r>
+        <w:t xml:space="preserve">/</w:t>
+      </w:r>
+      <w:r>
+        <w:t xml:space="preserve"> </w:t>
+      </w:r>
+      <w:r>
+        <w:rPr>
+          <w:rStyle w:val="VerbatimChar"/>
+        </w:rPr>
+        <w:t xml:space="preserve">CM-CODEGRAPH-STALL-WATCHDOG</w:t>
+      </w:r>
+      <w:r>
+        <w:t xml:space="preserve"> </w:t>
+      </w:r>
+      <w:r>
+        <w:t xml:space="preserve">+ paired §1.1 mutations (enabled-undeclared server, ready with pending &gt; 0, reduction without wrong-answer list, unloaded model, bulk-by-rows, dropped liveness check → each gate MUST FAIL; golden-FALSE: unchanged complete reachable index fires none). Gate CODE = separate work item, NOT claimed shipped (§11.4.6 / §11.4.227).</w:t>
+      </w:r>
+      <w:r>
+        <w:t xml:space="preserve"> </w:t>
+      </w:r>
+      <w:r>
+        <w:rPr>
+          <w:b/>
+          <w:bCs/>
+        </w:rPr>
+        <w:t xml:space="preserve">Canonical authority:</w:t>
+      </w:r>
+      <w:r>
+        <w:t xml:space="preserve"> </w:t>
+      </w:r>
+      <w:r>
+        <w:t xml:space="preserve">constitution submodule</w:t>
+      </w:r>
+      <w:r>
+        <w:t xml:space="preserve"> </w:t>
+      </w:r>
+      <w:hyperlink r:id="rId13">
+        <w:r>
+          <w:rPr>
+            <w:rStyle w:val="VerbatimChar"/>
+          </w:rPr>
+          <w:t xml:space="preserve">Constitution.md</w:t>
+        </w:r>
+      </w:hyperlink>
+      <w:r>
+        <w:t xml:space="preserve"> </w:t>
+      </w:r>
+      <w:r>
         <w:t xml:space="preserve">§11.4.275. Non-compliance is a release blocker. No escape hatch — no</w:t>
       </w:r>
       <w:r>
@@ -32119,6 +33160,360 @@
           <w:rStyle w:val="VerbatimChar"/>
         </w:rPr>
         <w:t xml:space="preserve">--lock-age-is-liveness</w:t>
+      </w:r>
+      <w:r>
+        <w:t xml:space="preserve"> </w:t>
+      </w:r>
+      <w:r>
+        <w:t xml:space="preserve">flag.</w:t>
+      </w:r>
+    </w:p>
+    <w:p>
+      <w:pPr>
+        <w:pStyle w:val="BodyText"/>
+      </w:pPr>
+      <w:r>
+        <w:rPr>
+          <w:b/>
+          <w:bCs/>
+        </w:rPr>
+        <w:t xml:space="preserve">§11.4.276 — Review-round budget: every independently-reviewed work item converges within a declared budget of at most 7 rounds (5–7, consumer-declared), by front-loading ground truth, class-exhaustive enumeration, real-path tests and a declared threat boundary, with a binding methodology change at round 3 (User mandate, 2026-10-05).</w:t>
+      </w:r>
+      <w:r>
+        <w:t xml:space="preserve"> </w:t>
+      </w:r>
+      <w:r>
+        <w:t xml:space="preserve">Compact summary: every item passing through the §11.4.125/§11.4.134/§11.4.142/§11.4.194 review loop carries a round budget</w:t>
+      </w:r>
+      <w:r>
+        <w:t xml:space="preserve"> </w:t>
+      </w:r>
+      <w:r>
+        <w:rPr>
+          <w:rStyle w:val="VerbatimChar"/>
+        </w:rPr>
+        <w:t xml:space="preserve">R_max</w:t>
+      </w:r>
+      <w:r>
+        <w:t xml:space="preserve"> </w:t>
+      </w:r>
+      <w:r>
+        <w:t xml:space="preserve">in the closed range 5–7 (operator-mandated ceiling, verbatim: "all work ALWAYS gets done with 5 to 7 reviews max"; absent declaration resolves to 5); this is NOT the invented-</w:t>
+      </w:r>
+      <w:r>
+        <w:rPr>
+          <w:rStyle w:val="VerbatimChar"/>
+        </w:rPr>
+        <w:t xml:space="preserve">N</w:t>
+      </w:r>
+      <w:r>
+        <w:t xml:space="preserve"> </w:t>
+      </w:r>
+      <w:r>
+        <w:t xml:space="preserve">case §11.4.267(E) forbids — the consumer's</w:t>
+      </w:r>
+      <w:r>
+        <w:t xml:space="preserve"> </w:t>
+      </w:r>
+      <w:r>
+        <w:rPr>
+          <w:rStyle w:val="VerbatimChar"/>
+        </w:rPr>
+        <w:t xml:space="preserve">R_max</w:t>
+      </w:r>
+      <w:r>
+        <w:t xml:space="preserve"> </w:t>
+      </w:r>
+      <w:r>
+        <w:t xml:space="preserve">within the operator ceiling IS §11.4.267's</w:t>
+      </w:r>
+      <w:r>
+        <w:t xml:space="preserve"> </w:t>
+      </w:r>
+      <w:r>
+        <w:rPr>
+          <w:rStyle w:val="VerbatimChar"/>
+        </w:rPr>
+        <w:t xml:space="preserve">N</w:t>
+      </w:r>
+      <w:r>
+        <w:t xml:space="preserve"> </w:t>
+      </w:r>
+      <w:r>
+        <w:t xml:space="preserve">for the review loop. Forensic root causes (five, genericised from a reference project running items to 7/10+/30/39+ rounds in one week): (1) wrong-model ground truth — a fix and its OWN verifying gate shared a simplified model of an external tool's real composition path, caught only when a reviewer read the tool's source and rebuilt the fixture on the real path; (2) instance-at-a-time closure of a known class — a security gate hardened one command name per round for three consecutive rounds after a whole-file enumeration was explicitly declined for lack of a classifier; (3) fixer-authored tests that never drive the real code — regression tests re-implementing or text-extracting the guarded logic so the reviewer's own mutations survived the suite; (4) non-binding escalation signals — the heuristic-tower anchor (§11.4.250) invoked ~30 times and the stall anchor's (§11.4.267) undeclared</w:t>
+      </w:r>
+      <w:r>
+        <w:t xml:space="preserve"> </w:t>
+      </w:r>
+      <w:r>
+        <w:rPr>
+          <w:rStyle w:val="VerbatimChar"/>
+        </w:rPr>
+        <w:t xml:space="preserve">N</w:t>
+      </w:r>
+      <w:r>
+        <w:t xml:space="preserve"> </w:t>
+      </w:r>
+      <w:r>
+        <w:t xml:space="preserve">never stopped a loop; (5) scope drift — an out-of-scope tangent absorbed into a review's round counter. (A) declared round budget (a round = one independent review verdict; splitting/renaming does not reset the count except per (E)(3); a spun-out tracked item inherits the parent's consumed count except for an (E)(2)-boundary finding, recurrence-linked per §11.4.214). (B) ground-truth probe (authoritative source + real-composition-path fixture + recorded behavioural model) required BEFORE the first fix whenever correctness depends on an unowned external system; a gate verified on a simplified model is wrong-layer evidence (§11.4.226) and cannot GO. (C) class-exhaustive enumeration on first instance — name the class, enumerate every member with a control-needled instrument (§11.4.201(7)(b)), close or explicitly scope-out every member; fixing only the reported instance when the class is nameable is itself a violation; building a missing classifier IS the remediation. (D) every remediation-round regression test drives the REAL artifact through its real invocation path (§11.4.224(A)) — a test that re-implements or text-extracts the guarded logic is a</w:t>
+      </w:r>
+      <w:r>
+        <w:t xml:space="preserve"> </w:t>
+      </w:r>
+      <w:r>
+        <w:rPr>
+          <w:rStyle w:val="VerbatimChar"/>
+        </w:rPr>
+        <w:t xml:space="preserve">source-defect</w:t>
+      </w:r>
+      <w:r>
+        <w:t xml:space="preserve"> </w:t>
+      </w:r>
+      <w:r>
+        <w:t xml:space="preserve">(§11.4.235(D)); every reviewer-surviving mutation is adopted verbatim and must fail the suite before the next review; the dispatch seam refuses to START a review missing that record, but a review that WAS dispatched and returned a verdict always counts. (E) at round 3+ the fixer records a convergence assessment; two-or-more findings sharing a (C)-named class (with ≥1 non-MINOR) / a reappearing finding / wrong-layer evidence forces a STRUCTURAL round (fresh fixer instance, re-derive (B), re-run (C) over the whole scope, replace rather than layer) unless an operator decision (§11.4.66) defers it; every review declares its scope/threat boundary before round 1, fixed except by recorded operator decision — narrowing it mid-loop to reach GO is a §11.4.6 fabrication; at</w:t>
+      </w:r>
+      <w:r>
+        <w:t xml:space="preserve"> </w:t>
+      </w:r>
+      <w:r>
+        <w:rPr>
+          <w:rStyle w:val="VerbatimChar"/>
+        </w:rPr>
+        <w:t xml:space="preserve">R_max</w:t>
+      </w:r>
+      <w:r>
+        <w:t xml:space="preserve"> </w:t>
+      </w:r>
+      <w:r>
+        <w:t xml:space="preserve">without GO the item STOPS (never runs</w:t>
+      </w:r>
+      <w:r>
+        <w:t xml:space="preserve"> </w:t>
+      </w:r>
+      <w:r>
+        <w:rPr>
+          <w:rStyle w:val="VerbatimChar"/>
+        </w:rPr>
+        <w:t xml:space="preserve">R_max</w:t>
+      </w:r>
+      <w:r>
+        <w:t xml:space="preserve">+1 under the same approach) and escalates to a recorded operator decision (re-scope via §11.4.148 / replace via a structural new item / §11.4.271 waiver for residual LOW only) — parked per §11.4.101/§11.4.267(F), parking only that work unit while the autonomous loop (§11.4.126) continues everything else, surfaced in every §11.4.97 report until resolved. (F) nothing here lowers §11.4.134's zero-finding/zero-warning GO bar, §11.4.209's substrate, §11.4.235(D)'s finding-layer classification, or §11.4.262's machine-evidence requirement — the budget bounds rounds, not rigor; reaching</w:t>
+      </w:r>
+      <w:r>
+        <w:t xml:space="preserve"> </w:t>
+      </w:r>
+      <w:r>
+        <w:rPr>
+          <w:rStyle w:val="VerbatimChar"/>
+        </w:rPr>
+        <w:t xml:space="preserve">R_max</w:t>
+      </w:r>
+      <w:r>
+        <w:t xml:space="preserve"> </w:t>
+      </w:r>
+      <w:r>
+        <w:t xml:space="preserve">without GO never yields a GO or a silent close. EXTENDS (not restates, §11.4.227) §11.4.134 (re-run obligation now bounded per-approach by this anchor, escalating per (E)(3) at the ceiling) and §11.4.267(E) (a one-sentence carve-out: an operator-mandated ceiling recorded with its own verbatim mandate in its own anchor is the one permitted</w:t>
+      </w:r>
+      <w:r>
+        <w:t xml:space="preserve"> </w:t>
+      </w:r>
+      <w:r>
+        <w:rPr>
+          <w:rStyle w:val="VerbatimChar"/>
+        </w:rPr>
+        <w:t xml:space="preserve">N</w:t>
+      </w:r>
+      <w:r>
+        <w:t xml:space="preserve">-bound literal). Honest boundary (§11.4.6): does not promise every item converges within</w:t>
+      </w:r>
+      <w:r>
+        <w:t xml:space="preserve"> </w:t>
+      </w:r>
+      <w:r>
+        <w:rPr>
+          <w:rStyle w:val="VerbatimChar"/>
+        </w:rPr>
+        <w:t xml:space="preserve">R_max</w:t>
+      </w:r>
+      <w:r>
+        <w:t xml:space="preserve"> </w:t>
+      </w:r>
+      <w:r>
+        <w:t xml:space="preserve">— a genuinely hard problem still produces real findings each round; what it removes is round inflation from re-discovering a wrong model, one member of a known class, a never-real test, an unacted stall signal, or scope drift; (E)(3) converts an open-ended loop into a bounded, evidence-backed operator decision, never a shallower review. Classification: universal (§11.4.17). Propagation gate</w:t>
+      </w:r>
+      <w:r>
+        <w:t xml:space="preserve"> </w:t>
+      </w:r>
+      <w:r>
+        <w:rPr>
+          <w:rStyle w:val="VerbatimChar"/>
+        </w:rPr>
+        <w:t xml:space="preserve">CM-COVENANT-114-276-PROPAGATION</w:t>
+      </w:r>
+      <w:r>
+        <w:t xml:space="preserve"> </w:t>
+      </w:r>
+      <w:r>
+        <w:t xml:space="preserve">(literal</w:t>
+      </w:r>
+      <w:r>
+        <w:t xml:space="preserve"> </w:t>
+      </w:r>
+      <w:r>
+        <w:rPr>
+          <w:rStyle w:val="VerbatimChar"/>
+        </w:rPr>
+        <w:t xml:space="preserve">11.4.276</w:t>
+      </w:r>
+      <w:r>
+        <w:t xml:space="preserve">, implemented in this change) + recommended gates</w:t>
+      </w:r>
+      <w:r>
+        <w:t xml:space="preserve"> </w:t>
+      </w:r>
+      <w:r>
+        <w:rPr>
+          <w:rStyle w:val="VerbatimChar"/>
+        </w:rPr>
+        <w:t xml:space="preserve">CM-REVIEW-ROUND-BUDGET</w:t>
+      </w:r>
+      <w:r>
+        <w:t xml:space="preserve"> </w:t>
+      </w:r>
+      <w:r>
+        <w:t xml:space="preserve">/</w:t>
+      </w:r>
+      <w:r>
+        <w:t xml:space="preserve"> </w:t>
+      </w:r>
+      <w:r>
+        <w:rPr>
+          <w:rStyle w:val="VerbatimChar"/>
+        </w:rPr>
+        <w:t xml:space="preserve">CM-REVIEW-ROUND3-CONVERGENCE-ASSESSMENT</w:t>
+      </w:r>
+      <w:r>
+        <w:t xml:space="preserve"> </w:t>
+      </w:r>
+      <w:r>
+        <w:t xml:space="preserve">/</w:t>
+      </w:r>
+      <w:r>
+        <w:t xml:space="preserve"> </w:t>
+      </w:r>
+      <w:r>
+        <w:rPr>
+          <w:rStyle w:val="VerbatimChar"/>
+        </w:rPr>
+        <w:t xml:space="preserve">CM-FIX-GROUND-TRUTH-AND-CLASS-INVENTORY</w:t>
+      </w:r>
+      <w:r>
+        <w:t xml:space="preserve"> </w:t>
+      </w:r>
+      <w:r>
+        <w:t xml:space="preserve">(registered as tracked deferrals OWED-GATE-111..113) + paired §1.1 mutations (round 8 with no operator decision / missing round-3 classification / a point-fix after a same-class trigger / a class closed with no inventory → each gate MUST FAIL; golden-FALSE: GO at round 4 with a clean round-3 assessment fires none). Gate CODE for the three recommended gates = separate work item, NOT claimed shipped (§11.4.6 / §11.4.227).</w:t>
+      </w:r>
+      <w:r>
+        <w:t xml:space="preserve"> </w:t>
+      </w:r>
+      <w:r>
+        <w:rPr>
+          <w:b/>
+          <w:bCs/>
+        </w:rPr>
+        <w:t xml:space="preserve">Canonical authority:</w:t>
+      </w:r>
+      <w:r>
+        <w:t xml:space="preserve"> </w:t>
+      </w:r>
+      <w:r>
+        <w:t xml:space="preserve">constitution submodule</w:t>
+      </w:r>
+      <w:r>
+        <w:t xml:space="preserve"> </w:t>
+      </w:r>
+      <w:hyperlink r:id="rId13">
+        <w:r>
+          <w:rPr>
+            <w:rStyle w:val="VerbatimChar"/>
+          </w:rPr>
+          <w:t xml:space="preserve">Constitution.md</w:t>
+        </w:r>
+      </w:hyperlink>
+      <w:r>
+        <w:t xml:space="preserve"> </w:t>
+      </w:r>
+      <w:r>
+        <w:t xml:space="preserve">§11.4.276. Non-compliance is a release blocker. No escape hatch — no</w:t>
+      </w:r>
+      <w:r>
+        <w:t xml:space="preserve"> </w:t>
+      </w:r>
+      <w:r>
+        <w:rPr>
+          <w:rStyle w:val="VerbatimChar"/>
+        </w:rPr>
+        <w:t xml:space="preserve">--unbounded-review-rounds</w:t>
+      </w:r>
+      <w:r>
+        <w:t xml:space="preserve">,</w:t>
+      </w:r>
+      <w:r>
+        <w:t xml:space="preserve"> </w:t>
+      </w:r>
+      <w:r>
+        <w:rPr>
+          <w:rStyle w:val="VerbatimChar"/>
+        </w:rPr>
+        <w:t xml:space="preserve">--fix-instance-not-class</w:t>
+      </w:r>
+      <w:r>
+        <w:t xml:space="preserve">,</w:t>
+      </w:r>
+      <w:r>
+        <w:t xml:space="preserve"> </w:t>
+      </w:r>
+      <w:r>
+        <w:rPr>
+          <w:rStyle w:val="VerbatimChar"/>
+        </w:rPr>
+        <w:t xml:space="preserve">--defer-ground-truth-probe</w:t>
+      </w:r>
+      <w:r>
+        <w:t xml:space="preserve">,</w:t>
+      </w:r>
+      <w:r>
+        <w:t xml:space="preserve"> </w:t>
+      </w:r>
+      <w:r>
+        <w:rPr>
+          <w:rStyle w:val="VerbatimChar"/>
+        </w:rPr>
+        <w:t xml:space="preserve">--narrow-threat-model-to-reach-go</w:t>
+      </w:r>
+      <w:r>
+        <w:t xml:space="preserve">,</w:t>
+      </w:r>
+      <w:r>
+        <w:t xml:space="preserve"> </w:t>
+      </w:r>
+      <w:r>
+        <w:rPr>
+          <w:rStyle w:val="VerbatimChar"/>
+        </w:rPr>
+        <w:t xml:space="preserve">--reset-round-count-on-refile</w:t>
+      </w:r>
+      <w:r>
+        <w:t xml:space="preserve">,</w:t>
+      </w:r>
+      <w:r>
+        <w:t xml:space="preserve"> </w:t>
+      </w:r>
+      <w:r>
+        <w:rPr>
+          <w:rStyle w:val="VerbatimChar"/>
+        </w:rPr>
+        <w:t xml:space="preserve">--defer-structural-fix-past-round-3</w:t>
       </w:r>
       <w:r>
         <w:t xml:space="preserve"> </w:t>
@@ -33380,8 +34775,8 @@
     </w:pPr>
     <w:rPr>
       <w:rFonts w:asciiTheme="majorHAnsi" w:cstheme="majorBidi" w:eastAsiaTheme="majorEastAsia" w:hAnsiTheme="majorHAnsi"/>
-      <w:sz w:val="40"/>
-      <w:szCs w:val="40"/>
+      <w:sz w:val="56"/>
+      <w:szCs w:val="56"/>
     </w:rPr>
   </w:style>
   <w:style w:customStyle="1" w:styleId="TitleChar" w:type="character">
@@ -33515,8 +34910,8 @@
     <w:rPr>
       <w:rFonts w:asciiTheme="majorHAnsi" w:cstheme="majorBidi" w:eastAsiaTheme="majorEastAsia" w:hAnsiTheme="majorHAnsi"/>
       <w:color w:themeColor="accent1" w:themeShade="BF" w:val="0F4761"/>
-      <w:sz w:val="32"/>
-      <w:szCs w:val="32"/>
+      <w:sz w:val="40"/>
+      <w:szCs w:val="40"/>
     </w:rPr>
   </w:style>
   <w:style w:styleId="Heading2" w:type="paragraph">
@@ -33538,8 +34933,8 @@
     <w:rPr>
       <w:rFonts w:asciiTheme="majorHAnsi" w:cstheme="majorBidi" w:eastAsiaTheme="majorEastAsia" w:hAnsiTheme="majorHAnsi"/>
       <w:color w:themeColor="accent1" w:themeShade="BF" w:val="0F4761"/>
-      <w:sz w:val="26"/>
-      <w:szCs w:val="26"/>
+      <w:sz w:val="32"/>
+      <w:szCs w:val="32"/>
     </w:rPr>
   </w:style>
   <w:style w:styleId="Heading3" w:type="paragraph">
@@ -33561,8 +34956,8 @@
     <w:rPr>
       <w:rFonts w:cstheme="majorBidi" w:eastAsiaTheme="majorEastAsia"/>
       <w:color w:themeColor="accent1" w:themeShade="BF" w:val="0F4761"/>
-      <w:sz w:val="24"/>
-      <w:szCs w:val="24"/>
+      <w:sz w:val="28"/>
+      <w:szCs w:val="28"/>
     </w:rPr>
   </w:style>
   <w:style w:styleId="Heading4" w:type="paragraph">
@@ -33582,8 +34977,6 @@
       <w:outlineLvl w:val="3"/>
     </w:pPr>
     <w:rPr>
-      <w:sz w:val="22"/>
-      <w:szCs w:val="22"/>
       <w:rFonts w:cstheme="majorBidi" w:eastAsiaTheme="majorEastAsia"/>
       <w:i/>
       <w:iCs/>

--- a/CLAUDE.docx
+++ b/CLAUDE.docx
@@ -67,7 +67,7 @@
               <w:pStyle w:val="Compact"/>
             </w:pPr>
             <w:r>
-              <w:t xml:space="preserve">75</w:t>
+              <w:t xml:space="preserve">76</w:t>
             </w:r>
           </w:p>
         </w:tc>
@@ -115,7 +115,7 @@
               <w:pStyle w:val="Compact"/>
             </w:pPr>
             <w:r>
-              <w:t xml:space="preserve">2026-10-05T07:49:21Z</w:t>
+              <w:t xml:space="preserve">2026-10-09T13:48:57Z</w:t>
             </w:r>
           </w:p>
         </w:tc>
@@ -163,7 +163,178 @@
               <w:pStyle w:val="Compact"/>
             </w:pPr>
             <w:r>
-              <w:t xml:space="preserve">Amendment of 2026-10-05 — NEW §11.4.276 (review-round budget, 5-7 max, operator CRITICAL mandate) landed, with reconciling extensions to §11.4.134 and §11.4.267(E); full detail in the canonical Constitution.md header (same date). Prior round: Amendment of 2026-10-04 (round 3, operator mandate</w:t>
+              <w:t xml:space="preserve">Amendment of 2026-10-09, fix round 4 — STRUCTURAL round under §11.4.276(E)(1) (closing the round-3 independent review, NO-GO 0 blocking / 5 important / 10 minor). CONVERGENCE ASSESSMENT (§11.4.276(E)): round 4 of R_max; recurrence class = the per-device SKIP/lease vocabulary of (E.2), touched in two consecutive rounds (round 2: an invented reason code; round 3: a lease mapped onto</w:t>
+            </w:r>
+            <w:r>
+              <w:t xml:space="preserve"> </w:t>
+            </w:r>
+            <w:r>
+              <w:rPr>
+                <w:rStyle w:val="VerbatimChar"/>
+              </w:rPr>
+              <w:t xml:space="preserve">hardware_not_present</w:t>
+            </w:r>
+            <w:r>
+              <w:t xml:space="preserve">/</w:t>
+            </w:r>
+            <w:r>
+              <w:rPr>
+                <w:rStyle w:val="VerbatimChar"/>
+              </w:rPr>
+              <w:t xml:space="preserve">instrument_unavailable</w:t>
+            </w:r>
+            <w:r>
+              <w:t xml:space="preserve"> </w:t>
+            </w:r>
+            <w:r>
+              <w:t xml:space="preserve">with a non-existent</w:t>
+            </w:r>
+            <w:r>
+              <w:t xml:space="preserve"> </w:t>
+            </w:r>
+            <w:r>
+              <w:rPr>
+                <w:rStyle w:val="VerbatimChar"/>
+              </w:rPr>
+              <w:t xml:space="preserve">detail</w:t>
+            </w:r>
+            <w:r>
+              <w:t xml:space="preserve"> </w:t>
+            </w:r>
+            <w:r>
+              <w:t xml:space="preserve">sub-field, which asserts a PRESENT board absent); structural replacement = the lease case is REMOVED from the §11.4.69 SKIP vocabulary entirely and recorded in the deploy record as</w:t>
+            </w:r>
+            <w:r>
+              <w:t xml:space="preserve"> </w:t>
+            </w:r>
+            <w:r>
+              <w:rPr>
+                <w:rStyle w:val="VerbatimChar"/>
+              </w:rPr>
+              <w:t xml:space="preserve">DEFERRED</w:t>
+            </w:r>
+            <w:r>
+              <w:t xml:space="preserve"> </w:t>
+            </w:r>
+            <w:r>
+              <w:t xml:space="preserve">(field</w:t>
+            </w:r>
+            <w:r>
+              <w:t xml:space="preserve"> </w:t>
+            </w:r>
+            <w:r>
+              <w:rPr>
+                <w:rStyle w:val="VerbatimChar"/>
+              </w:rPr>
+              <w:t xml:space="preserve">device_leased_by_other_stream</w:t>
+            </w:r>
+            <w:r>
+              <w:t xml:space="preserve"> </w:t>
+            </w:r>
+            <w:r>
+              <w:t xml:space="preserve">naming the holder), a §11.4.69 SKIP now covering only genuinely absent (</w:t>
+            </w:r>
+            <w:r>
+              <w:rPr>
+                <w:rStyle w:val="VerbatimChar"/>
+              </w:rPr>
+              <w:t xml:space="preserve">hardware_not_present</w:t>
+            </w:r>
+            <w:r>
+              <w:t xml:space="preserve">) or ineligible (</w:t>
+            </w:r>
+            <w:r>
+              <w:rPr>
+                <w:rStyle w:val="VerbatimChar"/>
+              </w:rPr>
+              <w:t xml:space="preserve">topology_unsupported</w:t>
+            </w:r>
+            <w:r>
+              <w:t xml:space="preserve">) devices, the cause carried alongside the code (deploy-record field, or the SKIP description where the helper has no field — the §11.4.69 helper takes a description and a code only); the same round REPLACED the gate's ad-hoc config/ledger greps with one strict parser and the 'last dotted group' carry check with one POSITIONAL-DIGIT ID GRAMMAR shared with the version tool. Text changes, block byte-identical across all 10 carriers (the 9 governance files plus the generated groups/project-lifecycle-and-release.md — round 3's 'all 9 carriers' undercounted): (E.2) DEFERRED replaces the lease SKIP, N counts consecutive DEFERRED builds; (E.3) a FAIL links to the item and re-opens it only if it is terminal (an open item is linked, never 're-opened', §11.4.214); (E.4) zero-target wording follows (E.2); (E.5) a consumer bound by (E.4) MUST bind a deploy ledger, so its no-ledger SKIP is a CONFIG ERROR at the release seam — the SKIP stays legitimate only for a consumer not bound by (E.4); UNDECLARED is a result a consuming release seam MUST treat as blocking (§11.4.135), honestly stated as an obligation on a seam that does not exist yet (tracked per consuming project), no longer 'blocks exactly as a FAIL does'; the carry exemption needs an explicit declaration BACKED BY a recorded operator decision (§11.4.66); NEW grammar (i) every dotted group positional (a dotted suffix or build-metadata group can no longer hide</w:t>
+            </w:r>
+            <w:r>
+              <w:t xml:space="preserve"> </w:t>
+            </w:r>
+            <w:r>
+              <w:rPr>
+                <w:rStyle w:val="VerbatimChar"/>
+              </w:rPr>
+              <w:t xml:space="preserve">0.0.10</w:t>
+            </w:r>
+            <w:r>
+              <w:t xml:space="preserve">), (ii) no dash-joined numeric runs, (iii) owned group leading-zero-free. scripts/gates/cm_version_increment_on_deploy.sh: strict config parser (unknown / duplicated / empty key, non key=value line ⇒ exit 2; a named but missing, non-regular or unreadable config ⇒ exit 2, no longer SKIP), strict ledger rows (exactly 2 non-empty TAB fields ⇒ else exit 2), required</w:t>
+            </w:r>
+            <w:r>
+              <w:t xml:space="preserve"> </w:t>
+            </w:r>
+            <w:r>
+              <w:rPr>
+                <w:rStyle w:val="VerbatimChar"/>
+              </w:rPr>
+              <w:t xml:space="preserve">scheme_decision_ref</w:t>
+            </w:r>
+            <w:r>
+              <w:t xml:space="preserve"> </w:t>
+            </w:r>
+            <w:r>
+              <w:t xml:space="preserve">for semver/calver/other (else UNDECLARED), marker presence checked whatever the scheme, marker with no row after it ⇒ CARRY SKIP,</w:t>
+            </w:r>
+            <w:r>
+              <w:t xml:space="preserve"> </w:t>
+            </w:r>
+            <w:r>
+              <w:rPr>
+                <w:rStyle w:val="VerbatimChar"/>
+              </w:rPr>
+              <w:t xml:space="preserve">--help</w:t>
+            </w:r>
+            <w:r>
+              <w:t xml:space="preserve"> </w:t>
+            </w:r>
+            <w:r>
+              <w:t xml:space="preserve">prints only the header, informational modes refused unless alone and never print a VERDICT line; exit codes unchanged (0/1/2/3/4, still AWAITING OPERATOR CONFIRMATION); its meta-test grows from 28 to 68 fixtures; 26 reviewer-style mutants, 25 killed, 1 recorded equivalent (LC_ALL drop under gawk rational ranges). STALE generated twins (§11.4.106(E), not regenerated): the ROOT twins Constitution/CLAUDE/AGENTS/QWEN/GEMINI .html/.pdf/.docx (dated 2026-10-05) and the group twins groups/project-lifecycle-and-release.{html,pdf,docx} (dated 2026-10-08). Prior round (same amendment): Amendment of 2026-10-09, fix round 3 (closing both round-2 independent reviews: constitution side NO-GO 0/4/8, main side NO-GO 0/2/many) — §11.4.235(E) amended in place, block byte-identical across all 9 carriers: (E.2) per-device SKIP codes now map onto the EXISTING §11.4.69 closed set (no device ⇒ hardware_not_present; ineligible ⇒ topology_unsupported; leased by another stream ⇒ instrument_unavailable where the consumer's set carries it, else hardware_not_present), the specific cause carried in a detail sub-field — the closed set is NOT extended; a lease-held device's retry is bounded (after N consecutive lease SKIPs, N consumer DATA, the stall escalates per §11.4.267(D)); devices count as independent only when their control transports are (a shared host transport daemon whose recovery restarts it forces its legs to serialise unless per-device isolation is proven); (E.4) binding now keyed on having an official flash/deploy entry point, or a bound deploy ledger, for a device-targeted artifact, an undeclared device-listing command on a bound consumer being a blocking CONFIG ERROR (supersedes the round-2 wording 'binds only a consumer that declares a device-listing command'), and the self-referential '(E.2)–(E.4) bind only…' wording fixed; (E.5) once a deploy ledger is bound, version_scheme is REQUIRED — undeclared is a distinct blocking UNDECLARED result, the SemVer/CalVer/other exemption exists only by explicit declaration; scripts/gates/cm_version_increment_on_deploy.sh now gives every verdict its own exit code (0 PASS, 1 FAIL, 2 config error, 3 UNDECLARED, 4 SKIP — this exit-code scheme is a proposal AWAITING OPERATOR CONFIRMATION) and prints machine-readable VERDICT:/CARRY: lines, rejects duplicated config keys, and checks the LAST dotted group so a suffix cannot hide a no-carry id; its paired mutation test asserts exact exit codes and verdict lines on every fixture and gains fixtures killing reviewer mutants M1 M2 M3 M4 M6 M7 M8 M9 (M5 recorded as near-equivalent). STALE generated twins (§11.4.106(E), not regenerated this round): the ROOT twins Constitution/CLAUDE/AGENTS/QWEN/GEMINI .html/.pdf/.docx (dated 2026-10-05) AND the group twins groups/project-lifecycle-and-release.{html,pdf,docx} (dated 2026-10-08) all predate this amendment. Prior round (same amendment): Amendment of 2026-10-09 — §11.4.235 EXTENDED in place with clause (E) (operator mandate 2026-10-09,</w:t>
+            </w:r>
+            <w:r>
+              <w:t xml:space="preserve"> </w:t>
+            </w:r>
+            <w:r>
+              <w:rPr>
+                <w:rStyle w:val="VerbatimChar"/>
+              </w:rPr>
+              <w:t xml:space="preserve">IMPORTANT</w:t>
+            </w:r>
+            <w:r>
+              <w:t xml:space="preserve">): a completed group/increment holding its source-correctness GO ⇒ background flashable build ⇒ flash to EVERY target enumerated fresh by the consumer-declared device-listing command (each §11.4.200 target-isolated + read-back-verified; independent devices concurrent, shared exclusive resources serialised per §11.4.119) ⇒ LIVE verification on each device of a basic major-sanity suite AND every workable item in the build with captured machine evidence (§11.4.262); zero devices ⇒ honest SKIP + tracked item; every deployed image gets a DECIMAL-CARRY version increment (non-leftmost positions 0..9, carry left, leftmost absorbs: 1.0.0-dev-0.0.9 → 1.0.0-dev-0.1.0) via the consumer's single version tool. Extension, not a new anchor (§11.4.227 audit: no carry rule, no flash-all-targets obligation, no per-item live binding existed).</w:t>
+            </w:r>
+            <w:r>
+              <w:t xml:space="preserve"> </w:t>
+            </w:r>
+            <w:r>
+              <w:rPr>
+                <w:rStyle w:val="VerbatimChar"/>
+              </w:rPr>
+              <w:t xml:space="preserve">CM-VERSION-DECIMAL-CARRY</w:t>
+            </w:r>
+            <w:r>
+              <w:t xml:space="preserve"> </w:t>
+            </w:r>
+            <w:r>
+              <w:t xml:space="preserve">IMPLEMENTED inside cm_version_increment_on_deploy.sh (RED→GREEN, paired mutation discriminators);</w:t>
+            </w:r>
+            <w:r>
+              <w:t xml:space="preserve"> </w:t>
+            </w:r>
+            <w:r>
+              <w:rPr>
+                <w:rStyle w:val="VerbatimChar"/>
+              </w:rPr>
+              <w:t xml:space="preserve">CM-GROUP-DEPLOY-FLASH-ALL-AND-LIVE-VERIFIED</w:t>
+            </w:r>
+            <w:r>
+              <w:t xml:space="preserve"> </w:t>
+            </w:r>
+            <w:r>
+              <w:t xml:space="preserve">registered as tracked deferral OWED-GATE-114. Fix round (2026-10-09, independent Opus review NO-GO 0/4/10/2): (E.2) 'available' now = enumerated AND eligible for the image's product/hardware (consumer DATA) AND device lease acquired (§11.4.176/§11.4.119), ineligible or leased boards a per-device SKIP-with-reason; (E.4) latent binding (binds only a consumer that declares a device-listing command); (E.1) reconciled with the §11.4.230(D.3) cadence + coalescing; (E.5) carry FENCED to the consumer-declared positional-digit version scheme and, at the gate, to ledger rows after a declared adoption marker (§11.4.224(E) precedent) — this fencing is a CONSERVATIVE-SAFE INTERPRETATION of the operator's 'universally applied' wording, AWAITING OPERATOR CONFIRMATION; rollover-vs-§11.4.151 and integer-code monotonicity reconciled; heading names (E); honest boundary covers (A)–(E); next free clause letter (F). Generated twins groups/project-lifecycle-and-release.{html,pdf,docx} are STALE versus the regenerated .md (§11.4.106(E)) — not regenerated in this round. Prior round: Amendment of 2026-10-05 — NEW §11.4.276 (review-round budget, 5-7 max, operator CRITICAL mandate) landed, with reconciling extensions to §11.4.134 and §11.4.267(E); full detail in the canonical Constitution.md header (same date). Prior round: Amendment of 2026-10-04 (round 3, operator mandate</w:t>
             </w:r>
             <w:r>
               <w:t xml:space="preserve"> </w:t>
@@ -20475,7 +20646,7 @@
           <w:b/>
           <w:bCs/>
         </w:rPr>
-        <w:t xml:space="preserve">§11.4.235 — Build-and-deploy the moment source fixes are proven-correct (test-side hardening is a parallel stage, never a build gate) + post-deploy version increment (operator mandate, 2026-07-27).</w:t>
+        <w:t xml:space="preserve">§11.4.235 — Build-and-deploy the moment source fixes are proven-correct (test-side hardening is a parallel stage, never a build gate) + post-deploy version increment + per-group flash-every-eligible-target live verification with a decimal-carry version increment (operator mandate, 2026-07-27; clause (E) added 2026-10-09).</w:t>
       </w:r>
     </w:p>
     <w:p>
@@ -20760,25 +20931,65 @@
           <w:b/>
           <w:bCs/>
         </w:rPr>
-        <w:t xml:space="preserve">Honest boundary (§11.4.6):</w:t>
-      </w:r>
-      <w:r>
-        <w:t xml:space="preserve"> </w:t>
-      </w:r>
-      <w:r>
-        <w:t xml:space="preserve">relocates the TEST-INSTRUMENTATION re-review + gate/check hardening OFF the build critical path; does NOT weaken any substantive gate. The SOURCE-correctness review (§11.4.125/§11.4.142/§11.4.194 Opus-</w:t>
-      </w:r>
-      <w:r>
-        <w:rPr>
-          <w:rStyle w:val="VerbatimChar"/>
-        </w:rPr>
-        <w:t xml:space="preserve">xhigh</w:t>
-      </w:r>
-      <w:r>
-        <w:t xml:space="preserve"> </w:t>
-      </w:r>
-      <w:r>
-        <w:t xml:space="preserve">§11.4.209 → GO §11.4.134) STILL PRECEDES + gates the build (it IS "source proven-correct"); pre/post-build tests (§11.4.108 L1-2) run at their seams; §11.4.185 manual-QA-final un-weakened; §11.4.129/§11.4.40 un-weakened. "Test-side work is parallel, never a build gate" is bounded to future-regression instrumentation — a check that proves the SHIPPED artifact wrong is a source/artifact-correctness gate (§11.4.108 L1-2), stays on the critical path. Clause (D) supplies the mandatory classification mechanism this boundary's own test presupposes — a review that never classifies its findings has not actually applied this honest boundary, it has merely stated it.</w:t>
+        <w:t xml:space="preserve">(E) GROUP-COMPLETE ⇒ BACKGROUND FLASHABLE BUILD ⇒ FLASH EVERY AVAILABLE TARGET ⇒ LIVE VERIFICATION OF SANITY + EVERY CONTAINED ITEM, WITH A DECIMAL-CARRY VERSION INCREMENT ON EVERY DEPLOYED IMAGE (operator mandate, 2026-10-09,</w:t>
+      </w:r>
+      <w:r>
+        <w:rPr>
+          <w:b/>
+          <w:bCs/>
+        </w:rPr>
+        <w:t xml:space="preserve"> </w:t>
+      </w:r>
+      <w:r>
+        <w:rPr>
+          <w:rStyle w:val="VerbatimChar"/>
+          <w:b/>
+          <w:bCs/>
+        </w:rPr>
+        <w:t xml:space="preserve">IMPORTANT</w:t>
+      </w:r>
+      <w:r>
+        <w:rPr>
+          <w:b/>
+          <w:bCs/>
+        </w:rPr>
+        <w:t xml:space="preserve">; added 2026-10-09).</w:t>
+      </w:r>
+      <w:r>
+        <w:t xml:space="preserve"> </w:t>
+      </w:r>
+      <w:r>
+        <w:t xml:space="preserve">Verbatim operator mandate (2026-10-09): "As group by group of tasks from issues_01 gets done, we MUST create flashing image in the background, flash it to all available Orange Pi connected devices (see the list using adb devices command), and perform LIVE testing on devices of basic system major sanity and all workable items coming in into that particular build! We MUST after each flashing image we build and deploy (using our flashing scripts) regularly increase version or version code! Remember that once we get to 9 at some position we switch it to 0 and first left one we incresae by one! Example: 1.0.0-dev-0.0.9 -&gt; 1.0.0-dev-0.1.0 !!! Make sure that all these mandatory RULES are universally applied acrtoss all projects and added into the constitution Submodule, commited and pushed to all upstreams!!!" (the project names and the device-listing command in that quote are the operator's own example, recorded verbatim; the rule below is generic and consumers supply those names as DATA per §11.4.35). The GAP this clause closes, stated precisely so it is not restated elsewhere (§11.4.227): clause (A) triggers the build on a source-correctness GO and clause (B) increments the version on every deploy; §11.4.230(B) exercises every available device concurrently during VALIDATION and §11.4.230(D.3) cuts a QA deliverable on a declared cadence; §11.4.200 target-isolates and read-back-verifies each single flash; §11.4.236 refuses a QA hand-off without a candidate-fingerprinted verdict — but none of them obliges a completed group's image to be FLASHED onto EVERY available target, none binds LIVE on-device verification of a basic major-sanity suite PLUS every workable item contained in that build, and none fixes HOW a version id is incremented (measured 2026-10-09 with a control-needled census over §11.4.235/.230/.236/.200/.119/.108/.151/.264: zero decimal-carry rule, zero "flash every available target" obligation, zero per-item live-verification binding; the only</w:t>
+      </w:r>
+      <w:r>
+        <w:t xml:space="preserve"> </w:t>
+      </w:r>
+      <w:r>
+        <w:rPr>
+          <w:rStyle w:val="VerbatimChar"/>
+        </w:rPr>
+        <w:t xml:space="preserve">carry</w:t>
+      </w:r>
+      <w:r>
+        <w:t xml:space="preserve"> </w:t>
+      </w:r>
+      <w:r>
+        <w:t xml:space="preserve">hits are the verb "carries"; positive control</w:t>
+      </w:r>
+      <w:r>
+        <w:t xml:space="preserve"> </w:t>
+      </w:r>
+      <w:r>
+        <w:rPr>
+          <w:rStyle w:val="VerbatimChar"/>
+        </w:rPr>
+        <w:t xml:space="preserve">version</w:t>
+      </w:r>
+      <w:r>
+        <w:t xml:space="preserve"> </w:t>
+      </w:r>
+      <w:r>
+        <w:t xml:space="preserve">= 18 hits in §11.4.235, negative control = 0). ALL of the following hold:</w:t>
       </w:r>
     </w:p>
     <w:p>
@@ -20786,229 +20997,62 @@
         <w:pStyle w:val="BodyText"/>
       </w:pPr>
       <w:r>
-        <w:t xml:space="preserve">Classification: universal (§11.4.17). Propagation gate</w:t>
-      </w:r>
-      <w:r>
-        <w:t xml:space="preserve"> </w:t>
-      </w:r>
-      <w:r>
-        <w:rPr>
-          <w:rStyle w:val="VerbatimChar"/>
-        </w:rPr>
-        <w:t xml:space="preserve">CM-COVENANT-114-235-PROPAGATION</w:t>
-      </w:r>
-      <w:r>
-        <w:t xml:space="preserve"> </w:t>
-      </w:r>
-      <w:r>
-        <w:t xml:space="preserve">(literal</w:t>
-      </w:r>
-      <w:r>
-        <w:t xml:space="preserve"> </w:t>
-      </w:r>
-      <w:r>
-        <w:rPr>
-          <w:rStyle w:val="VerbatimChar"/>
-        </w:rPr>
-        <w:t xml:space="preserve">11.4.235</w:t>
-      </w:r>
-      <w:r>
-        <w:t xml:space="preserve">) + recommended</w:t>
-      </w:r>
-      <w:r>
-        <w:t xml:space="preserve"> </w:t>
-      </w:r>
-      <w:r>
-        <w:rPr>
-          <w:rStyle w:val="VerbatimChar"/>
-        </w:rPr>
-        <w:t xml:space="preserve">CM-BUILD-ON-SOURCE-PROVEN-NOT-TEST-SIDE</w:t>
-      </w:r>
-      <w:r>
-        <w:t xml:space="preserve"> </w:t>
-      </w:r>
-      <w:r>
-        <w:t xml:space="preserve">(FAIL: build held past source-GO w/ unfinished test-instrumentation; FAIL: build started with NO source-review GO — the §11.4.201(1) dual-assertion guard) +</w:t>
-      </w:r>
-      <w:r>
-        <w:t xml:space="preserve"> </w:t>
-      </w:r>
-      <w:r>
-        <w:rPr>
-          <w:rStyle w:val="VerbatimChar"/>
-        </w:rPr>
-        <w:t xml:space="preserve">CM-VERSION-INCREMENT-ON-DEPLOY</w:t>
-      </w:r>
-      <w:r>
-        <w:t xml:space="preserve"> </w:t>
-      </w:r>
-      <w:r>
-        <w:t xml:space="preserve">(FAIL: new-artifact deploy shares a version id; FAIL: work of the cycle opened by a manual-QA deploy still targets the QA-deployed version id — the clause-(B) cycle-boundary increment skipped) + paired §1.1 mutations.</w:t>
-      </w:r>
-      <w:r>
-        <w:t xml:space="preserve"> </w:t>
-      </w:r>
-      <w:r>
-        <w:rPr>
-          <w:rStyle w:val="VerbatimChar"/>
-        </w:rPr>
-        <w:t xml:space="preserve">CM-BUILD-ON-SOURCE-PROVEN-NOT-TEST-SIDE</w:t>
-      </w:r>
-      <w:r>
-        <w:t xml:space="preserve"> </w:t>
-      </w:r>
-      <w:r>
-        <w:t xml:space="preserve">is IMPLEMENTED (</w:t>
-      </w:r>
-      <w:r>
-        <w:rPr>
-          <w:rStyle w:val="VerbatimChar"/>
-        </w:rPr>
-        <w:t xml:space="preserve">constitution/scripts/gates/cm_build_on_source_proven_not_test_side.sh</w:t>
-      </w:r>
-      <w:r>
-        <w:t xml:space="preserve"> </w:t>
-      </w:r>
-      <w:r>
-        <w:t xml:space="preserve">+ its paired</w:t>
-      </w:r>
-      <w:r>
-        <w:t xml:space="preserve"> </w:t>
-      </w:r>
-      <w:r>
-        <w:rPr>
-          <w:rStyle w:val="VerbatimChar"/>
-        </w:rPr>
-        <w:t xml:space="preserve">_mutation_test.sh</w:t>
-      </w:r>
-      <w:r>
-        <w:t xml:space="preserve">), as is</w:t>
-      </w:r>
-      <w:r>
-        <w:t xml:space="preserve"> </w:t>
-      </w:r>
-      <w:r>
-        <w:rPr>
-          <w:rStyle w:val="VerbatimChar"/>
-        </w:rPr>
-        <w:t xml:space="preserve">CM-VERSION-INCREMENT-ON-DEPLOY</w:t>
-      </w:r>
-      <w:r>
-        <w:t xml:space="preserve"> </w:t>
-      </w:r>
-      <w:r>
-        <w:t xml:space="preserve">(</w:t>
-      </w:r>
-      <w:r>
-        <w:rPr>
-          <w:rStyle w:val="VerbatimChar"/>
-        </w:rPr>
-        <w:t xml:space="preserve">constitution/scripts/gates/cm_version_increment_on_deploy.sh</w:t>
-      </w:r>
-      <w:r>
-        <w:t xml:space="preserve"> </w:t>
-      </w:r>
-      <w:r>
-        <w:t xml:space="preserve">+ its paired mutation test) — the prior "gate-code = separate work item" disclaimer for those two was stale and is corrected here. NEW recommended gate</w:t>
-      </w:r>
-      <w:r>
-        <w:t xml:space="preserve"> </w:t>
-      </w:r>
-      <w:r>
-        <w:rPr>
-          <w:rStyle w:val="VerbatimChar"/>
-        </w:rPr>
-        <w:t xml:space="preserve">CM-REVIEW-FINDING-CLASS-RECORDED</w:t>
-      </w:r>
-      <w:r>
-        <w:t xml:space="preserve"> </w:t>
-      </w:r>
-      <w:r>
-        <w:t xml:space="preserve">for clause (D) (FAIL: a batched-review verdict covering more than one slice/file with no per-slice verdict or no per-finding</w:t>
-      </w:r>
-      <w:r>
-        <w:t xml:space="preserve"> </w:t>
-      </w:r>
-      <w:r>
-        <w:rPr>
-          <w:rStyle w:val="VerbatimChar"/>
-        </w:rPr>
-        <w:t xml:space="preserve">finding_layer</w:t>
-      </w:r>
-      <w:r>
-        <w:t xml:space="preserve"> </w:t>
-      </w:r>
-      <w:r>
-        <w:t xml:space="preserve">recorded; FAIL: a slice marked build-eligible while any</w:t>
-      </w:r>
-      <w:r>
-        <w:t xml:space="preserve"> </w:t>
-      </w:r>
-      <w:r>
-        <w:rPr>
-          <w:rStyle w:val="VerbatimChar"/>
-        </w:rPr>
-        <w:t xml:space="preserve">source-defect</w:t>
-      </w:r>
-      <w:r>
-        <w:t xml:space="preserve"> </w:t>
-      </w:r>
-      <w:r>
-        <w:t xml:space="preserve">finding in it has not reached GO; FAIL: a</w:t>
-      </w:r>
-      <w:r>
-        <w:t xml:space="preserve"> </w:t>
-      </w:r>
-      <w:r>
-        <w:rPr>
-          <w:rStyle w:val="VerbatimChar"/>
-        </w:rPr>
-        <w:t xml:space="preserve">finding_layer</w:t>
-      </w:r>
-      <w:r>
-        <w:t xml:space="preserve"> </w:t>
-      </w:r>
-      <w:r>
-        <w:t xml:space="preserve">lowered by the producer without a fresh review round) + paired §1.1 mutation — gate-code = separate work item, NOT claimed shipped (§11.4.6/§11.4.227), registered as a tracked deferral in</w:t>
-      </w:r>
-      <w:r>
-        <w:t xml:space="preserve"> </w:t>
-      </w:r>
-      <w:r>
-        <w:rPr>
-          <w:rStyle w:val="VerbatimChar"/>
-        </w:rPr>
-        <w:t xml:space="preserve">constitution/scripts/gates/gate_ledger_deferrals.tsv</w:t>
-      </w:r>
-      <w:r>
-        <w:t xml:space="preserve">; it binds ADDITIVELY by computing whether the existing</w:t>
-      </w:r>
-      <w:r>
-        <w:t xml:space="preserve"> </w:t>
-      </w:r>
-      <w:r>
-        <w:rPr>
-          <w:rStyle w:val="VerbatimChar"/>
-        </w:rPr>
-        <w:t xml:space="preserve">source_review_go</w:t>
-      </w:r>
-      <w:r>
-        <w:t xml:space="preserve"> </w:t>
-      </w:r>
-      <w:r>
-        <w:t xml:space="preserve">marker may be written, never by modifying</w:t>
-      </w:r>
-      <w:r>
-        <w:t xml:space="preserve"> </w:t>
-      </w:r>
-      <w:r>
-        <w:rPr>
-          <w:rStyle w:val="VerbatimChar"/>
-        </w:rPr>
-        <w:t xml:space="preserve">cm_build_on_source_proven_not_test_side.sh</w:t>
-      </w:r>
-      <w:r>
-        <w:t xml:space="preserve">'s own tested logic.</w:t>
+        <w:rPr>
+          <w:b/>
+          <w:bCs/>
+        </w:rPr>
+        <w:t xml:space="preserve">(E.1) TRIGGER + BACKGROUND BUILD.</w:t>
+      </w:r>
+      <w:r>
+        <w:t xml:space="preserve"> </w:t>
+      </w:r>
+      <w:r>
+        <w:t xml:space="preserve">The moment a group / increment (§11.4.230(D.1) — a project-declared group of tracked items) holds its source-correctness GO per clauses (A)/(D), it is ELIGIBLE for a FLASHABLE image (the consumer's deployable artifact, §11.4.230(D.3)), and that image MUST be built in the BACKGROUND (§11.4.89 / §11.4.230(A) — the loop keeps progressing other items while it builds), through the consumer's official build entry point only, inside the §12 host-safety bounds (§12.6 / §12.11 / §12.12). WHEN the build is cut follows the consumer's declared §11.4.230(D.3) QA-build cadence and its coalescing rule — never a second, competing cadence: under the default</w:t>
+      </w:r>
+      <w:r>
+        <w:t xml:space="preserve"> </w:t>
+      </w:r>
+      <w:r>
+        <w:rPr>
+          <w:rStyle w:val="VerbatimChar"/>
+        </w:rPr>
+        <w:t xml:space="preserve">per-increment</w:t>
+      </w:r>
+      <w:r>
+        <w:t xml:space="preserve"> </w:t>
+      </w:r>
+      <w:r>
+        <w:t xml:space="preserve">trigger each GO'd group triggers a build; a build already in flight covers every group that reached GO before it started, a group reaching GO while it builds rolls into the NEXT build, and a build that fails covers nothing (its groups roll forward); a</w:t>
+      </w:r>
+      <w:r>
+        <w:t xml:space="preserve"> </w:t>
+      </w:r>
+      <w:r>
+        <w:rPr>
+          <w:rStyle w:val="VerbatimChar"/>
+        </w:rPr>
+        <w:t xml:space="preserve">periodic</w:t>
+      </w:r>
+      <w:r>
+        <w:t xml:space="preserve"> </w:t>
+      </w:r>
+      <w:r>
+        <w:t xml:space="preserve">/</w:t>
+      </w:r>
+      <w:r>
+        <w:t xml:space="preserve"> </w:t>
+      </w:r>
+      <w:r>
+        <w:rPr>
+          <w:rStyle w:val="VerbatimChar"/>
+        </w:rPr>
+        <w:t xml:space="preserve">whichever-first</w:t>
+      </w:r>
+      <w:r>
+        <w:t xml:space="preserve"> </w:t>
+      </w:r>
+      <w:r>
+        <w:t xml:space="preserve">consumer cuts at its declared trigger and every group that reached GO since the last covered build rides that build. A group without its GO is NOT built for flashing — clause (A) is unchanged.</w:t>
       </w:r>
     </w:p>
     <w:p>
@@ -21016,6 +21060,860 @@
         <w:pStyle w:val="BodyText"/>
       </w:pPr>
       <w:r>
+        <w:rPr>
+          <w:b/>
+          <w:bCs/>
+        </w:rPr>
+        <w:t xml:space="preserve">(E.2) FLASH EVERY AVAILABLE TARGET.</w:t>
+      </w:r>
+      <w:r>
+        <w:t xml:space="preserve"> </w:t>
+      </w:r>
+      <w:r>
+        <w:t xml:space="preserve">When the image exists it MUST be deployed, through the consumer's official flash/deploy tooling only, to EVERY AVAILABLE target device. A device is AVAILABLE for this image only when ALL THREE hold: (i) it is ENUMERATED fresh at flash time by the consumer-declared device-listing command (DATA per §11.4.35, e.g.</w:t>
+      </w:r>
+      <w:r>
+        <w:t xml:space="preserve"> </w:t>
+      </w:r>
+      <w:r>
+        <w:rPr>
+          <w:rStyle w:val="VerbatimChar"/>
+        </w:rPr>
+        <w:t xml:space="preserve">adb devices</w:t>
+      </w:r>
+      <w:r>
+        <w:t xml:space="preserve">), keyed by stable serial (§11.4.111), never a remembered or hand-typed list (§11.4.6); (ii) it is ELIGIBLE for this image — its product / hardware class matches the image's target per the consumer-declared eligibility map (DATA per §11.4.35; an image is never flashed onto a board of a different product line or hardware variant); and (iii) its device LEASE is acquired for this deploy under the §11.4.176(B) / §11.4.119 single-owner device lock (all-or-nothing, non-blocking, TTL-reaped — the consumer's lock mechanism). An enumerated device that cannot be exercised is recorded per device by one of TWO DIFFERENT mechanisms, never conflated, and in neither case is it reflashed out from under its owner or silently dropped. (1) An honest §11.4.69 SKIP-with-reason (§11.4.3) — used ONLY when the device is genuinely absent or ineligible; its reason code MUST be a member of the consumer's §11.4.69 CLOSED reason set (this clause mints NO new code and does NOT extend that set; a helper that enforces the set turns an out-of-set code into a FAIL, §11.4.69): no device enumerated ⇒</w:t>
+      </w:r>
+      <w:r>
+        <w:t xml:space="preserve"> </w:t>
+      </w:r>
+      <w:r>
+        <w:rPr>
+          <w:rStyle w:val="VerbatimChar"/>
+        </w:rPr>
+        <w:t xml:space="preserve">hardware_not_present</w:t>
+      </w:r>
+      <w:r>
+        <w:t xml:space="preserve">; enumerated but ineligible for this image ⇒</w:t>
+      </w:r>
+      <w:r>
+        <w:t xml:space="preserve"> </w:t>
+      </w:r>
+      <w:r>
+        <w:rPr>
+          <w:rStyle w:val="VerbatimChar"/>
+        </w:rPr>
+        <w:t xml:space="preserve">topology_unsupported</w:t>
+      </w:r>
+      <w:r>
+        <w:t xml:space="preserve">. (2) DEFERRED — a device whose lease is held by another stream is NOT a §11.4.69 SKIP at all, because it IS present and eligible: recording it as</w:t>
+      </w:r>
+      <w:r>
+        <w:t xml:space="preserve"> </w:t>
+      </w:r>
+      <w:r>
+        <w:rPr>
+          <w:rStyle w:val="VerbatimChar"/>
+        </w:rPr>
+        <w:t xml:space="preserve">hardware_not_present</w:t>
+      </w:r>
+      <w:r>
+        <w:t xml:space="preserve"> </w:t>
+      </w:r>
+      <w:r>
+        <w:t xml:space="preserve">would assert that a present board is absent, exactly the misstatement §11.4.69 / §11.4.6 forbid. It is recorded in the DEPLOY RECORD as</w:t>
+      </w:r>
+      <w:r>
+        <w:t xml:space="preserve"> </w:t>
+      </w:r>
+      <w:r>
+        <w:rPr>
+          <w:rStyle w:val="VerbatimChar"/>
+        </w:rPr>
+        <w:t xml:space="preserve">DEFERRED</w:t>
+      </w:r>
+      <w:r>
+        <w:t xml:space="preserve">, with the deploy-record field</w:t>
+      </w:r>
+      <w:r>
+        <w:t xml:space="preserve"> </w:t>
+      </w:r>
+      <w:r>
+        <w:rPr>
+          <w:rStyle w:val="VerbatimChar"/>
+        </w:rPr>
+        <w:t xml:space="preserve">device_leased_by_other_stream</w:t>
+      </w:r>
+      <w:r>
+        <w:t xml:space="preserve"> </w:t>
+      </w:r>
+      <w:r>
+        <w:t xml:space="preserve">naming the holder. The specific cause always travels ALONGSIDE the code — in a deploy-record field, or in the SKIP's description text where the consumer's SKIP helper has no field for it (the §11.4.69 helper takes a description and a reason code and nothing else; no</w:t>
+      </w:r>
+      <w:r>
+        <w:t xml:space="preserve"> </w:t>
+      </w:r>
+      <w:r>
+        <w:rPr>
+          <w:rStyle w:val="VerbatimChar"/>
+        </w:rPr>
+        <w:t xml:space="preserve">detail</w:t>
+      </w:r>
+      <w:r>
+        <w:t xml:space="preserve"> </w:t>
+      </w:r>
+      <w:r>
+        <w:t xml:space="preserve">sub-field exists). A DEFERRED device is retried at the next covered build, never waited on unboundedly, and the retry is BOUNDED: after N consecutive DEFERRED builds of the same device (N is consumer DATA per §11.4.35 / §11.4.267(E)), the stall escalates per §11.4.267(D) — a tracked §11.4.197 item naming the device and the holder, surfaced in every §11.4.97 report until resolved, and routed to a recorded operator decision (§11.4.66) — never an indefinite silent re-deferral. Each flash is target-isolated and verify-after-write per §11.4.200 (the deployed identity read back FROM each intended target). Independent devices are tested CONCURRENTLY; genuinely shared exclusive resources (one flash bus, one single-eligible-target flash tool, one power controller, one sink) serialise per §11.4.119 / §11.4.230(B). Devices count as independent only when their CONTROL TRANSPORTS are independent as well: legs that share one host-side transport daemon whose recovery path restarts that daemon (one debug-bridge server that a recovery step kills and restarts, for example) share an exclusive resource, so a flash or recovery leg on that daemon serialises with every live-test leg on the same daemon — unless each device is given its own daemon instance AND that per-device isolation has been proven to work on that host with captured evidence before anything relies on it (§11.4.6); an unproven isolation is treated as shared. An available device that cannot be flashed or verified is recorded per device as a FAIL or an honest SKIP-with-reason (§11.4.3), never silently dropped; the deploy record lists the enumerated, eligible, leased, flashed, and read-back-verified serials, plus every per-device SKIP reason code with its cause and every DEFERRED device with its holder.</w:t>
+      </w:r>
+    </w:p>
+    <w:p>
+      <w:pPr>
+        <w:pStyle w:val="BodyText"/>
+      </w:pPr>
+      <w:r>
+        <w:rPr>
+          <w:b/>
+          <w:bCs/>
+        </w:rPr>
+        <w:t xml:space="preserve">(E.3) LIVE VERIFICATION ON EACH FLASHED DEVICE.</w:t>
+      </w:r>
+      <w:r>
+        <w:t xml:space="preserve"> </w:t>
+      </w:r>
+      <w:r>
+        <w:t xml:space="preserve">On each verified device run (a) the consumer-declared basic major-sanity suite (at minimum: boot completed, core services up, no crash/hang loop — the suite named as DATA) AND (b) a LIVE test of EVERY workable item contained in that build — the item set recorded in the hand-off per §11.4.230(D.5) — each producing captured machine evidence on that device (§11.4.262 / §11.4.69 / §11.4.108 runtime layer); metadata-only, config-only, or grep-only PASS is forbidden (§11.4). An item whose live verification is genuinely device- or topology-gated is SKIP-with-reason PER ITEM (§11.4.3 / §11.4.69 reason code), never folded into a group-level PASS. A FAIL on any device is linked to the affected item; an item already in a terminal state is re-opened, while an item still open is only linked (§11.4.214 — 're-opening an open item' is undefined); a huge FAIL triggers §11.4.129.</w:t>
+      </w:r>
+    </w:p>
+    <w:p>
+      <w:pPr>
+        <w:pStyle w:val="BodyText"/>
+      </w:pPr>
+      <w:r>
+        <w:rPr>
+          <w:b/>
+          <w:bCs/>
+        </w:rPr>
+        <w:t xml:space="preserve">(E.4) LATENT BINDING + NO AVAILABLE DEVICE ⇒ HONEST SKIP.</w:t>
+      </w:r>
+      <w:r>
+        <w:t xml:space="preserve"> </w:t>
+      </w:r>
+      <w:r>
+        <w:t xml:space="preserve">The device legs — (E.2), (E.3), and the zero-device rule of this clause — bind every consumer that HAS an official flash/deploy entry point for a device-targeted artifact, or that has bound a deploy ledger for such an artifact to the §11.4.235 gates (the §11.4.96 / §11.4.275 latent-binding pattern); whether the consumer has declared its device-listing command does NOT decide the binding. A bound consumer MUST declare that command; a bound consumer that has not declared it is in a CONFIG ERROR — a blocking result, never N/A and never a reason to skip the device legs — because a project must not opt out of flashing its devices by leaving the command undeclared. Only a consumer with NO device-targeted flash/deploy entry point and NO deploy ledger bound for a device-targeted artifact (no flashable device tier at all) records the flash and live-verification legs as honest N/A (</w:t>
+      </w:r>
+      <w:r>
+        <w:rPr>
+          <w:rStyle w:val="VerbatimChar"/>
+        </w:rPr>
+        <w:t xml:space="preserve">feature_disabled_by_config</w:t>
+      </w:r>
+      <w:r>
+        <w:t xml:space="preserve">), never a fabricated device run, and the obligation binds the moment either condition becomes true. When a declared enumeration yields zero AVAILABLE targets (none enumerated, or every enumerated device ineligible or leased per (E.2)), the flash and live-verification legs record what (E.2) prescribes — a §11.4.69 SKIP-with-reason (</w:t>
+      </w:r>
+      <w:r>
+        <w:rPr>
+          <w:rStyle w:val="VerbatimChar"/>
+        </w:rPr>
+        <w:t xml:space="preserve">hardware_not_present</w:t>
+      </w:r>
+      <w:r>
+        <w:t xml:space="preserve">, cause</w:t>
+      </w:r>
+      <w:r>
+        <w:t xml:space="preserve"> </w:t>
+      </w:r>
+      <w:r>
+        <w:rPr>
+          <w:rStyle w:val="VerbatimChar"/>
+        </w:rPr>
+        <w:t xml:space="preserve">no_target_device_attached</w:t>
+      </w:r>
+      <w:r>
+        <w:t xml:space="preserve"> </w:t>
+      </w:r>
+      <w:r>
+        <w:t xml:space="preserve">carried as (E.2) describes, or</w:t>
+      </w:r>
+      <w:r>
+        <w:t xml:space="preserve"> </w:t>
+      </w:r>
+      <w:r>
+        <w:rPr>
+          <w:rStyle w:val="VerbatimChar"/>
+        </w:rPr>
+        <w:t xml:space="preserve">topology_unsupported</w:t>
+      </w:r>
+      <w:r>
+        <w:t xml:space="preserve"> </w:t>
+      </w:r>
+      <w:r>
+        <w:t xml:space="preserve">per ineligible device) and a DEFERRED record per leased device — plus a tracked §11.4.197 item for the owed live run — never a faked PASS and never a claim that the build was verified on hardware. The build itself still completes and is retained.</w:t>
+      </w:r>
+    </w:p>
+    <w:p>
+      <w:pPr>
+        <w:pStyle w:val="BodyText"/>
+      </w:pPr>
+      <w:r>
+        <w:rPr>
+          <w:b/>
+          <w:bCs/>
+        </w:rPr>
+        <w:t xml:space="preserve">(E.5) DECIMAL-CARRY VERSION INCREMENT ON EVERY DEPLOYED IMAGE.</w:t>
+      </w:r>
+      <w:r>
+        <w:t xml:space="preserve"> </w:t>
+      </w:r>
+      <w:r>
+        <w:t xml:space="preserve">Every image built and deployed under this clause carries a NEW version id per clause (B). SCOPE — universal in force, fenced in reach (a conservative-safe reading per §11.4.6 / §11.4.201(1), recorded as awaiting operator confirmation): the carry rule binds the dotted numeric group that the consumer's ONE version tool owns under its DECLARED version scheme (DATA per §11.4.35), and applies only where that declared scheme is POSITIONAL-DIGIT style (every non-leftmost position a single decimal digit, as in the operator's own example); a consumer on Semantic Versioning, Calendar Versioning, or any scheme whose positions are unbounded counters or dates declares that scheme and is NOT subject to the carry (</w:t>
+      </w:r>
+      <w:r>
+        <w:rPr>
+          <w:rStyle w:val="VerbatimChar"/>
+        </w:rPr>
+        <w:t xml:space="preserve">1.2.10</w:t>
+      </w:r>
+      <w:r>
+        <w:t xml:space="preserve"> </w:t>
+      </w:r>
+      <w:r>
+        <w:t xml:space="preserve">is correct SemVer) — that exemption exists ONLY by explicit declaration backed by a recorded operator decision (§11.4.66) naming the consumer — a declaration without that record is UNDECLARED (the gate requires the declaration to cite the record; whether the record exists and says so stays a review obligation the gate cannot verify, §11.4.6): once a consumer binds a deploy ledger, declaring its version scheme is MANDATORY, and a bound ledger with no declared scheme is UNDECLARED, a distinct result that a release seam consuming the gate MUST treat as blocking, exactly as a FAIL (§11.4.135) — until such a seam exists that is an obligation on the seam, tracked as a §11.4.197 item by each consuming project, not an enforced block — never a silent skip; a consumer that has bound no ledger at all records an honest SKIP whose result is mechanically distinct from a PASS (its own result code and machine-readable verdict, §11.4.1), BUT a consumer bound by (E.4) MUST bind a deploy ledger for its device-targeted artifact, so for such a consumer the no-ledger SKIP is a CONFIG ERROR at the release seam, never N/A — the SKIP stays legitimate ONLY for a consumer NOT bound by (E.4) — and enforcement over a deploy ledger applies only to rows AFTER the consumer-declared adoption marker (the §11.4.224(E) adoption-fence precedent) — ids minted before adoption are history and are never retroactively failed. Within that scope every version id obeys ONE POSITIONAL-DIGIT ID GRAMMAR, implemented identically by the consumer's version tool and by the gate: (i) in EVERY dotted numeric group of the id — any run of two or more dot-joined decimal positions, not only the owned one — every non-leftmost position is a single digit 0..9 and the leftmost has no leading zero (so a dotted suffix or build-metadata group can never hide a no-carry group:</w:t>
+      </w:r>
+      <w:r>
+        <w:t xml:space="preserve"> </w:t>
+      </w:r>
+      <w:r>
+        <w:rPr>
+          <w:rStyle w:val="VerbatimChar"/>
+        </w:rPr>
+        <w:t xml:space="preserve">…-0.0.10-rc.1.2</w:t>
+      </w:r>
+      <w:r>
+        <w:t xml:space="preserve"> </w:t>
+      </w:r>
+      <w:r>
+        <w:t xml:space="preserve">is in violation); (ii) no two numeric runs are joined by a single dash (</w:t>
+      </w:r>
+      <w:r>
+        <w:rPr>
+          <w:rStyle w:val="VerbatimChar"/>
+        </w:rPr>
+        <w:t xml:space="preserve">0.0-9</w:t>
+      </w:r>
+      <w:r>
+        <w:t xml:space="preserve">,</w:t>
+      </w:r>
+      <w:r>
+        <w:t xml:space="preserve"> </w:t>
+      </w:r>
+      <w:r>
+        <w:rPr>
+          <w:rStyle w:val="VerbatimChar"/>
+        </w:rPr>
+        <w:t xml:space="preserve">0.0.1-1</w:t>
+      </w:r>
+      <w:r>
+        <w:t xml:space="preserve">), because which group is owned would be ambiguous; (iii) the OWNED group — the dot-joined positions that END the id after its last dash, or the whole id when it has no dash — has no leading zero in any position (a single-position owned group such as</w:t>
+      </w:r>
+      <w:r>
+        <w:t xml:space="preserve"> </w:t>
+      </w:r>
+      <w:r>
+        <w:rPr>
+          <w:rStyle w:val="VerbatimChar"/>
+        </w:rPr>
+        <w:t xml:space="preserve">-dev-7</w:t>
+      </w:r>
+      <w:r>
+        <w:t xml:space="preserve"> </w:t>
+      </w:r>
+      <w:r>
+        <w:t xml:space="preserve">may grow). The tool refuses to bump any id that violates (i)–(iii) or does not end in its owned group; the gate fails any in-scope id that violates (i) or (ii) or whose owned group violates (iii) — an id ending in a non-numeric suffix (</w:t>
+      </w:r>
+      <w:r>
+        <w:rPr>
+          <w:rStyle w:val="VerbatimChar"/>
+        </w:rPr>
+        <w:t xml:space="preserve">-rc1</w:t>
+      </w:r>
+      <w:r>
+        <w:t xml:space="preserve">) has no owned group and is held to (i) and (ii) alone. The next id is computed by the DECIMAL CARRY rule: in that owned dotted numeric group (the trailing dot-joined decimal positions after any tag prefix and pre-release separator), every position except the leftmost holds a single digit 0..9; incrementing adds 1 to the LAST position; a position that would exceed 9 becomes 0 and carries +1 into the next-left position; the carry propagates as far as needed; the leftmost position absorbs the final carry and may grow; the tag prefix (§11.4.151), pre-release separators, and every non-group character are preserved verbatim. Worked examples:</w:t>
+      </w:r>
+      <w:r>
+        <w:t xml:space="preserve"> </w:t>
+      </w:r>
+      <w:r>
+        <w:rPr>
+          <w:rStyle w:val="VerbatimChar"/>
+        </w:rPr>
+        <w:t xml:space="preserve">1.0.0-dev-0.0.8 → 1.0.0-dev-0.0.9</w:t>
+      </w:r>
+      <w:r>
+        <w:t xml:space="preserve">;</w:t>
+      </w:r>
+      <w:r>
+        <w:t xml:space="preserve"> </w:t>
+      </w:r>
+      <w:r>
+        <w:rPr>
+          <w:rStyle w:val="VerbatimChar"/>
+        </w:rPr>
+        <w:t xml:space="preserve">1.0.0-dev-0.0.9 → 1.0.0-dev-0.1.0</w:t>
+      </w:r>
+      <w:r>
+        <w:t xml:space="preserve">;</w:t>
+      </w:r>
+      <w:r>
+        <w:t xml:space="preserve"> </w:t>
+      </w:r>
+      <w:r>
+        <w:rPr>
+          <w:rStyle w:val="VerbatimChar"/>
+        </w:rPr>
+        <w:t xml:space="preserve">1.0.0-dev-0.9.9 → 1.0.0-dev-1.0.0</w:t>
+      </w:r>
+      <w:r>
+        <w:t xml:space="preserve">;</w:t>
+      </w:r>
+      <w:r>
+        <w:t xml:space="preserve"> </w:t>
+      </w:r>
+      <w:r>
+        <w:rPr>
+          <w:rStyle w:val="VerbatimChar"/>
+        </w:rPr>
+        <w:t xml:space="preserve">0.9.9 → 1.0.0</w:t>
+      </w:r>
+      <w:r>
+        <w:t xml:space="preserve">;</w:t>
+      </w:r>
+      <w:r>
+        <w:t xml:space="preserve"> </w:t>
+      </w:r>
+      <w:r>
+        <w:rPr>
+          <w:rStyle w:val="VerbatimChar"/>
+        </w:rPr>
+        <w:t xml:space="preserve">9.9.9 → 10.0.0</w:t>
+      </w:r>
+      <w:r>
+        <w:t xml:space="preserve">. A non-leftmost position above 9 (e.g.</w:t>
+      </w:r>
+      <w:r>
+        <w:t xml:space="preserve"> </w:t>
+      </w:r>
+      <w:r>
+        <w:rPr>
+          <w:rStyle w:val="VerbatimChar"/>
+        </w:rPr>
+        <w:t xml:space="preserve">0.0.10</w:t>
+      </w:r>
+      <w:r>
+        <w:t xml:space="preserve">) is the no-carry form and a violation. A rollover is a CARRY, not a reset and not a skip:</w:t>
+      </w:r>
+      <w:r>
+        <w:t xml:space="preserve"> </w:t>
+      </w:r>
+      <w:r>
+        <w:rPr>
+          <w:rStyle w:val="VerbatimChar"/>
+        </w:rPr>
+        <w:t xml:space="preserve">0.0.9 → 0.1.0</w:t>
+      </w:r>
+      <w:r>
+        <w:t xml:space="preserve"> </w:t>
+      </w:r>
+      <w:r>
+        <w:t xml:space="preserve">is the immediate successor, so the §11.4.151 "never reset, never skipped" discipline holds — no id is reused and none is jumped; where a consumer also derives an integer version CODE from the id, its encoding MUST be strictly monotone over carried ids (a positional-weight code is), and an encoder whose domain cannot represent the next carried id MUST refuse loudly rather than wrap or collide (§11.4.6) — widening that domain is tracked work, never a silent truncation. The consumer's ONE version tool (DATA per §11.4.35) is the single implementation (§11.4.28 / §11.4.251); a hand-rolled or hand-edited increment is a violation.</w:t>
+      </w:r>
+    </w:p>
+    <w:p>
+      <w:pPr>
+        <w:pStyle w:val="BodyText"/>
+      </w:pPr>
+      <w:r>
+        <w:rPr>
+          <w:b/>
+          <w:bCs/>
+        </w:rPr>
+        <w:t xml:space="preserve">(E.6) HONEST BOUNDARY (§11.4.6).</w:t>
+      </w:r>
+      <w:r>
+        <w:t xml:space="preserve"> </w:t>
+      </w:r>
+      <w:r>
+        <w:t xml:space="preserve">Clause (E) makes deploying and live-verifying every completed group mandatory and mechanical. It does NOT replace §11.4.185 manual QA, the §11.4.40 tag preconditions, or the §11.4.236 readiness verdict for a QA hand-off; it never flashes a build lacking its review GO (clause (A)); it never authorises bypassing the consumer's official flash tooling or power-cycling hardware outside its authorised recovery path (§11.4.133 / §11.4.144); and a live PASS on the available devices proves those devices only — hardware variants not attached are an enumerated gap (§11.4.118), never an implied PASS.</w:t>
+      </w:r>
+    </w:p>
+    <w:p>
+      <w:pPr>
+        <w:pStyle w:val="BodyText"/>
+      </w:pPr>
+      <w:r>
+        <w:rPr>
+          <w:b/>
+          <w:bCs/>
+        </w:rPr>
+        <w:t xml:space="preserve">Honest boundary for clauses (A)–(E) (§11.4.6):</w:t>
+      </w:r>
+      <w:r>
+        <w:t xml:space="preserve"> </w:t>
+      </w:r>
+      <w:r>
+        <w:t xml:space="preserve">this anchor relocates the TEST-INSTRUMENTATION re-review + gate/check hardening OFF the build critical path; does NOT weaken any substantive gate. The SOURCE-correctness review (§11.4.125/§11.4.142/§11.4.194 Opus-</w:t>
+      </w:r>
+      <w:r>
+        <w:rPr>
+          <w:rStyle w:val="VerbatimChar"/>
+        </w:rPr>
+        <w:t xml:space="preserve">xhigh</w:t>
+      </w:r>
+      <w:r>
+        <w:t xml:space="preserve"> </w:t>
+      </w:r>
+      <w:r>
+        <w:t xml:space="preserve">§11.4.209 → GO §11.4.134) STILL PRECEDES + gates the build (it IS "source proven-correct"); pre/post-build tests (§11.4.108 L1-2) run at their seams; §11.4.185 manual-QA-final un-weakened; §11.4.129/§11.4.40 un-weakened. "Test-side work is parallel, never a build gate" is bounded to future-regression instrumentation — a check that proves the SHIPPED artifact wrong is a source/artifact-correctness gate (§11.4.108 L1-2), stays on the critical path. Clause (D) supplies the mandatory classification mechanism this boundary's own test presupposes — a review that never classifies its findings has not actually applied this honest boundary, it has merely stated it. Clause (E) adds deployment and live-verification obligations on top of (A)–(D) and weakens none of them: its own boundary (E.6) applies in full — no manual-QA, tag, or readiness gate is replaced, no un-GO'd build is flashed, no device is flashed outside its eligibility or lease, and a live PASS proves only the devices it ran on.</w:t>
+      </w:r>
+    </w:p>
+    <w:p>
+      <w:pPr>
+        <w:pStyle w:val="BodyText"/>
+      </w:pPr>
+      <w:r>
+        <w:rPr>
+          <w:i/>
+          <w:iCs/>
+        </w:rPr>
+        <w:t xml:space="preserve">(Process note for future extenders: §11.4.235's next free clause letter is (F); never reuse (A)–(E).)</w:t>
+      </w:r>
+    </w:p>
+    <w:p>
+      <w:pPr>
+        <w:pStyle w:val="BodyText"/>
+      </w:pPr>
+      <w:r>
+        <w:t xml:space="preserve">Classification: universal (§11.4.17). Propagation gate</w:t>
+      </w:r>
+      <w:r>
+        <w:t xml:space="preserve"> </w:t>
+      </w:r>
+      <w:r>
+        <w:rPr>
+          <w:rStyle w:val="VerbatimChar"/>
+        </w:rPr>
+        <w:t xml:space="preserve">CM-COVENANT-114-235-PROPAGATION</w:t>
+      </w:r>
+      <w:r>
+        <w:t xml:space="preserve"> </w:t>
+      </w:r>
+      <w:r>
+        <w:t xml:space="preserve">(literal</w:t>
+      </w:r>
+      <w:r>
+        <w:t xml:space="preserve"> </w:t>
+      </w:r>
+      <w:r>
+        <w:rPr>
+          <w:rStyle w:val="VerbatimChar"/>
+        </w:rPr>
+        <w:t xml:space="preserve">11.4.235</w:t>
+      </w:r>
+      <w:r>
+        <w:t xml:space="preserve">) + recommended</w:t>
+      </w:r>
+      <w:r>
+        <w:t xml:space="preserve"> </w:t>
+      </w:r>
+      <w:r>
+        <w:rPr>
+          <w:rStyle w:val="VerbatimChar"/>
+        </w:rPr>
+        <w:t xml:space="preserve">CM-BUILD-ON-SOURCE-PROVEN-NOT-TEST-SIDE</w:t>
+      </w:r>
+      <w:r>
+        <w:t xml:space="preserve"> </w:t>
+      </w:r>
+      <w:r>
+        <w:t xml:space="preserve">(FAIL: build held past source-GO w/ unfinished test-instrumentation; FAIL: build started with NO source-review GO — the §11.4.201(1) dual-assertion guard) +</w:t>
+      </w:r>
+      <w:r>
+        <w:t xml:space="preserve"> </w:t>
+      </w:r>
+      <w:r>
+        <w:rPr>
+          <w:rStyle w:val="VerbatimChar"/>
+        </w:rPr>
+        <w:t xml:space="preserve">CM-VERSION-INCREMENT-ON-DEPLOY</w:t>
+      </w:r>
+      <w:r>
+        <w:t xml:space="preserve"> </w:t>
+      </w:r>
+      <w:r>
+        <w:t xml:space="preserve">(FAIL: new-artifact deploy shares a version id; FAIL: work of the cycle opened by a manual-QA deploy still targets the QA-deployed version id — the clause-(B) cycle-boundary increment skipped) + paired §1.1 mutations.</w:t>
+      </w:r>
+      <w:r>
+        <w:t xml:space="preserve"> </w:t>
+      </w:r>
+      <w:r>
+        <w:rPr>
+          <w:rStyle w:val="VerbatimChar"/>
+        </w:rPr>
+        <w:t xml:space="preserve">CM-BUILD-ON-SOURCE-PROVEN-NOT-TEST-SIDE</w:t>
+      </w:r>
+      <w:r>
+        <w:t xml:space="preserve"> </w:t>
+      </w:r>
+      <w:r>
+        <w:t xml:space="preserve">is IMPLEMENTED (</w:t>
+      </w:r>
+      <w:r>
+        <w:rPr>
+          <w:rStyle w:val="VerbatimChar"/>
+        </w:rPr>
+        <w:t xml:space="preserve">constitution/scripts/gates/cm_build_on_source_proven_not_test_side.sh</w:t>
+      </w:r>
+      <w:r>
+        <w:t xml:space="preserve"> </w:t>
+      </w:r>
+      <w:r>
+        <w:t xml:space="preserve">+ its paired</w:t>
+      </w:r>
+      <w:r>
+        <w:t xml:space="preserve"> </w:t>
+      </w:r>
+      <w:r>
+        <w:rPr>
+          <w:rStyle w:val="VerbatimChar"/>
+        </w:rPr>
+        <w:t xml:space="preserve">_mutation_test.sh</w:t>
+      </w:r>
+      <w:r>
+        <w:t xml:space="preserve">), as is</w:t>
+      </w:r>
+      <w:r>
+        <w:t xml:space="preserve"> </w:t>
+      </w:r>
+      <w:r>
+        <w:rPr>
+          <w:rStyle w:val="VerbatimChar"/>
+        </w:rPr>
+        <w:t xml:space="preserve">CM-VERSION-INCREMENT-ON-DEPLOY</w:t>
+      </w:r>
+      <w:r>
+        <w:t xml:space="preserve"> </w:t>
+      </w:r>
+      <w:r>
+        <w:t xml:space="preserve">(</w:t>
+      </w:r>
+      <w:r>
+        <w:rPr>
+          <w:rStyle w:val="VerbatimChar"/>
+        </w:rPr>
+        <w:t xml:space="preserve">constitution/scripts/gates/cm_version_increment_on_deploy.sh</w:t>
+      </w:r>
+      <w:r>
+        <w:t xml:space="preserve"> </w:t>
+      </w:r>
+      <w:r>
+        <w:t xml:space="preserve">+ its paired mutation test) — the prior "gate-code = separate work item" disclaimer for those two was stale and is corrected here. NEW recommended gate</w:t>
+      </w:r>
+      <w:r>
+        <w:t xml:space="preserve"> </w:t>
+      </w:r>
+      <w:r>
+        <w:rPr>
+          <w:rStyle w:val="VerbatimChar"/>
+        </w:rPr>
+        <w:t xml:space="preserve">CM-REVIEW-FINDING-CLASS-RECORDED</w:t>
+      </w:r>
+      <w:r>
+        <w:t xml:space="preserve"> </w:t>
+      </w:r>
+      <w:r>
+        <w:t xml:space="preserve">for clause (D) (FAIL: a batched-review verdict covering more than one slice/file with no per-slice verdict or no per-finding</w:t>
+      </w:r>
+      <w:r>
+        <w:t xml:space="preserve"> </w:t>
+      </w:r>
+      <w:r>
+        <w:rPr>
+          <w:rStyle w:val="VerbatimChar"/>
+        </w:rPr>
+        <w:t xml:space="preserve">finding_layer</w:t>
+      </w:r>
+      <w:r>
+        <w:t xml:space="preserve"> </w:t>
+      </w:r>
+      <w:r>
+        <w:t xml:space="preserve">recorded; FAIL: a slice marked build-eligible while any</w:t>
+      </w:r>
+      <w:r>
+        <w:t xml:space="preserve"> </w:t>
+      </w:r>
+      <w:r>
+        <w:rPr>
+          <w:rStyle w:val="VerbatimChar"/>
+        </w:rPr>
+        <w:t xml:space="preserve">source-defect</w:t>
+      </w:r>
+      <w:r>
+        <w:t xml:space="preserve"> </w:t>
+      </w:r>
+      <w:r>
+        <w:t xml:space="preserve">finding in it has not reached GO; FAIL: a</w:t>
+      </w:r>
+      <w:r>
+        <w:t xml:space="preserve"> </w:t>
+      </w:r>
+      <w:r>
+        <w:rPr>
+          <w:rStyle w:val="VerbatimChar"/>
+        </w:rPr>
+        <w:t xml:space="preserve">finding_layer</w:t>
+      </w:r>
+      <w:r>
+        <w:t xml:space="preserve"> </w:t>
+      </w:r>
+      <w:r>
+        <w:t xml:space="preserve">lowered by the producer without a fresh review round) + paired §1.1 mutation — gate-code = separate work item, NOT claimed shipped (§11.4.6/§11.4.227), registered as a tracked deferral in</w:t>
+      </w:r>
+      <w:r>
+        <w:t xml:space="preserve"> </w:t>
+      </w:r>
+      <w:r>
+        <w:rPr>
+          <w:rStyle w:val="VerbatimChar"/>
+        </w:rPr>
+        <w:t xml:space="preserve">constitution/scripts/gates/gate_ledger_deferrals.tsv</w:t>
+      </w:r>
+      <w:r>
+        <w:t xml:space="preserve">; it binds ADDITIVELY by computing whether the existing</w:t>
+      </w:r>
+      <w:r>
+        <w:t xml:space="preserve"> </w:t>
+      </w:r>
+      <w:r>
+        <w:rPr>
+          <w:rStyle w:val="VerbatimChar"/>
+        </w:rPr>
+        <w:t xml:space="preserve">source_review_go</w:t>
+      </w:r>
+      <w:r>
+        <w:t xml:space="preserve"> </w:t>
+      </w:r>
+      <w:r>
+        <w:t xml:space="preserve">marker may be written, never by modifying</w:t>
+      </w:r>
+      <w:r>
+        <w:t xml:space="preserve"> </w:t>
+      </w:r>
+      <w:r>
+        <w:rPr>
+          <w:rStyle w:val="VerbatimChar"/>
+        </w:rPr>
+        <w:t xml:space="preserve">cm_build_on_source_proven_not_test_side.sh</w:t>
+      </w:r>
+      <w:r>
+        <w:t xml:space="preserve">'s own tested logic. Clause (E) adds two recommended gates.</w:t>
+      </w:r>
+      <w:r>
+        <w:t xml:space="preserve"> </w:t>
+      </w:r>
+      <w:r>
+        <w:rPr>
+          <w:rStyle w:val="VerbatimChar"/>
+        </w:rPr>
+        <w:t xml:space="preserve">CM-GROUP-DEPLOY-FLASH-ALL-AND-LIVE-VERIFIED</w:t>
+      </w:r>
+      <w:r>
+        <w:t xml:space="preserve"> </w:t>
+      </w:r>
+      <w:r>
+        <w:t xml:space="preserve">(binds per (E.4) — every consumer with an official flash/deploy entry point, or a bound deploy ledger, for a device-targeted artifact; FAIL: such a consumer with no declared device-listing command (config error); a per-device SKIP code outside the consumer's §11.4.69 closed set; a lease-held device recorded as a §11.4.69 SKIP instead of DEFERRED; a device DEFERRED for more than its declared N consecutive builds with no escalation item; a group holding its GO that no completed covered image was ever flashed for; an enumerated device absent from the deploy record with no per-device FAIL or SKIP reason; a device flashed while ineligible for the image or without its lease; a flashed device with no §11.4.200 read-back; a contained item with no per-device live verdict or per-item SKIP-with-reason; a zero-device run recorded as PASS; golden-FALSE per §11.4.201(1): every available device flashed and read-back-verified with sanity and per-item verdicts present, every ineligible device recorded as a reasoned closed-set SKIP and every leased device as DEFERRED with its holder, and a consumer with no device-targeted flash/deploy entry point and no such bound ledger recorded N/A, does not fire) + paired §1.1 mutation (drop one enumerated serial from the deploy record, strip one item's live verdict, or record a zero-device run as PASS → the gate MUST FAIL) — gate-code NOT claimed shipped (§11.4.6 / §11.4.227), registered as tracked deferral OWED-GATE-114 in</w:t>
+      </w:r>
+      <w:r>
+        <w:t xml:space="preserve"> </w:t>
+      </w:r>
+      <w:r>
+        <w:rPr>
+          <w:rStyle w:val="VerbatimChar"/>
+        </w:rPr>
+        <w:t xml:space="preserve">constitution/scripts/gates/gate_ledger_deferrals.tsv</w:t>
+      </w:r>
+      <w:r>
+        <w:t xml:space="preserve">.</w:t>
+      </w:r>
+      <w:r>
+        <w:t xml:space="preserve"> </w:t>
+      </w:r>
+      <w:r>
+        <w:rPr>
+          <w:rStyle w:val="VerbatimChar"/>
+        </w:rPr>
+        <w:t xml:space="preserve">CM-VERSION-DECIMAL-CARRY</w:t>
+      </w:r>
+      <w:r>
+        <w:t xml:space="preserve"> </w:t>
+      </w:r>
+      <w:r>
+        <w:t xml:space="preserve">(the carry check is armed only for a gate config declaring a positional-digit</w:t>
+      </w:r>
+      <w:r>
+        <w:t xml:space="preserve"> </w:t>
+      </w:r>
+      <w:r>
+        <w:rPr>
+          <w:rStyle w:val="VerbatimChar"/>
+        </w:rPr>
+        <w:t xml:space="preserve">version_scheme</w:t>
+      </w:r>
+      <w:r>
+        <w:t xml:space="preserve">, and binds only ledger rows after its declared</w:t>
+      </w:r>
+      <w:r>
+        <w:t xml:space="preserve"> </w:t>
+      </w:r>
+      <w:r>
+        <w:rPr>
+          <w:rStyle w:val="VerbatimChar"/>
+        </w:rPr>
+        <w:t xml:space="preserve">carry_adoption_marker</w:t>
+      </w:r>
+      <w:r>
+        <w:t xml:space="preserve"> </w:t>
+      </w:r>
+      <w:r>
+        <w:t xml:space="preserve">when one is set; FAIL: such a row that breaks the (E.5) positional-digit id grammar — ANY dotted numeric group with a non-leftmost position that is not a single digit 0..9 or a leftmost leading zero (a suffix or build-metadata group included), two numeric runs joined by a single dash, or an owned group with a leading zero; UNDECLARED (distinct; a consuming release seam MUST treat it as blocking per §11.4.135 — no seam consumes the gate yet, an obligation each consuming project tracks per §11.4.197): a bound deploy ledger with no declared</w:t>
+      </w:r>
+      <w:r>
+        <w:t xml:space="preserve"> </w:t>
+      </w:r>
+      <w:r>
+        <w:rPr>
+          <w:rStyle w:val="VerbatimChar"/>
+        </w:rPr>
+        <w:t xml:space="preserve">version_scheme</w:t>
+      </w:r>
+      <w:r>
+        <w:t xml:space="preserve">, or a non-positional scheme with no</w:t>
+      </w:r>
+      <w:r>
+        <w:t xml:space="preserve"> </w:t>
+      </w:r>
+      <w:r>
+        <w:rPr>
+          <w:rStyle w:val="VerbatimChar"/>
+        </w:rPr>
+        <w:t xml:space="preserve">scheme_decision_ref</w:t>
+      </w:r>
+      <w:r>
+        <w:t xml:space="preserve">; golden-FALSE:</w:t>
+      </w:r>
+      <w:r>
+        <w:t xml:space="preserve"> </w:t>
+      </w:r>
+      <w:r>
+        <w:rPr>
+          <w:rStyle w:val="VerbatimChar"/>
+        </w:rPr>
+        <w:t xml:space="preserve">9.9.9 → 10.0.0</w:t>
+      </w:r>
+      <w:r>
+        <w:t xml:space="preserve">, opaque non-dotted ids, an EXPLICITLY declared non-positional scheme, and pre-marker rows do not fire; a declared marker absent from the ledger, a named config that is missing or unreadable, an unknown, duplicated or empty config key, or a ledger row that is not exactly two non-empty TAB-separated fields is a config error, never a silent pass or a SKIP) is IMPLEMENTED as an added check inside</w:t>
+      </w:r>
+      <w:r>
+        <w:t xml:space="preserve"> </w:t>
+      </w:r>
+      <w:r>
+        <w:rPr>
+          <w:rStyle w:val="VerbatimChar"/>
+        </w:rPr>
+        <w:t xml:space="preserve">constitution/scripts/gates/cm_version_increment_on_deploy.sh</w:t>
+      </w:r>
+      <w:r>
+        <w:t xml:space="preserve">, with its discriminators in the paired</w:t>
+      </w:r>
+      <w:r>
+        <w:t xml:space="preserve"> </w:t>
+      </w:r>
+      <w:r>
+        <w:rPr>
+          <w:rStyle w:val="VerbatimChar"/>
+        </w:rPr>
+        <w:t xml:space="preserve">cm_version_increment_on_deploy_mutation_test.sh</w:t>
+      </w:r>
+      <w:r>
+        <w:t xml:space="preserve"> </w:t>
+      </w:r>
+      <w:r>
+        <w:t xml:space="preserve">(RED observed before the check existed); every gate run prints machine-readable</w:t>
+      </w:r>
+      <w:r>
+        <w:t xml:space="preserve"> </w:t>
+      </w:r>
+      <w:r>
+        <w:rPr>
+          <w:rStyle w:val="VerbatimChar"/>
+        </w:rPr>
+        <w:t xml:space="preserve">VERDICT:</w:t>
+      </w:r>
+      <w:r>
+        <w:t xml:space="preserve"> </w:t>
+      </w:r>
+      <w:r>
+        <w:t xml:space="preserve">and</w:t>
+      </w:r>
+      <w:r>
+        <w:t xml:space="preserve"> </w:t>
+      </w:r>
+      <w:r>
+        <w:rPr>
+          <w:rStyle w:val="VerbatimChar"/>
+        </w:rPr>
+        <w:t xml:space="preserve">CARRY:</w:t>
+      </w:r>
+      <w:r>
+        <w:t xml:space="preserve"> </w:t>
+      </w:r>
+      <w:r>
+        <w:t xml:space="preserve">lines that callers MUST parse, and every VERDICT has its own exit code (0 PASS, 1 FAIL, 2 config error, 3 UNDECLARED, 4 SKIP) so a SKIP can never be read as a PASS — the exit code alone is ambiguous by design (0 covers CARRY PASS and CARRY SKIP; 1 covers a version-id collision and a carry failure), and the informational modes</w:t>
+      </w:r>
+      <w:r>
+        <w:t xml:space="preserve"> </w:t>
+      </w:r>
+      <w:r>
+        <w:rPr>
+          <w:rStyle w:val="VerbatimChar"/>
+        </w:rPr>
+        <w:t xml:space="preserve">--help</w:t>
+      </w:r>
+      <w:r>
+        <w:t xml:space="preserve"> </w:t>
+      </w:r>
+      <w:r>
+        <w:t xml:space="preserve">/</w:t>
+      </w:r>
+      <w:r>
+        <w:t xml:space="preserve"> </w:t>
+      </w:r>
+      <w:r>
+        <w:rPr>
+          <w:rStyle w:val="VerbatimChar"/>
+        </w:rPr>
+        <w:t xml:space="preserve">--print-example-config</w:t>
+      </w:r>
+      <w:r>
+        <w:t xml:space="preserve"> </w:t>
+      </w:r>
+      <w:r>
+        <w:t xml:space="preserve">exit 0 with NO verdict line and are refused unless used alone; honest scope: it proves no in-scope deployed id is in the no-carry form, not that each deploy used the immediate successor, and it SKIPs (exit 4, never the PASS code) only for a consumer that has bound no deploy ledger — which for a consumer bound by (E.4) is a config error at the release seam, per (E.5) — or whose bound ledger has no recorded deploys yet.</w:t>
+      </w:r>
+    </w:p>
+    <w:p>
+      <w:pPr>
+        <w:pStyle w:val="BodyText"/>
+      </w:pPr>
+      <w:r>
         <w:t xml:space="preserve">Non-compliance is a release blocker. No escape hatch — no</w:t>
       </w:r>
       <w:r>
@@ -21086,6 +21984,66 @@
           <w:rStyle w:val="VerbatimChar"/>
         </w:rPr>
         <w:t xml:space="preserve">--serialise-build-and-validate</w:t>
+      </w:r>
+      <w:r>
+        <w:t xml:space="preserve">,</w:t>
+      </w:r>
+      <w:r>
+        <w:t xml:space="preserve"> </w:t>
+      </w:r>
+      <w:r>
+        <w:rPr>
+          <w:rStyle w:val="VerbatimChar"/>
+        </w:rPr>
+        <w:t xml:space="preserve">--flash-one-device-only</w:t>
+      </w:r>
+      <w:r>
+        <w:t xml:space="preserve">,</w:t>
+      </w:r>
+      <w:r>
+        <w:t xml:space="preserve"> </w:t>
+      </w:r>
+      <w:r>
+        <w:rPr>
+          <w:rStyle w:val="VerbatimChar"/>
+        </w:rPr>
+        <w:t xml:space="preserve">--skip-live-item-verification</w:t>
+      </w:r>
+      <w:r>
+        <w:t xml:space="preserve">,</w:t>
+      </w:r>
+      <w:r>
+        <w:t xml:space="preserve"> </w:t>
+      </w:r>
+      <w:r>
+        <w:rPr>
+          <w:rStyle w:val="VerbatimChar"/>
+        </w:rPr>
+        <w:t xml:space="preserve">--zero-devices-is-pass</w:t>
+      </w:r>
+      <w:r>
+        <w:t xml:space="preserve">,</w:t>
+      </w:r>
+      <w:r>
+        <w:t xml:space="preserve"> </w:t>
+      </w:r>
+      <w:r>
+        <w:rPr>
+          <w:rStyle w:val="VerbatimChar"/>
+        </w:rPr>
+        <w:t xml:space="preserve">--hand-rolled-version-bump</w:t>
+      </w:r>
+      <w:r>
+        <w:t xml:space="preserve">,</w:t>
+      </w:r>
+      <w:r>
+        <w:t xml:space="preserve"> </w:t>
+      </w:r>
+      <w:r>
+        <w:rPr>
+          <w:rStyle w:val="VerbatimChar"/>
+        </w:rPr>
+        <w:t xml:space="preserve">--no-carry-version</w:t>
       </w:r>
       <w:r>
         <w:t xml:space="preserve">.</w:t>
@@ -34775,8 +35733,8 @@
     </w:pPr>
     <w:rPr>
       <w:rFonts w:asciiTheme="majorHAnsi" w:cstheme="majorBidi" w:eastAsiaTheme="majorEastAsia" w:hAnsiTheme="majorHAnsi"/>
-      <w:sz w:val="56"/>
-      <w:szCs w:val="56"/>
+      <w:sz w:val="40"/>
+      <w:szCs w:val="40"/>
     </w:rPr>
   </w:style>
   <w:style w:customStyle="1" w:styleId="TitleChar" w:type="character">
@@ -34910,8 +35868,8 @@
     <w:rPr>
       <w:rFonts w:asciiTheme="majorHAnsi" w:cstheme="majorBidi" w:eastAsiaTheme="majorEastAsia" w:hAnsiTheme="majorHAnsi"/>
       <w:color w:themeColor="accent1" w:themeShade="BF" w:val="0F4761"/>
-      <w:sz w:val="40"/>
-      <w:szCs w:val="40"/>
+      <w:sz w:val="32"/>
+      <w:szCs w:val="32"/>
     </w:rPr>
   </w:style>
   <w:style w:styleId="Heading2" w:type="paragraph">
@@ -34933,8 +35891,8 @@
     <w:rPr>
       <w:rFonts w:asciiTheme="majorHAnsi" w:cstheme="majorBidi" w:eastAsiaTheme="majorEastAsia" w:hAnsiTheme="majorHAnsi"/>
       <w:color w:themeColor="accent1" w:themeShade="BF" w:val="0F4761"/>
-      <w:sz w:val="32"/>
-      <w:szCs w:val="32"/>
+      <w:sz w:val="26"/>
+      <w:szCs w:val="26"/>
     </w:rPr>
   </w:style>
   <w:style w:styleId="Heading3" w:type="paragraph">
@@ -34956,8 +35914,8 @@
     <w:rPr>
       <w:rFonts w:cstheme="majorBidi" w:eastAsiaTheme="majorEastAsia"/>
       <w:color w:themeColor="accent1" w:themeShade="BF" w:val="0F4761"/>
-      <w:sz w:val="28"/>
-      <w:szCs w:val="28"/>
+      <w:sz w:val="24"/>
+      <w:szCs w:val="24"/>
     </w:rPr>
   </w:style>
   <w:style w:styleId="Heading4" w:type="paragraph">
@@ -34977,6 +35935,8 @@
       <w:outlineLvl w:val="3"/>
     </w:pPr>
     <w:rPr>
+      <w:sz w:val="22"/>
+      <w:szCs w:val="22"/>
       <w:rFonts w:cstheme="majorBidi" w:eastAsiaTheme="majorEastAsia"/>
       <w:i/>
       <w:iCs/>

--- a/CLAUDE.docx
+++ b/CLAUDE.docx
@@ -67,7 +67,7 @@
               <w:pStyle w:val="Compact"/>
             </w:pPr>
             <w:r>
-              <w:t xml:space="preserve">75</w:t>
+              <w:t xml:space="preserve">77</w:t>
             </w:r>
           </w:p>
         </w:tc>
@@ -115,7 +115,7 @@
               <w:pStyle w:val="Compact"/>
             </w:pPr>
             <w:r>
-              <w:t xml:space="preserve">2026-10-05T07:49:21Z</w:t>
+              <w:t xml:space="preserve">2026-10-12T21:37:09Z</w:t>
             </w:r>
           </w:p>
         </w:tc>
@@ -163,7 +163,67 @@
               <w:pStyle w:val="Compact"/>
             </w:pPr>
             <w:r>
-              <w:t xml:space="preserve">Amendment of 2026-10-05 — NEW §11.4.276 (review-round budget, 5-7 max, operator CRITICAL mandate) landed, with reconciling extensions to §11.4.134 and §11.4.267(E); full detail in the canonical Constitution.md header (same date). Prior round: Amendment of 2026-10-04 (round 3, operator mandate</w:t>
+              <w:t xml:space="preserve">Amendment of 2026-10-12 (round 7, the last §11.4.276 budget round, closing the round-6 independent review NO-GO 0 blocking / 0 important / 4 minor / 1 nit, five findings only and no new structure: code paths are compared in one declared NORMALISED form — new (V3a): textual and symlink-free,</w:t>
+            </w:r>
+            <w:r>
+              <w:t xml:space="preserve"> </w:t>
+            </w:r>
+            <w:r>
+              <w:rPr>
+                <w:rStyle w:val="VerbatimChar"/>
+              </w:rPr>
+              <w:t xml:space="preserve">.</w:t>
+            </w:r>
+            <w:r>
+              <w:t xml:space="preserve"> </w:t>
+            </w:r>
+            <w:r>
+              <w:t xml:space="preserve">and empty segments dropped,</w:t>
+            </w:r>
+            <w:r>
+              <w:t xml:space="preserve"> </w:t>
+            </w:r>
+            <w:r>
+              <w:rPr>
+                <w:rStyle w:val="VerbatimChar"/>
+              </w:rPr>
+              <w:t xml:space="preserve">..</w:t>
+            </w:r>
+            <w:r>
+              <w:t xml:space="preserve"> </w:t>
+            </w:r>
+            <w:r>
+              <w:t xml:space="preserve">resolved, case-sensitive, segment by segment — and a scope-keyed row joins a contained path it equals, is an ancestor of or is a descendant of, while a scope that does not normalise is UNRESOLVABLE (X) instead of silently left out of the join (N29); the (F7.1) IDENTITY cell now reads 'an entry is in scope only when equal to (F1); an entry with no readable fingerprint is X' (N30); a missing stream position and an empty fingerprint are SEQUENCE DEFECTS, and every field of the input record is typed absent-able with the reference function and a field-by-field ABSENT enumerator proving each ABSENT cell (N27); the closure test resolves names per scope, whitelists the module body, forbids rebinding a builtin and probes a fresh import with the clock, environment and builtins instrumented (N28); a write-log mirror must be an in-scope record, now exercised by a cross-fingerprint mirror case (N31). Round 6 text follows — Amendment of 2026-10-12 (round 6, STRUCTURAL under §11.4.276(E), closing the round-5 independent review NO-GO 0 blocking / 1 important / 3 minor / 1 test-instrumentation minor / 1 nit; class SI a fourth time, so closed BY CONSTRUCTION: the (E.3)(c) FIELD TABLE is now GENERATED from the reference status function's ONE typed input record — every value the function reads is a named field of that record, every field is read, each carries SOURCE / VALID / ABSENT / ORDER / IDENTITY, and a test fails on an unlisted read, an ambient read, a missing column, an unread field or any byte of drift between this text and the generated table (N21); the rules once mixed into the table move to DERIVED VALUES (V1)-(V9); the record KIND, the contained CODE PATHS, store READABILITY as the runtime read, and the write-seam log are fields; creating a row and every hand-off are mirrored as</w:t>
+            </w:r>
+            <w:r>
+              <w:t xml:space="preserve"> </w:t>
+            </w:r>
+            <w:r>
+              <w:rPr>
+                <w:rStyle w:val="VerbatimChar"/>
+              </w:rPr>
+              <w:t xml:space="preserve">open</w:t>
+            </w:r>
+            <w:r>
+              <w:t xml:space="preserve"> </w:t>
+            </w:r>
+            <w:r>
+              <w:t xml:space="preserve">BIRTH records, so every entry is named from birth and a deleted row never drops it (N21); confirmation and seam records are VALID by role and order (N22); a status carries a VALID-UNTIL, the earliest expiry of a waiver it counts, and is re-evaluated at it (N23); a sequence defect holds only the fingerprints of the records involved, and a §11.4.268 repair with a recorded §11.4.66 decision quarantines it (N24). Round 5 text follows — Amendment of 2026-10-12 (round 5, STRUCTURAL under §11.4.276(E), closing the round-4 independent review NO-GO 0 blocking / 1 important / 4 minor / 1 nit; class SI again: the round-4 field list was open-ended and left entry IDENTITY and RECORD SCOPE unstated, so all three models shared an unstated last-declared-store-wins tie-break) — (E.3)(c)'s SINGLE AUTHORITATIVE SOURCE sentence is replaced by a CLOSED, numbered FIELD TABLE (F1)-(F12) that names every field the status reads and states that no unlisted fact (store declaration order, storage order, wall-clock time, a record label) ever decides a status, so a tie the table does not resolve is X; (F2) an entry is identified by its owning store and row key and has exactly one row carrying its class, an entry id matched in more than one row or in rows of different classes is X, and row keys are unique across stores (N15); absence-defined (L1)(L2)(L6)(L7) and polish (L5) entries own their tracked-item row, created on first match and never removed, so skipped and not-applicable resolve (N18); (F1) record scope is the delivered fingerprint except X's whole-stream sequence check (N16); only an entry's LATEST record can open it (N17); OWED-GATE-115/117 contracts and the paired-mutation list name the duplicate-row and store-order cases (N19). Round 4 text follows — Amendment of 2026-10-12 (round 4, STRUCTURAL under §11.4.276(E), closing the round-3 independent review NO-GO 0 blocking / 2 important / 4 minor; class named: status inputs with no closed entry universe and no single authoritative source per field) — (E.3) now names ONE source for every field the status reads: the closed ENTRY SET is the ledger join over every declared owning store UNION every entry id named by any disposition record for the fingerprint, so deleting a store row never resolves an entry (N9); ANY unreadable declared store, required or not, is an unresolvable input (N9); an entry's class comes only from its owning-store row, never from a label on a record, and a label that differs makes the record invalid (N10); a closed permitted-reason-code table covers all five dispositions, with free text moved to an evidence reference that closed and waived records must carry (N11); a record carries exactly one fingerprint and is never inherited, a scope-keyed write is mirrored once per already-delivered matching fingerprint and a later fingerprint gets no record from it (N12); OWED-GATE-115/116/117 contracts extended; enumerator rebuilt with a store model and a second independent implementation compared differentially (N13). Round 3 text follows — Amendment of 2026-10-12 (round 3, STRUCTURAL under §11.4.276(E), closing the round-2 independent review NO-GO 0 blocking / 2 important / 6 minor; class named: state-machine inputs with no ordering and no validity model) — (E.3) now models every status input as an EVENT RECORD in the §11.4.116 stream (fingerprint, single-writer sequence number, write time for audit only, seam-stamped writer role, closed kind set) and the status as a pure function of the valid records: a §11.4.185 confirmation counts only if it postdates every ledger record and a release-seam record only if it postdates that confirmation, so a reopen and its re-close void both (N1); a closed per-class permitted-disposition table (L7 §11.4.260 invariants and the L6 retest never skipped or waived; skip only with the topology-absent codes) and only the verifier seam may write a non-open disposition (N2); required vs optional stores (N3);</w:t>
+            </w:r>
+            <w:r>
+              <w:t xml:space="preserve"> </w:t>
+            </w:r>
+            <w:r>
+              <w:rPr>
+                <w:rStyle w:val="VerbatimChar"/>
+              </w:rPr>
+              <w:t xml:space="preserve">pending</w:t>
+            </w:r>
+            <w:r>
+              <w:t xml:space="preserve"> </w:t>
+            </w:r>
+            <w:r>
+              <w:t xml:space="preserve">computed from the inputs (N6); exhaustively enumerated (5.1 M evaluations, 0 failures, control needle on the round-2 model). Round 2 text follows — Amendment of 2026-10-12 (round 2, closing the round-1 independent review NO-GO 1 blocking / 4 important / 7 minor) — §11.4.230 EXTENDED in place with clause (E) (operator mandate 2026-10-12,</w:t>
             </w:r>
             <w:r>
               <w:t xml:space="preserve"> </w:t>
@@ -175,223 +235,7 @@
               <w:t xml:space="preserve">CRITICAL</w:t>
             </w:r>
             <w:r>
-              <w:t xml:space="preserve">, verbatim: "If we do not have access to Opus model for some reason but only to Sonnet, we MUST USE what we have! Reviews MUST BE done. Ideally with Opus model, however Sonet MUST BE used if Opus for any reason cannot be used! ... apply the rule asap so nothing is blocked with review which is not performed yet! We MUST BE maximally efficient!") — §11.4.209 + §11.4.211 AMENDED in place (extend-don't-restate per §11.4.227): both anchors' hard "Opus-xhigh-only, no fallback model, BLOCKED-on-unavailability" pin is relaxed to a PRIMARY-Opus-xhigh-plus-genuine-unavailability-SONNET-fallback pin — Fable/Haiku remain permanently forbidden in every role; a review/merge-conflict-resolution genuinely unable to reach Opus MUST now run on Sonnet (highest settable effort) rather than sit BLOCKED, with the Opus-unavailability FACT + the Sonnet substitution both recorded honestly in captured evidence (never presented as if Opus ran); BLOCKED-and-deferred now applies ONLY when BOTH Opus and Sonnet are genuinely unavailable. Both gate contracts (</w:t>
-            </w:r>
-            <w:r>
-              <w:rPr>
-                <w:rStyle w:val="VerbatimChar"/>
-              </w:rPr>
-              <w:t xml:space="preserve">CM-CODE-REVIEW-OPUS-XHIGH</w:t>
-            </w:r>
-            <w:r>
-              <w:t xml:space="preserve"> </w:t>
-            </w:r>
-            <w:r>
-              <w:t xml:space="preserve">/</w:t>
-            </w:r>
-            <w:r>
-              <w:t xml:space="preserve"> </w:t>
-            </w:r>
-            <w:r>
-              <w:rPr>
-                <w:rStyle w:val="VerbatimChar"/>
-              </w:rPr>
-              <w:t xml:space="preserve">CM-MERGE-CONFLICT-OPUS-XHIGH</w:t>
-            </w:r>
-            <w:r>
-              <w:t xml:space="preserve">) amended to accept the Sonnet-plus-fact pattern and FAIL on Fable/Haiku/any-other-model or on an unrecorded Sonnet substitution; propagated byte-identically to the compact-form mirrors (this file + AGENTS/QWEN/GEMINI.md in both the constitution submodule and the main repo +</w:t>
-            </w:r>
-            <w:r>
-              <w:t xml:space="preserve"> </w:t>
-            </w:r>
-            <w:r>
-              <w:rPr>
-                <w:rStyle w:val="VerbatimChar"/>
-              </w:rPr>
-              <w:t xml:space="preserve">docs/PROJECT_GOVERNANCE_ANCHORS.md</w:t>
-            </w:r>
-            <w:r>
-              <w:t xml:space="preserve">) and the main repo's</w:t>
-            </w:r>
-            <w:r>
-              <w:t xml:space="preserve"> </w:t>
-            </w:r>
-            <w:r>
-              <w:rPr>
-                <w:rStyle w:val="VerbatimChar"/>
-              </w:rPr>
-              <w:t xml:space="preserve">CLAUDE.md</w:t>
-            </w:r>
-            <w:r>
-              <w:t xml:space="preserve"> </w:t>
-            </w:r>
-            <w:r>
-              <w:t xml:space="preserve">one-line index entries updated to match. Gate CODE for</w:t>
-            </w:r>
-            <w:r>
-              <w:t xml:space="preserve"> </w:t>
-            </w:r>
-            <w:r>
-              <w:rPr>
-                <w:rStyle w:val="VerbatimChar"/>
-              </w:rPr>
-              <w:t xml:space="preserve">CM-CODE-REVIEW-OPUS-XHIGH</w:t>
-            </w:r>
-            <w:r>
-              <w:t xml:space="preserve">/</w:t>
-            </w:r>
-            <w:r>
-              <w:rPr>
-                <w:rStyle w:val="VerbatimChar"/>
-              </w:rPr>
-              <w:t xml:space="preserve">CM-MERGE-CONFLICT-OPUS-XHIGH</w:t>
-            </w:r>
-            <w:r>
-              <w:t xml:space="preserve"> </w:t>
-            </w:r>
-            <w:r>
-              <w:t xml:space="preserve">remains UNIMPLEMENTED (confirmed by grep: no implementation exists;</w:t>
-            </w:r>
-            <w:r>
-              <w:t xml:space="preserve"> </w:t>
-            </w:r>
-            <w:r>
-              <w:rPr>
-                <w:rStyle w:val="VerbatimChar"/>
-              </w:rPr>
-              <w:t xml:space="preserve">gate_ledger_removals.tsv</w:t>
-            </w:r>
-            <w:r>
-              <w:t xml:space="preserve"> </w:t>
-            </w:r>
-            <w:r>
-              <w:t xml:space="preserve">rows 95-96 already honestly record both successor tokens as "live, currently-UNIMPLEMENTED" entries counted by the §11.4.227(A) ratchet) — a dedicated</w:t>
-            </w:r>
-            <w:r>
-              <w:t xml:space="preserve"> </w:t>
-            </w:r>
-            <w:r>
-              <w:rPr>
-                <w:rStyle w:val="VerbatimChar"/>
-              </w:rPr>
-              <w:t xml:space="preserve">gate_ledger_deferrals.tsv</w:t>
-            </w:r>
-            <w:r>
-              <w:t xml:space="preserve"> </w:t>
-            </w:r>
-            <w:r>
-              <w:t xml:space="preserve">row for the amended Sonnet-fallback contract is separately OWED (a pre-existing §11.4.227(A) gap predating this amendment, tracked §11.4.197, never claimed shipped per §11.4.6). Prior round: Amendment of 2026-10-04 (round 2, fix-forward on the independent Opus-xhigh review of 5fd59fa: NO-GO, 0 Blocking / 2 Important / 6 Minor) — §11.4.230(D) corrected in place: (D.3) §11.4.236 mandated validation is now AT MINIMUM source-GO + §11.4.235(A) pre/post-build gates PLUS every operator-declared QA-deploy-seam blocker (§11.4.236) and any touched §11.4.239 critical-invariant scenarios; (D.1)/(D.3)/(D.4) re-keyed from "trunk" to the increment's own INTEGRATION BRANCH, a QA build MAY be cut from a feat/product/flavor branch and for feat/ IS the §11.4.195(B) live-manual-QA vehicle (removes the trunk↔§11.4.195(B) circularity; product/flavor lines now covered); (D.3) builds coalesce (in-flight build covers prior increments) and a periodic interval must carry a recorded justification; (D.2) toggle-expiry extensions only via a §11.4.271 waiver; heading + preamble now name clause (D); next-clause-letter (E) note added; CM-QA-BUILD-CADENCE-DECLARED + CM-INCREMENT-DELIVERED-NOT-SPEC-WITHHELD contracts amended for coalescing (the latter not flagged by the review, aligned for the same false-positive reason); ledger rows OWED-GATE-107..110 formatting aligned. Constitution-submodule .html/.pdf/.docx twins NOT regenerated this round either (honestly stale per §11.4.106(E)); main-repo mirror twins regenerated in the paired main-repo commit. Prior round: Amendment of 2026-10-04 — §11.4.230 EXTENDED in place with clause (D) INCREMENTAL DELIVERY GRANULARITY + DECLARED QA-BUILD CADENCE (operator mandate 2026-10-04,</w:t>
-            </w:r>
-            <w:r>
-              <w:t xml:space="preserve"> </w:t>
-            </w:r>
-            <w:r>
-              <w:rPr>
-                <w:rStyle w:val="VerbatimChar"/>
-              </w:rPr>
-              <w:t xml:space="preserve">CRITICAL</w:t>
-            </w:r>
-            <w:r>
-              <w:t xml:space="preserve">: faster initial dev releases for every inheriting project — ship each already-source-proven-correct phase/story/task increment as it clears its own §11.4.235(A)/(D) bar instead of withholding delivery until the whole spec is done; (D.1) delivery unit = the increment; (D.2) incomplete spec stays safe via complete vertical slices or LATENT paths — release toggles permitted not mandated, each tracked with an expiry; (D.3) consumer-declared QA-build cadence</w:t>
-            </w:r>
-            <w:r>
-              <w:t xml:space="preserve"> </w:t>
-            </w:r>
-            <w:r>
-              <w:rPr>
-                <w:rStyle w:val="VerbatimChar"/>
-              </w:rPr>
-              <w:t xml:space="preserve">per-increment</w:t>
-            </w:r>
-            <w:r>
-              <w:t xml:space="preserve">/</w:t>
-            </w:r>
-            <w:r>
-              <w:rPr>
-                <w:rStyle w:val="VerbatimChar"/>
-              </w:rPr>
-              <w:t xml:space="preserve">periodic</w:t>
-            </w:r>
-            <w:r>
-              <w:t xml:space="preserve">/</w:t>
-            </w:r>
-            <w:r>
-              <w:rPr>
-                <w:rStyle w:val="VerbatimChar"/>
-              </w:rPr>
-              <w:t xml:space="preserve">whichever-first</w:t>
-            </w:r>
-            <w:r>
-              <w:t xml:space="preserve">, default</w:t>
-            </w:r>
-            <w:r>
-              <w:t xml:space="preserve"> </w:t>
-            </w:r>
-            <w:r>
-              <w:rPr>
-                <w:rStyle w:val="VerbatimChar"/>
-              </w:rPr>
-              <w:t xml:space="preserve">per-increment</w:t>
-            </w:r>
-            <w:r>
-              <w:t xml:space="preserve">, each build a §11.4.235(B) cycle boundary passing §11.4.236 on its own fingerprint, deliverable form = consumer DATA; (D.4) background hardening never gates the next increment, except shared-code source-defects and §11.4.129; (D.5) tracker/doc sync is a hand-off precondition, citing §11.4.106(F)/§11.4.229/§11.4.202/§11.4.208/§11.4.210/§11.4.197; (D.6) manual-QA finds on increment builds are still §11.4.238 coverage escapes). Extension, not a new anchor (§11.4.227 audit: §11.4.230(A) overlaps validation with ONE candidate's build, §11.4.235(A)/(D) define per-slice build-ELIGIBILITY; neither obliged an eligible increment to be DELIVERED, set a cadence, kept an incomplete spec safe, or bound hand-off to tracker truth). Research grounding cited in-text (DORA small batches, Hodgson feature toggles, branch-by-abstraction, SAFe develop-on-cadence, GitHub Next Continuous AI preview), with the honest note that no published methodology combining these was found. Recommended gates CM-INCREMENT-DELIVERED-NOT-SPEC-WITHHELD / CM-QA-BUILD-CADENCE-DECLARED / CM-RELEASE-TOGGLE-TRACKED-EXPIRY / CM-QA-HANDOFF-TRACKER-IN-SYNC registered as tracked deferrals OWED-GATE-107..110 (gate-code NOT claimed shipped). Clause text byte-identical across Constitution.md + the 4 mirrors (§11.4.157); §11.4.230 remains exactly one block-start per file (§11.4.227(B)). Generated twins: constitution-submodule twins NOT regenerated (honestly stale per §11.4.106(E), as in e44f22f); main-repo twins regenerated in e4c7b056eec. (The 2026-10-03 §11.4.235(D) amendment did not update this header; it is recorded in its own commit e44f22f.) Prior round: Amendment of 2026-09-26 — MODEL-SUBSTRATE CORRECTION (operator mandate 2026-09-26,</w:t>
-            </w:r>
-            <w:r>
-              <w:t xml:space="preserve"> </w:t>
-            </w:r>
-            <w:r>
-              <w:rPr>
-                <w:rStyle w:val="VerbatimChar"/>
-              </w:rPr>
-              <w:t xml:space="preserve">CRITICAL</w:t>
-            </w:r>
-            <w:r>
-              <w:t xml:space="preserve">, verbatim: "Main model to use is Sonet, reviews and other heavy stuff have to be done by Opus instead of Fable!!! Fix this permanently on all levels!"): §11.4.209 (code review) and §11.4.211 (merge-conflict resolution) re-pinned to Opus at xhigh ALWAYS — Fable not permitted in any role, the 2026-09-15 Fable-escalation clause removed, no fallback model (genuine Opus-unavailability BLOCKS and is tracked); §11.4.231 ladder is now</w:t>
-            </w:r>
-            <w:r>
-              <w:t xml:space="preserve"> </w:t>
-            </w:r>
-            <w:r>
-              <w:rPr>
-                <w:rStyle w:val="VerbatimChar"/>
-              </w:rPr>
-              <w:t xml:space="preserve">sonnet &lt; opus</w:t>
-            </w:r>
-            <w:r>
-              <w:t xml:space="preserve"> </w:t>
-            </w:r>
-            <w:r>
-              <w:t xml:space="preserve">with Sonnet the default working tier, NEW (D.1) prohibits</w:t>
-            </w:r>
-            <w:r>
-              <w:t xml:space="preserve"> </w:t>
-            </w:r>
-            <w:r>
-              <w:rPr>
-                <w:rStyle w:val="VerbatimChar"/>
-              </w:rPr>
-              <w:t xml:space="preserve">haiku</w:t>
-            </w:r>
-            <w:r>
-              <w:t xml:space="preserve"> </w:t>
-            </w:r>
-            <w:r>
-              <w:t xml:space="preserve">where it cannot receive its governing context (measured fact: "Prompt too long (~421k tokens vs 200k limit)", request id req_011CfSBXm7Kn6enyUT1UEaWd, 2026-09-26), (E)/(F.2)/(F.3) re-pinned; derived Fable mentions in the §11.4.194(6)/§11.4.182 extensions and §11.4.235/§11.4.240/§11.4.260/§11.4.269 re-pinned to Opus-xhigh (the</w:t>
-            </w:r>
-            <w:r>
-              <w:t xml:space="preserve"> </w:t>
-            </w:r>
-            <w:r>
-              <w:rPr>
-                <w:rStyle w:val="VerbatimChar"/>
-              </w:rPr>
-              <w:t xml:space="preserve">fable</w:t>
-            </w:r>
-            <w:r>
-              <w:t xml:space="preserve"> </w:t>
-            </w:r>
-            <w:r>
-              <w:t xml:space="preserve">label vocabulary and verbatim label mandate kept as truthful label data). Recommended gates renamed CM-CODE-REVIEW-OPUS-XHIGH / CM-MERGE-CONFLICT-OPUS-XHIGH (gate-code = separate work item, NOT claimed shipped). Earlier status rounds below that mention Fable are historical records and are not rewritten. Prior round: Amendment of 2026-09-24 — NEW §11.4.275 (semantic Lumen index + indexing-efficiency gate + universal agent/subagent accessibility) + EXTENSIONS §11.4.78(7)-(10) / §11.4.79(6)-(8) / §11.4.80(4)-(8): the indexing mechanism (scope renderer, single writer entry, version-keyed runner patches, scope proof, watchdog, lumen scope generator) is consumed BY REFERENCE from constitution/scripts/codegraph</w:t>
+              <w:t xml:space="preserve">, quick visible results; quoted exactly as typed with [sic], request R-2026-10-12-195857): a new scope's first-deliverable critical path is scheduled first while hardening starts in parallel (E.1); evidence is never traded for speed, §11.4.50 cited as written, and the permitted gaps are by construction exactly the ledger classes (E.2); every QA hand-off carries an open hardening ledger (read-only join; closed entry classes L1..L8 including the §11.4.40 retest and polish; closed dispositions open</w:t>
             </w:r>
           </w:p>
         </w:tc>
@@ -15595,7 +15439,7 @@
           <w:b/>
           <w:bCs/>
         </w:rPr>
-        <w:t xml:space="preserve">§11.4.230 — Parallelized-pipeline methodology: build↔validate overlap + affected-stages-only re-run + parallel multi-device testing/recording + fan-out-subagents-always + incremental delivery granularity with a declared QA-build cadence (research-derived, 2026-07-26; clause (D) added 2026-10-04).</w:t>
+        <w:t xml:space="preserve">§11.4.230 — Parallelized-pipeline methodology: build↔validate overlap + affected-stages-only re-run + parallel multi-device testing/recording + fan-out-subagents-always + incremental delivery granularity with a declared QA-build cadence + a quick visible first deliverable with a hardening status and ledger tracked to production readiness (research-derived, 2026-07-26; clause (D) added 2026-10-04; clause (E) added 2026-10-12).</w:t>
       </w:r>
     </w:p>
     <w:p>
@@ -15603,7 +15447,7 @@
         <w:pStyle w:val="BodyText"/>
       </w:pPr>
       <w:r>
-        <w:t xml:space="preserve">Forensic motivation (genericised): the sequential pipeline shape — build FULLY completes → THEN validation begins → on ANY discovery, restart the WHOLE cycle from scratch → all devices tested one-at-a-time — serialises the operator's wall-clock onto build latency + one-device-at-a-time evidence gathering, so a multi-hour containerised build followed by serial per-device validation and a from-scratch restart-on-discovery makes time-to-a-manual-QA-capable-release a multiple of what the genuinely-parallel work requires. §11.4.58's PWU pipeline already overlaps Stage 1 of round N+1 with Stages 4–5 of round N; §11.4.89 already backgrounds long tests; §11.4.103 already mandates ≥3 auto-backfilled parallel streams; §11.4.119 already partitions shared hardware by single-owner; §11.4.128/§11.4.144 already mandate always-on recording + availability-following. §11.4.230 BINDS those into one operating discipline and adds the four invariants they did not each state on their own: (A) the build↔validate CONCURRENCY seam + affected-stages-only re-run-on-discovery, (B) all-devices-concurrent + worker-pool recording/processing, (C) fan-out-subagents as the standing default, (D) incremental delivery granularity + a declared QA-build cadence (added 2026-10-04). It is the parallelization capstone the way §11.4.103 is the continuous-parallel-stream capstone — a strengthening bind, never a weakening.</w:t>
+        <w:t xml:space="preserve">Forensic motivation (genericised): the sequential pipeline shape — build FULLY completes → THEN validation begins → on ANY discovery, restart the WHOLE cycle from scratch → all devices tested one-at-a-time — serialises the operator's wall-clock onto build latency + one-device-at-a-time evidence gathering, so a multi-hour containerised build followed by serial per-device validation and a from-scratch restart-on-discovery makes time-to-a-manual-QA-capable-release a multiple of what the genuinely-parallel work requires. §11.4.58's PWU pipeline already overlaps Stage 1 of round N+1 with Stages 4–5 of round N; §11.4.89 already backgrounds long tests; §11.4.103 already mandates ≥3 auto-backfilled parallel streams; §11.4.119 already partitions shared hardware by single-owner; §11.4.128/§11.4.144 already mandate always-on recording + availability-following. §11.4.230 BINDS those into one operating discipline and adds the five invariants they did not each state on their own: (A) the build↔validate CONCURRENCY seam + affected-stages-only re-run-on-discovery, (B) all-devices-concurrent + worker-pool recording/processing, (C) fan-out-subagents as the standing default, (D) incremental delivery granularity + a declared QA-build cadence (added 2026-10-04), (E) a quick visible first deliverable ordered first on the critical path + a machine-computed per-deliverable hardening status and ledger tracked to production readiness (added 2026-10-12). It is the parallelization capstone the way §11.4.103 is the continuous-parallel-stream capstone — a strengthening bind, never a weakening.</w:t>
       </w:r>
     </w:p>
     <w:p>
@@ -16476,10 +16320,4331 @@
       </w:pPr>
       <w:r>
         <w:rPr>
+          <w:b/>
+          <w:bCs/>
+        </w:rPr>
+        <w:t xml:space="preserve">(E) QUICK VISIBLE FIRST DELIVERABLE, THEN HARDENING TRACKED TO PRODUCTION READINESS — A FAST DELIVERABLE IS ALWAYS LABELLED AS FAST, NEVER PASSED OFF AS FINISHED, AND NEVER BOUGHT WITH WEAKER EVIDENCE (operator mandate, 2026-10-12,</w:t>
+      </w:r>
+      <w:r>
+        <w:rPr>
+          <w:b/>
+          <w:bCs/>
+        </w:rPr>
+        <w:t xml:space="preserve"> </w:t>
+      </w:r>
+      <w:r>
+        <w:rPr>
+          <w:rStyle w:val="VerbatimChar"/>
+          <w:b/>
+          <w:bCs/>
+        </w:rPr>
+        <w:t xml:space="preserve">CRITICAL</w:t>
+      </w:r>
+      <w:r>
+        <w:rPr>
+          <w:b/>
+          <w:bCs/>
+        </w:rPr>
+        <w:t xml:space="preserve">; added 2026-10-12).</w:t>
+      </w:r>
+      <w:r>
+        <w:t xml:space="preserve"> </w:t>
+      </w:r>
+      <w:r>
+        <w:t xml:space="preserve">Verbatim EXCERPT of the operator mandate (2026-10-12,</w:t>
+      </w:r>
+      <w:r>
+        <w:t xml:space="preserve"> </w:t>
+      </w:r>
+      <w:r>
+        <w:rPr>
+          <w:rStyle w:val="VerbatimChar"/>
+        </w:rPr>
+        <w:t xml:space="preserve">CRITICAL</w:t>
+      </w:r>
+      <w:r>
+        <w:t xml:space="preserve">): the closing part of operator request R-2026-10-12-195857, quoted exactly as typed, every spelling error preserved uncorrected [sic]. The earlier part of the same message sets unrelated bug-fix priorities; the whole message is recorded under that id in the consuming project's §11.4.208 operator-request ledger (in the reference project,</w:t>
+      </w:r>
+      <w:r>
+        <w:t xml:space="preserve"> </w:t>
+      </w:r>
+      <w:r>
+        <w:rPr>
+          <w:rStyle w:val="VerbatimChar"/>
+        </w:rPr>
+        <w:t xml:space="preserve">docs/requests/history.md</w:t>
+      </w:r>
+      <w:r>
+        <w:t xml:space="preserve">). The excerpt: "Follow our main development rule: do it all first, build and deploy images, keep testing in background!!! It is ABSOLUTELY critical do create, generate, fix and polish it all and deliver flashing imases fastest possible and then keep testing, fixing and polishing in parallel everything further! We MUST ALWAYS HAVE QUICK VISIBLE RESUTLS!!! This MUST BE part of the constitution (root constiotution Submopdule) and properly added! After quick delivery then in parallel we MUST properly track progress on testing, fixing and polishing until we get to full production readiness!!! Maximall paralelization and use of agents / subagents is mandatory so we can deliver fastest and best results! Do additional in depth analisys and planning in order for this method to work flawlessly for this cutting-edge enterprise project! All checks, validation, verification and testing MUST BE done ALWAYS fully deterministically, with no false or faulty results and with no bluff or AI slop of any kind!" Typos as typed, reproduced uncorrected [sic]:</w:t>
+      </w:r>
+      <w:r>
+        <w:t xml:space="preserve"> </w:t>
+      </w:r>
+      <w:r>
+        <w:rPr>
+          <w:rStyle w:val="VerbatimChar"/>
+        </w:rPr>
+        <w:t xml:space="preserve">imases</w:t>
+      </w:r>
+      <w:r>
+        <w:t xml:space="preserve">,</w:t>
+      </w:r>
+      <w:r>
+        <w:t xml:space="preserve"> </w:t>
+      </w:r>
+      <w:r>
+        <w:rPr>
+          <w:rStyle w:val="VerbatimChar"/>
+        </w:rPr>
+        <w:t xml:space="preserve">RESUTLS</w:t>
+      </w:r>
+      <w:r>
+        <w:t xml:space="preserve">,</w:t>
+      </w:r>
+      <w:r>
+        <w:t xml:space="preserve"> </w:t>
+      </w:r>
+      <w:r>
+        <w:rPr>
+          <w:rStyle w:val="VerbatimChar"/>
+        </w:rPr>
+        <w:t xml:space="preserve">constiotution</w:t>
+      </w:r>
+      <w:r>
+        <w:t xml:space="preserve">,</w:t>
+      </w:r>
+      <w:r>
+        <w:t xml:space="preserve"> </w:t>
+      </w:r>
+      <w:r>
+        <w:rPr>
+          <w:rStyle w:val="VerbatimChar"/>
+        </w:rPr>
+        <w:t xml:space="preserve">Submopdule</w:t>
+      </w:r>
+      <w:r>
+        <w:t xml:space="preserve">,</w:t>
+      </w:r>
+      <w:r>
+        <w:t xml:space="preserve"> </w:t>
+      </w:r>
+      <w:r>
+        <w:rPr>
+          <w:rStyle w:val="VerbatimChar"/>
+        </w:rPr>
+        <w:t xml:space="preserve">Maximall</w:t>
+      </w:r>
+      <w:r>
+        <w:t xml:space="preserve">,</w:t>
+      </w:r>
+      <w:r>
+        <w:t xml:space="preserve"> </w:t>
+      </w:r>
+      <w:r>
+        <w:rPr>
+          <w:rStyle w:val="VerbatimChar"/>
+        </w:rPr>
+        <w:t xml:space="preserve">paralelization</w:t>
+      </w:r>
+      <w:r>
+        <w:t xml:space="preserve">,</w:t>
+      </w:r>
+      <w:r>
+        <w:t xml:space="preserve"> </w:t>
+      </w:r>
+      <w:r>
+        <w:rPr>
+          <w:rStyle w:val="VerbatimChar"/>
+        </w:rPr>
+        <w:t xml:space="preserve">analisys</w:t>
+      </w:r>
+      <w:r>
+        <w:t xml:space="preserve">. Normalised reading (an aid only, never a substitute for the verbatim text): deliver flashable images as fast as possible, keep testing, fixing and polishing in parallel; quick visible results always; record this in the root constitution submodule; after the quick delivery, track the progress of testing, fixing and polishing in parallel until full production readiness; maximal parallelisation and use of agents and subagents; in-depth analysis and planning; every check, validation, verification and test fully deterministic, with no false or faulty result and no bluff. (The project nouns in the quote are the operator's own example; the rule below is generic and consumers supply those nouns as DATA per §11.4.35.) The GAP this clause closes, stated precisely so it is not restated elsewhere (§11.4.227): clause (D) makes every source-proven increment deliverable on a declared cadence and keeps the tracker true at hand-off (D.5); clause (C) and §11.4.183 make fan-out the default; §11.4.235(A)/(E) build, flash and live-verify a GO'd group; §11.4.236 refuses a hand-off without a candidate-fingerprinted verdict — but none of them (i) orders a new scope's critical path so that its FIRST deliverable is not queued behind deliverable-independent work, (ii) records HOW HARDENED a delivered build is, (iii) joins the hardening debt still open against a delivered fingerprint into one ledger, (iv) tracks that debt's trajectory to production readiness with a direction rule, a stall rule and a starvation rule, or (v) defines what "quick" means as a measurement (measured 2026-10-12 with a control-needled census of the canonical file: zero hits for</w:t>
+      </w:r>
+      <w:r>
+        <w:t xml:space="preserve"> </w:t>
+      </w:r>
+      <w:r>
+        <w:rPr>
+          <w:rStyle w:val="VerbatimChar"/>
+        </w:rPr>
+        <w:t xml:space="preserve">delivered-unhardened</w:t>
+      </w:r>
+      <w:r>
+        <w:t xml:space="preserve"> </w:t>
+      </w:r>
+      <w:r>
+        <w:t xml:space="preserve">and</w:t>
+      </w:r>
+      <w:r>
+        <w:t xml:space="preserve"> </w:t>
+      </w:r>
+      <w:r>
+        <w:rPr>
+          <w:rStyle w:val="VerbatimChar"/>
+        </w:rPr>
+        <w:t xml:space="preserve">hardening ledger</w:t>
+      </w:r>
+      <w:r>
+        <w:t xml:space="preserve"> </w:t>
+      </w:r>
+      <w:r>
+        <w:t xml:space="preserve">(the single bare</w:t>
+      </w:r>
+      <w:r>
+        <w:t xml:space="preserve"> </w:t>
+      </w:r>
+      <w:r>
+        <w:rPr>
+          <w:rStyle w:val="VerbatimChar"/>
+        </w:rPr>
+        <w:t xml:space="preserve">unhardened</w:t>
+      </w:r>
+      <w:r>
+        <w:t xml:space="preserve"> </w:t>
+      </w:r>
+      <w:r>
+        <w:t xml:space="preserve">hit is an unrelated §11.4.276 forensic carrier); positive control</w:t>
+      </w:r>
+      <w:r>
+        <w:t xml:space="preserve"> </w:t>
+      </w:r>
+      <w:r>
+        <w:rPr>
+          <w:rStyle w:val="VerbatimChar"/>
+        </w:rPr>
+        <w:t xml:space="preserve">incremental delivery</w:t>
+      </w:r>
+      <w:r>
+        <w:t xml:space="preserve"> </w:t>
+      </w:r>
+      <w:r>
+        <w:t xml:space="preserve">hits inside clause (D); negative control, a fabricated token, zero). A fast deliverable whose record cannot be told apart from a finished one is a §11.4 PASS-bluff at the delivery-status layer; a fast deliverable that skipped any seam is a §11.4 PASS-bluff at the evidence layer. ALL of the following hold:</w:t>
+      </w:r>
+    </w:p>
+    <w:p>
+      <w:pPr>
+        <w:pStyle w:val="BodyText"/>
+      </w:pPr>
+      <w:r>
+        <w:rPr>
+          <w:b/>
+          <w:bCs/>
+        </w:rPr>
+        <w:t xml:space="preserve">(E.1) FIRST-DELIVERABLE CRITICAL PATH, SCHEDULED FIRST.</w:t>
+      </w:r>
+      <w:r>
+        <w:t xml:space="preserve"> </w:t>
+      </w:r>
+      <w:r>
+        <w:t xml:space="preserve">When a scope starts (a spec, a declared group of tracked items, or any consumer-declared delivery scope — DATA per §11.4.35), the work that makes its FIRST increment build-eligible and deliverable is the CRITICAL PATH and is scheduled FIRST: the increment's source fix; its source-correctness review to GO (§11.4.235(A)/(D), on the §11.4.209 substrate, bounded by §11.4.276); the pre/post-build gates and every operator-declared QA-deploy blocker §11.4.236 requires for that candidate; the build; the flash; and the §11.4.235(E) live sanity and per-item verdicts. Deliverable-independent work — every entry class of the (E.3)(b) ledger that the seams of (E.2) do not require for a QA build — MUST NOT be placed ahead of that path. It STARTS IN PARALLEL from the first moment of the scope (clause (C), §11.4.103, §11.4.183, §11.4.192) as background streams that never sit on the critical path. "Quick" therefore re-orders WHEN hardening COMPLETES relative to the first deliverable; it never decides WHETHER hardening runs and never makes hardening wait to START. The first deliverable MUST contain at least one increment holding its own source-correctness GO (D.1) and MUST exercise a user-visible behaviour of that increment on the target (the "visible" in the mandate) — an empty, trivial or no-behaviour-change build delivered only to stop a clock is a §11.4.6 fabrication. A consumer's own stricter precondition on building (for example a mandatory specification-and-review workflow that must reach GO before any build) still applies in full and is part of the critical path, never shortened by this clause.</w:t>
+      </w:r>
+    </w:p>
+    <w:p>
+      <w:pPr>
+        <w:pStyle w:val="BodyText"/>
+      </w:pPr>
+      <w:r>
+        <w:rPr>
+          <w:b/>
+          <w:bCs/>
+        </w:rPr>
+        <w:t xml:space="preserve">(E.2) EVIDENCE IS NEVER TRADED FOR SPEED — QUICK IS NEVER UNVERIFIED.</w:t>
+      </w:r>
+      <w:r>
+        <w:t xml:space="preserve"> </w:t>
+      </w:r>
+      <w:r>
+        <w:t xml:space="preserve">A quick deliverable passes EXACTLY the same seams, with the same strength of evidence, as any other QA build; all of these bind unchanged and are cited, not restated: the source-correctness GO (§11.4.235(A)/(D), §11.4.209, §11.4.134, §11.4.276); §11.4.108 artifact-layer and runtime-on-clean-target-layer evidence for the delivered fingerprint; §11.4.236 readiness; the §11.4.235(E) per-device live sanity and per-item verdicts; §11.4.5 / §11.4.262 machine-created evidence; §11.4.50 exactly as that anchor states it — "Every test that PASSes MUST have been executed N times (default N=3, N=10 for cycle-validation suites) against the same firmware MD5 + same device + same topology and produced IDENTICAL PASS in every iteration." — and §11.4.201(6)-(12) / §11.4.273 control-needled nulls. Nothing in this clause lowers, skips, defers, samples or narrates any of these. A deliverable that reached QA by weakening one of them is not a quick deliverable — it is a §11.4 PASS-bluff, and §11.4.236 refuses it. What a quick deliverable MAY still lack is EXACTLY the set of entries the (E.3)(b) ledger can hold — the ledger's entry classes are the one and only list of permitted gaps, so the two lists are identical by construction — except that a seam above is never a gap: a contained item with neither a live verdict nor an honest per-item SKIP-with-reason blocks the hand-off itself, and an (L1) entry is</w:t>
+      </w:r>
+      <w:r>
+        <w:t xml:space="preserve"> </w:t>
+      </w:r>
+      <w:r>
+        <w:rPr>
+          <w:rStyle w:val="VerbatimChar"/>
+        </w:rPr>
+        <w:t xml:space="preserve">open</w:t>
+      </w:r>
+      <w:r>
+        <w:t xml:space="preserve"> </w:t>
+      </w:r>
+      <w:r>
+        <w:t xml:space="preserve">in a delivered ledger only when a later live FAIL reopens it. Every permitted gap is LABELLED in the deliverable's status and ledger per (E.3), never silently absent.</w:t>
+      </w:r>
+    </w:p>
+    <w:p>
+      <w:pPr>
+        <w:pStyle w:val="BodyText"/>
+      </w:pPr>
+      <w:r>
+        <w:rPr>
+          <w:b/>
+          <w:bCs/>
+        </w:rPr>
+        <w:t xml:space="preserve">(E.3) EVERY DELIVERABLE CARRIES A MACHINE-COMPUTED HARDENING STATUS, ITS OPEN HARDENING LEDGER, AND THE EVENT RECORDS BOTH ARE COMPUTED FROM.</w:t>
+      </w:r>
+      <w:r>
+        <w:t xml:space="preserve"> </w:t>
+      </w:r>
+      <w:r>
+        <w:t xml:space="preserve">Every QA hand-off record (clause (D.5)) MUST carry, for the delivered fingerprint, (a) the HARDENING STATUS, computed from (b) the OPEN HARDENING LEDGER and (c) the EVENT RECORDS defined below. (b) THE LEDGER is a READ-ONLY JOIN over the stores that already own each fact, NEVER a new parallel or hand-maintained store (§11.4.227, §11.4.233(F) reuse). Its entry classes form a CLOSED list: (L1) each contained item with no passing §11.4.235(E.3) live verdict on this fingerprint; (L2) per contained item, the tests still owed — the §11.4.4(b) four layers, the §11.4.27 / §11.4.169 test types and the paired §1.1 mutations (future-regression instrumentation, additional test types, mutation hardening); (L3) each open §11.4.235(D)</w:t>
+      </w:r>
+      <w:r>
+        <w:t xml:space="preserve"> </w:t>
+      </w:r>
+      <w:r>
+        <w:rPr>
+          <w:rStyle w:val="VerbatimChar"/>
+        </w:rPr>
+        <w:t xml:space="preserve">test-instrumentation</w:t>
+      </w:r>
+      <w:r>
+        <w:t xml:space="preserve"> </w:t>
+      </w:r>
+      <w:r>
+        <w:t xml:space="preserve">/</w:t>
+      </w:r>
+      <w:r>
+        <w:t xml:space="preserve"> </w:t>
+      </w:r>
+      <w:r>
+        <w:rPr>
+          <w:rStyle w:val="VerbatimChar"/>
+        </w:rPr>
+        <w:t xml:space="preserve">process-doc</w:t>
+      </w:r>
+      <w:r>
+        <w:t xml:space="preserve"> </w:t>
+      </w:r>
+      <w:r>
+        <w:t xml:space="preserve">finding against contained code; (L4) each open §11.4.261 finding touching contained code; (L5) each tracked polish item recorded against a contained item; (L6) the §11.4.40 full-suite retest, until it has passed on this fingerprint; (L7) each §11.4.260 production-readiness invariant that is not green for a contained component; (L8) each §11.4.271 waiver covering contained code. Every entry carries its own tracked §11.4.197 item id (§11.4.54) — an entry with no tracked id is itself a §11.4.261 finding — and exactly one DISPOSITION from the CLOSED set {</w:t>
+      </w:r>
+      <w:r>
+        <w:rPr>
+          <w:rStyle w:val="VerbatimChar"/>
+        </w:rPr>
+        <w:t xml:space="preserve">open</w:t>
+      </w:r>
+      <w:r>
+        <w:t xml:space="preserve"> </w:t>
+      </w:r>
+      <w:r>
+        <w:t xml:space="preserve">|</w:t>
+      </w:r>
+      <w:r>
+        <w:t xml:space="preserve"> </w:t>
+      </w:r>
+      <w:r>
+        <w:rPr>
+          <w:rStyle w:val="VerbatimChar"/>
+        </w:rPr>
+        <w:t xml:space="preserve">closed</w:t>
+      </w:r>
+      <w:r>
+        <w:t xml:space="preserve"> </w:t>
+      </w:r>
+      <w:r>
+        <w:t xml:space="preserve">|</w:t>
+      </w:r>
+      <w:r>
+        <w:t xml:space="preserve"> </w:t>
+      </w:r>
+      <w:r>
+        <w:rPr>
+          <w:rStyle w:val="VerbatimChar"/>
+        </w:rPr>
+        <w:t xml:space="preserve">skipped</w:t>
+      </w:r>
+      <w:r>
+        <w:t xml:space="preserve"> </w:t>
+      </w:r>
+      <w:r>
+        <w:t xml:space="preserve">|</w:t>
+      </w:r>
+      <w:r>
+        <w:t xml:space="preserve"> </w:t>
+      </w:r>
+      <w:r>
+        <w:rPr>
+          <w:rStyle w:val="VerbatimChar"/>
+        </w:rPr>
+        <w:t xml:space="preserve">not-applicable</w:t>
+      </w:r>
+      <w:r>
+        <w:t xml:space="preserve"> </w:t>
+      </w:r>
+      <w:r>
+        <w:t xml:space="preserve">|</w:t>
+      </w:r>
+      <w:r>
+        <w:t xml:space="preserve"> </w:t>
+      </w:r>
+      <w:r>
+        <w:rPr>
+          <w:rStyle w:val="VerbatimChar"/>
+        </w:rPr>
+        <w:t xml:space="preserve">waived</w:t>
+      </w:r>
+      <w:r>
+        <w:t xml:space="preserve">}:</w:t>
+      </w:r>
+      <w:r>
+        <w:t xml:space="preserve"> </w:t>
+      </w:r>
+      <w:r>
+        <w:rPr>
+          <w:rStyle w:val="VerbatimChar"/>
+        </w:rPr>
+        <w:t xml:space="preserve">closed</w:t>
+      </w:r>
+      <w:r>
+        <w:t xml:space="preserve"> </w:t>
+      </w:r>
+      <w:r>
+        <w:t xml:space="preserve">— the entry's own closing evidence exists for this fingerprint;</w:t>
+      </w:r>
+      <w:r>
+        <w:t xml:space="preserve"> </w:t>
+      </w:r>
+      <w:r>
+        <w:rPr>
+          <w:rStyle w:val="VerbatimChar"/>
+        </w:rPr>
+        <w:t xml:space="preserve">skipped</w:t>
+      </w:r>
+      <w:r>
+        <w:t xml:space="preserve"> </w:t>
+      </w:r>
+      <w:r>
+        <w:t xml:space="preserve">— an honest per-item SKIP-with-reason whose code is one of the two TOPOLOGY-ABSENT codes of the consumer's §11.4.69 closed reason set,</w:t>
+      </w:r>
+      <w:r>
+        <w:t xml:space="preserve"> </w:t>
+      </w:r>
+      <w:r>
+        <w:rPr>
+          <w:rStyle w:val="VerbatimChar"/>
+        </w:rPr>
+        <w:t xml:space="preserve">hardware_not_present</w:t>
+      </w:r>
+      <w:r>
+        <w:t xml:space="preserve"> </w:t>
+      </w:r>
+      <w:r>
+        <w:t xml:space="preserve">or</w:t>
+      </w:r>
+      <w:r>
+        <w:t xml:space="preserve"> </w:t>
+      </w:r>
+      <w:r>
+        <w:rPr>
+          <w:rStyle w:val="VerbatimChar"/>
+        </w:rPr>
+        <w:t xml:space="preserve">topology_unsupported</w:t>
+      </w:r>
+      <w:r>
+        <w:t xml:space="preserve">, never invented (§11.4.3);</w:t>
+      </w:r>
+      <w:r>
+        <w:t xml:space="preserve"> </w:t>
+      </w:r>
+      <w:r>
+        <w:rPr>
+          <w:rStyle w:val="VerbatimChar"/>
+        </w:rPr>
+        <w:t xml:space="preserve">not-applicable</w:t>
+      </w:r>
+      <w:r>
+        <w:t xml:space="preserve"> </w:t>
+      </w:r>
+      <w:r>
+        <w:t xml:space="preserve">— the consumer has no tier for that entry, recorded with the §11.4.69 code</w:t>
+      </w:r>
+      <w:r>
+        <w:t xml:space="preserve"> </w:t>
+      </w:r>
+      <w:r>
+        <w:rPr>
+          <w:rStyle w:val="VerbatimChar"/>
+        </w:rPr>
+        <w:t xml:space="preserve">feature_disabled_by_config</w:t>
+      </w:r>
+      <w:r>
+        <w:t xml:space="preserve"> </w:t>
+      </w:r>
+      <w:r>
+        <w:t xml:space="preserve">(for (L1) this is exactly the §11.4.235(E.4) N/A consumer with no device-targeted flash/deploy entry point and no bound deploy ledger);</w:t>
+      </w:r>
+      <w:r>
+        <w:t xml:space="preserve"> </w:t>
+      </w:r>
+      <w:r>
+        <w:rPr>
+          <w:rStyle w:val="VerbatimChar"/>
+        </w:rPr>
+        <w:t xml:space="preserve">waived</w:t>
+      </w:r>
+      <w:r>
+        <w:t xml:space="preserve"> </w:t>
+      </w:r>
+      <w:r>
+        <w:t xml:space="preserve">— covered by a waiver that is valid under §11.4.271 at computation time (an elapsed or invalid waiver makes the entry</w:t>
+      </w:r>
+      <w:r>
+        <w:t xml:space="preserve"> </w:t>
+      </w:r>
+      <w:r>
+        <w:rPr>
+          <w:rStyle w:val="VerbatimChar"/>
+        </w:rPr>
+        <w:t xml:space="preserve">open</w:t>
+      </w:r>
+      <w:r>
+        <w:t xml:space="preserve">);</w:t>
+      </w:r>
+      <w:r>
+        <w:t xml:space="preserve"> </w:t>
+      </w:r>
+      <w:r>
+        <w:rPr>
+          <w:rStyle w:val="VerbatimChar"/>
+        </w:rPr>
+        <w:t xml:space="preserve">open</w:t>
+      </w:r>
+      <w:r>
+        <w:t xml:space="preserve"> </w:t>
+      </w:r>
+      <w:r>
+        <w:t xml:space="preserve">— every other case, and every case whose input cannot be resolved. PERMITTED DISPOSITIONS PER CLASS — a closed table; a disposition outside its class's row is INVALID: (L1)</w:t>
+      </w:r>
+      <w:r>
+        <w:t xml:space="preserve"> </w:t>
+      </w:r>
+      <w:r>
+        <w:rPr>
+          <w:rStyle w:val="VerbatimChar"/>
+        </w:rPr>
+        <w:t xml:space="preserve">open</w:t>
+      </w:r>
+      <w:r>
+        <w:t xml:space="preserve"> </w:t>
+      </w:r>
+      <w:r>
+        <w:t xml:space="preserve">|</w:t>
+      </w:r>
+      <w:r>
+        <w:t xml:space="preserve"> </w:t>
+      </w:r>
+      <w:r>
+        <w:rPr>
+          <w:rStyle w:val="VerbatimChar"/>
+        </w:rPr>
+        <w:t xml:space="preserve">closed</w:t>
+      </w:r>
+      <w:r>
+        <w:t xml:space="preserve"> </w:t>
+      </w:r>
+      <w:r>
+        <w:t xml:space="preserve">|</w:t>
+      </w:r>
+      <w:r>
+        <w:t xml:space="preserve"> </w:t>
+      </w:r>
+      <w:r>
+        <w:rPr>
+          <w:rStyle w:val="VerbatimChar"/>
+        </w:rPr>
+        <w:t xml:space="preserve">skipped</w:t>
+      </w:r>
+      <w:r>
+        <w:t xml:space="preserve"> </w:t>
+      </w:r>
+      <w:r>
+        <w:t xml:space="preserve">|</w:t>
+      </w:r>
+      <w:r>
+        <w:t xml:space="preserve"> </w:t>
+      </w:r>
+      <w:r>
+        <w:rPr>
+          <w:rStyle w:val="VerbatimChar"/>
+        </w:rPr>
+        <w:t xml:space="preserve">not-applicable</w:t>
+      </w:r>
+      <w:r>
+        <w:t xml:space="preserve"> </w:t>
+      </w:r>
+      <w:r>
+        <w:t xml:space="preserve">— a live verdict is an (E.2) seam and is never waived; (L2)</w:t>
+      </w:r>
+      <w:r>
+        <w:t xml:space="preserve"> </w:t>
+      </w:r>
+      <w:r>
+        <w:rPr>
+          <w:rStyle w:val="VerbatimChar"/>
+        </w:rPr>
+        <w:t xml:space="preserve">open</w:t>
+      </w:r>
+      <w:r>
+        <w:t xml:space="preserve"> </w:t>
+      </w:r>
+      <w:r>
+        <w:t xml:space="preserve">|</w:t>
+      </w:r>
+      <w:r>
+        <w:t xml:space="preserve"> </w:t>
+      </w:r>
+      <w:r>
+        <w:rPr>
+          <w:rStyle w:val="VerbatimChar"/>
+        </w:rPr>
+        <w:t xml:space="preserve">closed</w:t>
+      </w:r>
+      <w:r>
+        <w:t xml:space="preserve"> </w:t>
+      </w:r>
+      <w:r>
+        <w:t xml:space="preserve">|</w:t>
+      </w:r>
+      <w:r>
+        <w:t xml:space="preserve"> </w:t>
+      </w:r>
+      <w:r>
+        <w:rPr>
+          <w:rStyle w:val="VerbatimChar"/>
+        </w:rPr>
+        <w:t xml:space="preserve">skipped</w:t>
+      </w:r>
+      <w:r>
+        <w:t xml:space="preserve"> </w:t>
+      </w:r>
+      <w:r>
+        <w:t xml:space="preserve">|</w:t>
+      </w:r>
+      <w:r>
+        <w:t xml:space="preserve"> </w:t>
+      </w:r>
+      <w:r>
+        <w:rPr>
+          <w:rStyle w:val="VerbatimChar"/>
+        </w:rPr>
+        <w:t xml:space="preserve">not-applicable</w:t>
+      </w:r>
+      <w:r>
+        <w:t xml:space="preserve"> </w:t>
+      </w:r>
+      <w:r>
+        <w:t xml:space="preserve">|</w:t>
+      </w:r>
+      <w:r>
+        <w:t xml:space="preserve"> </w:t>
+      </w:r>
+      <w:r>
+        <w:rPr>
+          <w:rStyle w:val="VerbatimChar"/>
+        </w:rPr>
+        <w:t xml:space="preserve">waived</w:t>
+      </w:r>
+      <w:r>
+        <w:t xml:space="preserve">; (L3), (L4) and (L5)</w:t>
+      </w:r>
+      <w:r>
+        <w:t xml:space="preserve"> </w:t>
+      </w:r>
+      <w:r>
+        <w:rPr>
+          <w:rStyle w:val="VerbatimChar"/>
+        </w:rPr>
+        <w:t xml:space="preserve">open</w:t>
+      </w:r>
+      <w:r>
+        <w:t xml:space="preserve"> </w:t>
+      </w:r>
+      <w:r>
+        <w:t xml:space="preserve">|</w:t>
+      </w:r>
+      <w:r>
+        <w:t xml:space="preserve"> </w:t>
+      </w:r>
+      <w:r>
+        <w:rPr>
+          <w:rStyle w:val="VerbatimChar"/>
+        </w:rPr>
+        <w:t xml:space="preserve">closed</w:t>
+      </w:r>
+      <w:r>
+        <w:t xml:space="preserve"> </w:t>
+      </w:r>
+      <w:r>
+        <w:t xml:space="preserve">|</w:t>
+      </w:r>
+      <w:r>
+        <w:t xml:space="preserve"> </w:t>
+      </w:r>
+      <w:r>
+        <w:rPr>
+          <w:rStyle w:val="VerbatimChar"/>
+        </w:rPr>
+        <w:t xml:space="preserve">waived</w:t>
+      </w:r>
+      <w:r>
+        <w:t xml:space="preserve"> </w:t>
+      </w:r>
+      <w:r>
+        <w:t xml:space="preserve">— a finding or a polish item never disappears as absent topology; (L6)</w:t>
+      </w:r>
+      <w:r>
+        <w:t xml:space="preserve"> </w:t>
+      </w:r>
+      <w:r>
+        <w:rPr>
+          <w:rStyle w:val="VerbatimChar"/>
+        </w:rPr>
+        <w:t xml:space="preserve">open</w:t>
+      </w:r>
+      <w:r>
+        <w:t xml:space="preserve"> </w:t>
+      </w:r>
+      <w:r>
+        <w:t xml:space="preserve">|</w:t>
+      </w:r>
+      <w:r>
+        <w:t xml:space="preserve"> </w:t>
+      </w:r>
+      <w:r>
+        <w:rPr>
+          <w:rStyle w:val="VerbatimChar"/>
+        </w:rPr>
+        <w:t xml:space="preserve">closed</w:t>
+      </w:r>
+      <w:r>
+        <w:t xml:space="preserve"> </w:t>
+      </w:r>
+      <w:r>
+        <w:t xml:space="preserve">|</w:t>
+      </w:r>
+      <w:r>
+        <w:t xml:space="preserve"> </w:t>
+      </w:r>
+      <w:r>
+        <w:rPr>
+          <w:rStyle w:val="VerbatimChar"/>
+        </w:rPr>
+        <w:t xml:space="preserve">not-applicable</w:t>
+      </w:r>
+      <w:r>
+        <w:t xml:space="preserve"> </w:t>
+      </w:r>
+      <w:r>
+        <w:t xml:space="preserve">— the §11.4.40 retest is never skipped and never waived; (L7)</w:t>
+      </w:r>
+      <w:r>
+        <w:t xml:space="preserve"> </w:t>
+      </w:r>
+      <w:r>
+        <w:rPr>
+          <w:rStyle w:val="VerbatimChar"/>
+        </w:rPr>
+        <w:t xml:space="preserve">open</w:t>
+      </w:r>
+      <w:r>
+        <w:t xml:space="preserve"> </w:t>
+      </w:r>
+      <w:r>
+        <w:t xml:space="preserve">|</w:t>
+      </w:r>
+      <w:r>
+        <w:t xml:space="preserve"> </w:t>
+      </w:r>
+      <w:r>
+        <w:rPr>
+          <w:rStyle w:val="VerbatimChar"/>
+        </w:rPr>
+        <w:t xml:space="preserve">closed</w:t>
+      </w:r>
+      <w:r>
+        <w:t xml:space="preserve"> </w:t>
+      </w:r>
+      <w:r>
+        <w:t xml:space="preserve">|</w:t>
+      </w:r>
+      <w:r>
+        <w:t xml:space="preserve"> </w:t>
+      </w:r>
+      <w:r>
+        <w:rPr>
+          <w:rStyle w:val="VerbatimChar"/>
+        </w:rPr>
+        <w:t xml:space="preserve">not-applicable</w:t>
+      </w:r>
+      <w:r>
+        <w:t xml:space="preserve"> </w:t>
+      </w:r>
+      <w:r>
+        <w:t xml:space="preserve">— an unmet §11.4.260 invariant blocks release and is never skipped or waived, and</w:t>
+      </w:r>
+      <w:r>
+        <w:t xml:space="preserve"> </w:t>
+      </w:r>
+      <w:r>
+        <w:rPr>
+          <w:rStyle w:val="VerbatimChar"/>
+        </w:rPr>
+        <w:t xml:space="preserve">not-applicable</w:t>
+      </w:r>
+      <w:r>
+        <w:t xml:space="preserve"> </w:t>
+      </w:r>
+      <w:r>
+        <w:t xml:space="preserve">means only that the invariant has no subject in that component; (L8)</w:t>
+      </w:r>
+      <w:r>
+        <w:t xml:space="preserve"> </w:t>
+      </w:r>
+      <w:r>
+        <w:rPr>
+          <w:rStyle w:val="VerbatimChar"/>
+        </w:rPr>
+        <w:t xml:space="preserve">open</w:t>
+      </w:r>
+      <w:r>
+        <w:t xml:space="preserve"> </w:t>
+      </w:r>
+      <w:r>
+        <w:t xml:space="preserve">|</w:t>
+      </w:r>
+      <w:r>
+        <w:t xml:space="preserve"> </w:t>
+      </w:r>
+      <w:r>
+        <w:rPr>
+          <w:rStyle w:val="VerbatimChar"/>
+        </w:rPr>
+        <w:t xml:space="preserve">closed</w:t>
+      </w:r>
+      <w:r>
+        <w:t xml:space="preserve"> </w:t>
+      </w:r>
+      <w:r>
+        <w:t xml:space="preserve">|</w:t>
+      </w:r>
+      <w:r>
+        <w:t xml:space="preserve"> </w:t>
+      </w:r>
+      <w:r>
+        <w:rPr>
+          <w:rStyle w:val="VerbatimChar"/>
+        </w:rPr>
+        <w:t xml:space="preserve">waived</w:t>
+      </w:r>
+      <w:r>
+        <w:t xml:space="preserve"> </w:t>
+      </w:r>
+      <w:r>
+        <w:t xml:space="preserve">—</w:t>
+      </w:r>
+      <w:r>
+        <w:t xml:space="preserve"> </w:t>
+      </w:r>
+      <w:r>
+        <w:rPr>
+          <w:rStyle w:val="VerbatimChar"/>
+        </w:rPr>
+        <w:t xml:space="preserve">closed</w:t>
+      </w:r>
+      <w:r>
+        <w:t xml:space="preserve"> </w:t>
+      </w:r>
+      <w:r>
+        <w:t xml:space="preserve">once the waived debt is paid and the waiver retired.</w:t>
+      </w:r>
+      <w:r>
+        <w:t xml:space="preserve"> </w:t>
+      </w:r>
+      <w:r>
+        <w:rPr>
+          <w:rStyle w:val="VerbatimChar"/>
+        </w:rPr>
+        <w:t xml:space="preserve">skipped</w:t>
+      </w:r>
+      <w:r>
+        <w:t xml:space="preserve">,</w:t>
+      </w:r>
+      <w:r>
+        <w:t xml:space="preserve"> </w:t>
+      </w:r>
+      <w:r>
+        <w:rPr>
+          <w:rStyle w:val="VerbatimChar"/>
+        </w:rPr>
+        <w:t xml:space="preserve">not-applicable</w:t>
+      </w:r>
+      <w:r>
+        <w:t xml:space="preserve"> </w:t>
+      </w:r>
+      <w:r>
+        <w:t xml:space="preserve">and</w:t>
+      </w:r>
+      <w:r>
+        <w:t xml:space="preserve"> </w:t>
+      </w:r>
+      <w:r>
+        <w:rPr>
+          <w:rStyle w:val="VerbatimChar"/>
+        </w:rPr>
+        <w:t xml:space="preserve">waived</w:t>
+      </w:r>
+      <w:r>
+        <w:t xml:space="preserve"> </w:t>
+      </w:r>
+      <w:r>
+        <w:t xml:space="preserve">entries count as resolved for the status but are NEVER hidden: they are listed with their reason and tracked id, counted per class in every announcement, and enumerated as honest gaps in the release notes (§11.4.135, §11.4.118). (c) THE EVENT RECORDS. Every fact the status reads is an EVENT RECORD in the existing append-only event stream (§11.4.116 — reused, never a second store), carrying: the fingerprint; a SEQUENCE NUMBER assigned by the stream's single writer at append time and strictly increasing within the stream; the wall-clock write time, recorded for audit and NEVER used for ordering, because clocks skew (§11.4.6); the WRITER ROLE, stamped by the seam that performs the write and never supplied by the writer itself (§11.4.240(B), capability not instruction); the record KIND from the closed set {</w:t>
+      </w:r>
+      <w:r>
+        <w:rPr>
+          <w:rStyle w:val="VerbatimChar"/>
+        </w:rPr>
+        <w:t xml:space="preserve">disposition</w:t>
+      </w:r>
+      <w:r>
+        <w:t xml:space="preserve"> </w:t>
+      </w:r>
+      <w:r>
+        <w:t xml:space="preserve">(an entry id, a disposition, a reason code and an evidence reference; a class label, if the record carries one, is informational only),</w:t>
+      </w:r>
+      <w:r>
+        <w:t xml:space="preserve"> </w:t>
+      </w:r>
+      <w:r>
+        <w:rPr>
+          <w:rStyle w:val="VerbatimChar"/>
+        </w:rPr>
+        <w:t xml:space="preserve">qa-confirmation</w:t>
+      </w:r>
+      <w:r>
+        <w:t xml:space="preserve"> </w:t>
+      </w:r>
+      <w:r>
+        <w:t xml:space="preserve">(the §11.4.185 act),</w:t>
+      </w:r>
+      <w:r>
+        <w:t xml:space="preserve"> </w:t>
+      </w:r>
+      <w:r>
+        <w:rPr>
+          <w:rStyle w:val="VerbatimChar"/>
+        </w:rPr>
+        <w:t xml:space="preserve">release-seam-pass</w:t>
+      </w:r>
+      <w:r>
+        <w:t xml:space="preserve">}; and its payload. Every write to an owning store — creating a row, changing an entry's disposition, deleting a row — is recorded in that store's WRITE-SEAM LOG (§11.4.106(F)), and the seam mirrors at the same write, as a</w:t>
+      </w:r>
+      <w:r>
+        <w:t xml:space="preserve"> </w:t>
+      </w:r>
+      <w:r>
+        <w:rPr>
+          <w:rStyle w:val="VerbatimChar"/>
+        </w:rPr>
+        <w:t xml:space="preserve">disposition</w:t>
+      </w:r>
+      <w:r>
+        <w:t xml:space="preserve"> </w:t>
+      </w:r>
+      <w:r>
+        <w:t xml:space="preserve">record, every write that creates an entry's row or changes its disposition: a creation is mirrored as an</w:t>
+      </w:r>
+      <w:r>
+        <w:t xml:space="preserve"> </w:t>
+      </w:r>
+      <w:r>
+        <w:rPr>
+          <w:rStyle w:val="VerbatimChar"/>
+        </w:rPr>
+        <w:t xml:space="preserve">open</w:t>
+      </w:r>
+      <w:r>
+        <w:t xml:space="preserve"> </w:t>
+      </w:r>
+      <w:r>
+        <w:t xml:space="preserve">BIRTH record with reason code</w:t>
+      </w:r>
+      <w:r>
+        <w:t xml:space="preserve"> </w:t>
+      </w:r>
+      <w:r>
+        <w:rPr>
+          <w:rStyle w:val="VerbatimChar"/>
+        </w:rPr>
+        <w:t xml:space="preserve">open-debt</w:t>
+      </w:r>
+      <w:r>
+        <w:t xml:space="preserve">, so every entry is named by a record from birth and a later deletion of its row never removes it from the entry set (V5). The log entry of each mirrored write names the stream position of its mirror record (F7.4). A record carries exactly ONE fingerprint and is never inherited by another fingerprint: a write to a FINGERPRINT-KEYED store is mirrored once, for that fingerprint; a write to a SCOPE-KEYED store is mirrored once per already-delivered fingerprint whose hand-off record (D.5) names a contained item or code path that the written row matches, at the moment of the write, so a later re-close reaches every older fingerprint it matches; a fingerprint delivered AFTER that write acquires no record from it — instead, at that fingerprint's hand-off, the delivering seam writes an</w:t>
+      </w:r>
+      <w:r>
+        <w:t xml:space="preserve"> </w:t>
+      </w:r>
+      <w:r>
+        <w:rPr>
+          <w:rStyle w:val="VerbatimChar"/>
+        </w:rPr>
+        <w:t xml:space="preserve">open</w:t>
+      </w:r>
+      <w:r>
+        <w:t xml:space="preserve"> </w:t>
+      </w:r>
+      <w:r>
+        <w:t xml:space="preserve">BIRTH record for that fingerprint for every row the join matches at that moment (logged as a</w:t>
+      </w:r>
+      <w:r>
+        <w:t xml:space="preserve"> </w:t>
+      </w:r>
+      <w:r>
+        <w:rPr>
+          <w:rStyle w:val="VerbatimChar"/>
+        </w:rPr>
+        <w:t xml:space="preserve">birth</w:t>
+      </w:r>
+      <w:r>
+        <w:t xml:space="preserve"> </w:t>
+      </w:r>
+      <w:r>
+        <w:t xml:space="preserve">write, (F7.3)), so its matching rows are named from delivery and stay</w:t>
+      </w:r>
+      <w:r>
+        <w:t xml:space="preserve"> </w:t>
+      </w:r>
+      <w:r>
+        <w:rPr>
+          <w:rStyle w:val="VerbatimChar"/>
+        </w:rPr>
+        <w:t xml:space="preserve">open</w:t>
+      </w:r>
+      <w:r>
+        <w:t xml:space="preserve"> </w:t>
+      </w:r>
+      <w:r>
+        <w:t xml:space="preserve">until the verifier seam re-checks their closing evidence against that fingerprint and writes a record for it. WRITER ROLES form the closed set {</w:t>
+      </w:r>
+      <w:r>
+        <w:rPr>
+          <w:rStyle w:val="VerbatimChar"/>
+        </w:rPr>
+        <w:t xml:space="preserve">verifier-seam</w:t>
+      </w:r>
+      <w:r>
+        <w:t xml:space="preserve"> </w:t>
+      </w:r>
+      <w:r>
+        <w:t xml:space="preserve">|</w:t>
+      </w:r>
+      <w:r>
+        <w:t xml:space="preserve"> </w:t>
+      </w:r>
+      <w:r>
+        <w:rPr>
+          <w:rStyle w:val="VerbatimChar"/>
+        </w:rPr>
+        <w:t xml:space="preserve">qa-confirmer</w:t>
+      </w:r>
+      <w:r>
+        <w:t xml:space="preserve"> </w:t>
+      </w:r>
+      <w:r>
+        <w:t xml:space="preserve">|</w:t>
+      </w:r>
+      <w:r>
+        <w:t xml:space="preserve"> </w:t>
+      </w:r>
+      <w:r>
+        <w:rPr>
+          <w:rStyle w:val="VerbatimChar"/>
+        </w:rPr>
+        <w:t xml:space="preserve">release-seam</w:t>
+      </w:r>
+      <w:r>
+        <w:t xml:space="preserve"> </w:t>
+      </w:r>
+      <w:r>
+        <w:t xml:space="preserve">|</w:t>
+      </w:r>
+      <w:r>
+        <w:t xml:space="preserve"> </w:t>
+      </w:r>
+      <w:r>
+        <w:rPr>
+          <w:rStyle w:val="VerbatimChar"/>
+        </w:rPr>
+        <w:t xml:space="preserve">producer</w:t>
+      </w:r>
+      <w:r>
+        <w:t xml:space="preserve">}, and the ALLOWED WRITERS are: a</w:t>
+      </w:r>
+      <w:r>
+        <w:t xml:space="preserve"> </w:t>
+      </w:r>
+      <w:r>
+        <w:rPr>
+          <w:rStyle w:val="VerbatimChar"/>
+        </w:rPr>
+        <w:t xml:space="preserve">disposition</w:t>
+      </w:r>
+      <w:r>
+        <w:t xml:space="preserve"> </w:t>
+      </w:r>
+      <w:r>
+        <w:t xml:space="preserve">record setting</w:t>
+      </w:r>
+      <w:r>
+        <w:t xml:space="preserve"> </w:t>
+      </w:r>
+      <w:r>
+        <w:rPr>
+          <w:rStyle w:val="VerbatimChar"/>
+        </w:rPr>
+        <w:t xml:space="preserve">open</w:t>
+      </w:r>
+      <w:r>
+        <w:t xml:space="preserve"> </w:t>
+      </w:r>
+      <w:r>
+        <w:t xml:space="preserve">— any role, because a downward write is always safe (§11.4.201(4)); a</w:t>
+      </w:r>
+      <w:r>
+        <w:t xml:space="preserve"> </w:t>
+      </w:r>
+      <w:r>
+        <w:rPr>
+          <w:rStyle w:val="VerbatimChar"/>
+        </w:rPr>
+        <w:t xml:space="preserve">disposition</w:t>
+      </w:r>
+      <w:r>
+        <w:t xml:space="preserve"> </w:t>
+      </w:r>
+      <w:r>
+        <w:t xml:space="preserve">record setting any other disposition — the</w:t>
+      </w:r>
+      <w:r>
+        <w:t xml:space="preserve"> </w:t>
+      </w:r>
+      <w:r>
+        <w:rPr>
+          <w:rStyle w:val="VerbatimChar"/>
+        </w:rPr>
+        <w:t xml:space="preserve">verifier-seam</w:t>
+      </w:r>
+      <w:r>
+        <w:t xml:space="preserve"> </w:t>
+      </w:r>
+      <w:r>
+        <w:t xml:space="preserve">only, never the producer of the contained work (§11.4.240, §11.4.249); a</w:t>
+      </w:r>
+      <w:r>
+        <w:t xml:space="preserve"> </w:t>
+      </w:r>
+      <w:r>
+        <w:rPr>
+          <w:rStyle w:val="VerbatimChar"/>
+        </w:rPr>
+        <w:t xml:space="preserve">qa-confirmation</w:t>
+      </w:r>
+      <w:r>
+        <w:t xml:space="preserve"> </w:t>
+      </w:r>
+      <w:r>
+        <w:t xml:space="preserve">record — the</w:t>
+      </w:r>
+      <w:r>
+        <w:t xml:space="preserve"> </w:t>
+      </w:r>
+      <w:r>
+        <w:rPr>
+          <w:rStyle w:val="VerbatimChar"/>
+        </w:rPr>
+        <w:t xml:space="preserve">qa-confirmer</w:t>
+      </w:r>
+      <w:r>
+        <w:t xml:space="preserve"> </w:t>
+      </w:r>
+      <w:r>
+        <w:t xml:space="preserve">only; a</w:t>
+      </w:r>
+      <w:r>
+        <w:t xml:space="preserve"> </w:t>
+      </w:r>
+      <w:r>
+        <w:rPr>
+          <w:rStyle w:val="VerbatimChar"/>
+        </w:rPr>
+        <w:t xml:space="preserve">release-seam-pass</w:t>
+      </w:r>
+      <w:r>
+        <w:t xml:space="preserve"> </w:t>
+      </w:r>
+      <w:r>
+        <w:t xml:space="preserve">record — the</w:t>
+      </w:r>
+      <w:r>
+        <w:t xml:space="preserve"> </w:t>
+      </w:r>
+      <w:r>
+        <w:rPr>
+          <w:rStyle w:val="VerbatimChar"/>
+        </w:rPr>
+        <w:t xml:space="preserve">release-seam</w:t>
+      </w:r>
+      <w:r>
+        <w:t xml:space="preserve"> </w:t>
+      </w:r>
+      <w:r>
+        <w:t xml:space="preserve">only. FIELD TABLE — the status reads exactly the fields below and nothing else. The table is the field-by-field projection of the status function's ONE typed input record: every value the function reads is a named field of that record or of a record nested in it, every field below is read, and each carries five columns — SOURCE, the one place its value comes from; VALID, what makes it usable; ABSENT, what happens when it is missing, unreadable or outside its set; ORDER, whether it orders anything; IDENTITY, how one instance is told from another. An implementation conforms only when its own input record projects to this table byte for byte. No unlisted fact — the order in which stores are declared or read, the order in which records are stored, a wall-clock time other than (F10), or a label on a record other than the comparison of (F6.10) — ever decides a status, so a tie this table does not resolve is never broken: it is X. (F1)</w:t>
+      </w:r>
+      <w:r>
+        <w:t xml:space="preserve"> </w:t>
+      </w:r>
+      <w:r>
+        <w:rPr>
+          <w:rStyle w:val="VerbatimChar"/>
+        </w:rPr>
+        <w:t xml:space="preserve">fingerprint</w:t>
+      </w:r>
+      <w:r>
+        <w:t xml:space="preserve"> </w:t>
+      </w:r>
+      <w:r>
+        <w:t xml:space="preserve">— SOURCE: the hand-off record (D.5): the delivered fingerprint; VALID: non-empty; ABSENT: X; ORDER: none; IDENTITY: exact equality; a record or row is in scope only when its own fingerprint equals it. (F2)</w:t>
+      </w:r>
+      <w:r>
+        <w:t xml:space="preserve"> </w:t>
+      </w:r>
+      <w:r>
+        <w:rPr>
+          <w:rStyle w:val="VerbatimChar"/>
+        </w:rPr>
+        <w:t xml:space="preserve">contained_items</w:t>
+      </w:r>
+      <w:r>
+        <w:t xml:space="preserve"> </w:t>
+      </w:r>
+      <w:r>
+        <w:t xml:space="preserve">— SOURCE: the hand-off record (D.5): the contained tracked §11.4.197 item ids; VALID: a set, possibly empty; ABSENT: X; ORDER: none — a set; IDENTITY: the item id. (F3)</w:t>
+      </w:r>
+      <w:r>
+        <w:t xml:space="preserve"> </w:t>
+      </w:r>
+      <w:r>
+        <w:rPr>
+          <w:rStyle w:val="VerbatimChar"/>
+        </w:rPr>
+        <w:t xml:space="preserve">contained_paths</w:t>
+      </w:r>
+      <w:r>
+        <w:t xml:space="preserve"> </w:t>
+      </w:r>
+      <w:r>
+        <w:t xml:space="preserve">— SOURCE: the hand-off record (D.5): the contained code paths; VALID: a set, possibly empty, of repository-relative code paths, each of which normalises (V3a); ABSENT: X; a contained path that does not normalise (V3a) is X; ORDER: none — a set; IDENTITY: the normalised path (V3a): two paths are one path exactly when their normalised forms are equal. (F4)</w:t>
+      </w:r>
+      <w:r>
+        <w:t xml:space="preserve"> </w:t>
+      </w:r>
+      <w:r>
+        <w:rPr>
+          <w:rStyle w:val="VerbatimChar"/>
+        </w:rPr>
+        <w:t xml:space="preserve">store_decls</w:t>
+      </w:r>
+      <w:r>
+        <w:t xml:space="preserve"> </w:t>
+      </w:r>
+      <w:r>
+        <w:t xml:space="preserve">— SOURCE: the consumer's owning-store declaration (§11.4.35), one declaration per store; VALID: at least one declaration; store names unique; ABSENT: X; no declaration at all, or two declarations of one store, is X; ORDER: none — declaration order carries no meaning; IDENTITY: the store name (F4.1). (F4.1)</w:t>
+      </w:r>
+      <w:r>
+        <w:t xml:space="preserve"> </w:t>
+      </w:r>
+      <w:r>
+        <w:rPr>
+          <w:rStyle w:val="VerbatimChar"/>
+        </w:rPr>
+        <w:t xml:space="preserve">store_decls[].decl_store</w:t>
+      </w:r>
+      <w:r>
+        <w:t xml:space="preserve"> </w:t>
+      </w:r>
+      <w:r>
+        <w:t xml:space="preserve">— SOURCE: the declaration; VALID: non-empty; ABSENT: X; ORDER: none; IDENTITY: the store's name, unique among the declarations. (F4.2)</w:t>
+      </w:r>
+      <w:r>
+        <w:t xml:space="preserve"> </w:t>
+      </w:r>
+      <w:r>
+        <w:rPr>
+          <w:rStyle w:val="VerbatimChar"/>
+        </w:rPr>
+        <w:t xml:space="preserve">store_decls[].required</w:t>
+      </w:r>
+      <w:r>
+        <w:t xml:space="preserve"> </w:t>
+      </w:r>
+      <w:r>
+        <w:t xml:space="preserve">— SOURCE: the declaration; VALID: true or false; ABSENT: X; ORDER: none; IDENTITY: belongs to its declaration. (F4.3)</w:t>
+      </w:r>
+      <w:r>
+        <w:t xml:space="preserve"> </w:t>
+      </w:r>
+      <w:r>
+        <w:rPr>
+          <w:rStyle w:val="VerbatimChar"/>
+        </w:rPr>
+        <w:t xml:space="preserve">store_decls[].keying</w:t>
+      </w:r>
+      <w:r>
+        <w:t xml:space="preserve"> </w:t>
+      </w:r>
+      <w:r>
+        <w:t xml:space="preserve">— SOURCE: the declaration; VALID: exactly one of</w:t>
+      </w:r>
+      <w:r>
+        <w:t xml:space="preserve"> </w:t>
+      </w:r>
+      <w:r>
+        <w:rPr>
+          <w:rStyle w:val="VerbatimChar"/>
+        </w:rPr>
+        <w:t xml:space="preserve">fingerprint-keyed</w:t>
+      </w:r>
+      <w:r>
+        <w:t xml:space="preserve">,</w:t>
+      </w:r>
+      <w:r>
+        <w:t xml:space="preserve"> </w:t>
+      </w:r>
+      <w:r>
+        <w:rPr>
+          <w:rStyle w:val="VerbatimChar"/>
+        </w:rPr>
+        <w:t xml:space="preserve">scope-keyed</w:t>
+      </w:r>
+      <w:r>
+        <w:t xml:space="preserve">,</w:t>
+      </w:r>
+      <w:r>
+        <w:t xml:space="preserve"> </w:t>
+      </w:r>
+      <w:r>
+        <w:rPr>
+          <w:rStyle w:val="VerbatimChar"/>
+        </w:rPr>
+        <w:t xml:space="preserve">not-fingerprint-bound</w:t>
+      </w:r>
+      <w:r>
+        <w:t xml:space="preserve">; ABSENT: X, and a value outside that set is X; ORDER: none; IDENTITY: belongs to its declaration. (F5)</w:t>
+      </w:r>
+      <w:r>
+        <w:t xml:space="preserve"> </w:t>
+      </w:r>
+      <w:r>
+        <w:rPr>
+          <w:rStyle w:val="VerbatimChar"/>
+        </w:rPr>
+        <w:t xml:space="preserve">store_reads</w:t>
+      </w:r>
+      <w:r>
+        <w:t xml:space="preserve"> </w:t>
+      </w:r>
+      <w:r>
+        <w:t xml:space="preserve">— SOURCE: the read of each declared store performed at computation time — a runtime fact, never the declaration; VALID: exactly one read per declared store; ABSENT: a declared store with no read, or a read of an undeclared store, is X; ORDER: none — read order carries no meaning; IDENTITY: the store name (F5.1). (F5.1)</w:t>
+      </w:r>
+      <w:r>
+        <w:t xml:space="preserve"> </w:t>
+      </w:r>
+      <w:r>
+        <w:rPr>
+          <w:rStyle w:val="VerbatimChar"/>
+        </w:rPr>
+        <w:t xml:space="preserve">store_reads[].read_store</w:t>
+      </w:r>
+      <w:r>
+        <w:t xml:space="preserve"> </w:t>
+      </w:r>
+      <w:r>
+        <w:t xml:space="preserve">— SOURCE: the read; VALID: names a declared store; ABSENT: X; ORDER: none; IDENTITY: matches (F4.1). (F5.2)</w:t>
+      </w:r>
+      <w:r>
+        <w:t xml:space="preserve"> </w:t>
+      </w:r>
+      <w:r>
+        <w:rPr>
+          <w:rStyle w:val="VerbatimChar"/>
+        </w:rPr>
+        <w:t xml:space="preserve">store_reads[].readable</w:t>
+      </w:r>
+      <w:r>
+        <w:t xml:space="preserve"> </w:t>
+      </w:r>
+      <w:r>
+        <w:t xml:space="preserve">— SOURCE: the read itself, shown with a §11.4.273 control needle that the store answered; VALID: true only when the needle was found; ABSENT: false, or no needle result, is X; ORDER: none; IDENTITY: belongs to its read. (F5.3)</w:t>
+      </w:r>
+      <w:r>
+        <w:t xml:space="preserve"> </w:t>
+      </w:r>
+      <w:r>
+        <w:rPr>
+          <w:rStyle w:val="VerbatimChar"/>
+        </w:rPr>
+        <w:t xml:space="preserve">store_reads[].rows</w:t>
+      </w:r>
+      <w:r>
+        <w:t xml:space="preserve"> </w:t>
+      </w:r>
+      <w:r>
+        <w:t xml:space="preserve">— SOURCE: the rows the read returned; VALID: each row carries (F5.3.1)–(F5.3.3); ABSENT: a readable store may return none and then contributes no entry, unless it is required (X); ORDER: none — row order carries no meaning; IDENTITY: the row key (F5.3.1). (F5.3.1)</w:t>
+      </w:r>
+      <w:r>
+        <w:t xml:space="preserve"> </w:t>
+      </w:r>
+      <w:r>
+        <w:rPr>
+          <w:rStyle w:val="VerbatimChar"/>
+        </w:rPr>
+        <w:t xml:space="preserve">store_reads[].rows[].key</w:t>
+      </w:r>
+      <w:r>
+        <w:t xml:space="preserve"> </w:t>
+      </w:r>
+      <w:r>
+        <w:t xml:space="preserve">— SOURCE: the row; VALID: matched in at most one row across every declared store (V4); ABSENT: X; ORDER: none; IDENTITY: the entry id: the tracked §11.4.197 item id for (L1), (L2), (L5), (L6) and (L7), the finding id for (L3) and (L4), the waiver id for (L8). (F5.3.2)</w:t>
+      </w:r>
+      <w:r>
+        <w:t xml:space="preserve"> </w:t>
+      </w:r>
+      <w:r>
+        <w:rPr>
+          <w:rStyle w:val="VerbatimChar"/>
+        </w:rPr>
+        <w:t xml:space="preserve">store_reads[].rows[].cls</w:t>
+      </w:r>
+      <w:r>
+        <w:t xml:space="preserve"> </w:t>
+      </w:r>
+      <w:r>
+        <w:t xml:space="preserve">— SOURCE: the row; VALID: exactly one of (L1)–(L8); ABSENT: X, and a value outside that set is X; ORDER: none; IDENTITY: the entry's class; never taken from a record. (F5.3.3)</w:t>
+      </w:r>
+      <w:r>
+        <w:t xml:space="preserve"> </w:t>
+      </w:r>
+      <w:r>
+        <w:rPr>
+          <w:rStyle w:val="VerbatimChar"/>
+        </w:rPr>
+        <w:t xml:space="preserve">store_reads[].rows[].scope</w:t>
+      </w:r>
+      <w:r>
+        <w:t xml:space="preserve"> </w:t>
+      </w:r>
+      <w:r>
+        <w:t xml:space="preserve">— SOURCE: the row; VALID: a fingerprint in a fingerprint-keyed store; in any other store, a tracked item id or a repository-relative code path; ABSENT: X; in a scope-keyed or not-fingerprint-bound store, a scope that is not an item id in (F2) and does not normalise (V3a) is UNRESOLVABLE: X, never silently left out of the join; ORDER: none; IDENTITY: decides whether the row is matched for the fingerprint (V3). (F6)</w:t>
+      </w:r>
+      <w:r>
+        <w:t xml:space="preserve"> </w:t>
+      </w:r>
+      <w:r>
+        <w:rPr>
+          <w:rStyle w:val="VerbatimChar"/>
+        </w:rPr>
+        <w:t xml:space="preserve">records</w:t>
+      </w:r>
+      <w:r>
+        <w:t xml:space="preserve"> </w:t>
+      </w:r>
+      <w:r>
+        <w:t xml:space="preserve">— SOURCE: the existing §11.4.116 append-only event stream, read at computation time; VALID: readable; ABSENT: X; ORDER: none of its own — only (F6.2) orders, never storage order; IDENTITY: the stream position (F6.1). (F6.1)</w:t>
+      </w:r>
+      <w:r>
+        <w:t xml:space="preserve"> </w:t>
+      </w:r>
+      <w:r>
+        <w:rPr>
+          <w:rStyle w:val="VerbatimChar"/>
+        </w:rPr>
+        <w:t xml:space="preserve">records[].rid</w:t>
+      </w:r>
+      <w:r>
+        <w:t xml:space="preserve"> </w:t>
+      </w:r>
+      <w:r>
+        <w:t xml:space="preserve">— SOURCE: the stream, assigned on append; VALID: unique in the stream; ABSENT: missing, or shared by two records: a SEQUENCE DEFECT (V2); ORDER: none — a position never orders; IDENTITY: the record's identity, named by write-log mirrors (F7.4) and repairs (F9.1). (F6.2)</w:t>
+      </w:r>
+      <w:r>
+        <w:t xml:space="preserve"> </w:t>
+      </w:r>
+      <w:r>
+        <w:rPr>
+          <w:rStyle w:val="VerbatimChar"/>
+        </w:rPr>
+        <w:t xml:space="preserve">records[].seq</w:t>
+      </w:r>
+      <w:r>
+        <w:t xml:space="preserve"> </w:t>
+      </w:r>
+      <w:r>
+        <w:t xml:space="preserve">— SOURCE: the stream's single writer, assigned on append; VALID: an integer, unique in the stream; ABSENT: missing or shared: a SEQUENCE DEFECT (V2); ORDER: the ONLY ordering key; IDENTITY: none. (F6.3)</w:t>
+      </w:r>
+      <w:r>
+        <w:t xml:space="preserve"> </w:t>
+      </w:r>
+      <w:r>
+        <w:rPr>
+          <w:rStyle w:val="VerbatimChar"/>
+        </w:rPr>
+        <w:t xml:space="preserve">records[].kind</w:t>
+      </w:r>
+      <w:r>
+        <w:t xml:space="preserve"> </w:t>
+      </w:r>
+      <w:r>
+        <w:t xml:space="preserve">— SOURCE: the record; VALID:</w:t>
+      </w:r>
+      <w:r>
+        <w:t xml:space="preserve"> </w:t>
+      </w:r>
+      <w:r>
+        <w:rPr>
+          <w:rStyle w:val="VerbatimChar"/>
+        </w:rPr>
+        <w:t xml:space="preserve">disposition</w:t>
+      </w:r>
+      <w:r>
+        <w:t xml:space="preserve">,</w:t>
+      </w:r>
+      <w:r>
+        <w:t xml:space="preserve"> </w:t>
+      </w:r>
+      <w:r>
+        <w:rPr>
+          <w:rStyle w:val="VerbatimChar"/>
+        </w:rPr>
+        <w:t xml:space="preserve">qa-confirmation</w:t>
+      </w:r>
+      <w:r>
+        <w:t xml:space="preserve"> </w:t>
+      </w:r>
+      <w:r>
+        <w:t xml:space="preserve">or</w:t>
+      </w:r>
+      <w:r>
+        <w:t xml:space="preserve"> </w:t>
+      </w:r>
+      <w:r>
+        <w:rPr>
+          <w:rStyle w:val="VerbatimChar"/>
+        </w:rPr>
+        <w:t xml:space="preserve">release-seam-pass</w:t>
+      </w:r>
+      <w:r>
+        <w:t xml:space="preserve">; ABSENT: any other value: the record is never valid and decides nothing; ORDER: none; IDENTITY: none. (F6.4)</w:t>
+      </w:r>
+      <w:r>
+        <w:t xml:space="preserve"> </w:t>
+      </w:r>
+      <w:r>
+        <w:rPr>
+          <w:rStyle w:val="VerbatimChar"/>
+        </w:rPr>
+        <w:t xml:space="preserve">records[].role</w:t>
+      </w:r>
+      <w:r>
+        <w:t xml:space="preserve"> </w:t>
+      </w:r>
+      <w:r>
+        <w:t xml:space="preserve">— SOURCE: the stamp of the seam that performed the write, never the writer; VALID:</w:t>
+      </w:r>
+      <w:r>
+        <w:t xml:space="preserve"> </w:t>
+      </w:r>
+      <w:r>
+        <w:rPr>
+          <w:rStyle w:val="VerbatimChar"/>
+        </w:rPr>
+        <w:t xml:space="preserve">verifier-seam</w:t>
+      </w:r>
+      <w:r>
+        <w:t xml:space="preserve">,</w:t>
+      </w:r>
+      <w:r>
+        <w:t xml:space="preserve"> </w:t>
+      </w:r>
+      <w:r>
+        <w:rPr>
+          <w:rStyle w:val="VerbatimChar"/>
+        </w:rPr>
+        <w:t xml:space="preserve">qa-confirmer</w:t>
+      </w:r>
+      <w:r>
+        <w:t xml:space="preserve">,</w:t>
+      </w:r>
+      <w:r>
+        <w:t xml:space="preserve"> </w:t>
+      </w:r>
+      <w:r>
+        <w:rPr>
+          <w:rStyle w:val="VerbatimChar"/>
+        </w:rPr>
+        <w:t xml:space="preserve">release-seam</w:t>
+      </w:r>
+      <w:r>
+        <w:t xml:space="preserve"> </w:t>
+      </w:r>
+      <w:r>
+        <w:t xml:space="preserve">or</w:t>
+      </w:r>
+      <w:r>
+        <w:t xml:space="preserve"> </w:t>
+      </w:r>
+      <w:r>
+        <w:rPr>
+          <w:rStyle w:val="VerbatimChar"/>
+        </w:rPr>
+        <w:t xml:space="preserve">producer</w:t>
+      </w:r>
+      <w:r>
+        <w:t xml:space="preserve">; ABSENT: any other value: the record is not valid; ORDER: none; IDENTITY: none. (F6.5)</w:t>
+      </w:r>
+      <w:r>
+        <w:t xml:space="preserve"> </w:t>
+      </w:r>
+      <w:r>
+        <w:rPr>
+          <w:rStyle w:val="VerbatimChar"/>
+        </w:rPr>
+        <w:t xml:space="preserve">records[].fp</w:t>
+      </w:r>
+      <w:r>
+        <w:t xml:space="preserve"> </w:t>
+      </w:r>
+      <w:r>
+        <w:t xml:space="preserve">— SOURCE: the record; VALID: exactly one fingerprint; ABSENT: missing, empty or unreadable: a SEQUENCE DEFECT for every fingerprint (V2); ORDER: none; IDENTITY: the record is in scope only when equal to (F1), and is never inherited by another fingerprint. (F6.6)</w:t>
+      </w:r>
+      <w:r>
+        <w:t xml:space="preserve"> </w:t>
+      </w:r>
+      <w:r>
+        <w:rPr>
+          <w:rStyle w:val="VerbatimChar"/>
+        </w:rPr>
+        <w:t xml:space="preserve">records[].entry</w:t>
+      </w:r>
+      <w:r>
+        <w:t xml:space="preserve"> </w:t>
+      </w:r>
+      <w:r>
+        <w:t xml:space="preserve">— SOURCE: the record (</w:t>
+      </w:r>
+      <w:r>
+        <w:rPr>
+          <w:rStyle w:val="VerbatimChar"/>
+        </w:rPr>
+        <w:t xml:space="preserve">disposition</w:t>
+      </w:r>
+      <w:r>
+        <w:t xml:space="preserve"> </w:t>
+      </w:r>
+      <w:r>
+        <w:t xml:space="preserve">only); VALID: matches exactly one matched row (V4); ABSENT: the record is not valid; ORDER: none; IDENTITY: names the entry by its row key (F5.3.1). (F6.7)</w:t>
+      </w:r>
+      <w:r>
+        <w:t xml:space="preserve"> </w:t>
+      </w:r>
+      <w:r>
+        <w:rPr>
+          <w:rStyle w:val="VerbatimChar"/>
+        </w:rPr>
+        <w:t xml:space="preserve">records[].disp</w:t>
+      </w:r>
+      <w:r>
+        <w:t xml:space="preserve"> </w:t>
+      </w:r>
+      <w:r>
+        <w:t xml:space="preserve">— SOURCE: the record (</w:t>
+      </w:r>
+      <w:r>
+        <w:rPr>
+          <w:rStyle w:val="VerbatimChar"/>
+        </w:rPr>
+        <w:t xml:space="preserve">disposition</w:t>
+      </w:r>
+      <w:r>
+        <w:t xml:space="preserve"> </w:t>
+      </w:r>
+      <w:r>
+        <w:t xml:space="preserve">only); VALID: in the closed disposition set and in its class's permitted row; ABSENT: the record is not valid; ORDER: none; IDENTITY: none. (F6.8)</w:t>
+      </w:r>
+      <w:r>
+        <w:t xml:space="preserve"> </w:t>
+      </w:r>
+      <w:r>
+        <w:rPr>
+          <w:rStyle w:val="VerbatimChar"/>
+        </w:rPr>
+        <w:t xml:space="preserve">records[].code</w:t>
+      </w:r>
+      <w:r>
+        <w:t xml:space="preserve"> </w:t>
+      </w:r>
+      <w:r>
+        <w:t xml:space="preserve">— SOURCE: the record (</w:t>
+      </w:r>
+      <w:r>
+        <w:rPr>
+          <w:rStyle w:val="VerbatimChar"/>
+        </w:rPr>
+        <w:t xml:space="preserve">disposition</w:t>
+      </w:r>
+      <w:r>
+        <w:t xml:space="preserve"> </w:t>
+      </w:r>
+      <w:r>
+        <w:t xml:space="preserve">only); VALID: in its disposition's permitted reason-code row; ABSENT: the record is not valid; ORDER: none; IDENTITY: none. (F6.9)</w:t>
+      </w:r>
+      <w:r>
+        <w:t xml:space="preserve"> </w:t>
+      </w:r>
+      <w:r>
+        <w:rPr>
+          <w:rStyle w:val="VerbatimChar"/>
+        </w:rPr>
+        <w:t xml:space="preserve">records[].ref</w:t>
+      </w:r>
+      <w:r>
+        <w:t xml:space="preserve"> </w:t>
+      </w:r>
+      <w:r>
+        <w:t xml:space="preserve">— SOURCE: the record (</w:t>
+      </w:r>
+      <w:r>
+        <w:rPr>
+          <w:rStyle w:val="VerbatimChar"/>
+        </w:rPr>
+        <w:t xml:space="preserve">disposition</w:t>
+      </w:r>
+      <w:r>
+        <w:t xml:space="preserve"> </w:t>
+      </w:r>
+      <w:r>
+        <w:t xml:space="preserve">only); VALID: present when the code requires it; for</w:t>
+      </w:r>
+      <w:r>
+        <w:t xml:space="preserve"> </w:t>
+      </w:r>
+      <w:r>
+        <w:rPr>
+          <w:rStyle w:val="VerbatimChar"/>
+        </w:rPr>
+        <w:t xml:space="preserve">waived</w:t>
+      </w:r>
+      <w:r>
+        <w:t xml:space="preserve"> </w:t>
+      </w:r>
+      <w:r>
+        <w:t xml:space="preserve">it names the waiver (F8.1); ABSENT: the record is not valid when its code requires it; ORDER: none; IDENTITY: none. (F6.10)</w:t>
+      </w:r>
+      <w:r>
+        <w:t xml:space="preserve"> </w:t>
+      </w:r>
+      <w:r>
+        <w:rPr>
+          <w:rStyle w:val="VerbatimChar"/>
+        </w:rPr>
+        <w:t xml:space="preserve">records[].label</w:t>
+      </w:r>
+      <w:r>
+        <w:t xml:space="preserve"> </w:t>
+      </w:r>
+      <w:r>
+        <w:t xml:space="preserve">— SOURCE: the record; VALID: informational; only compared with the entry's class (V6); ABSENT: nothing — a record need not carry one; ORDER: none; IDENTITY: never a source of class; a label that differs from the class makes the record not valid. (F7)</w:t>
+      </w:r>
+      <w:r>
+        <w:t xml:space="preserve"> </w:t>
+      </w:r>
+      <w:r>
+        <w:rPr>
+          <w:rStyle w:val="VerbatimChar"/>
+        </w:rPr>
+        <w:t xml:space="preserve">write_log</w:t>
+      </w:r>
+      <w:r>
+        <w:t xml:space="preserve"> </w:t>
+      </w:r>
+      <w:r>
+        <w:t xml:space="preserve">— SOURCE: each owning store's write-seam log (§11.4.106(F)), which records every mirroring obligation the seam creates; VALID: readable; ABSENT: X; ORDER: none; IDENTITY: (F7.1) and (F7.2). (F7.1)</w:t>
+      </w:r>
+      <w:r>
+        <w:t xml:space="preserve"> </w:t>
+      </w:r>
+      <w:r>
+        <w:rPr>
+          <w:rStyle w:val="VerbatimChar"/>
+        </w:rPr>
+        <w:t xml:space="preserve">write_log[].w_fp</w:t>
+      </w:r>
+      <w:r>
+        <w:t xml:space="preserve"> </w:t>
+      </w:r>
+      <w:r>
+        <w:t xml:space="preserve">— SOURCE: the log entry; VALID: a non-empty fingerprint; ABSENT: missing, empty or unreadable: X; ORDER: none; IDENTITY: an entry is in scope only when equal to (F1); an entry with no readable fingerprint is X. (F7.2)</w:t>
+      </w:r>
+      <w:r>
+        <w:t xml:space="preserve"> </w:t>
+      </w:r>
+      <w:r>
+        <w:rPr>
+          <w:rStyle w:val="VerbatimChar"/>
+        </w:rPr>
+        <w:t xml:space="preserve">write_log[].w_key</w:t>
+      </w:r>
+      <w:r>
+        <w:t xml:space="preserve"> </w:t>
+      </w:r>
+      <w:r>
+        <w:t xml:space="preserve">— SOURCE: the log entry; VALID: an entry id; ABSENT: X for an in-scope entry (F7.1); ORDER: none; IDENTITY: the entry the write concerns. (F7.3)</w:t>
+      </w:r>
+      <w:r>
+        <w:t xml:space="preserve"> </w:t>
+      </w:r>
+      <w:r>
+        <w:rPr>
+          <w:rStyle w:val="VerbatimChar"/>
+        </w:rPr>
+        <w:t xml:space="preserve">write_log[].op</w:t>
+      </w:r>
+      <w:r>
+        <w:t xml:space="preserve"> </w:t>
+      </w:r>
+      <w:r>
+        <w:t xml:space="preserve">— SOURCE: the log entry; VALID:</w:t>
+      </w:r>
+      <w:r>
+        <w:t xml:space="preserve"> </w:t>
+      </w:r>
+      <w:r>
+        <w:rPr>
+          <w:rStyle w:val="VerbatimChar"/>
+        </w:rPr>
+        <w:t xml:space="preserve">birth</w:t>
+      </w:r>
+      <w:r>
+        <w:t xml:space="preserve"> </w:t>
+      </w:r>
+      <w:r>
+        <w:t xml:space="preserve">(the entry's row matched at hand-off or created after it) or</w:t>
+      </w:r>
+      <w:r>
+        <w:t xml:space="preserve"> </w:t>
+      </w:r>
+      <w:r>
+        <w:rPr>
+          <w:rStyle w:val="VerbatimChar"/>
+        </w:rPr>
+        <w:t xml:space="preserve">disposition</w:t>
+      </w:r>
+      <w:r>
+        <w:t xml:space="preserve"> </w:t>
+      </w:r>
+      <w:r>
+        <w:t xml:space="preserve">(a change of its disposition); ABSENT: X for an in-scope entry (F7.1); ORDER: none; IDENTITY: none. (F7.4)</w:t>
+      </w:r>
+      <w:r>
+        <w:t xml:space="preserve"> </w:t>
+      </w:r>
+      <w:r>
+        <w:rPr>
+          <w:rStyle w:val="VerbatimChar"/>
+        </w:rPr>
+        <w:t xml:space="preserve">write_log[].mirror</w:t>
+      </w:r>
+      <w:r>
+        <w:t xml:space="preserve"> </w:t>
+      </w:r>
+      <w:r>
+        <w:t xml:space="preserve">— SOURCE: the log entry, written by the seam that appended the mirror record; VALID: the stream position (F6.1) of an in-scope</w:t>
+      </w:r>
+      <w:r>
+        <w:t xml:space="preserve"> </w:t>
+      </w:r>
+      <w:r>
+        <w:rPr>
+          <w:rStyle w:val="VerbatimChar"/>
+        </w:rPr>
+        <w:t xml:space="preserve">disposition</w:t>
+      </w:r>
+      <w:r>
+        <w:t xml:space="preserve"> </w:t>
+      </w:r>
+      <w:r>
+        <w:t xml:space="preserve">record naming (F7.2), with disposition</w:t>
+      </w:r>
+      <w:r>
+        <w:t xml:space="preserve"> </w:t>
+      </w:r>
+      <w:r>
+        <w:rPr>
+          <w:rStyle w:val="VerbatimChar"/>
+        </w:rPr>
+        <w:t xml:space="preserve">open</w:t>
+      </w:r>
+      <w:r>
+        <w:t xml:space="preserve"> </w:t>
+      </w:r>
+      <w:r>
+        <w:t xml:space="preserve">for a birth; ABSENT: missing or not matching, for an in-scope entry (F7.1): X; ORDER: none; IDENTITY: points at (F6.1). (F8)</w:t>
+      </w:r>
+      <w:r>
+        <w:t xml:space="preserve"> </w:t>
+      </w:r>
+      <w:r>
+        <w:rPr>
+          <w:rStyle w:val="VerbatimChar"/>
+        </w:rPr>
+        <w:t xml:space="preserve">waivers</w:t>
+      </w:r>
+      <w:r>
+        <w:t xml:space="preserve"> </w:t>
+      </w:r>
+      <w:r>
+        <w:t xml:space="preserve">— SOURCE: the §11.4.271 waiver register, read at computation time; VALID: readable; ABSENT: X; ORDER: none; IDENTITY: (F8.1). (F8.1)</w:t>
+      </w:r>
+      <w:r>
+        <w:t xml:space="preserve"> </w:t>
+      </w:r>
+      <w:r>
+        <w:rPr>
+          <w:rStyle w:val="VerbatimChar"/>
+        </w:rPr>
+        <w:t xml:space="preserve">waivers[].wid</w:t>
+      </w:r>
+      <w:r>
+        <w:t xml:space="preserve"> </w:t>
+      </w:r>
+      <w:r>
+        <w:t xml:space="preserve">— SOURCE: the waiver register; VALID: unique in the register; ABSENT: X; ORDER: none; IDENTITY: named by a</w:t>
+      </w:r>
+      <w:r>
+        <w:t xml:space="preserve"> </w:t>
+      </w:r>
+      <w:r>
+        <w:rPr>
+          <w:rStyle w:val="VerbatimChar"/>
+        </w:rPr>
+        <w:t xml:space="preserve">waived</w:t>
+      </w:r>
+      <w:r>
+        <w:t xml:space="preserve"> </w:t>
+      </w:r>
+      <w:r>
+        <w:t xml:space="preserve">record's evidence reference (F6.9). (F8.2)</w:t>
+      </w:r>
+      <w:r>
+        <w:t xml:space="preserve"> </w:t>
+      </w:r>
+      <w:r>
+        <w:rPr>
+          <w:rStyle w:val="VerbatimChar"/>
+        </w:rPr>
+        <w:t xml:space="preserve">waivers[].authorised</w:t>
+      </w:r>
+      <w:r>
+        <w:t xml:space="preserve"> </w:t>
+      </w:r>
+      <w:r>
+        <w:t xml:space="preserve">— SOURCE: §11.4.271 evaluation of the waiver (rostered non-producer authoriser, tracked item); VALID: true or false; ABSENT: not authorised; ORDER: none; IDENTITY: belongs to its waiver. (F8.3)</w:t>
+      </w:r>
+      <w:r>
+        <w:t xml:space="preserve"> </w:t>
+      </w:r>
+      <w:r>
+        <w:rPr>
+          <w:rStyle w:val="VerbatimChar"/>
+        </w:rPr>
+        <w:t xml:space="preserve">waivers[].expiry</w:t>
+      </w:r>
+      <w:r>
+        <w:t xml:space="preserve"> </w:t>
+      </w:r>
+      <w:r>
+        <w:t xml:space="preserve">— SOURCE: the waiver; VALID: a time; ABSENT: the waiver is not valid (§11.4.271 requires an expiry); ORDER: compared only with (F10); never orders records; IDENTITY: belongs to its waiver. (F9)</w:t>
+      </w:r>
+      <w:r>
+        <w:t xml:space="preserve"> </w:t>
+      </w:r>
+      <w:r>
+        <w:rPr>
+          <w:rStyle w:val="VerbatimChar"/>
+        </w:rPr>
+        <w:t xml:space="preserve">repairs</w:t>
+      </w:r>
+      <w:r>
+        <w:t xml:space="preserve"> </w:t>
+      </w:r>
+      <w:r>
+        <w:t xml:space="preserve">— SOURCE: the §11.4.268 stream-integrity repair records; VALID: readable; an empty list means no repair; ABSENT: X; ORDER: none; IDENTITY: none. (F9.1)</w:t>
+      </w:r>
+      <w:r>
+        <w:t xml:space="preserve"> </w:t>
+      </w:r>
+      <w:r>
+        <w:rPr>
+          <w:rStyle w:val="VerbatimChar"/>
+        </w:rPr>
+        <w:t xml:space="preserve">repairs[].rids</w:t>
+      </w:r>
+      <w:r>
+        <w:t xml:space="preserve"> </w:t>
+      </w:r>
+      <w:r>
+        <w:t xml:space="preserve">— SOURCE: the repair record; VALID: stream positions (F6.1); ABSENT: the repair quarantines nothing; ORDER: none; IDENTITY: names records by (F6.1). (F9.2)</w:t>
+      </w:r>
+      <w:r>
+        <w:t xml:space="preserve"> </w:t>
+      </w:r>
+      <w:r>
+        <w:rPr>
+          <w:rStyle w:val="VerbatimChar"/>
+        </w:rPr>
+        <w:t xml:space="preserve">repairs[].decision</w:t>
+      </w:r>
+      <w:r>
+        <w:t xml:space="preserve"> </w:t>
+      </w:r>
+      <w:r>
+        <w:t xml:space="preserve">— SOURCE: the repair record: a reference to its recorded §11.4.66 operator decision; VALID: present; ABSENT: the repair quarantines nothing; ORDER: none; IDENTITY: none. (F10)</w:t>
+      </w:r>
+      <w:r>
+        <w:t xml:space="preserve"> </w:t>
+      </w:r>
+      <w:r>
+        <w:rPr>
+          <w:rStyle w:val="VerbatimChar"/>
+        </w:rPr>
+        <w:t xml:space="preserve">now</w:t>
+      </w:r>
+      <w:r>
+        <w:t xml:space="preserve"> </w:t>
+      </w:r>
+      <w:r>
+        <w:t xml:space="preserve">— SOURCE: the computing seam's clock at computation time; VALID: a time; ABSENT: X; ORDER: compared only with (F8.3); never orders records; IDENTITY: none. DERIVED VALUES — rules over the fields above, never inputs of their own. (V1) RECORD SCOPE — the IN-SCOPE records are the records not quarantined by a repair (V2) whose fingerprint (F6.5) equals (F1); a record carrying any other fingerprint is an input to nothing except the sequence check (V2). (V2) SEQUENCE CHECK AND REPAIR — a SEQUENCE DEFECT is a record that is not quarantined and has no sequence number or no stream position, shares its sequence number or its stream position with another record that is not quarantined, or has a missing, empty or unreadable fingerprint; it is X for every fingerprint carried by a record involved in it (for a missing, empty or unreadable fingerprint, for every fingerprint) and for no other fingerprint, so a malformed record of one fingerprint never holds another. RECOVERY: a §11.4.268 stream-integrity repair record carrying a reference to its recorded §11.4.66 operator decision QUARANTINES the records it names (F9.1); a quarantined record is an input to nothing, and a repair with no decision reference quarantines nothing. Because a quarantine removes a record from every rule, it can raise a status; that is why it needs the recorded decision, and every quarantine is listed in every announcement. (V3) JOIN — a row is MATCHED for the fingerprint when its store is fingerprint-keyed and its scope (F5.3.3) equals (F1), or its store is scope-keyed or not-fingerprint-bound and its scope either equals an item id in (F2) or, normalised (V3a), equals, is an ancestor of, or is a descendant of a normalised path in (F3), so a finding recorded against a directory joins every contained path below it and a finding recorded against a file joins the contained directory that holds it. (V3a) PATH NORMALISATION — one textual rule for every code path, in (F3) and in a row's scope alike, and never a file-system lookup, so a symbolic link is never resolved: split the path on</w:t>
+      </w:r>
+      <w:r>
+        <w:t xml:space="preserve"> </w:t>
+      </w:r>
+      <w:r>
+        <w:rPr>
+          <w:rStyle w:val="VerbatimChar"/>
+        </w:rPr>
+        <w:t xml:space="preserve">/</w:t>
+      </w:r>
+      <w:r>
+        <w:t xml:space="preserve">; drop every empty segment and every</w:t>
+      </w:r>
+      <w:r>
+        <w:t xml:space="preserve"> </w:t>
+      </w:r>
+      <w:r>
+        <w:rPr>
+          <w:rStyle w:val="VerbatimChar"/>
+        </w:rPr>
+        <w:t xml:space="preserve">.</w:t>
+      </w:r>
+      <w:r>
+        <w:t xml:space="preserve"> </w:t>
+      </w:r>
+      <w:r>
+        <w:t xml:space="preserve">segment; a</w:t>
+      </w:r>
+      <w:r>
+        <w:t xml:space="preserve"> </w:t>
+      </w:r>
+      <w:r>
+        <w:rPr>
+          <w:rStyle w:val="VerbatimChar"/>
+        </w:rPr>
+        <w:t xml:space="preserve">..</w:t>
+      </w:r>
+      <w:r>
+        <w:t xml:space="preserve"> </w:t>
+      </w:r>
+      <w:r>
+        <w:t xml:space="preserve">segment removes the segment before it; the normalised path is the remaining segments joined by</w:t>
+      </w:r>
+      <w:r>
+        <w:t xml:space="preserve"> </w:t>
+      </w:r>
+      <w:r>
+        <w:rPr>
+          <w:rStyle w:val="VerbatimChar"/>
+        </w:rPr>
+        <w:t xml:space="preserve">/</w:t>
+      </w:r>
+      <w:r>
+        <w:t xml:space="preserve">, and a path with no segment left (</w:t>
+      </w:r>
+      <w:r>
+        <w:rPr>
+          <w:rStyle w:val="VerbatimChar"/>
+        </w:rPr>
+        <w:t xml:space="preserve">.</w:t>
+      </w:r>
+      <w:r>
+        <w:t xml:space="preserve"> </w:t>
+      </w:r>
+      <w:r>
+        <w:t xml:space="preserve">or</w:t>
+      </w:r>
+      <w:r>
+        <w:t xml:space="preserve"> </w:t>
+      </w:r>
+      <w:r>
+        <w:rPr>
+          <w:rStyle w:val="VerbatimChar"/>
+        </w:rPr>
+        <w:t xml:space="preserve">./</w:t>
+      </w:r>
+      <w:r>
+        <w:t xml:space="preserve">) is the repository root, an ancestor of every path. A path that is empty, starts with</w:t>
+      </w:r>
+      <w:r>
+        <w:t xml:space="preserve"> </w:t>
+      </w:r>
+      <w:r>
+        <w:rPr>
+          <w:rStyle w:val="VerbatimChar"/>
+        </w:rPr>
+        <w:t xml:space="preserve">/</w:t>
+      </w:r>
+      <w:r>
+        <w:t xml:space="preserve">, or has a</w:t>
+      </w:r>
+      <w:r>
+        <w:t xml:space="preserve"> </w:t>
+      </w:r>
+      <w:r>
+        <w:rPr>
+          <w:rStyle w:val="VerbatimChar"/>
+        </w:rPr>
+        <w:t xml:space="preserve">..</w:t>
+      </w:r>
+      <w:r>
+        <w:t xml:space="preserve"> </w:t>
+      </w:r>
+      <w:r>
+        <w:t xml:space="preserve">segment with no segment before it does not normalise and is UNRESOLVABLE. Comparison is exact and case-sensitive, segment by segment:</w:t>
+      </w:r>
+      <w:r>
+        <w:t xml:space="preserve"> </w:t>
+      </w:r>
+      <w:r>
+        <w:rPr>
+          <w:rStyle w:val="VerbatimChar"/>
+        </w:rPr>
+        <w:t xml:space="preserve">src/a</w:t>
+      </w:r>
+      <w:r>
+        <w:t xml:space="preserve"> </w:t>
+      </w:r>
+      <w:r>
+        <w:t xml:space="preserve">is an ancestor of</w:t>
+      </w:r>
+      <w:r>
+        <w:t xml:space="preserve"> </w:t>
+      </w:r>
+      <w:r>
+        <w:rPr>
+          <w:rStyle w:val="VerbatimChar"/>
+        </w:rPr>
+        <w:t xml:space="preserve">src/a/b</w:t>
+      </w:r>
+      <w:r>
+        <w:t xml:space="preserve"> </w:t>
+      </w:r>
+      <w:r>
+        <w:t xml:space="preserve">but not of</w:t>
+      </w:r>
+      <w:r>
+        <w:t xml:space="preserve"> </w:t>
+      </w:r>
+      <w:r>
+        <w:rPr>
+          <w:rStyle w:val="VerbatimChar"/>
+        </w:rPr>
+        <w:t xml:space="preserve">src/ab</w:t>
+      </w:r>
+      <w:r>
+        <w:t xml:space="preserve"> </w:t>
+      </w:r>
+      <w:r>
+        <w:t xml:space="preserve">and not of</w:t>
+      </w:r>
+      <w:r>
+        <w:t xml:space="preserve"> </w:t>
+      </w:r>
+      <w:r>
+        <w:rPr>
+          <w:rStyle w:val="VerbatimChar"/>
+        </w:rPr>
+        <w:t xml:space="preserve">SRC/a/b</w:t>
+      </w:r>
+      <w:r>
+        <w:t xml:space="preserve">, and</w:t>
+      </w:r>
+      <w:r>
+        <w:t xml:space="preserve"> </w:t>
+      </w:r>
+      <w:r>
+        <w:rPr>
+          <w:rStyle w:val="VerbatimChar"/>
+        </w:rPr>
+        <w:t xml:space="preserve">\</w:t>
+      </w:r>
+      <w:r>
+        <w:t xml:space="preserve"> </w:t>
+      </w:r>
+      <w:r>
+        <w:t xml:space="preserve">is an ordinary character. A row in a scope-keyed or not-fingerprint-bound store whose scope is not an item id in (F2) and does not normalise is X, never silently left out of the join; a contained path that does not normalise is X. (V4) ENTRY IDENTITY — an entry is identified by its row key and has exactly ONE matched row, which carries its class: for an entry defined by the ABSENCE of a fact ((L1), (L2), (L6), (L7)) and for a polish item ((L5)) that row is its tracked §11.4.197 item row (§11.4.54) in the consumer's tracked-item store, created when the join first matches the entry and never removed; for (L3) and (L4) it is the finding's row in its findings store; for (L8) it is the waiver's row in its waiver store. A key matched in more than one row — in one store or in several, with equal or different classes — is X, so row keys MUST be unique across every declared owning store (the tracked §11.4.197 item id is such a key). (V5) ENTRY SET — the closed union of every matched row's key and every entry id named by any in-scope</w:t>
+      </w:r>
+      <w:r>
+        <w:t xml:space="preserve"> </w:t>
+      </w:r>
+      <w:r>
+        <w:rPr>
+          <w:rStyle w:val="VerbatimChar"/>
+        </w:rPr>
+        <w:t xml:space="preserve">disposition</w:t>
+      </w:r>
+      <w:r>
+        <w:t xml:space="preserve"> </w:t>
+      </w:r>
+      <w:r>
+        <w:t xml:space="preserve">record, valid or not; removing a row from an owning store is never a resolution — only a valid record is — and because every entry is named by its birth record, a deleted row never removes its entry. (V6) CLASS — read from the entry's one matched row (V4), never from a label on a record; an entry named by a record but with no matched row has no class, so no record for it is valid and it is</w:t>
+      </w:r>
+      <w:r>
+        <w:t xml:space="preserve"> </w:t>
+      </w:r>
+      <w:r>
+        <w:rPr>
+          <w:rStyle w:val="VerbatimChar"/>
+        </w:rPr>
+        <w:t xml:space="preserve">open</w:t>
+      </w:r>
+      <w:r>
+        <w:t xml:space="preserve">. (V7) LATEST RECORD of an entry — its in-scope</w:t>
+      </w:r>
+      <w:r>
+        <w:t xml:space="preserve"> </w:t>
+      </w:r>
+      <w:r>
+        <w:rPr>
+          <w:rStyle w:val="VerbatimChar"/>
+        </w:rPr>
+        <w:t xml:space="preserve">disposition</w:t>
+      </w:r>
+      <w:r>
+        <w:t xml:space="preserve"> </w:t>
+      </w:r>
+      <w:r>
+        <w:t xml:space="preserve">record with the highest sequence number. (V8) WAIVER VALIDITY — a waiver (F8) is valid when it is authorised under §11.4.271 (F8.2) and the computation time (F10) is before its expiry (F8.3). (V9) VALID-UNTIL — the earliest expiry (F8.3) among the waivers named by the latest valid</w:t>
+      </w:r>
+      <w:r>
+        <w:t xml:space="preserve"> </w:t>
+      </w:r>
+      <w:r>
+        <w:rPr>
+          <w:rStyle w:val="VerbatimChar"/>
+        </w:rPr>
+        <w:t xml:space="preserve">waived</w:t>
+      </w:r>
+      <w:r>
+        <w:t xml:space="preserve"> </w:t>
+      </w:r>
+      <w:r>
+        <w:t xml:space="preserve">records the status counts as resolving an entry; none when it counts none. PERMITTED REASON CODES PER DISPOSITION — a closed table; a code outside its disposition's row is INVALID, and free text never sits in the code, only in the evidence reference:</w:t>
+      </w:r>
+      <w:r>
+        <w:t xml:space="preserve"> </w:t>
+      </w:r>
+      <w:r>
+        <w:rPr>
+          <w:rStyle w:val="VerbatimChar"/>
+        </w:rPr>
+        <w:t xml:space="preserve">open</w:t>
+      </w:r>
+      <w:r>
+        <w:t xml:space="preserve"> </w:t>
+      </w:r>
+      <w:r>
+        <w:t xml:space="preserve">—</w:t>
+      </w:r>
+      <w:r>
+        <w:t xml:space="preserve"> </w:t>
+      </w:r>
+      <w:r>
+        <w:rPr>
+          <w:rStyle w:val="VerbatimChar"/>
+        </w:rPr>
+        <w:t xml:space="preserve">open-debt</w:t>
+      </w:r>
+      <w:r>
+        <w:t xml:space="preserve"> </w:t>
+      </w:r>
+      <w:r>
+        <w:t xml:space="preserve">(also for a reopen);</w:t>
+      </w:r>
+      <w:r>
+        <w:t xml:space="preserve"> </w:t>
+      </w:r>
+      <w:r>
+        <w:rPr>
+          <w:rStyle w:val="VerbatimChar"/>
+        </w:rPr>
+        <w:t xml:space="preserve">closed</w:t>
+      </w:r>
+      <w:r>
+        <w:t xml:space="preserve"> </w:t>
+      </w:r>
+      <w:r>
+        <w:t xml:space="preserve">—</w:t>
+      </w:r>
+      <w:r>
+        <w:t xml:space="preserve"> </w:t>
+      </w:r>
+      <w:r>
+        <w:rPr>
+          <w:rStyle w:val="VerbatimChar"/>
+        </w:rPr>
+        <w:t xml:space="preserve">closing-evidence</w:t>
+      </w:r>
+      <w:r>
+        <w:t xml:space="preserve">, with an evidence reference naming the entry's own closing evidence for this fingerprint;</w:t>
+      </w:r>
+      <w:r>
+        <w:t xml:space="preserve"> </w:t>
+      </w:r>
+      <w:r>
+        <w:rPr>
+          <w:rStyle w:val="VerbatimChar"/>
+        </w:rPr>
+        <w:t xml:space="preserve">skipped</w:t>
+      </w:r>
+      <w:r>
+        <w:t xml:space="preserve"> </w:t>
+      </w:r>
+      <w:r>
+        <w:t xml:space="preserve">—</w:t>
+      </w:r>
+      <w:r>
+        <w:t xml:space="preserve"> </w:t>
+      </w:r>
+      <w:r>
+        <w:rPr>
+          <w:rStyle w:val="VerbatimChar"/>
+        </w:rPr>
+        <w:t xml:space="preserve">hardware_not_present</w:t>
+      </w:r>
+      <w:r>
+        <w:t xml:space="preserve"> </w:t>
+      </w:r>
+      <w:r>
+        <w:t xml:space="preserve">|</w:t>
+      </w:r>
+      <w:r>
+        <w:t xml:space="preserve"> </w:t>
+      </w:r>
+      <w:r>
+        <w:rPr>
+          <w:rStyle w:val="VerbatimChar"/>
+        </w:rPr>
+        <w:t xml:space="preserve">topology_unsupported</w:t>
+      </w:r>
+      <w:r>
+        <w:t xml:space="preserve">;</w:t>
+      </w:r>
+      <w:r>
+        <w:t xml:space="preserve"> </w:t>
+      </w:r>
+      <w:r>
+        <w:rPr>
+          <w:rStyle w:val="VerbatimChar"/>
+        </w:rPr>
+        <w:t xml:space="preserve">not-applicable</w:t>
+      </w:r>
+      <w:r>
+        <w:t xml:space="preserve"> </w:t>
+      </w:r>
+      <w:r>
+        <w:t xml:space="preserve">—</w:t>
+      </w:r>
+      <w:r>
+        <w:t xml:space="preserve"> </w:t>
+      </w:r>
+      <w:r>
+        <w:rPr>
+          <w:rStyle w:val="VerbatimChar"/>
+        </w:rPr>
+        <w:t xml:space="preserve">feature_disabled_by_config</w:t>
+      </w:r>
+      <w:r>
+        <w:t xml:space="preserve">;</w:t>
+      </w:r>
+      <w:r>
+        <w:t xml:space="preserve"> </w:t>
+      </w:r>
+      <w:r>
+        <w:rPr>
+          <w:rStyle w:val="VerbatimChar"/>
+        </w:rPr>
+        <w:t xml:space="preserve">waived</w:t>
+      </w:r>
+      <w:r>
+        <w:t xml:space="preserve"> </w:t>
+      </w:r>
+      <w:r>
+        <w:t xml:space="preserve">—</w:t>
+      </w:r>
+      <w:r>
+        <w:t xml:space="preserve"> </w:t>
+      </w:r>
+      <w:r>
+        <w:rPr>
+          <w:rStyle w:val="VerbatimChar"/>
+        </w:rPr>
+        <w:t xml:space="preserve">waiver</w:t>
+      </w:r>
+      <w:r>
+        <w:t xml:space="preserve">, with an evidence reference naming the §11.4.271 waiver. A</w:t>
+      </w:r>
+      <w:r>
+        <w:t xml:space="preserve"> </w:t>
+      </w:r>
+      <w:r>
+        <w:rPr>
+          <w:rStyle w:val="VerbatimChar"/>
+        </w:rPr>
+        <w:t xml:space="preserve">disposition</w:t>
+      </w:r>
+      <w:r>
+        <w:t xml:space="preserve"> </w:t>
+      </w:r>
+      <w:r>
+        <w:t xml:space="preserve">record is VALID only when it is in scope (V1), its entry id matches exactly one matched row (V4) and so has a class (V6), any class label it carries equals that class, its writer role is allowed for its disposition, its disposition is permitted for that class, its reason code is permitted for its disposition, it carries the evidence reference its code requires, and, for</w:t>
+      </w:r>
+      <w:r>
+        <w:t xml:space="preserve"> </w:t>
+      </w:r>
+      <w:r>
+        <w:rPr>
+          <w:rStyle w:val="VerbatimChar"/>
+        </w:rPr>
+        <w:t xml:space="preserve">waived</w:t>
+      </w:r>
+      <w:r>
+        <w:t xml:space="preserve">, the waiver its evidence reference names is valid (V8). A</w:t>
+      </w:r>
+      <w:r>
+        <w:t xml:space="preserve"> </w:t>
+      </w:r>
+      <w:r>
+        <w:rPr>
+          <w:rStyle w:val="VerbatimChar"/>
+        </w:rPr>
+        <w:t xml:space="preserve">qa-confirmation</w:t>
+      </w:r>
+      <w:r>
+        <w:t xml:space="preserve"> </w:t>
+      </w:r>
+      <w:r>
+        <w:t xml:space="preserve">record is VALID exactly when it is in scope, its writer role is</w:t>
+      </w:r>
+      <w:r>
+        <w:t xml:space="preserve"> </w:t>
+      </w:r>
+      <w:r>
+        <w:rPr>
+          <w:rStyle w:val="VerbatimChar"/>
+        </w:rPr>
+        <w:t xml:space="preserve">qa-confirmer</w:t>
+      </w:r>
+      <w:r>
+        <w:t xml:space="preserve">, and its sequence number is greater than L (below). A</w:t>
+      </w:r>
+      <w:r>
+        <w:t xml:space="preserve"> </w:t>
+      </w:r>
+      <w:r>
+        <w:rPr>
+          <w:rStyle w:val="VerbatimChar"/>
+        </w:rPr>
+        <w:t xml:space="preserve">release-seam-pass</w:t>
+      </w:r>
+      <w:r>
+        <w:t xml:space="preserve"> </w:t>
+      </w:r>
+      <w:r>
+        <w:t xml:space="preserve">record is VALID exactly when it is in scope, its writer role is</w:t>
+      </w:r>
+      <w:r>
+        <w:t xml:space="preserve"> </w:t>
+      </w:r>
+      <w:r>
+        <w:rPr>
+          <w:rStyle w:val="VerbatimChar"/>
+        </w:rPr>
+        <w:t xml:space="preserve">release-seam</w:t>
+      </w:r>
+      <w:r>
+        <w:t xml:space="preserve">, and its sequence number is greater than that of the latest in-scope</w:t>
+      </w:r>
+      <w:r>
+        <w:t xml:space="preserve"> </w:t>
+      </w:r>
+      <w:r>
+        <w:rPr>
+          <w:rStyle w:val="VerbatimChar"/>
+        </w:rPr>
+        <w:t xml:space="preserve">qa-confirmation</w:t>
+      </w:r>
+      <w:r>
+        <w:t xml:space="preserve"> </w:t>
+      </w:r>
+      <w:r>
+        <w:t xml:space="preserve">record. A record of any other kind is never valid. A record that is not valid is never silently dropped: it is shown, it is a §11.4.261 finding, and a</w:t>
+      </w:r>
+      <w:r>
+        <w:t xml:space="preserve"> </w:t>
+      </w:r>
+      <w:r>
+        <w:rPr>
+          <w:rStyle w:val="VerbatimChar"/>
+        </w:rPr>
+        <w:t xml:space="preserve">disposition</w:t>
+      </w:r>
+      <w:r>
+        <w:t xml:space="preserve"> </w:t>
+      </w:r>
+      <w:r>
+        <w:t xml:space="preserve">record that is not valid makes its entry</w:t>
+      </w:r>
+      <w:r>
+        <w:t xml:space="preserve"> </w:t>
+      </w:r>
+      <w:r>
+        <w:rPr>
+          <w:rStyle w:val="VerbatimChar"/>
+        </w:rPr>
+        <w:t xml:space="preserve">open</w:t>
+      </w:r>
+      <w:r>
+        <w:t xml:space="preserve"> </w:t>
+      </w:r>
+      <w:r>
+        <w:t xml:space="preserve">when it is the entry's latest record (V7; below); an earlier invalid record decides nothing. (a) THE STATUS takes exactly one value from the CLOSED set {</w:t>
+      </w:r>
+      <w:r>
+        <w:rPr>
+          <w:rStyle w:val="VerbatimChar"/>
+        </w:rPr>
+        <w:t xml:space="preserve">delivered-unhardened</w:t>
+      </w:r>
+      <w:r>
+        <w:t xml:space="preserve"> </w:t>
+      </w:r>
+      <w:r>
+        <w:t xml:space="preserve">|</w:t>
+      </w:r>
+      <w:r>
+        <w:t xml:space="preserve"> </w:t>
+      </w:r>
+      <w:r>
+        <w:rPr>
+          <w:rStyle w:val="VerbatimChar"/>
+        </w:rPr>
+        <w:t xml:space="preserve">delivered-hardened-awaiting-qa</w:t>
+      </w:r>
+      <w:r>
+        <w:t xml:space="preserve"> </w:t>
+      </w:r>
+      <w:r>
+        <w:t xml:space="preserve">|</w:t>
+      </w:r>
+      <w:r>
+        <w:t xml:space="preserve"> </w:t>
+      </w:r>
+      <w:r>
+        <w:rPr>
+          <w:rStyle w:val="VerbatimChar"/>
+        </w:rPr>
+        <w:t xml:space="preserve">production-ready</w:t>
+      </w:r>
+      <w:r>
+        <w:t xml:space="preserve">}. It is a PURE FUNCTION of the FIELD TABLE's fields and of nothing else: never typed or chosen by hand (§11.4.6, §11.4.262), and never dependent on the order in which records are stored, nor on wall-clock time except through §11.4.271 waiver expiry, which can only lower it. It carries its VALID-UNTIL (V9) and a</w:t>
+      </w:r>
+      <w:r>
+        <w:t xml:space="preserve"> </w:t>
+      </w:r>
+      <w:r>
+        <w:rPr>
+          <w:rStyle w:val="VerbatimChar"/>
+        </w:rPr>
+        <w:t xml:space="preserve">pending</w:t>
+      </w:r>
+      <w:r>
+        <w:t xml:space="preserve"> </w:t>
+      </w:r>
+      <w:r>
+        <w:t xml:space="preserve">field naming what still holds it below</w:t>
+      </w:r>
+      <w:r>
+        <w:t xml:space="preserve"> </w:t>
+      </w:r>
+      <w:r>
+        <w:rPr>
+          <w:rStyle w:val="VerbatimChar"/>
+        </w:rPr>
+        <w:t xml:space="preserve">production-ready</w:t>
+      </w:r>
+      <w:r>
+        <w:t xml:space="preserve">, drawn from the closed set {</w:t>
+      </w:r>
+      <w:r>
+        <w:rPr>
+          <w:rStyle w:val="VerbatimChar"/>
+        </w:rPr>
+        <w:t xml:space="preserve">ledger</w:t>
+      </w:r>
+      <w:r>
+        <w:t xml:space="preserve">,</w:t>
+      </w:r>
+      <w:r>
+        <w:t xml:space="preserve"> </w:t>
+      </w:r>
+      <w:r>
+        <w:rPr>
+          <w:rStyle w:val="VerbatimChar"/>
+        </w:rPr>
+        <w:t xml:space="preserve">manual-qa</w:t>
+      </w:r>
+      <w:r>
+        <w:t xml:space="preserve">,</w:t>
+      </w:r>
+      <w:r>
+        <w:t xml:space="preserve"> </w:t>
+      </w:r>
+      <w:r>
+        <w:rPr>
+          <w:rStyle w:val="VerbatimChar"/>
+        </w:rPr>
+        <w:t xml:space="preserve">release-seam</w:t>
+      </w:r>
+      <w:r>
+        <w:t xml:space="preserve">,</w:t>
+      </w:r>
+      <w:r>
+        <w:t xml:space="preserve"> </w:t>
+      </w:r>
+      <w:r>
+        <w:rPr>
+          <w:rStyle w:val="VerbatimChar"/>
+        </w:rPr>
+        <w:t xml:space="preserve">not-fingerprint-bound</w:t>
+      </w:r>
+      <w:r>
+        <w:t xml:space="preserve">,</w:t>
+      </w:r>
+      <w:r>
+        <w:t xml:space="preserve"> </w:t>
+      </w:r>
+      <w:r>
+        <w:rPr>
+          <w:rStyle w:val="VerbatimChar"/>
+        </w:rPr>
+        <w:t xml:space="preserve">unresolvable-input</w:t>
+      </w:r>
+      <w:r>
+        <w:t xml:space="preserve">}. Its inputs are derived from the records as follows. X = at least one input cannot be resolved: a field whose ABSENT column says X is missing, unreadable or outside its set — in particular a missing delivered fingerprint, contained-item set or contained-path set, a contained path that does not normalise (V3a), no store declaration or two declarations of one store, a declared store with no read or with an unreadable read (F5.2) whether it is required or not, a read of an undeclared store, or an unreadable event stream, write-seam log, waiver register or repair list; an owning store that the consumer declares REQUIRED holds no matched row for this fingerprint (a store that is not required, such as a waiver store that may legitimately be empty, contributes zero entries when it is readable and empty, and its readability is shown with a control needle per §11.4.273); a SEQUENCE DEFECT involving this fingerprint (V2); a key matched in more than one row (V4); a row in a scope-keyed or not-fingerprint-bound store whose scope is not an item id in (F2) and does not normalise (V3a); a write-log entry for this fingerprint whose mirror (F7.4) is not an in-scope</w:t>
+      </w:r>
+      <w:r>
+        <w:t xml:space="preserve"> </w:t>
+      </w:r>
+      <w:r>
+        <w:rPr>
+          <w:rStyle w:val="VerbatimChar"/>
+        </w:rPr>
+        <w:t xml:space="preserve">disposition</w:t>
+      </w:r>
+      <w:r>
+        <w:t xml:space="preserve"> </w:t>
+      </w:r>
+      <w:r>
+        <w:t xml:space="preserve">record naming that entry (with disposition</w:t>
+      </w:r>
+      <w:r>
+        <w:t xml:space="preserve"> </w:t>
+      </w:r>
+      <w:r>
+        <w:rPr>
+          <w:rStyle w:val="VerbatimChar"/>
+        </w:rPr>
+        <w:t xml:space="preserve">open</w:t>
+      </w:r>
+      <w:r>
+        <w:t xml:space="preserve"> </w:t>
+      </w:r>
+      <w:r>
+        <w:t xml:space="preserve">for a birth); or a matched row with no</w:t>
+      </w:r>
+      <w:r>
+        <w:t xml:space="preserve"> </w:t>
+      </w:r>
+      <w:r>
+        <w:rPr>
+          <w:rStyle w:val="VerbatimChar"/>
+        </w:rPr>
+        <w:t xml:space="preserve">birth</w:t>
+      </w:r>
+      <w:r>
+        <w:t xml:space="preserve"> </w:t>
+      </w:r>
+      <w:r>
+        <w:t xml:space="preserve">write-log entry for this fingerprint. The DISPOSITION of an entry is the disposition of its LATEST</w:t>
+      </w:r>
+      <w:r>
+        <w:t xml:space="preserve"> </w:t>
+      </w:r>
+      <w:r>
+        <w:rPr>
+          <w:rStyle w:val="VerbatimChar"/>
+        </w:rPr>
+        <w:t xml:space="preserve">disposition</w:t>
+      </w:r>
+      <w:r>
+        <w:t xml:space="preserve"> </w:t>
+      </w:r>
+      <w:r>
+        <w:t xml:space="preserve">record (V7) when that record is valid, and</w:t>
+      </w:r>
+      <w:r>
+        <w:t xml:space="preserve"> </w:t>
+      </w:r>
+      <w:r>
+        <w:rPr>
+          <w:rStyle w:val="VerbatimChar"/>
+        </w:rPr>
+        <w:t xml:space="preserve">open</w:t>
+      </w:r>
+      <w:r>
+        <w:t xml:space="preserve"> </w:t>
+      </w:r>
+      <w:r>
+        <w:t xml:space="preserve">when it is not valid or when the entry has no record. L = the highest sequence number of any in-scope</w:t>
+      </w:r>
+      <w:r>
+        <w:t xml:space="preserve"> </w:t>
+      </w:r>
+      <w:r>
+        <w:rPr>
+          <w:rStyle w:val="VerbatimChar"/>
+        </w:rPr>
+        <w:t xml:space="preserve">disposition</w:t>
+      </w:r>
+      <w:r>
+        <w:t xml:space="preserve"> </w:t>
+      </w:r>
+      <w:r>
+        <w:t xml:space="preserve">record (V1), valid or not, or 0 when there is none. O = the number of entries in the ENTRY SET (V5) whose disposition is</w:t>
+      </w:r>
+      <w:r>
+        <w:t xml:space="preserve"> </w:t>
+      </w:r>
+      <w:r>
+        <w:rPr>
+          <w:rStyle w:val="VerbatimChar"/>
+        </w:rPr>
+        <w:t xml:space="preserve">open</w:t>
+      </w:r>
+      <w:r>
+        <w:t xml:space="preserve">. Q = the LATEST in-scope</w:t>
+      </w:r>
+      <w:r>
+        <w:t xml:space="preserve"> </w:t>
+      </w:r>
+      <w:r>
+        <w:rPr>
+          <w:rStyle w:val="VerbatimChar"/>
+        </w:rPr>
+        <w:t xml:space="preserve">qa-confirmation</w:t>
+      </w:r>
+      <w:r>
+        <w:t xml:space="preserve"> </w:t>
+      </w:r>
+      <w:r>
+        <w:t xml:space="preserve">record (V1) is valid, so its sequence number is greater than L. Hence ANY ledger record written after a confirmation — a reopen, and equally the later re-close of that reopen — VOIDS the confirmation, and a new §11.4.185 confirmation is required after the ledger's final record. S = Q holds and a valid</w:t>
+      </w:r>
+      <w:r>
+        <w:t xml:space="preserve"> </w:t>
+      </w:r>
+      <w:r>
+        <w:rPr>
+          <w:rStyle w:val="VerbatimChar"/>
+        </w:rPr>
+        <w:t xml:space="preserve">release-seam-pass</w:t>
+      </w:r>
+      <w:r>
+        <w:t xml:space="preserve"> </w:t>
+      </w:r>
+      <w:r>
+        <w:t xml:space="preserve">record exists, so its sequence number is greater than that of the latest</w:t>
+      </w:r>
+      <w:r>
+        <w:t xml:space="preserve"> </w:t>
+      </w:r>
+      <w:r>
+        <w:rPr>
+          <w:rStyle w:val="VerbatimChar"/>
+        </w:rPr>
+        <w:t xml:space="preserve">qa-confirmation</w:t>
+      </w:r>
+      <w:r>
+        <w:t xml:space="preserve"> </w:t>
+      </w:r>
+      <w:r>
+        <w:t xml:space="preserve">record. Hence voiding the confirmation voids every seam record that relied on it. The release seam MUST refuse to write the record unless O = 0, Q holds and B does not. B = at least one owning store is labelled not-fingerprint-bound (a consumer declaration, below). TRANSITION TABLE, evaluated top to bottom, first matching row wins, so it is total and deterministic over every combination of X, O, Q, S, B: row 1 — X →</w:t>
+      </w:r>
+      <w:r>
+        <w:t xml:space="preserve"> </w:t>
+      </w:r>
+      <w:r>
+        <w:rPr>
+          <w:rStyle w:val="VerbatimChar"/>
+        </w:rPr>
+        <w:t xml:space="preserve">delivered-unhardened</w:t>
+      </w:r>
+      <w:r>
+        <w:t xml:space="preserve">, pending</w:t>
+      </w:r>
+      <w:r>
+        <w:t xml:space="preserve"> </w:t>
+      </w:r>
+      <w:r>
+        <w:rPr>
+          <w:rStyle w:val="VerbatimChar"/>
+        </w:rPr>
+        <w:t xml:space="preserve">unresolvable-input</w:t>
+      </w:r>
+      <w:r>
+        <w:t xml:space="preserve"> </w:t>
+      </w:r>
+      <w:r>
+        <w:t xml:space="preserve">(§11.4.201(4) conservative-safe default, never upward); row 2 — O &gt; 0 →</w:t>
+      </w:r>
+      <w:r>
+        <w:t xml:space="preserve"> </w:t>
+      </w:r>
+      <w:r>
+        <w:rPr>
+          <w:rStyle w:val="VerbatimChar"/>
+        </w:rPr>
+        <w:t xml:space="preserve">delivered-unhardened</w:t>
+      </w:r>
+      <w:r>
+        <w:t xml:space="preserve">, pending</w:t>
+      </w:r>
+      <w:r>
+        <w:t xml:space="preserve"> </w:t>
+      </w:r>
+      <w:r>
+        <w:rPr>
+          <w:rStyle w:val="VerbatimChar"/>
+        </w:rPr>
+        <w:t xml:space="preserve">ledger</w:t>
+      </w:r>
+      <w:r>
+        <w:t xml:space="preserve">; row 3 — O = 0 and not Q →</w:t>
+      </w:r>
+      <w:r>
+        <w:t xml:space="preserve"> </w:t>
+      </w:r>
+      <w:r>
+        <w:rPr>
+          <w:rStyle w:val="VerbatimChar"/>
+        </w:rPr>
+        <w:t xml:space="preserve">delivered-hardened-awaiting-qa</w:t>
+      </w:r>
+      <w:r>
+        <w:t xml:space="preserve">, pending</w:t>
+      </w:r>
+      <w:r>
+        <w:t xml:space="preserve"> </w:t>
+      </w:r>
+      <w:r>
+        <w:rPr>
+          <w:rStyle w:val="VerbatimChar"/>
+        </w:rPr>
+        <w:t xml:space="preserve">manual-qa</w:t>
+      </w:r>
+      <w:r>
+        <w:t xml:space="preserve">; row 4 — O = 0, Q, and (not S or B) →</w:t>
+      </w:r>
+      <w:r>
+        <w:t xml:space="preserve"> </w:t>
+      </w:r>
+      <w:r>
+        <w:rPr>
+          <w:rStyle w:val="VerbatimChar"/>
+        </w:rPr>
+        <w:t xml:space="preserve">delivered-hardened-awaiting-qa</w:t>
+      </w:r>
+      <w:r>
+        <w:t xml:space="preserve">, with pending containing</w:t>
+      </w:r>
+      <w:r>
+        <w:t xml:space="preserve"> </w:t>
+      </w:r>
+      <w:r>
+        <w:rPr>
+          <w:rStyle w:val="VerbatimChar"/>
+        </w:rPr>
+        <w:t xml:space="preserve">release-seam</w:t>
+      </w:r>
+      <w:r>
+        <w:t xml:space="preserve"> </w:t>
+      </w:r>
+      <w:r>
+        <w:t xml:space="preserve">exactly when S does not hold and</w:t>
+      </w:r>
+      <w:r>
+        <w:t xml:space="preserve"> </w:t>
+      </w:r>
+      <w:r>
+        <w:rPr>
+          <w:rStyle w:val="VerbatimChar"/>
+        </w:rPr>
+        <w:t xml:space="preserve">not-fingerprint-bound</w:t>
+      </w:r>
+      <w:r>
+        <w:t xml:space="preserve"> </w:t>
+      </w:r>
+      <w:r>
+        <w:t xml:space="preserve">exactly when B holds; row 5 — O = 0, Q, S and not B →</w:t>
+      </w:r>
+      <w:r>
+        <w:t xml:space="preserve"> </w:t>
+      </w:r>
+      <w:r>
+        <w:rPr>
+          <w:rStyle w:val="VerbatimChar"/>
+        </w:rPr>
+        <w:t xml:space="preserve">production-ready</w:t>
+      </w:r>
+      <w:r>
+        <w:t xml:space="preserve">, pending empty. Hence</w:t>
+      </w:r>
+      <w:r>
+        <w:t xml:space="preserve"> </w:t>
+      </w:r>
+      <w:r>
+        <w:rPr>
+          <w:rStyle w:val="VerbatimChar"/>
+        </w:rPr>
+        <w:t xml:space="preserve">delivered-hardened-awaiting-qa</w:t>
+      </w:r>
+      <w:r>
+        <w:t xml:space="preserve"> </w:t>
+      </w:r>
+      <w:r>
+        <w:t xml:space="preserve">means exactly that every automated and hardening entry is resolved by a valid record and only human or release acts remain, and</w:t>
+      </w:r>
+      <w:r>
+        <w:t xml:space="preserve"> </w:t>
+      </w:r>
+      <w:r>
+        <w:rPr>
+          <w:rStyle w:val="VerbatimChar"/>
+        </w:rPr>
+        <w:t xml:space="preserve">production-ready</w:t>
+      </w:r>
+      <w:r>
+        <w:t xml:space="preserve"> </w:t>
+      </w:r>
+      <w:r>
+        <w:t xml:space="preserve">is reachable only after a §11.4.185 confirmation that postdates the ledger's final record and a release-seam record that postdates that confirmation, both for the same fingerprint. A later record that reopens an entry, or changes any disposition at all, recomputes the status downward by the same table, and the status stays below</w:t>
+      </w:r>
+      <w:r>
+        <w:t xml:space="preserve"> </w:t>
+      </w:r>
+      <w:r>
+        <w:rPr>
+          <w:rStyle w:val="VerbatimChar"/>
+        </w:rPr>
+        <w:t xml:space="preserve">production-ready</w:t>
+      </w:r>
+      <w:r>
+        <w:t xml:space="preserve"> </w:t>
+      </w:r>
+      <w:r>
+        <w:t xml:space="preserve">until a new confirmation and a new seam record follow; no status is ever sticky. FRESHNESS: every owning store is one of (i) FINGERPRINT-KEYED — its facts are keyed by the candidate fingerprint (verdict stores, live-verdict records); (ii) SCOPE-KEYED — its facts are keyed by tracked item id or code path and carry a per-record write time (the workable-items database, the §11.4.261 findings ledger), joined through the contained-item set and contained code paths that the hand-off record (D.5) names; or (iii) NOT-FINGERPRINT-BOUND — it can supply neither, and it MUST carry that label explicitly in the consumer's store declaration (§11.4.35). A status is FRESH only while its ledger snapshot includes — by sequence number, never by wall-clock time — the latest event record for every matching record of every owning store (for a fingerprint-keyed store, every record for this fingerprint; for a scope-keyed store, every record for the contained items and code paths). It is recomputed at every announcement, at every write to an owning store (§11.4.106(F) write-seam discipline, §11.4.229), and at its VALID-UNTIL (V9), because a waiver that expires is not an event record: a status is FRESH only while the time is before its VALID-UNTIL, so an expired waiver lowers it on time instead of leaving the older value announced. A status announced from an older snapshot, a different fingerprint, or at or after its VALID-UNTIL is STALE and is itself a §11.4.261 finding. A not-fingerprint-bound store can never be proven fresh for a fingerprint, so it holds the status below</w:t>
+      </w:r>
+      <w:r>
+        <w:t xml:space="preserve"> </w:t>
+      </w:r>
+      <w:r>
+        <w:rPr>
+          <w:rStyle w:val="VerbatimChar"/>
+        </w:rPr>
+        <w:t xml:space="preserve">production-ready</w:t>
+      </w:r>
+      <w:r>
+        <w:t xml:space="preserve"> </w:t>
+      </w:r>
+      <w:r>
+        <w:t xml:space="preserve">(row 4) until the store is bound; its entries are still joined and shown. ANNOUNCEMENT: the status, its</w:t>
+      </w:r>
+      <w:r>
+        <w:t xml:space="preserve"> </w:t>
+      </w:r>
+      <w:r>
+        <w:rPr>
+          <w:rStyle w:val="VerbatimChar"/>
+        </w:rPr>
+        <w:t xml:space="preserve">pending</w:t>
+      </w:r>
+      <w:r>
+        <w:t xml:space="preserve"> </w:t>
+      </w:r>
+      <w:r>
+        <w:t xml:space="preserve">field and the per-class, per-disposition ledger counts MUST be shown wherever the deliverable is announced — the hand-off record, the release or deploy notes, the §11.4.97 progress report, and the §11.4.259 README badge row — and every announced status carries the fingerprint, the ledger-snapshot time it was computed from, its VALID-UNTIL, and every quarantine (V2) it relied on. While the newest deliverable of any open scope is</w:t>
+      </w:r>
+      <w:r>
+        <w:t xml:space="preserve"> </w:t>
+      </w:r>
+      <w:r>
+        <w:rPr>
+          <w:rStyle w:val="VerbatimChar"/>
+        </w:rPr>
+        <w:t xml:space="preserve">delivered-unhardened</w:t>
+      </w:r>
+      <w:r>
+        <w:t xml:space="preserve">, or its status is stale or unknown, the §11.4.259 production-readiness gauge MUST NOT read GREEN. "Quick" is never presented as "production ready" (§11.4.6, §11.4.259).</w:t>
+      </w:r>
+    </w:p>
+    <w:p>
+      <w:pPr>
+        <w:pStyle w:val="BodyText"/>
+      </w:pPr>
+      <w:r>
+        <w:rPr>
+          <w:b/>
+          <w:bCs/>
+        </w:rPr>
+        <w:t xml:space="preserve">(E.4) TRACKED CONVERGENCE TO PRODUCTION READINESS — DIRECTION, STALL, STARVATION AND THE LOOP.</w:t>
+      </w:r>
+      <w:r>
+        <w:t xml:space="preserve"> </w:t>
+      </w:r>
+      <w:r>
+        <w:t xml:space="preserve">For every open scope each cadence build appends a convergence record to the existing append-only event stream and snapshot (§11.4.116 — reused, not reinvented) carrying the fingerprint, the computed status and</w:t>
+      </w:r>
+      <w:r>
+        <w:t xml:space="preserve"> </w:t>
+      </w:r>
+      <w:r>
+        <w:rPr>
+          <w:rStyle w:val="VerbatimChar"/>
+        </w:rPr>
+        <w:t xml:space="preserve">pending</w:t>
+      </w:r>
+      <w:r>
+        <w:t xml:space="preserve"> </w:t>
+      </w:r>
+      <w:r>
+        <w:t xml:space="preserve">field, the ledger counts per class and disposition from (E.3)(b), and the delta against the previous deliverable of the same scope; the trajectory is reported in every §11.4.97 progress report. DIRECTION RULE — a scope's</w:t>
+      </w:r>
+      <w:r>
+        <w:t xml:space="preserve"> </w:t>
+      </w:r>
+      <w:r>
+        <w:rPr>
+          <w:rStyle w:val="VerbatimChar"/>
+        </w:rPr>
+        <w:t xml:space="preserve">open</w:t>
+      </w:r>
+      <w:r>
+        <w:t xml:space="preserve"> </w:t>
+      </w:r>
+      <w:r>
+        <w:t xml:space="preserve">count MUST NOT grow between consecutive deliverables except by entries that NEW increments brought in; growth with no new increment means hardening is going backwards and is surfaced as a §11.4.261 finding. STALL RULE — the</w:t>
+      </w:r>
+      <w:r>
+        <w:t xml:space="preserve"> </w:t>
+      </w:r>
+      <w:r>
+        <w:rPr>
+          <w:rStyle w:val="VerbatimChar"/>
+        </w:rPr>
+        <w:t xml:space="preserve">open</w:t>
+      </w:r>
+      <w:r>
+        <w:t xml:space="preserve"> </w:t>
+      </w:r>
+      <w:r>
+        <w:t xml:space="preserve">count failing to decrease across N consecutive deliverables that brought in no new increment is a STALL under §11.4.267(D), escalated, re-tiered under §11.4.231, or routed to a recorded §11.4.66 decision, never left as a silent background stream; N is consumer DATA (§11.4.35, §11.4.267(E)) and never a constitutional literal (§11.4.267(E) admits only an operator-mandated ceiling recorded in its own anchor), this N is distinct from every other N the constitution leaves to consumers (for example the §11.4.235(E.2) consecutive-DEFERRED bound), and a scope bound by this clause with no declared N is a CONFIG ERROR reported as such, never a silently unbounded stall window. STARVATION RULE — a scope with O &gt; 0 MUST have at least one live hardening stream dispatched against it (§11.4.232(A) registry row, §11.4.147 agent registry) whenever host headroom exists under clause (C)'s bounds; O &gt; 0 with zero live hardening streams while headroom exists is STARVATION and a §11.4.94 / §11.4.97 zero-idle violation, never an acceptable "the deliverable is out, hardening can wait" state. Background hardening keeps running under clauses (C)/(D.4), §11.4.126, §11.4.183 and §11.4.192 until the scope reaches</w:t>
+      </w:r>
+      <w:r>
+        <w:t xml:space="preserve"> </w:t>
+      </w:r>
+      <w:r>
+        <w:rPr>
+          <w:rStyle w:val="VerbatimChar"/>
+        </w:rPr>
+        <w:t xml:space="preserve">production-ready</w:t>
+      </w:r>
+      <w:r>
+        <w:t xml:space="preserve">. LOOP DONE-CONDITION: the §11.4.126 done-condition is NOT satisfied while any delivered scope of the current release has O &gt; 0 (unless every open entry is itself blocked on a recorded external dependency under §11.4.101 / §11.4.21). A scope at</w:t>
+      </w:r>
+      <w:r>
+        <w:t xml:space="preserve"> </w:t>
+      </w:r>
+      <w:r>
+        <w:rPr>
+          <w:rStyle w:val="VerbatimChar"/>
+        </w:rPr>
+        <w:t xml:space="preserve">delivered-hardened-awaiting-qa</w:t>
+      </w:r>
+      <w:r>
+        <w:t xml:space="preserve"> </w:t>
+      </w:r>
+      <w:r>
+        <w:t xml:space="preserve">— O = 0, so only the §11.4.185 human confirmation or the release-seam record remains — IS a recorded external block for that scope's done-condition, because those acts are the operator's and the release seam's by design (§11.4.185, §11.4.40); for a non-release scope (§11.4.126(B)), which has no release seam, reaching that status with</w:t>
+      </w:r>
+      <w:r>
+        <w:t xml:space="preserve"> </w:t>
+      </w:r>
+      <w:r>
+        <w:rPr>
+          <w:rStyle w:val="VerbatimChar"/>
+        </w:rPr>
+        <w:t xml:space="preserve">pending</w:t>
+      </w:r>
+      <w:r>
+        <w:t xml:space="preserve"> </w:t>
+      </w:r>
+      <w:r>
+        <w:t xml:space="preserve">naming only</w:t>
+      </w:r>
+      <w:r>
+        <w:t xml:space="preserve"> </w:t>
+      </w:r>
+      <w:r>
+        <w:rPr>
+          <w:rStyle w:val="VerbatimChar"/>
+        </w:rPr>
+        <w:t xml:space="preserve">manual-qa</w:t>
+      </w:r>
+      <w:r>
+        <w:t xml:space="preserve"> </w:t>
+      </w:r>
+      <w:r>
+        <w:t xml:space="preserve">or</w:t>
+      </w:r>
+      <w:r>
+        <w:t xml:space="preserve"> </w:t>
+      </w:r>
+      <w:r>
+        <w:rPr>
+          <w:rStyle w:val="VerbatimChar"/>
+        </w:rPr>
+        <w:t xml:space="preserve">release-seam</w:t>
+      </w:r>
+      <w:r>
+        <w:t xml:space="preserve"> </w:t>
+      </w:r>
+      <w:r>
+        <w:t xml:space="preserve">satisfies the scope's done-condition. An external block NEVER idles the loop: the loop keeps progressing every other actionable item, the pending human act is surfaced in every §11.4.97 report until it is recorded, and the status recomputes the moment it is (§11.4.94, §11.4.97, §11.4.101).</w:t>
+      </w:r>
+    </w:p>
+    <w:p>
+      <w:pPr>
+        <w:pStyle w:val="BodyText"/>
+      </w:pPr>
+      <w:r>
+        <w:rPr>
+          <w:b/>
+          <w:bCs/>
+        </w:rPr>
+        <w:t xml:space="preserve">(E.5) PARALLELISM IS MAXIMAL AND BOUNDED.</w:t>
+      </w:r>
+      <w:r>
+        <w:t xml:space="preserve"> </w:t>
+      </w:r>
+      <w:r>
+        <w:t xml:space="preserve">The critical path of (E.1) and the hardening streams of (E.4) run concurrently by default under clause (C) and §11.4.183, inside clause (C)'s own honest boundary, which is cited here, unchanged and not restated. The one rule this clause adds: where the critical path and a hardening stream contend for one exclusive resource (§11.4.119 / §11.4.176), the critical path holds it until the first deliverable is handed off, and contention is never resolved by skipping a seam of (E.2).</w:t>
+      </w:r>
+    </w:p>
+    <w:p>
+      <w:pPr>
+        <w:pStyle w:val="BodyText"/>
+      </w:pPr>
+      <w:r>
+        <w:rPr>
+          <w:b/>
+          <w:bCs/>
+        </w:rPr>
+        <w:t xml:space="preserve">(E.6) WHAT "QUICK" MEANS — MEASURED, NEVER GATING.</w:t>
+      </w:r>
+      <w:r>
+        <w:t xml:space="preserve"> </w:t>
+      </w:r>
+      <w:r>
+        <w:t xml:space="preserve">"Quick" is a MEASUREMENT, never a target that weakens evidence. Each scope records (a) its wall-clock TIME-TO-FIRST-DELIVERABLE, from scope start to the first hand-off that passes §11.4.236 and carries its (E.3) status, and (b) per increment, its GO-TO-HAND-OFF latency, from its source-correctness GO to the first hand-off that contains it, both as §11.4.24-style statistics. They are TREND metrics only. Under §11.4.201(8) they are validated against the definition of done for DIRECTION — a shorter time that still passes (E.2) is better, and a time achieved by failing (E.2) does not count at all — but they are NEVER used to gate, rank, or reward, because a gating speed metric invites exactly the gaming (E.1) forbids. They are reported next to the</w:t>
+      </w:r>
+      <w:r>
+        <w:t xml:space="preserve"> </w:t>
+      </w:r>
+      <w:r>
+        <w:rPr>
+          <w:rStyle w:val="VerbatimChar"/>
+        </w:rPr>
+        <w:t xml:space="preserve">open</w:t>
+      </w:r>
+      <w:r>
+        <w:t xml:space="preserve"> </w:t>
+      </w:r>
+      <w:r>
+        <w:t xml:space="preserve">count and the convergence trajectory of (E.4), never instead of them.</w:t>
+      </w:r>
+    </w:p>
+    <w:p>
+      <w:pPr>
+        <w:pStyle w:val="BodyText"/>
+      </w:pPr>
+      <w:r>
+        <w:rPr>
+          <w:b/>
+          <w:bCs/>
+        </w:rPr>
+        <w:t xml:space="preserve">(E.7) FAILURE MODES THIS CLAUSE NAMES, EACH WITH ITS DETECTOR.</w:t>
+      </w:r>
+      <w:r>
+        <w:t xml:space="preserve"> </w:t>
+      </w:r>
+      <w:r>
+        <w:t xml:space="preserve">(1) STALE STATUS — a status announced from an outdated ledger snapshot or a different fingerprint, or at or after its VALID-UNTIL, or a not-fingerprint-bound store left unlabelled (detector:</w:t>
+      </w:r>
+      <w:r>
+        <w:t xml:space="preserve"> </w:t>
+      </w:r>
+      <w:r>
+        <w:rPr>
+          <w:rStyle w:val="VerbatimChar"/>
+        </w:rPr>
+        <w:t xml:space="preserve">CM-DELIVERY-STATUS-FRESH</w:t>
+      </w:r>
+      <w:r>
+        <w:t xml:space="preserve">); (2) STATUS INFLATION — a status hand-set, outside the closed set, different from the transition-table value, computed over an entry set that omits an entry named by a</w:t>
+      </w:r>
+      <w:r>
+        <w:t xml:space="preserve"> </w:t>
+      </w:r>
+      <w:r>
+        <w:rPr>
+          <w:rStyle w:val="VerbatimChar"/>
+        </w:rPr>
+        <w:t xml:space="preserve">disposition</w:t>
+      </w:r>
+      <w:r>
+        <w:t xml:space="preserve"> </w:t>
+      </w:r>
+      <w:r>
+        <w:t xml:space="preserve">record or while a declared owning store is unreadable, computed from a value that is not a FIELD TABLE field, by an implementation whose input record does not project to the FIELD TABLE byte for byte, or by breaking a tie the table leaves to X (for example an entry id with rows in two stores resolved by store declaration order),</w:t>
+      </w:r>
+      <w:r>
+        <w:t xml:space="preserve"> </w:t>
+      </w:r>
+      <w:r>
+        <w:rPr>
+          <w:rStyle w:val="VerbatimChar"/>
+        </w:rPr>
+        <w:t xml:space="preserve">production-ready</w:t>
+      </w:r>
+      <w:r>
+        <w:t xml:space="preserve"> </w:t>
+      </w:r>
+      <w:r>
+        <w:t xml:space="preserve">computed with no release-seam record for the fingerprint, a confirmation or seam record counted although a later ledger record voids it, or a GREEN gauge over an unhardened deliverable (detector:</w:t>
+      </w:r>
+      <w:r>
+        <w:t xml:space="preserve"> </w:t>
+      </w:r>
+      <w:r>
+        <w:rPr>
+          <w:rStyle w:val="VerbatimChar"/>
+        </w:rPr>
+        <w:t xml:space="preserve">CM-DELIVERY-HARDENING-STATUS-COMPUTED</w:t>
+      </w:r>
+      <w:r>
+        <w:t xml:space="preserve">); (3) UNTRACKED OR HIDDEN DEBT — a ledger kept as a hand-maintained store, an entry with no tracked id or no disposition, a disposition outside its class's permitted row, a disposition validated against a class label on the record instead of the entry's owning-store class, a reason code outside its disposition's permitted row, a non-</w:t>
+      </w:r>
+      <w:r>
+        <w:rPr>
+          <w:rStyle w:val="VerbatimChar"/>
+        </w:rPr>
+        <w:t xml:space="preserve">open</w:t>
+      </w:r>
+      <w:r>
+        <w:t xml:space="preserve"> </w:t>
+      </w:r>
+      <w:r>
+        <w:t xml:space="preserve">disposition written by any role other than the verifier seam, a</w:t>
+      </w:r>
+      <w:r>
+        <w:t xml:space="preserve"> </w:t>
+      </w:r>
+      <w:r>
+        <w:rPr>
+          <w:rStyle w:val="VerbatimChar"/>
+        </w:rPr>
+        <w:t xml:space="preserve">skipped</w:t>
+      </w:r>
+      <w:r>
+        <w:t xml:space="preserve"> </w:t>
+      </w:r>
+      <w:r>
+        <w:t xml:space="preserve">entry whose reason is not one of the two topology-absent codes, a resolved-but-disclosed entry missing from an announcement, or a contained item with no live verdict that is absent from the ledger (detector:</w:t>
+      </w:r>
+      <w:r>
+        <w:t xml:space="preserve"> </w:t>
+      </w:r>
+      <w:r>
+        <w:rPr>
+          <w:rStyle w:val="VerbatimChar"/>
+        </w:rPr>
+        <w:t xml:space="preserve">CM-HARDENING-LEDGER-TRACKED</w:t>
+      </w:r>
+      <w:r>
+        <w:t xml:space="preserve">); (4) HARDENING STARVED OR NEVER CONVERGING — a direction-rule growth, an un-escalated stall, an undeclared N, a starved scope, or a loop reported done while a scope of the current release has O &gt; 0 without a recorded external block (detector:</w:t>
+      </w:r>
+      <w:r>
+        <w:t xml:space="preserve"> </w:t>
+      </w:r>
+      <w:r>
+        <w:rPr>
+          <w:rStyle w:val="VerbatimChar"/>
+        </w:rPr>
+        <w:t xml:space="preserve">CM-HARDENING-CONVERGENCE-MONOTONE</w:t>
+      </w:r>
+      <w:r>
+        <w:t xml:space="preserve">); (5) DELIVERED WITHOUT EVIDENCE OR WITHOUT LABELS — a quick hand-off missing any (E.2) seam, a first deliverable with no source-GO'd increment or no user-visible behaviour, or a hand-off with no status and ledger attached (detector:</w:t>
+      </w:r>
+      <w:r>
+        <w:t xml:space="preserve"> </w:t>
+      </w:r>
+      <w:r>
+        <w:rPr>
+          <w:rStyle w:val="VerbatimChar"/>
+        </w:rPr>
+        <w:t xml:space="preserve">CM-QUICK-DELIVERY-EVIDENCE-UNWEAKENED</w:t>
+      </w:r>
+      <w:r>
+        <w:t xml:space="preserve">). Each detector is itself a guard under §11.4.201: it ships golden-TRUE and golden-FALSE-with-carrier fixtures, takes the conservative-safe default on an unresolvable signal, and prints its resolved evidence on every refusal.</w:t>
+      </w:r>
+    </w:p>
+    <w:p>
+      <w:pPr>
+        <w:pStyle w:val="BodyText"/>
+      </w:pPr>
+      <w:r>
+        <w:rPr>
+          <w:b/>
+          <w:bCs/>
+        </w:rPr>
+        <w:t xml:space="preserve">(E.8) HONEST BOUNDARY (§11.4.6).</w:t>
+      </w:r>
+      <w:r>
+        <w:t xml:space="preserve"> </w:t>
+      </w:r>
+      <w:r>
+        <w:t xml:space="preserve">Clause (E) re-orders WHEN deliverable-independent hardening COMPLETES relative to a scope's first deliverable, and makes that deliverable's remaining debt visible, tracked and converging. It weakens none of the following: §11.4.5 / §11.4.262 / §11.4.50 deterministic machine evidence; §11.4.108 four-layer evidence; §11.4.209 / §11.4.134 / §11.4.276 review; §11.4.236 readiness; §11.4.235(E) live verification and its device eligibility and lease rules; §11.4.185 manual QA; §11.4.40 full-suite retest before a TAG (a quick deliverable is a QA build, not a tag); §11.4.129 huge-blocker full restart; §11.4.239 critical-invariant failure-path scenarios; or a consuming project's own stricter delivery precondition. A</w:t>
+      </w:r>
+      <w:r>
+        <w:t xml:space="preserve"> </w:t>
+      </w:r>
+      <w:r>
+        <w:rPr>
+          <w:rStyle w:val="VerbatimChar"/>
+        </w:rPr>
+        <w:t xml:space="preserve">skipped</w:t>
+      </w:r>
+      <w:r>
+        <w:t xml:space="preserve">,</w:t>
+      </w:r>
+      <w:r>
+        <w:t xml:space="preserve"> </w:t>
+      </w:r>
+      <w:r>
+        <w:rPr>
+          <w:rStyle w:val="VerbatimChar"/>
+        </w:rPr>
+        <w:t xml:space="preserve">not-applicable</w:t>
+      </w:r>
+      <w:r>
+        <w:t xml:space="preserve"> </w:t>
+      </w:r>
+      <w:r>
+        <w:t xml:space="preserve">or</w:t>
+      </w:r>
+      <w:r>
+        <w:t xml:space="preserve"> </w:t>
+      </w:r>
+      <w:r>
+        <w:rPr>
+          <w:rStyle w:val="VerbatimChar"/>
+        </w:rPr>
+        <w:t xml:space="preserve">waived</w:t>
+      </w:r>
+      <w:r>
+        <w:t xml:space="preserve"> </w:t>
+      </w:r>
+      <w:r>
+        <w:t xml:space="preserve">disposition is an honest, disclosed gap, never a PASS (§11.4.3, §11.4.271). It does not prove any deliverable correct — that stays §11.4.108 / §11.4.235 — and the four-to-five-times wall-clock target of clause (A) stays a measured target, never an assumed one. A status of</w:t>
+      </w:r>
+      <w:r>
+        <w:t xml:space="preserve"> </w:t>
+      </w:r>
+      <w:r>
+        <w:rPr>
+          <w:rStyle w:val="VerbatimChar"/>
+        </w:rPr>
+        <w:t xml:space="preserve">delivered-unhardened</w:t>
+      </w:r>
+      <w:r>
+        <w:t xml:space="preserve"> </w:t>
+      </w:r>
+      <w:r>
+        <w:t xml:space="preserve">is an honest statement of debt, never permission to stop paying it.</w:t>
+      </w:r>
+    </w:p>
+    <w:p>
+      <w:pPr>
+        <w:pStyle w:val="BodyText"/>
+      </w:pPr>
+      <w:r>
+        <w:rPr>
+          <w:b/>
+          <w:bCs/>
+        </w:rPr>
+        <w:t xml:space="preserve">(E) gates.</w:t>
+      </w:r>
+      <w:r>
+        <w:t xml:space="preserve"> </w:t>
+      </w:r>
+      <w:r>
+        <w:t xml:space="preserve">Classification: universal (§11.4.17) — consumers supply the scope definition, the N stall bound, the owning-store declarations (each store's keying class from (E.3), including any explicit not-fingerprint-bound label), the polish-item marker, and the badge and report locations as DATA per §11.4.35. Composes §11.4.3 / §11.4.4(b) / §11.4.5 / §11.4.6 / §11.4.24 / §11.4.27 / §11.4.40 / §11.4.50 / §11.4.54 / §11.4.66 / §11.4.69 / §11.4.94 / §11.4.97 / §11.4.101 / §11.4.103 / §11.4.106(F) / §11.4.108 / §11.4.116 / §11.4.118 / §11.4.119 / §11.4.126 / §11.4.129 / §11.4.134 / §11.4.135 / §11.4.147 / §11.4.169 / §11.4.176 / §11.4.183 / §11.4.185 / §11.4.192 / §11.4.197 / §11.4.201 / §11.4.209 / §11.4.227 / §11.4.229 / §11.4.231 / §11.4.232 / §11.4.233 / §11.4.235(A)(D)(E) / §11.4.236 / §11.4.239 / §11.4.259 / §11.4.260 / §11.4.261 / §11.4.262 / §11.4.267 / §11.4.271 / §11.4.273 / §11.4.276 / §1.1. Recommended gates, each with its FAIL conditions and its §11.4.201(1) golden-FALSE:</w:t>
+      </w:r>
+      <w:r>
+        <w:t xml:space="preserve"> </w:t>
+      </w:r>
+      <w:r>
+        <w:rPr>
+          <w:rStyle w:val="VerbatimChar"/>
+        </w:rPr>
+        <w:t xml:space="preserve">CM-DELIVERY-HARDENING-STATUS-COMPUTED</w:t>
+      </w:r>
+      <w:r>
+        <w:t xml:space="preserve"> </w:t>
+      </w:r>
+      <w:r>
+        <w:t xml:space="preserve">(FAIL: a QA hand-off record with no status or no</w:t>
+      </w:r>
+      <w:r>
+        <w:t xml:space="preserve"> </w:t>
+      </w:r>
+      <w:r>
+        <w:rPr>
+          <w:rStyle w:val="VerbatimChar"/>
+        </w:rPr>
+        <w:t xml:space="preserve">pending</w:t>
+      </w:r>
+      <w:r>
+        <w:t xml:space="preserve"> </w:t>
+      </w:r>
+      <w:r>
+        <w:t xml:space="preserve">field; a status or</w:t>
+      </w:r>
+      <w:r>
+        <w:t xml:space="preserve"> </w:t>
+      </w:r>
+      <w:r>
+        <w:rPr>
+          <w:rStyle w:val="VerbatimChar"/>
+        </w:rPr>
+        <w:t xml:space="preserve">pending</w:t>
+      </w:r>
+      <w:r>
+        <w:t xml:space="preserve"> </w:t>
+      </w:r>
+      <w:r>
+        <w:t xml:space="preserve">value outside its closed set; a status differing from the transition-table value recomputed from the (E.3)(b) join;</w:t>
+      </w:r>
+      <w:r>
+        <w:t xml:space="preserve"> </w:t>
+      </w:r>
+      <w:r>
+        <w:rPr>
+          <w:rStyle w:val="VerbatimChar"/>
+        </w:rPr>
+        <w:t xml:space="preserve">production-ready</w:t>
+      </w:r>
+      <w:r>
+        <w:t xml:space="preserve"> </w:t>
+      </w:r>
+      <w:r>
+        <w:t xml:space="preserve">with no release-seam record for the fingerprint, with O &gt; 0, without the §11.4.185 confirmation, or with a not-fingerprint-bound input; a release-seam record written while O &gt; 0 or before the §11.4.185 confirmation; a confirmation counted whose sequence number is not greater than that of every ledger record for the fingerprint, or a seam record counted whose sequence number is not greater than that of the latest confirmation (the reopen-then-re-close replay); a</w:t>
+      </w:r>
+      <w:r>
+        <w:t xml:space="preserve"> </w:t>
+      </w:r>
+      <w:r>
+        <w:rPr>
+          <w:rStyle w:val="VerbatimChar"/>
+        </w:rPr>
+        <w:t xml:space="preserve">pending</w:t>
+      </w:r>
+      <w:r>
+        <w:t xml:space="preserve"> </w:t>
+      </w:r>
+      <w:r>
+        <w:t xml:space="preserve">value naming an act whose valid record already exists; a status that changes when records are re-stored in another order or read at another wall-clock time; an entry set that omits an entry named by any</w:t>
+      </w:r>
+      <w:r>
+        <w:t xml:space="preserve"> </w:t>
+      </w:r>
+      <w:r>
+        <w:rPr>
+          <w:rStyle w:val="VerbatimChar"/>
+        </w:rPr>
+        <w:t xml:space="preserve">disposition</w:t>
+      </w:r>
+      <w:r>
+        <w:t xml:space="preserve"> </w:t>
+      </w:r>
+      <w:r>
+        <w:t xml:space="preserve">record for the fingerprint (for example after its store row was deleted); a status computed while any declared owning store, required or not, is unreadable; a record counted for a fingerprint it does not itself carry; an entry id that matches more than one row, or rows of different classes, resolved to one class (by store declaration order, by the record, or otherwise) instead of X; a status that changes when the owning stores are declared in another order; a status that reads a value that is not a FIELD TABLE field, or an implementation whose input record does not project to the FIELD TABLE byte for byte; a matched row with no birth record for the fingerprint, or a write-log entry whose mirror is missing, resolved as anything but X; a sequence defect of another fingerprint holding this one; a quarantine without a recorded §11.4.66 decision; an unresolvable input resolved upward; the §11.4.259 gauge GREEN while the newest deliverable of an open scope is</w:t>
+      </w:r>
+      <w:r>
+        <w:t xml:space="preserve"> </w:t>
+      </w:r>
+      <w:r>
+        <w:rPr>
+          <w:rStyle w:val="VerbatimChar"/>
+        </w:rPr>
+        <w:t xml:space="preserve">delivered-unhardened</w:t>
+      </w:r>
+      <w:r>
+        <w:t xml:space="preserve">, stale or unknown; golden-FALSE: a</w:t>
+      </w:r>
+      <w:r>
+        <w:t xml:space="preserve"> </w:t>
+      </w:r>
+      <w:r>
+        <w:rPr>
+          <w:rStyle w:val="VerbatimChar"/>
+        </w:rPr>
+        <w:t xml:space="preserve">delivered-hardened-awaiting-qa</w:t>
+      </w:r>
+      <w:r>
+        <w:t xml:space="preserve"> </w:t>
+      </w:r>
+      <w:r>
+        <w:t xml:space="preserve">hand-off with O = 0, all-resolved entries including disclosed</w:t>
+      </w:r>
+      <w:r>
+        <w:t xml:space="preserve"> </w:t>
+      </w:r>
+      <w:r>
+        <w:rPr>
+          <w:rStyle w:val="VerbatimChar"/>
+        </w:rPr>
+        <w:t xml:space="preserve">skipped</w:t>
+      </w:r>
+      <w:r>
+        <w:t xml:space="preserve"> </w:t>
+      </w:r>
+      <w:r>
+        <w:t xml:space="preserve">and</w:t>
+      </w:r>
+      <w:r>
+        <w:t xml:space="preserve"> </w:t>
+      </w:r>
+      <w:r>
+        <w:rPr>
+          <w:rStyle w:val="VerbatimChar"/>
+        </w:rPr>
+        <w:t xml:space="preserve">not-applicable</w:t>
+      </w:r>
+      <w:r>
+        <w:t xml:space="preserve"> </w:t>
+      </w:r>
+      <w:r>
+        <w:t xml:space="preserve">ones, no §11.4.185 confirmation, pending</w:t>
+      </w:r>
+      <w:r>
+        <w:t xml:space="preserve"> </w:t>
+      </w:r>
+      <w:r>
+        <w:rPr>
+          <w:rStyle w:val="VerbatimChar"/>
+        </w:rPr>
+        <w:t xml:space="preserve">manual-qa</w:t>
+      </w:r>
+      <w:r>
+        <w:t xml:space="preserve"> </w:t>
+      </w:r>
+      <w:r>
+        <w:t xml:space="preserve">and an AMBER gauge fires nothing) +</w:t>
+      </w:r>
+      <w:r>
+        <w:t xml:space="preserve"> </w:t>
+      </w:r>
+      <w:r>
+        <w:rPr>
+          <w:rStyle w:val="VerbatimChar"/>
+        </w:rPr>
+        <w:t xml:space="preserve">CM-DELIVERY-STATUS-FRESH</w:t>
+      </w:r>
+      <w:r>
+        <w:t xml:space="preserve"> </w:t>
+      </w:r>
+      <w:r>
+        <w:t xml:space="preserve">(FAIL: an announced status whose ledger-snapshot time precedes the latest write to any matching record of any owning store; an announced status at or after its VALID-UNTIL, or one counting a</w:t>
+      </w:r>
+      <w:r>
+        <w:t xml:space="preserve"> </w:t>
+      </w:r>
+      <w:r>
+        <w:rPr>
+          <w:rStyle w:val="VerbatimChar"/>
+        </w:rPr>
+        <w:t xml:space="preserve">waived</w:t>
+      </w:r>
+      <w:r>
+        <w:t xml:space="preserve"> </w:t>
+      </w:r>
+      <w:r>
+        <w:t xml:space="preserve">entry with no VALID-UNTIL; a fingerprint differing from the deliverable announced; an announcement carrying no fingerprint or no snapshot time; an owning store with no declared keying class; a scope-keyed write not mirrored to every already-delivered fingerprint whose hand-off record names a matching contained item or code path; golden-FALSE: a status recomputed after the last matching write, with one explicitly labelled not-fingerprint-bound store holding it at</w:t>
+      </w:r>
+      <w:r>
+        <w:t xml:space="preserve"> </w:t>
+      </w:r>
+      <w:r>
+        <w:rPr>
+          <w:rStyle w:val="VerbatimChar"/>
+        </w:rPr>
+        <w:t xml:space="preserve">delivered-hardened-awaiting-qa</w:t>
+      </w:r>
+      <w:r>
+        <w:t xml:space="preserve">, fires nothing) +</w:t>
+      </w:r>
+      <w:r>
+        <w:t xml:space="preserve"> </w:t>
+      </w:r>
+      <w:r>
+        <w:rPr>
+          <w:rStyle w:val="VerbatimChar"/>
+        </w:rPr>
+        <w:t xml:space="preserve">CM-HARDENING-LEDGER-TRACKED</w:t>
+      </w:r>
+      <w:r>
+        <w:t xml:space="preserve"> </w:t>
+      </w:r>
+      <w:r>
+        <w:t xml:space="preserve">(FAIL: a ledger entry with no tracked §11.4.197 item id or no disposition; an absence-defined ((L1), (L2), (L6), (L7)) or polish ((L5)) entry with no tracked-item row, or a tracked-item row removed while its entry is in the entry set; an invalid</w:t>
+      </w:r>
+      <w:r>
+        <w:t xml:space="preserve"> </w:t>
+      </w:r>
+      <w:r>
+        <w:rPr>
+          <w:rStyle w:val="VerbatimChar"/>
+        </w:rPr>
+        <w:t xml:space="preserve">disposition</w:t>
+      </w:r>
+      <w:r>
+        <w:t xml:space="preserve"> </w:t>
+      </w:r>
+      <w:r>
+        <w:t xml:space="preserve">record that is not its entry's latest record treated as opening the entry; a disposition outside its closed set or outside its class's permitted-disposition row (for example an (L7) entry</w:t>
+      </w:r>
+      <w:r>
+        <w:t xml:space="preserve"> </w:t>
+      </w:r>
+      <w:r>
+        <w:rPr>
+          <w:rStyle w:val="VerbatimChar"/>
+        </w:rPr>
+        <w:t xml:space="preserve">skipped</w:t>
+      </w:r>
+      <w:r>
+        <w:t xml:space="preserve">); a disposition validated against a class label carried by the record instead of the entry's owning-store class; a reason code outside its disposition's permitted row, or a</w:t>
+      </w:r>
+      <w:r>
+        <w:t xml:space="preserve"> </w:t>
+      </w:r>
+      <w:r>
+        <w:rPr>
+          <w:rStyle w:val="VerbatimChar"/>
+        </w:rPr>
+        <w:t xml:space="preserve">closed</w:t>
+      </w:r>
+      <w:r>
+        <w:t xml:space="preserve"> </w:t>
+      </w:r>
+      <w:r>
+        <w:t xml:space="preserve">or</w:t>
+      </w:r>
+      <w:r>
+        <w:t xml:space="preserve"> </w:t>
+      </w:r>
+      <w:r>
+        <w:rPr>
+          <w:rStyle w:val="VerbatimChar"/>
+        </w:rPr>
+        <w:t xml:space="preserve">waived</w:t>
+      </w:r>
+      <w:r>
+        <w:t xml:space="preserve"> </w:t>
+      </w:r>
+      <w:r>
+        <w:t xml:space="preserve">record with no evidence reference; a non-</w:t>
+      </w:r>
+      <w:r>
+        <w:rPr>
+          <w:rStyle w:val="VerbatimChar"/>
+        </w:rPr>
+        <w:t xml:space="preserve">open</w:t>
+      </w:r>
+      <w:r>
+        <w:t xml:space="preserve"> </w:t>
+      </w:r>
+      <w:r>
+        <w:t xml:space="preserve">disposition record whose writer role is not</w:t>
+      </w:r>
+      <w:r>
+        <w:t xml:space="preserve"> </w:t>
+      </w:r>
+      <w:r>
+        <w:rPr>
+          <w:rStyle w:val="VerbatimChar"/>
+        </w:rPr>
+        <w:t xml:space="preserve">verifier-seam</w:t>
+      </w:r>
+      <w:r>
+        <w:t xml:space="preserve">; a</w:t>
+      </w:r>
+      <w:r>
+        <w:t xml:space="preserve"> </w:t>
+      </w:r>
+      <w:r>
+        <w:rPr>
+          <w:rStyle w:val="VerbatimChar"/>
+        </w:rPr>
+        <w:t xml:space="preserve">skipped</w:t>
+      </w:r>
+      <w:r>
+        <w:t xml:space="preserve"> </w:t>
+      </w:r>
+      <w:r>
+        <w:t xml:space="preserve">entry whose reason is not</w:t>
+      </w:r>
+      <w:r>
+        <w:t xml:space="preserve"> </w:t>
+      </w:r>
+      <w:r>
+        <w:rPr>
+          <w:rStyle w:val="VerbatimChar"/>
+        </w:rPr>
+        <w:t xml:space="preserve">hardware_not_present</w:t>
+      </w:r>
+      <w:r>
+        <w:t xml:space="preserve"> </w:t>
+      </w:r>
+      <w:r>
+        <w:t xml:space="preserve">or</w:t>
+      </w:r>
+      <w:r>
+        <w:t xml:space="preserve"> </w:t>
+      </w:r>
+      <w:r>
+        <w:rPr>
+          <w:rStyle w:val="VerbatimChar"/>
+        </w:rPr>
+        <w:t xml:space="preserve">topology_unsupported</w:t>
+      </w:r>
+      <w:r>
+        <w:t xml:space="preserve">; a</w:t>
+      </w:r>
+      <w:r>
+        <w:t xml:space="preserve"> </w:t>
+      </w:r>
+      <w:r>
+        <w:rPr>
+          <w:rStyle w:val="VerbatimChar"/>
+        </w:rPr>
+        <w:t xml:space="preserve">waived</w:t>
+      </w:r>
+      <w:r>
+        <w:t xml:space="preserve"> </w:t>
+      </w:r>
+      <w:r>
+        <w:t xml:space="preserve">entry whose waiver is elapsed or invalid under §11.4.271; a</w:t>
+      </w:r>
+      <w:r>
+        <w:t xml:space="preserve"> </w:t>
+      </w:r>
+      <w:r>
+        <w:rPr>
+          <w:rStyle w:val="VerbatimChar"/>
+        </w:rPr>
+        <w:t xml:space="preserve">skipped</w:t>
+      </w:r>
+      <w:r>
+        <w:t xml:space="preserve">,</w:t>
+      </w:r>
+      <w:r>
+        <w:t xml:space="preserve"> </w:t>
+      </w:r>
+      <w:r>
+        <w:rPr>
+          <w:rStyle w:val="VerbatimChar"/>
+        </w:rPr>
+        <w:t xml:space="preserve">not-applicable</w:t>
+      </w:r>
+      <w:r>
+        <w:t xml:space="preserve"> </w:t>
+      </w:r>
+      <w:r>
+        <w:t xml:space="preserve">or</w:t>
+      </w:r>
+      <w:r>
+        <w:t xml:space="preserve"> </w:t>
+      </w:r>
+      <w:r>
+        <w:rPr>
+          <w:rStyle w:val="VerbatimChar"/>
+        </w:rPr>
+        <w:t xml:space="preserve">waived</w:t>
+      </w:r>
+      <w:r>
+        <w:t xml:space="preserve"> </w:t>
+      </w:r>
+      <w:r>
+        <w:t xml:space="preserve">entry absent from an announcement's counts; a ledger implemented as a hand-maintained store instead of a join over the owning stores; a contained item with no passing live verdict that is absent from the ledger; golden-FALSE: a join-computed ledger whose every entry carries a tracked id, a valid disposition and appears in the announcement fires nothing) +</w:t>
+      </w:r>
+      <w:r>
+        <w:t xml:space="preserve"> </w:t>
+      </w:r>
+      <w:r>
+        <w:rPr>
+          <w:rStyle w:val="VerbatimChar"/>
+        </w:rPr>
+        <w:t xml:space="preserve">CM-HARDENING-CONVERGENCE-MONOTONE</w:t>
+      </w:r>
+      <w:r>
+        <w:t xml:space="preserve"> </w:t>
+      </w:r>
+      <w:r>
+        <w:t xml:space="preserve">(FAIL: a scope's</w:t>
+      </w:r>
+      <w:r>
+        <w:t xml:space="preserve"> </w:t>
+      </w:r>
+      <w:r>
+        <w:rPr>
+          <w:rStyle w:val="VerbatimChar"/>
+        </w:rPr>
+        <w:t xml:space="preserve">open</w:t>
+      </w:r>
+      <w:r>
+        <w:t xml:space="preserve"> </w:t>
+      </w:r>
+      <w:r>
+        <w:t xml:space="preserve">count grows between consecutive deliverables beyond the entries new increments brought in; N consecutive no-new-increment deliverables without a decrease and with no §11.4.267(D) escalation record; a bound scope with no declared N; O &gt; 0 with zero live hardening streams while host headroom exists; the §11.4.126 loop reported done while a delivered scope of the current release has O &gt; 0 with no recorded external block; golden-FALSE: a scope whose</w:t>
+      </w:r>
+      <w:r>
+        <w:t xml:space="preserve"> </w:t>
+      </w:r>
+      <w:r>
+        <w:rPr>
+          <w:rStyle w:val="VerbatimChar"/>
+        </w:rPr>
+        <w:t xml:space="preserve">open</w:t>
+      </w:r>
+      <w:r>
+        <w:t xml:space="preserve"> </w:t>
+      </w:r>
+      <w:r>
+        <w:t xml:space="preserve">count shrinks each no-new-increment deliverable with one live hardening stream, and a scope at</w:t>
+      </w:r>
+      <w:r>
+        <w:t xml:space="preserve"> </w:t>
+      </w:r>
+      <w:r>
+        <w:rPr>
+          <w:rStyle w:val="VerbatimChar"/>
+        </w:rPr>
+        <w:t xml:space="preserve">delivered-hardened-awaiting-qa</w:t>
+      </w:r>
+      <w:r>
+        <w:t xml:space="preserve"> </w:t>
+      </w:r>
+      <w:r>
+        <w:t xml:space="preserve">pending only</w:t>
+      </w:r>
+      <w:r>
+        <w:t xml:space="preserve"> </w:t>
+      </w:r>
+      <w:r>
+        <w:rPr>
+          <w:rStyle w:val="VerbatimChar"/>
+        </w:rPr>
+        <w:t xml:space="preserve">manual-qa</w:t>
+      </w:r>
+      <w:r>
+        <w:t xml:space="preserve"> </w:t>
+      </w:r>
+      <w:r>
+        <w:t xml:space="preserve">treated as externally blocked while the loop continues other work, fire nothing) +</w:t>
+      </w:r>
+      <w:r>
+        <w:t xml:space="preserve"> </w:t>
+      </w:r>
+      <w:r>
+        <w:rPr>
+          <w:rStyle w:val="VerbatimChar"/>
+        </w:rPr>
+        <w:t xml:space="preserve">CM-QUICK-DELIVERY-EVIDENCE-UNWEAKENED</w:t>
+      </w:r>
+      <w:r>
+        <w:t xml:space="preserve"> </w:t>
+      </w:r>
+      <w:r>
+        <w:t xml:space="preserve">(FAIL: a hand-off lacking the §11.4.236 candidate-fingerprinted verdict; a source GO not recorded on the §11.4.209 substrate or its sanctioned recorded fallback; a §11.4.235(E) per-item verdict replaced by narrative; a first deliverable with no increment holding its own source GO or exercising no user-visible behaviour; a hand-off with no status or ledger attached; golden-FALSE: a first deliverable carrying every required verdict and an honestly non-empty ledger fires nothing) +</w:t>
+      </w:r>
+      <w:r>
+        <w:t xml:space="preserve"> </w:t>
+      </w:r>
+      <w:r>
+        <w:rPr>
+          <w:rStyle w:val="VerbatimChar"/>
+        </w:rPr>
+        <w:t xml:space="preserve">CM-CANONICAL-MIRROR-BODY-LOCKSTEP</w:t>
+      </w:r>
+      <w:r>
+        <w:t xml:space="preserve"> </w:t>
+      </w:r>
+      <w:r>
+        <w:t xml:space="preserve">(scope: every anchor whose mirrors carry the FULL block rather than a compact or pointer form, as §11.4.230 does; FAIL: the canonical</w:t>
+      </w:r>
+      <w:r>
+        <w:t xml:space="preserve"> </w:t>
+      </w:r>
+      <w:r>
+        <w:rPr>
+          <w:rStyle w:val="VerbatimChar"/>
+        </w:rPr>
+        <w:t xml:space="preserve">Constitution.md</w:t>
+      </w:r>
+      <w:r>
+        <w:t xml:space="preserve"> </w:t>
+      </w:r>
+      <w:r>
+        <w:t xml:space="preserve">block body, its heading marker normalised, differs from any full-block mirror body; named golden-BAD fixtures: (i) a canonical-only edit followed by regeneration and (ii) the same edit applied consistently to every full-block mirror with</w:t>
+      </w:r>
+      <w:r>
+        <w:t xml:space="preserve"> </w:t>
+      </w:r>
+      <w:r>
+        <w:rPr>
+          <w:rStyle w:val="VerbatimChar"/>
+        </w:rPr>
+        <w:t xml:space="preserve">Constitution.md</w:t>
+      </w:r>
+      <w:r>
+        <w:t xml:space="preserve"> </w:t>
+      </w:r>
+      <w:r>
+        <w:t xml:space="preserve">untouched — both pass every existing gate today; golden-FALSE: a compact or pointer mirror, which §11.4.227(B) treats as a legitimate cross-layer variance, fires nothing) + paired §1.1 mutations (hand-set a status to</w:t>
+      </w:r>
+      <w:r>
+        <w:t xml:space="preserve"> </w:t>
+      </w:r>
+      <w:r>
+        <w:rPr>
+          <w:rStyle w:val="VerbatimChar"/>
+        </w:rPr>
+        <w:t xml:space="preserve">production-ready</w:t>
+      </w:r>
+      <w:r>
+        <w:t xml:space="preserve">; compute</w:t>
+      </w:r>
+      <w:r>
+        <w:t xml:space="preserve"> </w:t>
+      </w:r>
+      <w:r>
+        <w:rPr>
+          <w:rStyle w:val="VerbatimChar"/>
+        </w:rPr>
+        <w:t xml:space="preserve">production-ready</w:t>
+      </w:r>
+      <w:r>
+        <w:t xml:space="preserve"> </w:t>
+      </w:r>
+      <w:r>
+        <w:t xml:space="preserve">without a release-seam record; replay an old ledger snapshot after an owning-store write; drop one entry from the ledger join, or drop a</w:t>
+      </w:r>
+      <w:r>
+        <w:t xml:space="preserve"> </w:t>
+      </w:r>
+      <w:r>
+        <w:rPr>
+          <w:rStyle w:val="VerbatimChar"/>
+        </w:rPr>
+        <w:t xml:space="preserve">skipped</w:t>
+      </w:r>
+      <w:r>
+        <w:t xml:space="preserve"> </w:t>
+      </w:r>
+      <w:r>
+        <w:t xml:space="preserve">entry from an announcement; inject</w:t>
+      </w:r>
+      <w:r>
+        <w:t xml:space="preserve"> </w:t>
+      </w:r>
+      <w:r>
+        <w:rPr>
+          <w:rStyle w:val="VerbatimChar"/>
+        </w:rPr>
+        <w:t xml:space="preserve">open</w:t>
+      </w:r>
+      <w:r>
+        <w:t xml:space="preserve"> </w:t>
+      </w:r>
+      <w:r>
+        <w:t xml:space="preserve">growth with no new increment, or remove every live hardening stream from a scope with O &gt; 0; strip the §11.4.236 verdict from a quick hand-off; replay a reopen and a re-close after the release-seam record with no new confirmation and seam record; mark an (L7) entry</w:t>
+      </w:r>
+      <w:r>
+        <w:t xml:space="preserve"> </w:t>
+      </w:r>
+      <w:r>
+        <w:rPr>
+          <w:rStyle w:val="VerbatimChar"/>
+        </w:rPr>
+        <w:t xml:space="preserve">skipped</w:t>
+      </w:r>
+      <w:r>
+        <w:t xml:space="preserve">, or let a</w:t>
+      </w:r>
+      <w:r>
+        <w:t xml:space="preserve"> </w:t>
+      </w:r>
+      <w:r>
+        <w:rPr>
+          <w:rStyle w:val="VerbatimChar"/>
+        </w:rPr>
+        <w:t xml:space="preserve">producer</w:t>
+      </w:r>
+      <w:r>
+        <w:t xml:space="preserve">-role record close an entry; delete the store row of an entry whose latest record is</w:t>
+      </w:r>
+      <w:r>
+        <w:t xml:space="preserve"> </w:t>
+      </w:r>
+      <w:r>
+        <w:rPr>
+          <w:rStyle w:val="VerbatimChar"/>
+        </w:rPr>
+        <w:t xml:space="preserve">open</w:t>
+      </w:r>
+      <w:r>
+        <w:t xml:space="preserve">, or make a declared non-required store unreadable; label a</w:t>
+      </w:r>
+      <w:r>
+        <w:t xml:space="preserve"> </w:t>
+      </w:r>
+      <w:r>
+        <w:rPr>
+          <w:rStyle w:val="VerbatimChar"/>
+        </w:rPr>
+        <w:t xml:space="preserve">waived</w:t>
+      </w:r>
+      <w:r>
+        <w:t xml:space="preserve"> </w:t>
+      </w:r>
+      <w:r>
+        <w:t xml:space="preserve">record with a class that permits</w:t>
+      </w:r>
+      <w:r>
+        <w:t xml:space="preserve"> </w:t>
+      </w:r>
+      <w:r>
+        <w:rPr>
+          <w:rStyle w:val="VerbatimChar"/>
+        </w:rPr>
+        <w:t xml:space="preserve">waived</w:t>
+      </w:r>
+      <w:r>
+        <w:t xml:space="preserve"> </w:t>
+      </w:r>
+      <w:r>
+        <w:t xml:space="preserve">while the entry's owning-store class does not; give one entry id rows of different classes in two stores and resolve it by either declaration order; drop the tracked-item row of an (L1) entry that holds a valid</w:t>
+      </w:r>
+      <w:r>
+        <w:t xml:space="preserve"> </w:t>
+      </w:r>
+      <w:r>
+        <w:rPr>
+          <w:rStyle w:val="VerbatimChar"/>
+        </w:rPr>
+        <w:t xml:space="preserve">skipped</w:t>
+      </w:r>
+      <w:r>
+        <w:t xml:space="preserve"> </w:t>
+      </w:r>
+      <w:r>
+        <w:t xml:space="preserve">record; delete the row of an (L6) entry whose birth record is missing from the stream; make the status read a value that is not a field of its input record; let a malformed record of another fingerprint hold this one; count a waiver after its expiry; edit the §11.4.230 body in</w:t>
+      </w:r>
+      <w:r>
+        <w:t xml:space="preserve"> </w:t>
+      </w:r>
+      <w:r>
+        <w:rPr>
+          <w:rStyle w:val="VerbatimChar"/>
+        </w:rPr>
+        <w:t xml:space="preserve">Constitution.md</w:t>
+      </w:r>
+      <w:r>
+        <w:t xml:space="preserve"> </w:t>
+      </w:r>
+      <w:r>
+        <w:t xml:space="preserve">only and regenerate; edit it in every full-block mirror with</w:t>
+      </w:r>
+      <w:r>
+        <w:t xml:space="preserve"> </w:t>
+      </w:r>
+      <w:r>
+        <w:rPr>
+          <w:rStyle w:val="VerbatimChar"/>
+        </w:rPr>
+        <w:t xml:space="preserve">Constitution.md</w:t>
+      </w:r>
+      <w:r>
+        <w:t xml:space="preserve"> </w:t>
+      </w:r>
+      <w:r>
+        <w:t xml:space="preserve">untouched — each MUST make its gate FAIL). Gate code is a separate work item, NOT claimed shipped (§11.4.6 / §11.4.227); the six gates are registered as tracked deferrals</w:t>
+      </w:r>
+      <w:r>
+        <w:t xml:space="preserve"> </w:t>
+      </w:r>
+      <w:r>
+        <w:rPr>
+          <w:rStyle w:val="VerbatimChar"/>
+        </w:rPr>
+        <w:t xml:space="preserve">OWED-GATE-115</w:t>
+      </w:r>
+      <w:r>
+        <w:t xml:space="preserve">..</w:t>
+      </w:r>
+      <w:r>
+        <w:rPr>
+          <w:rStyle w:val="VerbatimChar"/>
+        </w:rPr>
+        <w:t xml:space="preserve">OWED-GATE-120</w:t>
+      </w:r>
+      <w:r>
+        <w:t xml:space="preserve"> </w:t>
+      </w:r>
+      <w:r>
+        <w:t xml:space="preserve">in</w:t>
+      </w:r>
+      <w:r>
+        <w:t xml:space="preserve"> </w:t>
+      </w:r>
+      <w:r>
+        <w:rPr>
+          <w:rStyle w:val="VerbatimChar"/>
+        </w:rPr>
+        <w:t xml:space="preserve">constitution/scripts/gates/gate_ledger_deferrals.tsv</w:t>
+      </w:r>
+      <w:r>
+        <w:t xml:space="preserve">. No escape hatch — no</w:t>
+      </w:r>
+      <w:r>
+        <w:t xml:space="preserve"> </w:t>
+      </w:r>
+      <w:r>
+        <w:rPr>
+          <w:rStyle w:val="VerbatimChar"/>
+        </w:rPr>
+        <w:t xml:space="preserve">--quick-skips-review</w:t>
+      </w:r>
+      <w:r>
+        <w:t xml:space="preserve">,</w:t>
+      </w:r>
+      <w:r>
+        <w:t xml:space="preserve"> </w:t>
+      </w:r>
+      <w:r>
+        <w:rPr>
+          <w:rStyle w:val="VerbatimChar"/>
+        </w:rPr>
+        <w:t xml:space="preserve">--quick-skips-readiness-verdict</w:t>
+      </w:r>
+      <w:r>
+        <w:t xml:space="preserve">,</w:t>
+      </w:r>
+      <w:r>
+        <w:t xml:space="preserve"> </w:t>
+      </w:r>
+      <w:r>
+        <w:rPr>
+          <w:rStyle w:val="VerbatimChar"/>
+        </w:rPr>
+        <w:t xml:space="preserve">--hand-set-delivery-status</w:t>
+      </w:r>
+      <w:r>
+        <w:t xml:space="preserve">,</w:t>
+      </w:r>
+      <w:r>
+        <w:t xml:space="preserve"> </w:t>
+      </w:r>
+      <w:r>
+        <w:rPr>
+          <w:rStyle w:val="VerbatimChar"/>
+        </w:rPr>
+        <w:t xml:space="preserve">--unlabelled-quick-build</w:t>
+      </w:r>
+      <w:r>
+        <w:t xml:space="preserve">,</w:t>
+      </w:r>
+      <w:r>
+        <w:t xml:space="preserve"> </w:t>
+      </w:r>
+      <w:r>
+        <w:rPr>
+          <w:rStyle w:val="VerbatimChar"/>
+        </w:rPr>
+        <w:t xml:space="preserve">--stale-status-OK</w:t>
+      </w:r>
+      <w:r>
+        <w:t xml:space="preserve">,</w:t>
+      </w:r>
+      <w:r>
+        <w:t xml:space="preserve"> </w:t>
+      </w:r>
+      <w:r>
+        <w:rPr>
+          <w:rStyle w:val="VerbatimChar"/>
+        </w:rPr>
+        <w:t xml:space="preserve">--quick-is-production-ready</w:t>
+      </w:r>
+      <w:r>
+        <w:t xml:space="preserve">,</w:t>
+      </w:r>
+      <w:r>
+        <w:t xml:space="preserve"> </w:t>
+      </w:r>
+      <w:r>
+        <w:rPr>
+          <w:rStyle w:val="VerbatimChar"/>
+        </w:rPr>
+        <w:t xml:space="preserve">--untracked-hardening-debt</w:t>
+      </w:r>
+      <w:r>
+        <w:t xml:space="preserve">,</w:t>
+      </w:r>
+      <w:r>
+        <w:t xml:space="preserve"> </w:t>
+      </w:r>
+      <w:r>
+        <w:rPr>
+          <w:rStyle w:val="VerbatimChar"/>
+        </w:rPr>
+        <w:t xml:space="preserve">--hidden-skip-OK</w:t>
+      </w:r>
+      <w:r>
+        <w:t xml:space="preserve">,</w:t>
+      </w:r>
+      <w:r>
+        <w:t xml:space="preserve"> </w:t>
+      </w:r>
+      <w:r>
+        <w:rPr>
+          <w:rStyle w:val="VerbatimChar"/>
+        </w:rPr>
+        <w:t xml:space="preserve">--hardening-can-wait</w:t>
+      </w:r>
+      <w:r>
+        <w:t xml:space="preserve">,</w:t>
+      </w:r>
+      <w:r>
+        <w:t xml:space="preserve"> </w:t>
+      </w:r>
+      <w:r>
+        <w:rPr>
+          <w:rStyle w:val="VerbatimChar"/>
+        </w:rPr>
+        <w:t xml:space="preserve">--speed-metric-gates</w:t>
+      </w:r>
+      <w:r>
+        <w:t xml:space="preserve">,</w:t>
+      </w:r>
+      <w:r>
+        <w:t xml:space="preserve"> </w:t>
+      </w:r>
+      <w:r>
+        <w:rPr>
+          <w:rStyle w:val="VerbatimChar"/>
+        </w:rPr>
+        <w:t xml:space="preserve">--stop-hardening-after-delivery</w:t>
+      </w:r>
+      <w:r>
+        <w:t xml:space="preserve">,</w:t>
+      </w:r>
+      <w:r>
+        <w:t xml:space="preserve"> </w:t>
+      </w:r>
+      <w:r>
+        <w:rPr>
+          <w:rStyle w:val="VerbatimChar"/>
+        </w:rPr>
+        <w:t xml:space="preserve">--qa-wait-idles-loop</w:t>
+      </w:r>
+      <w:r>
+        <w:t xml:space="preserve"> </w:t>
+      </w:r>
+      <w:r>
+        <w:t xml:space="preserve">flag.</w:t>
+      </w:r>
+    </w:p>
+    <w:p>
+      <w:pPr>
+        <w:pStyle w:val="BodyText"/>
+      </w:pPr>
+      <w:r>
+        <w:rPr>
           <w:i/>
           <w:iCs/>
         </w:rPr>
-        <w:t xml:space="preserve">(Process note for future extenders: §11.4.230's next free clause letter is (E); never reuse (A)–(D).)</w:t>
+        <w:t xml:space="preserve">(Process note for future extenders: §11.4.230's next free clause letter is (F); never reuse (A)–(E).)</w:t>
       </w:r>
     </w:p>
     <w:p>
@@ -20475,7 +24640,7 @@
           <w:b/>
           <w:bCs/>
         </w:rPr>
-        <w:t xml:space="preserve">§11.4.235 — Build-and-deploy the moment source fixes are proven-correct (test-side hardening is a parallel stage, never a build gate) + post-deploy version increment (operator mandate, 2026-07-27).</w:t>
+        <w:t xml:space="preserve">§11.4.235 — Build-and-deploy the moment source fixes are proven-correct (test-side hardening is a parallel stage, never a build gate) + post-deploy version increment + per-group flash-every-eligible-target live verification with a decimal-carry version increment (operator mandate, 2026-07-27; clause (E) added 2026-10-09).</w:t>
       </w:r>
     </w:p>
     <w:p>
@@ -20760,25 +24925,65 @@
           <w:b/>
           <w:bCs/>
         </w:rPr>
-        <w:t xml:space="preserve">Honest boundary (§11.4.6):</w:t>
-      </w:r>
-      <w:r>
-        <w:t xml:space="preserve"> </w:t>
-      </w:r>
-      <w:r>
-        <w:t xml:space="preserve">relocates the TEST-INSTRUMENTATION re-review + gate/check hardening OFF the build critical path; does NOT weaken any substantive gate. The SOURCE-correctness review (§11.4.125/§11.4.142/§11.4.194 Opus-</w:t>
-      </w:r>
-      <w:r>
-        <w:rPr>
-          <w:rStyle w:val="VerbatimChar"/>
-        </w:rPr>
-        <w:t xml:space="preserve">xhigh</w:t>
-      </w:r>
-      <w:r>
-        <w:t xml:space="preserve"> </w:t>
-      </w:r>
-      <w:r>
-        <w:t xml:space="preserve">§11.4.209 → GO §11.4.134) STILL PRECEDES + gates the build (it IS "source proven-correct"); pre/post-build tests (§11.4.108 L1-2) run at their seams; §11.4.185 manual-QA-final un-weakened; §11.4.129/§11.4.40 un-weakened. "Test-side work is parallel, never a build gate" is bounded to future-regression instrumentation — a check that proves the SHIPPED artifact wrong is a source/artifact-correctness gate (§11.4.108 L1-2), stays on the critical path. Clause (D) supplies the mandatory classification mechanism this boundary's own test presupposes — a review that never classifies its findings has not actually applied this honest boundary, it has merely stated it.</w:t>
+        <w:t xml:space="preserve">(E) GROUP-COMPLETE ⇒ BACKGROUND FLASHABLE BUILD ⇒ FLASH EVERY AVAILABLE TARGET ⇒ LIVE VERIFICATION OF SANITY + EVERY CONTAINED ITEM, WITH A DECIMAL-CARRY VERSION INCREMENT ON EVERY DEPLOYED IMAGE (operator mandate, 2026-10-09,</w:t>
+      </w:r>
+      <w:r>
+        <w:rPr>
+          <w:b/>
+          <w:bCs/>
+        </w:rPr>
+        <w:t xml:space="preserve"> </w:t>
+      </w:r>
+      <w:r>
+        <w:rPr>
+          <w:rStyle w:val="VerbatimChar"/>
+          <w:b/>
+          <w:bCs/>
+        </w:rPr>
+        <w:t xml:space="preserve">IMPORTANT</w:t>
+      </w:r>
+      <w:r>
+        <w:rPr>
+          <w:b/>
+          <w:bCs/>
+        </w:rPr>
+        <w:t xml:space="preserve">; added 2026-10-09).</w:t>
+      </w:r>
+      <w:r>
+        <w:t xml:space="preserve"> </w:t>
+      </w:r>
+      <w:r>
+        <w:t xml:space="preserve">Verbatim operator mandate (2026-10-09): "As group by group of tasks from issues_01 gets done, we MUST create flashing image in the background, flash it to all available Orange Pi connected devices (see the list using adb devices command), and perform LIVE testing on devices of basic system major sanity and all workable items coming in into that particular build! We MUST after each flashing image we build and deploy (using our flashing scripts) regularly increase version or version code! Remember that once we get to 9 at some position we switch it to 0 and first left one we incresae by one! Example: 1.0.0-dev-0.0.9 -&gt; 1.0.0-dev-0.1.0 !!! Make sure that all these mandatory RULES are universally applied acrtoss all projects and added into the constitution Submodule, commited and pushed to all upstreams!!!" (the project names and the device-listing command in that quote are the operator's own example, recorded verbatim; the rule below is generic and consumers supply those names as DATA per §11.4.35). The GAP this clause closes, stated precisely so it is not restated elsewhere (§11.4.227): clause (A) triggers the build on a source-correctness GO and clause (B) increments the version on every deploy; §11.4.230(B) exercises every available device concurrently during VALIDATION and §11.4.230(D.3) cuts a QA deliverable on a declared cadence; §11.4.200 target-isolates and read-back-verifies each single flash; §11.4.236 refuses a QA hand-off without a candidate-fingerprinted verdict — but none of them obliges a completed group's image to be FLASHED onto EVERY available target, none binds LIVE on-device verification of a basic major-sanity suite PLUS every workable item contained in that build, and none fixes HOW a version id is incremented (measured 2026-10-09 with a control-needled census over §11.4.235/.230/.236/.200/.119/.108/.151/.264: zero decimal-carry rule, zero "flash every available target" obligation, zero per-item live-verification binding; the only</w:t>
+      </w:r>
+      <w:r>
+        <w:t xml:space="preserve"> </w:t>
+      </w:r>
+      <w:r>
+        <w:rPr>
+          <w:rStyle w:val="VerbatimChar"/>
+        </w:rPr>
+        <w:t xml:space="preserve">carry</w:t>
+      </w:r>
+      <w:r>
+        <w:t xml:space="preserve"> </w:t>
+      </w:r>
+      <w:r>
+        <w:t xml:space="preserve">hits are the verb "carries"; positive control</w:t>
+      </w:r>
+      <w:r>
+        <w:t xml:space="preserve"> </w:t>
+      </w:r>
+      <w:r>
+        <w:rPr>
+          <w:rStyle w:val="VerbatimChar"/>
+        </w:rPr>
+        <w:t xml:space="preserve">version</w:t>
+      </w:r>
+      <w:r>
+        <w:t xml:space="preserve"> </w:t>
+      </w:r>
+      <w:r>
+        <w:t xml:space="preserve">= 18 hits in §11.4.235, negative control = 0). ALL of the following hold:</w:t>
       </w:r>
     </w:p>
     <w:p>
@@ -20786,229 +24991,62 @@
         <w:pStyle w:val="BodyText"/>
       </w:pPr>
       <w:r>
-        <w:t xml:space="preserve">Classification: universal (§11.4.17). Propagation gate</w:t>
-      </w:r>
-      <w:r>
-        <w:t xml:space="preserve"> </w:t>
-      </w:r>
-      <w:r>
-        <w:rPr>
-          <w:rStyle w:val="VerbatimChar"/>
-        </w:rPr>
-        <w:t xml:space="preserve">CM-COVENANT-114-235-PROPAGATION</w:t>
-      </w:r>
-      <w:r>
-        <w:t xml:space="preserve"> </w:t>
-      </w:r>
-      <w:r>
-        <w:t xml:space="preserve">(literal</w:t>
-      </w:r>
-      <w:r>
-        <w:t xml:space="preserve"> </w:t>
-      </w:r>
-      <w:r>
-        <w:rPr>
-          <w:rStyle w:val="VerbatimChar"/>
-        </w:rPr>
-        <w:t xml:space="preserve">11.4.235</w:t>
-      </w:r>
-      <w:r>
-        <w:t xml:space="preserve">) + recommended</w:t>
-      </w:r>
-      <w:r>
-        <w:t xml:space="preserve"> </w:t>
-      </w:r>
-      <w:r>
-        <w:rPr>
-          <w:rStyle w:val="VerbatimChar"/>
-        </w:rPr>
-        <w:t xml:space="preserve">CM-BUILD-ON-SOURCE-PROVEN-NOT-TEST-SIDE</w:t>
-      </w:r>
-      <w:r>
-        <w:t xml:space="preserve"> </w:t>
-      </w:r>
-      <w:r>
-        <w:t xml:space="preserve">(FAIL: build held past source-GO w/ unfinished test-instrumentation; FAIL: build started with NO source-review GO — the §11.4.201(1) dual-assertion guard) +</w:t>
-      </w:r>
-      <w:r>
-        <w:t xml:space="preserve"> </w:t>
-      </w:r>
-      <w:r>
-        <w:rPr>
-          <w:rStyle w:val="VerbatimChar"/>
-        </w:rPr>
-        <w:t xml:space="preserve">CM-VERSION-INCREMENT-ON-DEPLOY</w:t>
-      </w:r>
-      <w:r>
-        <w:t xml:space="preserve"> </w:t>
-      </w:r>
-      <w:r>
-        <w:t xml:space="preserve">(FAIL: new-artifact deploy shares a version id; FAIL: work of the cycle opened by a manual-QA deploy still targets the QA-deployed version id — the clause-(B) cycle-boundary increment skipped) + paired §1.1 mutations.</w:t>
-      </w:r>
-      <w:r>
-        <w:t xml:space="preserve"> </w:t>
-      </w:r>
-      <w:r>
-        <w:rPr>
-          <w:rStyle w:val="VerbatimChar"/>
-        </w:rPr>
-        <w:t xml:space="preserve">CM-BUILD-ON-SOURCE-PROVEN-NOT-TEST-SIDE</w:t>
-      </w:r>
-      <w:r>
-        <w:t xml:space="preserve"> </w:t>
-      </w:r>
-      <w:r>
-        <w:t xml:space="preserve">is IMPLEMENTED (</w:t>
-      </w:r>
-      <w:r>
-        <w:rPr>
-          <w:rStyle w:val="VerbatimChar"/>
-        </w:rPr>
-        <w:t xml:space="preserve">constitution/scripts/gates/cm_build_on_source_proven_not_test_side.sh</w:t>
-      </w:r>
-      <w:r>
-        <w:t xml:space="preserve"> </w:t>
-      </w:r>
-      <w:r>
-        <w:t xml:space="preserve">+ its paired</w:t>
-      </w:r>
-      <w:r>
-        <w:t xml:space="preserve"> </w:t>
-      </w:r>
-      <w:r>
-        <w:rPr>
-          <w:rStyle w:val="VerbatimChar"/>
-        </w:rPr>
-        <w:t xml:space="preserve">_mutation_test.sh</w:t>
-      </w:r>
-      <w:r>
-        <w:t xml:space="preserve">), as is</w:t>
-      </w:r>
-      <w:r>
-        <w:t xml:space="preserve"> </w:t>
-      </w:r>
-      <w:r>
-        <w:rPr>
-          <w:rStyle w:val="VerbatimChar"/>
-        </w:rPr>
-        <w:t xml:space="preserve">CM-VERSION-INCREMENT-ON-DEPLOY</w:t>
-      </w:r>
-      <w:r>
-        <w:t xml:space="preserve"> </w:t>
-      </w:r>
-      <w:r>
-        <w:t xml:space="preserve">(</w:t>
-      </w:r>
-      <w:r>
-        <w:rPr>
-          <w:rStyle w:val="VerbatimChar"/>
-        </w:rPr>
-        <w:t xml:space="preserve">constitution/scripts/gates/cm_version_increment_on_deploy.sh</w:t>
-      </w:r>
-      <w:r>
-        <w:t xml:space="preserve"> </w:t>
-      </w:r>
-      <w:r>
-        <w:t xml:space="preserve">+ its paired mutation test) — the prior "gate-code = separate work item" disclaimer for those two was stale and is corrected here. NEW recommended gate</w:t>
-      </w:r>
-      <w:r>
-        <w:t xml:space="preserve"> </w:t>
-      </w:r>
-      <w:r>
-        <w:rPr>
-          <w:rStyle w:val="VerbatimChar"/>
-        </w:rPr>
-        <w:t xml:space="preserve">CM-REVIEW-FINDING-CLASS-RECORDED</w:t>
-      </w:r>
-      <w:r>
-        <w:t xml:space="preserve"> </w:t>
-      </w:r>
-      <w:r>
-        <w:t xml:space="preserve">for clause (D) (FAIL: a batched-review verdict covering more than one slice/file with no per-slice verdict or no per-finding</w:t>
-      </w:r>
-      <w:r>
-        <w:t xml:space="preserve"> </w:t>
-      </w:r>
-      <w:r>
-        <w:rPr>
-          <w:rStyle w:val="VerbatimChar"/>
-        </w:rPr>
-        <w:t xml:space="preserve">finding_layer</w:t>
-      </w:r>
-      <w:r>
-        <w:t xml:space="preserve"> </w:t>
-      </w:r>
-      <w:r>
-        <w:t xml:space="preserve">recorded; FAIL: a slice marked build-eligible while any</w:t>
-      </w:r>
-      <w:r>
-        <w:t xml:space="preserve"> </w:t>
-      </w:r>
-      <w:r>
-        <w:rPr>
-          <w:rStyle w:val="VerbatimChar"/>
-        </w:rPr>
-        <w:t xml:space="preserve">source-defect</w:t>
-      </w:r>
-      <w:r>
-        <w:t xml:space="preserve"> </w:t>
-      </w:r>
-      <w:r>
-        <w:t xml:space="preserve">finding in it has not reached GO; FAIL: a</w:t>
-      </w:r>
-      <w:r>
-        <w:t xml:space="preserve"> </w:t>
-      </w:r>
-      <w:r>
-        <w:rPr>
-          <w:rStyle w:val="VerbatimChar"/>
-        </w:rPr>
-        <w:t xml:space="preserve">finding_layer</w:t>
-      </w:r>
-      <w:r>
-        <w:t xml:space="preserve"> </w:t>
-      </w:r>
-      <w:r>
-        <w:t xml:space="preserve">lowered by the producer without a fresh review round) + paired §1.1 mutation — gate-code = separate work item, NOT claimed shipped (§11.4.6/§11.4.227), registered as a tracked deferral in</w:t>
-      </w:r>
-      <w:r>
-        <w:t xml:space="preserve"> </w:t>
-      </w:r>
-      <w:r>
-        <w:rPr>
-          <w:rStyle w:val="VerbatimChar"/>
-        </w:rPr>
-        <w:t xml:space="preserve">constitution/scripts/gates/gate_ledger_deferrals.tsv</w:t>
-      </w:r>
-      <w:r>
-        <w:t xml:space="preserve">; it binds ADDITIVELY by computing whether the existing</w:t>
-      </w:r>
-      <w:r>
-        <w:t xml:space="preserve"> </w:t>
-      </w:r>
-      <w:r>
-        <w:rPr>
-          <w:rStyle w:val="VerbatimChar"/>
-        </w:rPr>
-        <w:t xml:space="preserve">source_review_go</w:t>
-      </w:r>
-      <w:r>
-        <w:t xml:space="preserve"> </w:t>
-      </w:r>
-      <w:r>
-        <w:t xml:space="preserve">marker may be written, never by modifying</w:t>
-      </w:r>
-      <w:r>
-        <w:t xml:space="preserve"> </w:t>
-      </w:r>
-      <w:r>
-        <w:rPr>
-          <w:rStyle w:val="VerbatimChar"/>
-        </w:rPr>
-        <w:t xml:space="preserve">cm_build_on_source_proven_not_test_side.sh</w:t>
-      </w:r>
-      <w:r>
-        <w:t xml:space="preserve">'s own tested logic.</w:t>
+        <w:rPr>
+          <w:b/>
+          <w:bCs/>
+        </w:rPr>
+        <w:t xml:space="preserve">(E.1) TRIGGER + BACKGROUND BUILD.</w:t>
+      </w:r>
+      <w:r>
+        <w:t xml:space="preserve"> </w:t>
+      </w:r>
+      <w:r>
+        <w:t xml:space="preserve">The moment a group / increment (§11.4.230(D.1) — a project-declared group of tracked items) holds its source-correctness GO per clauses (A)/(D), it is ELIGIBLE for a FLASHABLE image (the consumer's deployable artifact, §11.4.230(D.3)), and that image MUST be built in the BACKGROUND (§11.4.89 / §11.4.230(A) — the loop keeps progressing other items while it builds), through the consumer's official build entry point only, inside the §12 host-safety bounds (§12.6 / §12.11 / §12.12). WHEN the build is cut follows the consumer's declared §11.4.230(D.3) QA-build cadence and its coalescing rule — never a second, competing cadence: under the default</w:t>
+      </w:r>
+      <w:r>
+        <w:t xml:space="preserve"> </w:t>
+      </w:r>
+      <w:r>
+        <w:rPr>
+          <w:rStyle w:val="VerbatimChar"/>
+        </w:rPr>
+        <w:t xml:space="preserve">per-increment</w:t>
+      </w:r>
+      <w:r>
+        <w:t xml:space="preserve"> </w:t>
+      </w:r>
+      <w:r>
+        <w:t xml:space="preserve">trigger each GO'd group triggers a build; a build already in flight covers every group that reached GO before it started, a group reaching GO while it builds rolls into the NEXT build, and a build that fails covers nothing (its groups roll forward); a</w:t>
+      </w:r>
+      <w:r>
+        <w:t xml:space="preserve"> </w:t>
+      </w:r>
+      <w:r>
+        <w:rPr>
+          <w:rStyle w:val="VerbatimChar"/>
+        </w:rPr>
+        <w:t xml:space="preserve">periodic</w:t>
+      </w:r>
+      <w:r>
+        <w:t xml:space="preserve"> </w:t>
+      </w:r>
+      <w:r>
+        <w:t xml:space="preserve">/</w:t>
+      </w:r>
+      <w:r>
+        <w:t xml:space="preserve"> </w:t>
+      </w:r>
+      <w:r>
+        <w:rPr>
+          <w:rStyle w:val="VerbatimChar"/>
+        </w:rPr>
+        <w:t xml:space="preserve">whichever-first</w:t>
+      </w:r>
+      <w:r>
+        <w:t xml:space="preserve"> </w:t>
+      </w:r>
+      <w:r>
+        <w:t xml:space="preserve">consumer cuts at its declared trigger and every group that reached GO since the last covered build rides that build. A group without its GO is NOT built for flashing — clause (A) is unchanged.</w:t>
       </w:r>
     </w:p>
     <w:p>
@@ -21016,6 +25054,860 @@
         <w:pStyle w:val="BodyText"/>
       </w:pPr>
       <w:r>
+        <w:rPr>
+          <w:b/>
+          <w:bCs/>
+        </w:rPr>
+        <w:t xml:space="preserve">(E.2) FLASH EVERY AVAILABLE TARGET.</w:t>
+      </w:r>
+      <w:r>
+        <w:t xml:space="preserve"> </w:t>
+      </w:r>
+      <w:r>
+        <w:t xml:space="preserve">When the image exists it MUST be deployed, through the consumer's official flash/deploy tooling only, to EVERY AVAILABLE target device. A device is AVAILABLE for this image only when ALL THREE hold: (i) it is ENUMERATED fresh at flash time by the consumer-declared device-listing command (DATA per §11.4.35, e.g.</w:t>
+      </w:r>
+      <w:r>
+        <w:t xml:space="preserve"> </w:t>
+      </w:r>
+      <w:r>
+        <w:rPr>
+          <w:rStyle w:val="VerbatimChar"/>
+        </w:rPr>
+        <w:t xml:space="preserve">adb devices</w:t>
+      </w:r>
+      <w:r>
+        <w:t xml:space="preserve">), keyed by stable serial (§11.4.111), never a remembered or hand-typed list (§11.4.6); (ii) it is ELIGIBLE for this image — its product / hardware class matches the image's target per the consumer-declared eligibility map (DATA per §11.4.35; an image is never flashed onto a board of a different product line or hardware variant); and (iii) its device LEASE is acquired for this deploy under the §11.4.176(B) / §11.4.119 single-owner device lock (all-or-nothing, non-blocking, TTL-reaped — the consumer's lock mechanism). An enumerated device that cannot be exercised is recorded per device by one of TWO DIFFERENT mechanisms, never conflated, and in neither case is it reflashed out from under its owner or silently dropped. (1) An honest §11.4.69 SKIP-with-reason (§11.4.3) — used ONLY when the device is genuinely absent or ineligible; its reason code MUST be a member of the consumer's §11.4.69 CLOSED reason set (this clause mints NO new code and does NOT extend that set; a helper that enforces the set turns an out-of-set code into a FAIL, §11.4.69): no device enumerated ⇒</w:t>
+      </w:r>
+      <w:r>
+        <w:t xml:space="preserve"> </w:t>
+      </w:r>
+      <w:r>
+        <w:rPr>
+          <w:rStyle w:val="VerbatimChar"/>
+        </w:rPr>
+        <w:t xml:space="preserve">hardware_not_present</w:t>
+      </w:r>
+      <w:r>
+        <w:t xml:space="preserve">; enumerated but ineligible for this image ⇒</w:t>
+      </w:r>
+      <w:r>
+        <w:t xml:space="preserve"> </w:t>
+      </w:r>
+      <w:r>
+        <w:rPr>
+          <w:rStyle w:val="VerbatimChar"/>
+        </w:rPr>
+        <w:t xml:space="preserve">topology_unsupported</w:t>
+      </w:r>
+      <w:r>
+        <w:t xml:space="preserve">. (2) DEFERRED — a device whose lease is held by another stream is NOT a §11.4.69 SKIP at all, because it IS present and eligible: recording it as</w:t>
+      </w:r>
+      <w:r>
+        <w:t xml:space="preserve"> </w:t>
+      </w:r>
+      <w:r>
+        <w:rPr>
+          <w:rStyle w:val="VerbatimChar"/>
+        </w:rPr>
+        <w:t xml:space="preserve">hardware_not_present</w:t>
+      </w:r>
+      <w:r>
+        <w:t xml:space="preserve"> </w:t>
+      </w:r>
+      <w:r>
+        <w:t xml:space="preserve">would assert that a present board is absent, exactly the misstatement §11.4.69 / §11.4.6 forbid. It is recorded in the DEPLOY RECORD as</w:t>
+      </w:r>
+      <w:r>
+        <w:t xml:space="preserve"> </w:t>
+      </w:r>
+      <w:r>
+        <w:rPr>
+          <w:rStyle w:val="VerbatimChar"/>
+        </w:rPr>
+        <w:t xml:space="preserve">DEFERRED</w:t>
+      </w:r>
+      <w:r>
+        <w:t xml:space="preserve">, with the deploy-record field</w:t>
+      </w:r>
+      <w:r>
+        <w:t xml:space="preserve"> </w:t>
+      </w:r>
+      <w:r>
+        <w:rPr>
+          <w:rStyle w:val="VerbatimChar"/>
+        </w:rPr>
+        <w:t xml:space="preserve">device_leased_by_other_stream</w:t>
+      </w:r>
+      <w:r>
+        <w:t xml:space="preserve"> </w:t>
+      </w:r>
+      <w:r>
+        <w:t xml:space="preserve">naming the holder. The specific cause always travels ALONGSIDE the code — in a deploy-record field, or in the SKIP's description text where the consumer's SKIP helper has no field for it (the §11.4.69 helper takes a description and a reason code and nothing else; no</w:t>
+      </w:r>
+      <w:r>
+        <w:t xml:space="preserve"> </w:t>
+      </w:r>
+      <w:r>
+        <w:rPr>
+          <w:rStyle w:val="VerbatimChar"/>
+        </w:rPr>
+        <w:t xml:space="preserve">detail</w:t>
+      </w:r>
+      <w:r>
+        <w:t xml:space="preserve"> </w:t>
+      </w:r>
+      <w:r>
+        <w:t xml:space="preserve">sub-field exists). A DEFERRED device is retried at the next covered build, never waited on unboundedly, and the retry is BOUNDED: after N consecutive DEFERRED builds of the same device (N is consumer DATA per §11.4.35 / §11.4.267(E)), the stall escalates per §11.4.267(D) — a tracked §11.4.197 item naming the device and the holder, surfaced in every §11.4.97 report until resolved, and routed to a recorded operator decision (§11.4.66) — never an indefinite silent re-deferral. Each flash is target-isolated and verify-after-write per §11.4.200 (the deployed identity read back FROM each intended target). Independent devices are tested CONCURRENTLY; genuinely shared exclusive resources (one flash bus, one single-eligible-target flash tool, one power controller, one sink) serialise per §11.4.119 / §11.4.230(B). Devices count as independent only when their CONTROL TRANSPORTS are independent as well: legs that share one host-side transport daemon whose recovery path restarts that daemon (one debug-bridge server that a recovery step kills and restarts, for example) share an exclusive resource, so a flash or recovery leg on that daemon serialises with every live-test leg on the same daemon — unless each device is given its own daemon instance AND that per-device isolation has been proven to work on that host with captured evidence before anything relies on it (§11.4.6); an unproven isolation is treated as shared. An available device that cannot be flashed or verified is recorded per device as a FAIL or an honest SKIP-with-reason (§11.4.3), never silently dropped; the deploy record lists the enumerated, eligible, leased, flashed, and read-back-verified serials, plus every per-device SKIP reason code with its cause and every DEFERRED device with its holder.</w:t>
+      </w:r>
+    </w:p>
+    <w:p>
+      <w:pPr>
+        <w:pStyle w:val="BodyText"/>
+      </w:pPr>
+      <w:r>
+        <w:rPr>
+          <w:b/>
+          <w:bCs/>
+        </w:rPr>
+        <w:t xml:space="preserve">(E.3) LIVE VERIFICATION ON EACH FLASHED DEVICE.</w:t>
+      </w:r>
+      <w:r>
+        <w:t xml:space="preserve"> </w:t>
+      </w:r>
+      <w:r>
+        <w:t xml:space="preserve">On each verified device run (a) the consumer-declared basic major-sanity suite (at minimum: boot completed, core services up, no crash/hang loop — the suite named as DATA) AND (b) a LIVE test of EVERY workable item contained in that build — the item set recorded in the hand-off per §11.4.230(D.5) — each producing captured machine evidence on that device (§11.4.262 / §11.4.69 / §11.4.108 runtime layer); metadata-only, config-only, or grep-only PASS is forbidden (§11.4). An item whose live verification is genuinely device- or topology-gated is SKIP-with-reason PER ITEM (§11.4.3 / §11.4.69 reason code), never folded into a group-level PASS. A FAIL on any device is linked to the affected item; an item already in a terminal state is re-opened, while an item still open is only linked (§11.4.214 — 're-opening an open item' is undefined); a huge FAIL triggers §11.4.129.</w:t>
+      </w:r>
+    </w:p>
+    <w:p>
+      <w:pPr>
+        <w:pStyle w:val="BodyText"/>
+      </w:pPr>
+      <w:r>
+        <w:rPr>
+          <w:b/>
+          <w:bCs/>
+        </w:rPr>
+        <w:t xml:space="preserve">(E.4) LATENT BINDING + NO AVAILABLE DEVICE ⇒ HONEST SKIP.</w:t>
+      </w:r>
+      <w:r>
+        <w:t xml:space="preserve"> </w:t>
+      </w:r>
+      <w:r>
+        <w:t xml:space="preserve">The device legs — (E.2), (E.3), and the zero-device rule of this clause — bind every consumer that HAS an official flash/deploy entry point for a device-targeted artifact, or that has bound a deploy ledger for such an artifact to the §11.4.235 gates (the §11.4.96 / §11.4.275 latent-binding pattern); whether the consumer has declared its device-listing command does NOT decide the binding. A bound consumer MUST declare that command; a bound consumer that has not declared it is in a CONFIG ERROR — a blocking result, never N/A and never a reason to skip the device legs — because a project must not opt out of flashing its devices by leaving the command undeclared. Only a consumer with NO device-targeted flash/deploy entry point and NO deploy ledger bound for a device-targeted artifact (no flashable device tier at all) records the flash and live-verification legs as honest N/A (</w:t>
+      </w:r>
+      <w:r>
+        <w:rPr>
+          <w:rStyle w:val="VerbatimChar"/>
+        </w:rPr>
+        <w:t xml:space="preserve">feature_disabled_by_config</w:t>
+      </w:r>
+      <w:r>
+        <w:t xml:space="preserve">), never a fabricated device run, and the obligation binds the moment either condition becomes true. When a declared enumeration yields zero AVAILABLE targets (none enumerated, or every enumerated device ineligible or leased per (E.2)), the flash and live-verification legs record what (E.2) prescribes — a §11.4.69 SKIP-with-reason (</w:t>
+      </w:r>
+      <w:r>
+        <w:rPr>
+          <w:rStyle w:val="VerbatimChar"/>
+        </w:rPr>
+        <w:t xml:space="preserve">hardware_not_present</w:t>
+      </w:r>
+      <w:r>
+        <w:t xml:space="preserve">, cause</w:t>
+      </w:r>
+      <w:r>
+        <w:t xml:space="preserve"> </w:t>
+      </w:r>
+      <w:r>
+        <w:rPr>
+          <w:rStyle w:val="VerbatimChar"/>
+        </w:rPr>
+        <w:t xml:space="preserve">no_target_device_attached</w:t>
+      </w:r>
+      <w:r>
+        <w:t xml:space="preserve"> </w:t>
+      </w:r>
+      <w:r>
+        <w:t xml:space="preserve">carried as (E.2) describes, or</w:t>
+      </w:r>
+      <w:r>
+        <w:t xml:space="preserve"> </w:t>
+      </w:r>
+      <w:r>
+        <w:rPr>
+          <w:rStyle w:val="VerbatimChar"/>
+        </w:rPr>
+        <w:t xml:space="preserve">topology_unsupported</w:t>
+      </w:r>
+      <w:r>
+        <w:t xml:space="preserve"> </w:t>
+      </w:r>
+      <w:r>
+        <w:t xml:space="preserve">per ineligible device) and a DEFERRED record per leased device — plus a tracked §11.4.197 item for the owed live run — never a faked PASS and never a claim that the build was verified on hardware. The build itself still completes and is retained.</w:t>
+      </w:r>
+    </w:p>
+    <w:p>
+      <w:pPr>
+        <w:pStyle w:val="BodyText"/>
+      </w:pPr>
+      <w:r>
+        <w:rPr>
+          <w:b/>
+          <w:bCs/>
+        </w:rPr>
+        <w:t xml:space="preserve">(E.5) DECIMAL-CARRY VERSION INCREMENT ON EVERY DEPLOYED IMAGE.</w:t>
+      </w:r>
+      <w:r>
+        <w:t xml:space="preserve"> </w:t>
+      </w:r>
+      <w:r>
+        <w:t xml:space="preserve">Every image built and deployed under this clause carries a NEW version id per clause (B). SCOPE — universal in force, fenced in reach (a conservative-safe reading per §11.4.6 / §11.4.201(1), recorded as awaiting operator confirmation): the carry rule binds the dotted numeric group that the consumer's ONE version tool owns under its DECLARED version scheme (DATA per §11.4.35), and applies only where that declared scheme is POSITIONAL-DIGIT style (every non-leftmost position a single decimal digit, as in the operator's own example); a consumer on Semantic Versioning, Calendar Versioning, or any scheme whose positions are unbounded counters or dates declares that scheme and is NOT subject to the carry (</w:t>
+      </w:r>
+      <w:r>
+        <w:rPr>
+          <w:rStyle w:val="VerbatimChar"/>
+        </w:rPr>
+        <w:t xml:space="preserve">1.2.10</w:t>
+      </w:r>
+      <w:r>
+        <w:t xml:space="preserve"> </w:t>
+      </w:r>
+      <w:r>
+        <w:t xml:space="preserve">is correct SemVer) — that exemption exists ONLY by explicit declaration backed by a recorded operator decision (§11.4.66) naming the consumer — a declaration without that record is UNDECLARED (the gate requires the declaration to cite the record; whether the record exists and says so stays a review obligation the gate cannot verify, §11.4.6): once a consumer binds a deploy ledger, declaring its version scheme is MANDATORY, and a bound ledger with no declared scheme is UNDECLARED, a distinct result that a release seam consuming the gate MUST treat as blocking, exactly as a FAIL (§11.4.135) — until such a seam exists that is an obligation on the seam, tracked as a §11.4.197 item by each consuming project, not an enforced block — never a silent skip; a consumer that has bound no ledger at all records an honest SKIP whose result is mechanically distinct from a PASS (its own result code and machine-readable verdict, §11.4.1), BUT a consumer bound by (E.4) MUST bind a deploy ledger for its device-targeted artifact, so for such a consumer the no-ledger SKIP is a CONFIG ERROR at the release seam, never N/A — the SKIP stays legitimate ONLY for a consumer NOT bound by (E.4) — and enforcement over a deploy ledger applies only to rows AFTER the consumer-declared adoption marker (the §11.4.224(E) adoption-fence precedent) — ids minted before adoption are history and are never retroactively failed. Within that scope every version id obeys ONE POSITIONAL-DIGIT ID GRAMMAR, implemented identically by the consumer's version tool and by the gate: (i) in EVERY dotted numeric group of the id — any run of two or more dot-joined decimal positions, not only the owned one — every non-leftmost position is a single digit 0..9 and the leftmost has no leading zero (so a dotted suffix or build-metadata group can never hide a no-carry group:</w:t>
+      </w:r>
+      <w:r>
+        <w:t xml:space="preserve"> </w:t>
+      </w:r>
+      <w:r>
+        <w:rPr>
+          <w:rStyle w:val="VerbatimChar"/>
+        </w:rPr>
+        <w:t xml:space="preserve">…-0.0.10-rc.1.2</w:t>
+      </w:r>
+      <w:r>
+        <w:t xml:space="preserve"> </w:t>
+      </w:r>
+      <w:r>
+        <w:t xml:space="preserve">is in violation); (ii) no two numeric runs are joined by a single dash (</w:t>
+      </w:r>
+      <w:r>
+        <w:rPr>
+          <w:rStyle w:val="VerbatimChar"/>
+        </w:rPr>
+        <w:t xml:space="preserve">0.0-9</w:t>
+      </w:r>
+      <w:r>
+        <w:t xml:space="preserve">,</w:t>
+      </w:r>
+      <w:r>
+        <w:t xml:space="preserve"> </w:t>
+      </w:r>
+      <w:r>
+        <w:rPr>
+          <w:rStyle w:val="VerbatimChar"/>
+        </w:rPr>
+        <w:t xml:space="preserve">0.0.1-1</w:t>
+      </w:r>
+      <w:r>
+        <w:t xml:space="preserve">), because which group is owned would be ambiguous; (iii) the OWNED group — the dot-joined positions that END the id after its last dash, or the whole id when it has no dash — has no leading zero in any position (a single-position owned group such as</w:t>
+      </w:r>
+      <w:r>
+        <w:t xml:space="preserve"> </w:t>
+      </w:r>
+      <w:r>
+        <w:rPr>
+          <w:rStyle w:val="VerbatimChar"/>
+        </w:rPr>
+        <w:t xml:space="preserve">-dev-7</w:t>
+      </w:r>
+      <w:r>
+        <w:t xml:space="preserve"> </w:t>
+      </w:r>
+      <w:r>
+        <w:t xml:space="preserve">may grow). The tool refuses to bump any id that violates (i)–(iii) or does not end in its owned group; the gate fails any in-scope id that violates (i) or (ii) or whose owned group violates (iii) — an id ending in a non-numeric suffix (</w:t>
+      </w:r>
+      <w:r>
+        <w:rPr>
+          <w:rStyle w:val="VerbatimChar"/>
+        </w:rPr>
+        <w:t xml:space="preserve">-rc1</w:t>
+      </w:r>
+      <w:r>
+        <w:t xml:space="preserve">) has no owned group and is held to (i) and (ii) alone. The next id is computed by the DECIMAL CARRY rule: in that owned dotted numeric group (the trailing dot-joined decimal positions after any tag prefix and pre-release separator), every position except the leftmost holds a single digit 0..9; incrementing adds 1 to the LAST position; a position that would exceed 9 becomes 0 and carries +1 into the next-left position; the carry propagates as far as needed; the leftmost position absorbs the final carry and may grow; the tag prefix (§11.4.151), pre-release separators, and every non-group character are preserved verbatim. Worked examples:</w:t>
+      </w:r>
+      <w:r>
+        <w:t xml:space="preserve"> </w:t>
+      </w:r>
+      <w:r>
+        <w:rPr>
+          <w:rStyle w:val="VerbatimChar"/>
+        </w:rPr>
+        <w:t xml:space="preserve">1.0.0-dev-0.0.8 → 1.0.0-dev-0.0.9</w:t>
+      </w:r>
+      <w:r>
+        <w:t xml:space="preserve">;</w:t>
+      </w:r>
+      <w:r>
+        <w:t xml:space="preserve"> </w:t>
+      </w:r>
+      <w:r>
+        <w:rPr>
+          <w:rStyle w:val="VerbatimChar"/>
+        </w:rPr>
+        <w:t xml:space="preserve">1.0.0-dev-0.0.9 → 1.0.0-dev-0.1.0</w:t>
+      </w:r>
+      <w:r>
+        <w:t xml:space="preserve">;</w:t>
+      </w:r>
+      <w:r>
+        <w:t xml:space="preserve"> </w:t>
+      </w:r>
+      <w:r>
+        <w:rPr>
+          <w:rStyle w:val="VerbatimChar"/>
+        </w:rPr>
+        <w:t xml:space="preserve">1.0.0-dev-0.9.9 → 1.0.0-dev-1.0.0</w:t>
+      </w:r>
+      <w:r>
+        <w:t xml:space="preserve">;</w:t>
+      </w:r>
+      <w:r>
+        <w:t xml:space="preserve"> </w:t>
+      </w:r>
+      <w:r>
+        <w:rPr>
+          <w:rStyle w:val="VerbatimChar"/>
+        </w:rPr>
+        <w:t xml:space="preserve">0.9.9 → 1.0.0</w:t>
+      </w:r>
+      <w:r>
+        <w:t xml:space="preserve">;</w:t>
+      </w:r>
+      <w:r>
+        <w:t xml:space="preserve"> </w:t>
+      </w:r>
+      <w:r>
+        <w:rPr>
+          <w:rStyle w:val="VerbatimChar"/>
+        </w:rPr>
+        <w:t xml:space="preserve">9.9.9 → 10.0.0</w:t>
+      </w:r>
+      <w:r>
+        <w:t xml:space="preserve">. A non-leftmost position above 9 (e.g.</w:t>
+      </w:r>
+      <w:r>
+        <w:t xml:space="preserve"> </w:t>
+      </w:r>
+      <w:r>
+        <w:rPr>
+          <w:rStyle w:val="VerbatimChar"/>
+        </w:rPr>
+        <w:t xml:space="preserve">0.0.10</w:t>
+      </w:r>
+      <w:r>
+        <w:t xml:space="preserve">) is the no-carry form and a violation. A rollover is a CARRY, not a reset and not a skip:</w:t>
+      </w:r>
+      <w:r>
+        <w:t xml:space="preserve"> </w:t>
+      </w:r>
+      <w:r>
+        <w:rPr>
+          <w:rStyle w:val="VerbatimChar"/>
+        </w:rPr>
+        <w:t xml:space="preserve">0.0.9 → 0.1.0</w:t>
+      </w:r>
+      <w:r>
+        <w:t xml:space="preserve"> </w:t>
+      </w:r>
+      <w:r>
+        <w:t xml:space="preserve">is the immediate successor, so the §11.4.151 "never reset, never skipped" discipline holds — no id is reused and none is jumped; where a consumer also derives an integer version CODE from the id, its encoding MUST be strictly monotone over carried ids (a positional-weight code is), and an encoder whose domain cannot represent the next carried id MUST refuse loudly rather than wrap or collide (§11.4.6) — widening that domain is tracked work, never a silent truncation. The consumer's ONE version tool (DATA per §11.4.35) is the single implementation (§11.4.28 / §11.4.251); a hand-rolled or hand-edited increment is a violation.</w:t>
+      </w:r>
+    </w:p>
+    <w:p>
+      <w:pPr>
+        <w:pStyle w:val="BodyText"/>
+      </w:pPr>
+      <w:r>
+        <w:rPr>
+          <w:b/>
+          <w:bCs/>
+        </w:rPr>
+        <w:t xml:space="preserve">(E.6) HONEST BOUNDARY (§11.4.6).</w:t>
+      </w:r>
+      <w:r>
+        <w:t xml:space="preserve"> </w:t>
+      </w:r>
+      <w:r>
+        <w:t xml:space="preserve">Clause (E) makes deploying and live-verifying every completed group mandatory and mechanical. It does NOT replace §11.4.185 manual QA, the §11.4.40 tag preconditions, or the §11.4.236 readiness verdict for a QA hand-off; it never flashes a build lacking its review GO (clause (A)); it never authorises bypassing the consumer's official flash tooling or power-cycling hardware outside its authorised recovery path (§11.4.133 / §11.4.144); and a live PASS on the available devices proves those devices only — hardware variants not attached are an enumerated gap (§11.4.118), never an implied PASS.</w:t>
+      </w:r>
+    </w:p>
+    <w:p>
+      <w:pPr>
+        <w:pStyle w:val="BodyText"/>
+      </w:pPr>
+      <w:r>
+        <w:rPr>
+          <w:b/>
+          <w:bCs/>
+        </w:rPr>
+        <w:t xml:space="preserve">Honest boundary for clauses (A)–(E) (§11.4.6):</w:t>
+      </w:r>
+      <w:r>
+        <w:t xml:space="preserve"> </w:t>
+      </w:r>
+      <w:r>
+        <w:t xml:space="preserve">this anchor relocates the TEST-INSTRUMENTATION re-review + gate/check hardening OFF the build critical path; does NOT weaken any substantive gate. The SOURCE-correctness review (§11.4.125/§11.4.142/§11.4.194 Opus-</w:t>
+      </w:r>
+      <w:r>
+        <w:rPr>
+          <w:rStyle w:val="VerbatimChar"/>
+        </w:rPr>
+        <w:t xml:space="preserve">xhigh</w:t>
+      </w:r>
+      <w:r>
+        <w:t xml:space="preserve"> </w:t>
+      </w:r>
+      <w:r>
+        <w:t xml:space="preserve">§11.4.209 → GO §11.4.134) STILL PRECEDES + gates the build (it IS "source proven-correct"); pre/post-build tests (§11.4.108 L1-2) run at their seams; §11.4.185 manual-QA-final un-weakened; §11.4.129/§11.4.40 un-weakened. "Test-side work is parallel, never a build gate" is bounded to future-regression instrumentation — a check that proves the SHIPPED artifact wrong is a source/artifact-correctness gate (§11.4.108 L1-2), stays on the critical path. Clause (D) supplies the mandatory classification mechanism this boundary's own test presupposes — a review that never classifies its findings has not actually applied this honest boundary, it has merely stated it. Clause (E) adds deployment and live-verification obligations on top of (A)–(D) and weakens none of them: its own boundary (E.6) applies in full — no manual-QA, tag, or readiness gate is replaced, no un-GO'd build is flashed, no device is flashed outside its eligibility or lease, and a live PASS proves only the devices it ran on.</w:t>
+      </w:r>
+    </w:p>
+    <w:p>
+      <w:pPr>
+        <w:pStyle w:val="BodyText"/>
+      </w:pPr>
+      <w:r>
+        <w:rPr>
+          <w:i/>
+          <w:iCs/>
+        </w:rPr>
+        <w:t xml:space="preserve">(Process note for future extenders: §11.4.235's next free clause letter is (F); never reuse (A)–(E).)</w:t>
+      </w:r>
+    </w:p>
+    <w:p>
+      <w:pPr>
+        <w:pStyle w:val="BodyText"/>
+      </w:pPr>
+      <w:r>
+        <w:t xml:space="preserve">Classification: universal (§11.4.17). Propagation gate</w:t>
+      </w:r>
+      <w:r>
+        <w:t xml:space="preserve"> </w:t>
+      </w:r>
+      <w:r>
+        <w:rPr>
+          <w:rStyle w:val="VerbatimChar"/>
+        </w:rPr>
+        <w:t xml:space="preserve">CM-COVENANT-114-235-PROPAGATION</w:t>
+      </w:r>
+      <w:r>
+        <w:t xml:space="preserve"> </w:t>
+      </w:r>
+      <w:r>
+        <w:t xml:space="preserve">(literal</w:t>
+      </w:r>
+      <w:r>
+        <w:t xml:space="preserve"> </w:t>
+      </w:r>
+      <w:r>
+        <w:rPr>
+          <w:rStyle w:val="VerbatimChar"/>
+        </w:rPr>
+        <w:t xml:space="preserve">11.4.235</w:t>
+      </w:r>
+      <w:r>
+        <w:t xml:space="preserve">) + recommended</w:t>
+      </w:r>
+      <w:r>
+        <w:t xml:space="preserve"> </w:t>
+      </w:r>
+      <w:r>
+        <w:rPr>
+          <w:rStyle w:val="VerbatimChar"/>
+        </w:rPr>
+        <w:t xml:space="preserve">CM-BUILD-ON-SOURCE-PROVEN-NOT-TEST-SIDE</w:t>
+      </w:r>
+      <w:r>
+        <w:t xml:space="preserve"> </w:t>
+      </w:r>
+      <w:r>
+        <w:t xml:space="preserve">(FAIL: build held past source-GO w/ unfinished test-instrumentation; FAIL: build started with NO source-review GO — the §11.4.201(1) dual-assertion guard) +</w:t>
+      </w:r>
+      <w:r>
+        <w:t xml:space="preserve"> </w:t>
+      </w:r>
+      <w:r>
+        <w:rPr>
+          <w:rStyle w:val="VerbatimChar"/>
+        </w:rPr>
+        <w:t xml:space="preserve">CM-VERSION-INCREMENT-ON-DEPLOY</w:t>
+      </w:r>
+      <w:r>
+        <w:t xml:space="preserve"> </w:t>
+      </w:r>
+      <w:r>
+        <w:t xml:space="preserve">(FAIL: new-artifact deploy shares a version id; FAIL: work of the cycle opened by a manual-QA deploy still targets the QA-deployed version id — the clause-(B) cycle-boundary increment skipped) + paired §1.1 mutations.</w:t>
+      </w:r>
+      <w:r>
+        <w:t xml:space="preserve"> </w:t>
+      </w:r>
+      <w:r>
+        <w:rPr>
+          <w:rStyle w:val="VerbatimChar"/>
+        </w:rPr>
+        <w:t xml:space="preserve">CM-BUILD-ON-SOURCE-PROVEN-NOT-TEST-SIDE</w:t>
+      </w:r>
+      <w:r>
+        <w:t xml:space="preserve"> </w:t>
+      </w:r>
+      <w:r>
+        <w:t xml:space="preserve">is IMPLEMENTED (</w:t>
+      </w:r>
+      <w:r>
+        <w:rPr>
+          <w:rStyle w:val="VerbatimChar"/>
+        </w:rPr>
+        <w:t xml:space="preserve">constitution/scripts/gates/cm_build_on_source_proven_not_test_side.sh</w:t>
+      </w:r>
+      <w:r>
+        <w:t xml:space="preserve"> </w:t>
+      </w:r>
+      <w:r>
+        <w:t xml:space="preserve">+ its paired</w:t>
+      </w:r>
+      <w:r>
+        <w:t xml:space="preserve"> </w:t>
+      </w:r>
+      <w:r>
+        <w:rPr>
+          <w:rStyle w:val="VerbatimChar"/>
+        </w:rPr>
+        <w:t xml:space="preserve">_mutation_test.sh</w:t>
+      </w:r>
+      <w:r>
+        <w:t xml:space="preserve">), as is</w:t>
+      </w:r>
+      <w:r>
+        <w:t xml:space="preserve"> </w:t>
+      </w:r>
+      <w:r>
+        <w:rPr>
+          <w:rStyle w:val="VerbatimChar"/>
+        </w:rPr>
+        <w:t xml:space="preserve">CM-VERSION-INCREMENT-ON-DEPLOY</w:t>
+      </w:r>
+      <w:r>
+        <w:t xml:space="preserve"> </w:t>
+      </w:r>
+      <w:r>
+        <w:t xml:space="preserve">(</w:t>
+      </w:r>
+      <w:r>
+        <w:rPr>
+          <w:rStyle w:val="VerbatimChar"/>
+        </w:rPr>
+        <w:t xml:space="preserve">constitution/scripts/gates/cm_version_increment_on_deploy.sh</w:t>
+      </w:r>
+      <w:r>
+        <w:t xml:space="preserve"> </w:t>
+      </w:r>
+      <w:r>
+        <w:t xml:space="preserve">+ its paired mutation test) — the prior "gate-code = separate work item" disclaimer for those two was stale and is corrected here. NEW recommended gate</w:t>
+      </w:r>
+      <w:r>
+        <w:t xml:space="preserve"> </w:t>
+      </w:r>
+      <w:r>
+        <w:rPr>
+          <w:rStyle w:val="VerbatimChar"/>
+        </w:rPr>
+        <w:t xml:space="preserve">CM-REVIEW-FINDING-CLASS-RECORDED</w:t>
+      </w:r>
+      <w:r>
+        <w:t xml:space="preserve"> </w:t>
+      </w:r>
+      <w:r>
+        <w:t xml:space="preserve">for clause (D) (FAIL: a batched-review verdict covering more than one slice/file with no per-slice verdict or no per-finding</w:t>
+      </w:r>
+      <w:r>
+        <w:t xml:space="preserve"> </w:t>
+      </w:r>
+      <w:r>
+        <w:rPr>
+          <w:rStyle w:val="VerbatimChar"/>
+        </w:rPr>
+        <w:t xml:space="preserve">finding_layer</w:t>
+      </w:r>
+      <w:r>
+        <w:t xml:space="preserve"> </w:t>
+      </w:r>
+      <w:r>
+        <w:t xml:space="preserve">recorded; FAIL: a slice marked build-eligible while any</w:t>
+      </w:r>
+      <w:r>
+        <w:t xml:space="preserve"> </w:t>
+      </w:r>
+      <w:r>
+        <w:rPr>
+          <w:rStyle w:val="VerbatimChar"/>
+        </w:rPr>
+        <w:t xml:space="preserve">source-defect</w:t>
+      </w:r>
+      <w:r>
+        <w:t xml:space="preserve"> </w:t>
+      </w:r>
+      <w:r>
+        <w:t xml:space="preserve">finding in it has not reached GO; FAIL: a</w:t>
+      </w:r>
+      <w:r>
+        <w:t xml:space="preserve"> </w:t>
+      </w:r>
+      <w:r>
+        <w:rPr>
+          <w:rStyle w:val="VerbatimChar"/>
+        </w:rPr>
+        <w:t xml:space="preserve">finding_layer</w:t>
+      </w:r>
+      <w:r>
+        <w:t xml:space="preserve"> </w:t>
+      </w:r>
+      <w:r>
+        <w:t xml:space="preserve">lowered by the producer without a fresh review round) + paired §1.1 mutation — gate-code = separate work item, NOT claimed shipped (§11.4.6/§11.4.227), registered as a tracked deferral in</w:t>
+      </w:r>
+      <w:r>
+        <w:t xml:space="preserve"> </w:t>
+      </w:r>
+      <w:r>
+        <w:rPr>
+          <w:rStyle w:val="VerbatimChar"/>
+        </w:rPr>
+        <w:t xml:space="preserve">constitution/scripts/gates/gate_ledger_deferrals.tsv</w:t>
+      </w:r>
+      <w:r>
+        <w:t xml:space="preserve">; it binds ADDITIVELY by computing whether the existing</w:t>
+      </w:r>
+      <w:r>
+        <w:t xml:space="preserve"> </w:t>
+      </w:r>
+      <w:r>
+        <w:rPr>
+          <w:rStyle w:val="VerbatimChar"/>
+        </w:rPr>
+        <w:t xml:space="preserve">source_review_go</w:t>
+      </w:r>
+      <w:r>
+        <w:t xml:space="preserve"> </w:t>
+      </w:r>
+      <w:r>
+        <w:t xml:space="preserve">marker may be written, never by modifying</w:t>
+      </w:r>
+      <w:r>
+        <w:t xml:space="preserve"> </w:t>
+      </w:r>
+      <w:r>
+        <w:rPr>
+          <w:rStyle w:val="VerbatimChar"/>
+        </w:rPr>
+        <w:t xml:space="preserve">cm_build_on_source_proven_not_test_side.sh</w:t>
+      </w:r>
+      <w:r>
+        <w:t xml:space="preserve">'s own tested logic. Clause (E) adds two recommended gates.</w:t>
+      </w:r>
+      <w:r>
+        <w:t xml:space="preserve"> </w:t>
+      </w:r>
+      <w:r>
+        <w:rPr>
+          <w:rStyle w:val="VerbatimChar"/>
+        </w:rPr>
+        <w:t xml:space="preserve">CM-GROUP-DEPLOY-FLASH-ALL-AND-LIVE-VERIFIED</w:t>
+      </w:r>
+      <w:r>
+        <w:t xml:space="preserve"> </w:t>
+      </w:r>
+      <w:r>
+        <w:t xml:space="preserve">(binds per (E.4) — every consumer with an official flash/deploy entry point, or a bound deploy ledger, for a device-targeted artifact; FAIL: such a consumer with no declared device-listing command (config error); a per-device SKIP code outside the consumer's §11.4.69 closed set; a lease-held device recorded as a §11.4.69 SKIP instead of DEFERRED; a device DEFERRED for more than its declared N consecutive builds with no escalation item; a group holding its GO that no completed covered image was ever flashed for; an enumerated device absent from the deploy record with no per-device FAIL or SKIP reason; a device flashed while ineligible for the image or without its lease; a flashed device with no §11.4.200 read-back; a contained item with no per-device live verdict or per-item SKIP-with-reason; a zero-device run recorded as PASS; golden-FALSE per §11.4.201(1): every available device flashed and read-back-verified with sanity and per-item verdicts present, every ineligible device recorded as a reasoned closed-set SKIP and every leased device as DEFERRED with its holder, and a consumer with no device-targeted flash/deploy entry point and no such bound ledger recorded N/A, does not fire) + paired §1.1 mutation (drop one enumerated serial from the deploy record, strip one item's live verdict, or record a zero-device run as PASS → the gate MUST FAIL) — gate-code NOT claimed shipped (§11.4.6 / §11.4.227), registered as tracked deferral OWED-GATE-114 in</w:t>
+      </w:r>
+      <w:r>
+        <w:t xml:space="preserve"> </w:t>
+      </w:r>
+      <w:r>
+        <w:rPr>
+          <w:rStyle w:val="VerbatimChar"/>
+        </w:rPr>
+        <w:t xml:space="preserve">constitution/scripts/gates/gate_ledger_deferrals.tsv</w:t>
+      </w:r>
+      <w:r>
+        <w:t xml:space="preserve">.</w:t>
+      </w:r>
+      <w:r>
+        <w:t xml:space="preserve"> </w:t>
+      </w:r>
+      <w:r>
+        <w:rPr>
+          <w:rStyle w:val="VerbatimChar"/>
+        </w:rPr>
+        <w:t xml:space="preserve">CM-VERSION-DECIMAL-CARRY</w:t>
+      </w:r>
+      <w:r>
+        <w:t xml:space="preserve"> </w:t>
+      </w:r>
+      <w:r>
+        <w:t xml:space="preserve">(the carry check is armed only for a gate config declaring a positional-digit</w:t>
+      </w:r>
+      <w:r>
+        <w:t xml:space="preserve"> </w:t>
+      </w:r>
+      <w:r>
+        <w:rPr>
+          <w:rStyle w:val="VerbatimChar"/>
+        </w:rPr>
+        <w:t xml:space="preserve">version_scheme</w:t>
+      </w:r>
+      <w:r>
+        <w:t xml:space="preserve">, and binds only ledger rows after its declared</w:t>
+      </w:r>
+      <w:r>
+        <w:t xml:space="preserve"> </w:t>
+      </w:r>
+      <w:r>
+        <w:rPr>
+          <w:rStyle w:val="VerbatimChar"/>
+        </w:rPr>
+        <w:t xml:space="preserve">carry_adoption_marker</w:t>
+      </w:r>
+      <w:r>
+        <w:t xml:space="preserve"> </w:t>
+      </w:r>
+      <w:r>
+        <w:t xml:space="preserve">when one is set; FAIL: such a row that breaks the (E.5) positional-digit id grammar — ANY dotted numeric group with a non-leftmost position that is not a single digit 0..9 or a leftmost leading zero (a suffix or build-metadata group included), two numeric runs joined by a single dash, or an owned group with a leading zero; UNDECLARED (distinct; a consuming release seam MUST treat it as blocking per §11.4.135 — no seam consumes the gate yet, an obligation each consuming project tracks per §11.4.197): a bound deploy ledger with no declared</w:t>
+      </w:r>
+      <w:r>
+        <w:t xml:space="preserve"> </w:t>
+      </w:r>
+      <w:r>
+        <w:rPr>
+          <w:rStyle w:val="VerbatimChar"/>
+        </w:rPr>
+        <w:t xml:space="preserve">version_scheme</w:t>
+      </w:r>
+      <w:r>
+        <w:t xml:space="preserve">, or a non-positional scheme with no</w:t>
+      </w:r>
+      <w:r>
+        <w:t xml:space="preserve"> </w:t>
+      </w:r>
+      <w:r>
+        <w:rPr>
+          <w:rStyle w:val="VerbatimChar"/>
+        </w:rPr>
+        <w:t xml:space="preserve">scheme_decision_ref</w:t>
+      </w:r>
+      <w:r>
+        <w:t xml:space="preserve">; golden-FALSE:</w:t>
+      </w:r>
+      <w:r>
+        <w:t xml:space="preserve"> </w:t>
+      </w:r>
+      <w:r>
+        <w:rPr>
+          <w:rStyle w:val="VerbatimChar"/>
+        </w:rPr>
+        <w:t xml:space="preserve">9.9.9 → 10.0.0</w:t>
+      </w:r>
+      <w:r>
+        <w:t xml:space="preserve">, opaque non-dotted ids, an EXPLICITLY declared non-positional scheme, and pre-marker rows do not fire; a declared marker absent from the ledger, a named config that is missing or unreadable, an unknown, duplicated or empty config key, or a ledger row that is not exactly two non-empty TAB-separated fields is a config error, never a silent pass or a SKIP) is IMPLEMENTED as an added check inside</w:t>
+      </w:r>
+      <w:r>
+        <w:t xml:space="preserve"> </w:t>
+      </w:r>
+      <w:r>
+        <w:rPr>
+          <w:rStyle w:val="VerbatimChar"/>
+        </w:rPr>
+        <w:t xml:space="preserve">constitution/scripts/gates/cm_version_increment_on_deploy.sh</w:t>
+      </w:r>
+      <w:r>
+        <w:t xml:space="preserve">, with its discriminators in the paired</w:t>
+      </w:r>
+      <w:r>
+        <w:t xml:space="preserve"> </w:t>
+      </w:r>
+      <w:r>
+        <w:rPr>
+          <w:rStyle w:val="VerbatimChar"/>
+        </w:rPr>
+        <w:t xml:space="preserve">cm_version_increment_on_deploy_mutation_test.sh</w:t>
+      </w:r>
+      <w:r>
+        <w:t xml:space="preserve"> </w:t>
+      </w:r>
+      <w:r>
+        <w:t xml:space="preserve">(RED observed before the check existed); every gate run prints machine-readable</w:t>
+      </w:r>
+      <w:r>
+        <w:t xml:space="preserve"> </w:t>
+      </w:r>
+      <w:r>
+        <w:rPr>
+          <w:rStyle w:val="VerbatimChar"/>
+        </w:rPr>
+        <w:t xml:space="preserve">VERDICT:</w:t>
+      </w:r>
+      <w:r>
+        <w:t xml:space="preserve"> </w:t>
+      </w:r>
+      <w:r>
+        <w:t xml:space="preserve">and</w:t>
+      </w:r>
+      <w:r>
+        <w:t xml:space="preserve"> </w:t>
+      </w:r>
+      <w:r>
+        <w:rPr>
+          <w:rStyle w:val="VerbatimChar"/>
+        </w:rPr>
+        <w:t xml:space="preserve">CARRY:</w:t>
+      </w:r>
+      <w:r>
+        <w:t xml:space="preserve"> </w:t>
+      </w:r>
+      <w:r>
+        <w:t xml:space="preserve">lines that callers MUST parse, and every VERDICT has its own exit code (0 PASS, 1 FAIL, 2 config error, 3 UNDECLARED, 4 SKIP) so a SKIP can never be read as a PASS — the exit code alone is ambiguous by design (0 covers CARRY PASS and CARRY SKIP; 1 covers a version-id collision and a carry failure), and the informational modes</w:t>
+      </w:r>
+      <w:r>
+        <w:t xml:space="preserve"> </w:t>
+      </w:r>
+      <w:r>
+        <w:rPr>
+          <w:rStyle w:val="VerbatimChar"/>
+        </w:rPr>
+        <w:t xml:space="preserve">--help</w:t>
+      </w:r>
+      <w:r>
+        <w:t xml:space="preserve"> </w:t>
+      </w:r>
+      <w:r>
+        <w:t xml:space="preserve">/</w:t>
+      </w:r>
+      <w:r>
+        <w:t xml:space="preserve"> </w:t>
+      </w:r>
+      <w:r>
+        <w:rPr>
+          <w:rStyle w:val="VerbatimChar"/>
+        </w:rPr>
+        <w:t xml:space="preserve">--print-example-config</w:t>
+      </w:r>
+      <w:r>
+        <w:t xml:space="preserve"> </w:t>
+      </w:r>
+      <w:r>
+        <w:t xml:space="preserve">exit 0 with NO verdict line and are refused unless used alone; honest scope: it proves no in-scope deployed id is in the no-carry form, not that each deploy used the immediate successor, and it SKIPs (exit 4, never the PASS code) only for a consumer that has bound no deploy ledger — which for a consumer bound by (E.4) is a config error at the release seam, per (E.5) — or whose bound ledger has no recorded deploys yet.</w:t>
+      </w:r>
+    </w:p>
+    <w:p>
+      <w:pPr>
+        <w:pStyle w:val="BodyText"/>
+      </w:pPr>
+      <w:r>
         <w:t xml:space="preserve">Non-compliance is a release blocker. No escape hatch — no</w:t>
       </w:r>
       <w:r>
@@ -21086,6 +25978,66 @@
           <w:rStyle w:val="VerbatimChar"/>
         </w:rPr>
         <w:t xml:space="preserve">--serialise-build-and-validate</w:t>
+      </w:r>
+      <w:r>
+        <w:t xml:space="preserve">,</w:t>
+      </w:r>
+      <w:r>
+        <w:t xml:space="preserve"> </w:t>
+      </w:r>
+      <w:r>
+        <w:rPr>
+          <w:rStyle w:val="VerbatimChar"/>
+        </w:rPr>
+        <w:t xml:space="preserve">--flash-one-device-only</w:t>
+      </w:r>
+      <w:r>
+        <w:t xml:space="preserve">,</w:t>
+      </w:r>
+      <w:r>
+        <w:t xml:space="preserve"> </w:t>
+      </w:r>
+      <w:r>
+        <w:rPr>
+          <w:rStyle w:val="VerbatimChar"/>
+        </w:rPr>
+        <w:t xml:space="preserve">--skip-live-item-verification</w:t>
+      </w:r>
+      <w:r>
+        <w:t xml:space="preserve">,</w:t>
+      </w:r>
+      <w:r>
+        <w:t xml:space="preserve"> </w:t>
+      </w:r>
+      <w:r>
+        <w:rPr>
+          <w:rStyle w:val="VerbatimChar"/>
+        </w:rPr>
+        <w:t xml:space="preserve">--zero-devices-is-pass</w:t>
+      </w:r>
+      <w:r>
+        <w:t xml:space="preserve">,</w:t>
+      </w:r>
+      <w:r>
+        <w:t xml:space="preserve"> </w:t>
+      </w:r>
+      <w:r>
+        <w:rPr>
+          <w:rStyle w:val="VerbatimChar"/>
+        </w:rPr>
+        <w:t xml:space="preserve">--hand-rolled-version-bump</w:t>
+      </w:r>
+      <w:r>
+        <w:t xml:space="preserve">,</w:t>
+      </w:r>
+      <w:r>
+        <w:t xml:space="preserve"> </w:t>
+      </w:r>
+      <w:r>
+        <w:rPr>
+          <w:rStyle w:val="VerbatimChar"/>
+        </w:rPr>
+        <w:t xml:space="preserve">--no-carry-version</w:t>
       </w:r>
       <w:r>
         <w:t xml:space="preserve">.</w:t>
@@ -34775,8 +39727,8 @@
     </w:pPr>
     <w:rPr>
       <w:rFonts w:asciiTheme="majorHAnsi" w:cstheme="majorBidi" w:eastAsiaTheme="majorEastAsia" w:hAnsiTheme="majorHAnsi"/>
-      <w:sz w:val="56"/>
-      <w:szCs w:val="56"/>
+      <w:sz w:val="40"/>
+      <w:szCs w:val="40"/>
     </w:rPr>
   </w:style>
   <w:style w:customStyle="1" w:styleId="TitleChar" w:type="character">
@@ -34910,8 +39862,8 @@
     <w:rPr>
       <w:rFonts w:asciiTheme="majorHAnsi" w:cstheme="majorBidi" w:eastAsiaTheme="majorEastAsia" w:hAnsiTheme="majorHAnsi"/>
       <w:color w:themeColor="accent1" w:themeShade="BF" w:val="0F4761"/>
-      <w:sz w:val="40"/>
-      <w:szCs w:val="40"/>
+      <w:sz w:val="32"/>
+      <w:szCs w:val="32"/>
     </w:rPr>
   </w:style>
   <w:style w:styleId="Heading2" w:type="paragraph">
@@ -34933,8 +39885,8 @@
     <w:rPr>
       <w:rFonts w:asciiTheme="majorHAnsi" w:cstheme="majorBidi" w:eastAsiaTheme="majorEastAsia" w:hAnsiTheme="majorHAnsi"/>
       <w:color w:themeColor="accent1" w:themeShade="BF" w:val="0F4761"/>
-      <w:sz w:val="32"/>
-      <w:szCs w:val="32"/>
+      <w:sz w:val="26"/>
+      <w:szCs w:val="26"/>
     </w:rPr>
   </w:style>
   <w:style w:styleId="Heading3" w:type="paragraph">
@@ -34956,8 +39908,8 @@
     <w:rPr>
       <w:rFonts w:cstheme="majorBidi" w:eastAsiaTheme="majorEastAsia"/>
       <w:color w:themeColor="accent1" w:themeShade="BF" w:val="0F4761"/>
-      <w:sz w:val="28"/>
-      <w:szCs w:val="28"/>
+      <w:sz w:val="24"/>
+      <w:szCs w:val="24"/>
     </w:rPr>
   </w:style>
   <w:style w:styleId="Heading4" w:type="paragraph">
@@ -34977,6 +39929,8 @@
       <w:outlineLvl w:val="3"/>
     </w:pPr>
     <w:rPr>
+      <w:sz w:val="22"/>
+      <w:szCs w:val="22"/>
       <w:rFonts w:cstheme="majorBidi" w:eastAsiaTheme="majorEastAsia"/>
       <w:i/>
       <w:iCs/>
